--- a/05-Mayo-Junio/Entregables/2026-06/02-Informe_Optimizacion_Rendimiento_BD_2026-06_INSTITUCIONAL.docx
+++ b/05-Mayo-Junio/Entregables/2026-06/02-Informe_Optimizacion_Rendimiento_BD_2026-06_INSTITUCIONAL.docx
@@ -13,7 +13,7 @@
         <w:rPr>
           <w:rFonts w:ascii="Calibri" w:eastAsia="Times New Roman" w:hAnsi="Calibri" w:cs="Calibri"/>
         </w:rPr>
-        <w:t>Informe de Optimización y Rendimiento de Bases de Datos</w:t>
+        <w:t>Acta de Cierre: Optimización y Rendimiento de Bases de Datos</w:t>
       </w:r>
     </w:p>
     <w:p>
@@ -107,7 +107,7 @@
         <w:rPr>
           <w:rFonts w:ascii="Calibri" w:eastAsia="Times New Roman" w:hAnsi="Calibri" w:cs="Calibri"/>
         </w:rPr>
-        <w:pict w14:anchorId="701BA52E">
+        <w:pict w14:anchorId="0118D037">
           <v:rect id="_x0000_i1025" style="width:0;height:1.5pt" o:hralign="center" o:hrstd="t" o:hr="t" fillcolor="#a0a0a0" stroked="f"/>
         </w:pict>
       </w:r>
@@ -141,7 +141,7 @@
           <w:sz w:val="22"/>
           <w:szCs w:val="22"/>
         </w:rPr>
-        <w:t>Documentar los resultados finales del trimestre en materia de optimización de rendimiento y cargas transaccionales hacia bases de datos. Durante junio, el foco resolutivo recayó sobre la Plataforma de Inteligencia Analítica (MUSEMS), remediando cuellos de botella criptográficos que afectaban la validación asíncrona contra Oracle 19c.</w:t>
+        <w:t>Documentar los resultados finales y la transferencia tecnológica en materia de optimización de rendimiento y cargas transaccionales para la Plataforma de Inteligencia Analítica (MUSEMS). Este documento certifica la consolidación estructural de la capa de datos en su versión *Release Candidate 1 (RC1)*, desplegada y validada en el ambiente de Aseguramiento de Calidad (QA).</w:t>
       </w:r>
     </w:p>
     <w:p>
@@ -155,7 +155,7 @@
         <w:rPr>
           <w:rFonts w:ascii="Calibri" w:eastAsia="Times New Roman" w:hAnsi="Calibri" w:cs="Calibri"/>
         </w:rPr>
-        <w:t>2. Resultados Consolidados de Junio</w:t>
+        <w:t>2. Consolidación de Arquitectura de Datos (Oracle 19c)</w:t>
       </w:r>
     </w:p>
     <w:p>
@@ -169,7 +169,7 @@
         <w:rPr>
           <w:rFonts w:ascii="Calibri" w:eastAsia="Times New Roman" w:hAnsi="Calibri" w:cs="Calibri"/>
         </w:rPr>
-        <w:t>2.1 Refactorización de Capa de Autenticación (Issue #55)</w:t>
+        <w:t>2.1 Refactorización de Capa de Autenticación</w:t>
       </w:r>
     </w:p>
     <w:p>
@@ -187,7 +187,7 @@
           <w:sz w:val="22"/>
           <w:szCs w:val="22"/>
         </w:rPr>
-        <w:t xml:space="preserve">Se abordó un problema estructural que amenazaba el rendimiento del sistema en picos de concurrencia. Se eliminó la dependencia obsoleta </w:t>
+        <w:t xml:space="preserve">La base de datos y la capa transaccional se entregan habiendo mitigado definitivamente los cuellos de botella detectados en ciclos anteriores. Se erradicó el uso de la dependencia obsoleta </w:t>
       </w:r>
       <w:r>
         <w:rPr>
@@ -201,7 +201,7 @@
           <w:sz w:val="22"/>
           <w:szCs w:val="22"/>
         </w:rPr>
-        <w:t xml:space="preserve">, la cual incrementaba el procesamiento en CPU al validar credenciales, reemplazándose con el uso directo de </w:t>
+        <w:t xml:space="preserve"> sustituyéndola por </w:t>
       </w:r>
       <w:r>
         <w:rPr>
@@ -215,11 +215,39 @@
           <w:sz w:val="22"/>
           <w:szCs w:val="22"/>
         </w:rPr>
-        <w:t xml:space="preserve"> nativo. </w:t>
+        <w:t xml:space="preserve"> nativo, lo que alivió considerablemente la carga de estrés criptográfico (CPU) durante las peticiones asíncronas de validación de hashes sobre la tabla </w:t>
+      </w:r>
+      <w:r>
+        <w:rPr>
+          <w:rStyle w:val="CdigoHTML"/>
+        </w:rPr>
+        <w:t>CTMU061_USUARIO</w:t>
+      </w:r>
+      <w:r>
+        <w:rPr>
+          <w:rFonts w:ascii="Calibri" w:hAnsi="Calibri" w:cs="Calibri"/>
+          <w:sz w:val="22"/>
+          <w:szCs w:val="22"/>
+        </w:rPr>
+        <w:t>.</w:t>
       </w:r>
     </w:p>
     <w:p>
       <w:pPr>
+        <w:pStyle w:val="Ttulo3"/>
+        <w:rPr>
+          <w:rFonts w:ascii="Calibri" w:eastAsia="Times New Roman" w:hAnsi="Calibri" w:cs="Calibri"/>
+        </w:rPr>
+      </w:pPr>
+      <w:r>
+        <w:rPr>
+          <w:rFonts w:ascii="Calibri" w:eastAsia="Times New Roman" w:hAnsi="Calibri" w:cs="Calibri"/>
+        </w:rPr>
+        <w:t>2.2 Expansión del Modelado Analítico</w:t>
+      </w:r>
+    </w:p>
+    <w:p>
+      <w:pPr>
         <w:pStyle w:val="NormalWeb"/>
         <w:rPr>
           <w:rFonts w:ascii="Calibri" w:hAnsi="Calibri" w:cs="Calibri"/>
@@ -233,13 +261,13 @@
           <w:sz w:val="22"/>
           <w:szCs w:val="22"/>
         </w:rPr>
-        <w:t xml:space="preserve">Este ajuste minimizó los ciclos de cómputo en la validación asíncrona de hashes contra los registros de la tabla </w:t>
+        <w:t xml:space="preserve">Se transfieren a la base de conocimiento 9 (nueve) vistas lógicas altamente optimizadas que sustentan la plataforma BI. Destaca la inclusión e indexación de la 9ª vista analítica, </w:t>
       </w:r>
       <w:r>
         <w:rPr>
           <w:rStyle w:val="CdigoHTML"/>
         </w:rPr>
-        <w:t>CTMU061_USUARIO</w:t>
+        <w:t>VW_BI_MUSEMS_HISTORICO_CURP</w:t>
       </w:r>
       <w:r>
         <w:rPr>
@@ -247,7 +275,7 @@
           <w:sz w:val="22"/>
           <w:szCs w:val="22"/>
         </w:rPr>
-        <w:t xml:space="preserve"> en la base de datos, garantizando una respuesta eficiente.</w:t>
+        <w:t>, certificada y documentada formalmente en el *Diccionario de Datos Institucional*.</w:t>
       </w:r>
     </w:p>
     <w:p>
@@ -261,7 +289,7 @@
         <w:rPr>
           <w:rFonts w:ascii="Calibri" w:eastAsia="Times New Roman" w:hAnsi="Calibri" w:cs="Calibri"/>
         </w:rPr>
-        <w:t>2.2 Optimización de Pruebas Unitarias</w:t>
+        <w:t>2.3 Resiliencia y Concurrencia (QA)</w:t>
       </w:r>
     </w:p>
     <w:p>
@@ -279,13 +307,13 @@
           <w:sz w:val="22"/>
           <w:szCs w:val="22"/>
         </w:rPr>
-        <w:t xml:space="preserve">Se solucionó una falla crítica en la recolección de pruebas (*collection phase* de </w:t>
+        <w:t>La infraestructura entregada en QA (</w:t>
       </w:r>
       <w:r>
         <w:rPr>
           <w:rStyle w:val="CdigoHTML"/>
         </w:rPr>
-        <w:t>pytest</w:t>
+        <w:t>168.255.101.67:1530/MUSEMSD</w:t>
       </w:r>
       <w:r>
         <w:rPr>
@@ -293,12 +321,40 @@
           <w:sz w:val="22"/>
           <w:szCs w:val="22"/>
         </w:rPr>
-        <w:t>) que mantenía interacciones activas con la base de datos durante la fase de carga estática de los módulos. Al aislar correctamente los módulos de prueba, se liberó estrés innecesario sobre la base de datos Oracle durante los ciclos de CI en desarrollo.</w:t>
+        <w:t xml:space="preserve">, esquema </w:t>
+      </w:r>
+      <w:r>
+        <w:rPr>
+          <w:rStyle w:val="CdigoHTML"/>
+        </w:rPr>
+        <w:t>MUSEMSQA</w:t>
+      </w:r>
+      <w:r>
+        <w:rPr>
+          <w:rFonts w:ascii="Calibri" w:hAnsi="Calibri" w:cs="Calibri"/>
+          <w:sz w:val="22"/>
+          <w:szCs w:val="22"/>
+        </w:rPr>
+        <w:t xml:space="preserve">) fue probada bajo condiciones de concurrencia mediante el aprovisionamiento de un *Thin Mode Pool* configurado en la capa de </w:t>
+      </w:r>
+      <w:r>
+        <w:rPr>
+          <w:rStyle w:val="CdigoHTML"/>
+        </w:rPr>
+        <w:t>oracledb</w:t>
+      </w:r>
+      <w:r>
+        <w:rPr>
+          <w:rFonts w:ascii="Calibri" w:hAnsi="Calibri" w:cs="Calibri"/>
+          <w:sz w:val="22"/>
+          <w:szCs w:val="22"/>
+        </w:rPr>
+        <w:t>. Esta configuración garantiza un balance óptimo de transacciones sin monopolizar los hilos (*threads*) del servidor de base de datos de la SEP.</w:t>
       </w:r>
     </w:p>
     <w:p>
       <w:pPr>
-        <w:pStyle w:val="Ttulo3"/>
+        <w:pStyle w:val="Ttulo2"/>
         <w:rPr>
           <w:rFonts w:ascii="Calibri" w:eastAsia="Times New Roman" w:hAnsi="Calibri" w:cs="Calibri"/>
         </w:rPr>
@@ -307,7 +363,7 @@
         <w:rPr>
           <w:rFonts w:ascii="Calibri" w:eastAsia="Times New Roman" w:hAnsi="Calibri" w:cs="Calibri"/>
         </w:rPr>
-        <w:t>2.3 Resiliencia en Conexión</w:t>
+        <w:t>3. Instructivo Técnico y Riesgos Operativos</w:t>
       </w:r>
     </w:p>
     <w:p>
@@ -325,58 +381,7 @@
           <w:sz w:val="22"/>
           <w:szCs w:val="22"/>
         </w:rPr>
-        <w:t xml:space="preserve">La configuración final del *connection pool* de </w:t>
-      </w:r>
-      <w:r>
-        <w:rPr>
-          <w:rStyle w:val="CdigoHTML"/>
-        </w:rPr>
-        <w:t>oracledb</w:t>
-      </w:r>
-      <w:r>
-        <w:rPr>
-          <w:rFonts w:ascii="Calibri" w:hAnsi="Calibri" w:cs="Calibri"/>
-          <w:sz w:val="22"/>
-          <w:szCs w:val="22"/>
-        </w:rPr>
-        <w:t xml:space="preserve"> fue verificada para el release final (RC1) desplegado en la IP </w:t>
-      </w:r>
-      <w:r>
-        <w:rPr>
-          <w:rStyle w:val="CdigoHTML"/>
-        </w:rPr>
-        <w:t>168.255.101.67:1530/MUSEMSD</w:t>
-      </w:r>
-      <w:r>
-        <w:rPr>
-          <w:rFonts w:ascii="Calibri" w:hAnsi="Calibri" w:cs="Calibri"/>
-          <w:sz w:val="22"/>
-          <w:szCs w:val="22"/>
-        </w:rPr>
-        <w:t xml:space="preserve">. Se aseguró que el flujo backend gestione el </w:t>
-      </w:r>
-      <w:r>
-        <w:rPr>
-          <w:rFonts w:ascii="Calibri" w:hAnsi="Calibri" w:cs="Calibri"/>
-          <w:sz w:val="22"/>
-          <w:szCs w:val="22"/>
-        </w:rPr>
-        <w:lastRenderedPageBreak/>
-        <w:t>*Thin Mode Pool* sin saturar las sesiones en Oracle, permitiendo transacciones concurrentes seguras y de baja latencia.</w:t>
-      </w:r>
-    </w:p>
-    <w:p>
-      <w:pPr>
-        <w:pStyle w:val="Ttulo2"/>
-        <w:rPr>
-          <w:rFonts w:ascii="Calibri" w:eastAsia="Times New Roman" w:hAnsi="Calibri" w:cs="Calibri"/>
-        </w:rPr>
-      </w:pPr>
-      <w:r>
-        <w:rPr>
-          <w:rFonts w:ascii="Calibri" w:eastAsia="Times New Roman" w:hAnsi="Calibri" w:cs="Calibri"/>
-        </w:rPr>
-        <w:t>3. Riesgos Remanentes y Conclusiones</w:t>
+        <w:t>La solución se entrega estabilizada. No obstante, se extienden las siguientes recomendaciones de mantenimiento para el equipo receptor:</w:t>
       </w:r>
     </w:p>
     <w:p>
@@ -395,76 +400,69 @@
           <w:rStyle w:val="Fuerte"/>
           <w:rFonts w:ascii="Calibri" w:eastAsia="Times New Roman" w:hAnsi="Calibri" w:cs="Calibri"/>
         </w:rPr>
-        <w:t>Riesgos Mitigados:</w:t>
+        <w:t>Tuning Avanzado:</w:t>
       </w:r>
       <w:r>
         <w:rPr>
           <w:rFonts w:ascii="Calibri" w:eastAsia="Times New Roman" w:hAnsi="Calibri" w:cs="Calibri"/>
         </w:rPr>
-        <w:t xml:space="preserve"> El sistema ya no presenta vulnerabilidades de degradación de servicio a nivel de base de datos provocadas por ineficiencias criptográficas. Se ha logrado un rendimiento óptimo en la ruta crítica del *login*.</w:t>
+        <w:t xml:space="preserve"> Efectuar una auditoría periódica de ejecución (</w:t>
+      </w:r>
+      <w:r>
+        <w:rPr>
+          <w:rStyle w:val="CdigoHTML"/>
+        </w:rPr>
+        <w:t>EXPLAIN PLAN</w:t>
+      </w:r>
+      <w:r>
+        <w:rPr>
+          <w:rFonts w:ascii="Calibri" w:eastAsia="Times New Roman" w:hAnsi="Calibri" w:cs="Calibri"/>
+        </w:rPr>
+        <w:t xml:space="preserve">) sobre las vistas más pesadas (como </w:t>
+      </w:r>
+      <w:r>
+        <w:rPr>
+          <w:rStyle w:val="CdigoHTML"/>
+        </w:rPr>
+        <w:t>VW_BI_MUSEMS_REINSCRIPCIONES</w:t>
+      </w:r>
+      <w:r>
+        <w:rPr>
+          <w:rFonts w:ascii="Calibri" w:eastAsia="Times New Roman" w:hAnsi="Calibri" w:cs="Calibri"/>
+        </w:rPr>
+        <w:t>) si el volumen de datos ingestados en Producción sobrepasa los márgenes esperados para evitar retrasos en el renderizado del front-end.</w:t>
       </w:r>
     </w:p>
     <w:p>
       <w:pPr>
-        <w:numPr>
-          <w:ilvl w:val="0"/>
-          <w:numId w:val="13"/>
-        </w:numPr>
-        <w:spacing w:before="100" w:beforeAutospacing="1" w:after="100" w:afterAutospacing="1" w:line="240" w:lineRule="auto"/>
+        <w:pStyle w:val="Ttulo2"/>
         <w:rPr>
           <w:rFonts w:ascii="Calibri" w:eastAsia="Times New Roman" w:hAnsi="Calibri" w:cs="Calibri"/>
         </w:rPr>
       </w:pPr>
       <w:r>
         <w:rPr>
-          <w:rStyle w:val="Fuerte"/>
           <w:rFonts w:ascii="Calibri" w:eastAsia="Times New Roman" w:hAnsi="Calibri" w:cs="Calibri"/>
         </w:rPr>
-        <w:t>Riesgo Operativo Futuro:</w:t>
-      </w:r>
-      <w:r>
-        <w:rPr>
-          <w:rFonts w:ascii="Calibri" w:eastAsia="Times New Roman" w:hAnsi="Calibri" w:cs="Calibri"/>
-        </w:rPr>
-        <w:t xml:space="preserve"> Como pendiente (Backlog QA), se recomienda ejecutar un </w:t>
-      </w:r>
-      <w:r>
-        <w:rPr>
-          <w:rStyle w:val="CdigoHTML"/>
-        </w:rPr>
-        <w:t>EXPLAIN PLAN</w:t>
-      </w:r>
-      <w:r>
-        <w:rPr>
-          <w:rFonts w:ascii="Calibri" w:eastAsia="Times New Roman" w:hAnsi="Calibri" w:cs="Calibri"/>
-        </w:rPr>
-        <w:t xml:space="preserve"> en Oracle sobre la vista analítica </w:t>
-      </w:r>
-      <w:r>
-        <w:rPr>
-          <w:rStyle w:val="CdigoHTML"/>
-        </w:rPr>
-        <w:t>VW_BI_MUSEMS_REINSCRIPCIONES</w:t>
-      </w:r>
-      <w:r>
-        <w:rPr>
-          <w:rFonts w:ascii="Calibri" w:eastAsia="Times New Roman" w:hAnsi="Calibri" w:cs="Calibri"/>
-        </w:rPr>
-        <w:t xml:space="preserve"> en producción para afinar la indexación en caso de observarse lentitud al graficar trayectorias extensas.</w:t>
+        <w:t>4. Inventario de Entregables Finales (Handover Tecnológico)</w:t>
       </w:r>
     </w:p>
     <w:p>
       <w:pPr>
-        <w:pStyle w:val="Ttulo2"/>
-        <w:rPr>
-          <w:rFonts w:ascii="Calibri" w:eastAsia="Times New Roman" w:hAnsi="Calibri" w:cs="Calibri"/>
+        <w:pStyle w:val="NormalWeb"/>
+        <w:rPr>
+          <w:rFonts w:ascii="Calibri" w:hAnsi="Calibri" w:cs="Calibri"/>
+          <w:sz w:val="22"/>
+          <w:szCs w:val="22"/>
         </w:rPr>
       </w:pPr>
       <w:r>
         <w:rPr>
-          <w:rFonts w:ascii="Calibri" w:eastAsia="Times New Roman" w:hAnsi="Calibri" w:cs="Calibri"/>
-        </w:rPr>
-        <w:t>4. Próximos Pasos Posteriores a Junio</w:t>
+          <w:rFonts w:ascii="Calibri" w:hAnsi="Calibri" w:cs="Calibri"/>
+          <w:sz w:val="22"/>
+          <w:szCs w:val="22"/>
+        </w:rPr>
+        <w:t>Como acta de cierre operativo para el área de bases de datos, se transfiere:</w:t>
       </w:r>
     </w:p>
     <w:p>
@@ -482,7 +480,19 @@
         <w:rPr>
           <w:rFonts w:ascii="Calibri" w:eastAsia="Times New Roman" w:hAnsi="Calibri" w:cs="Calibri"/>
         </w:rPr>
-        <w:t>Monitorear en producción (QA y PROD) los tiempos de respuesta bajo carga viva sobre las vistas analíticas de negocio de MUSEMS.</w:t>
+        <w:t xml:space="preserve">Acervo DDL completo en el directorio </w:t>
+      </w:r>
+      <w:r>
+        <w:rPr>
+          <w:rStyle w:val="CdigoHTML"/>
+        </w:rPr>
+        <w:t>00-Central_Data_Base/</w:t>
+      </w:r>
+      <w:r>
+        <w:rPr>
+          <w:rFonts w:ascii="Calibri" w:eastAsia="Times New Roman" w:hAnsi="Calibri" w:cs="Calibri"/>
+        </w:rPr>
+        <w:t>.</w:t>
       </w:r>
     </w:p>
     <w:p>
@@ -500,11 +510,29 @@
         <w:rPr>
           <w:rFonts w:ascii="Calibri" w:eastAsia="Times New Roman" w:hAnsi="Calibri" w:cs="Calibri"/>
         </w:rPr>
-        <w:t>Aplicar las estrategias de índices sobre las tablas maestras si se detectan latencias superiores a 1.5 segundos en la interfaz.</w:t>
+        <w:t xml:space="preserve">Entregable CMMI (09) </w:t>
+      </w:r>
+      <w:r>
+        <w:rPr>
+          <w:rStyle w:val="Fuerte"/>
+          <w:rFonts w:ascii="Calibri" w:eastAsia="Times New Roman" w:hAnsi="Calibri" w:cs="Calibri"/>
+        </w:rPr>
+        <w:t>Diagrama Entidad Relación</w:t>
+      </w:r>
+      <w:r>
+        <w:rPr>
+          <w:rFonts w:ascii="Calibri" w:eastAsia="Times New Roman" w:hAnsi="Calibri" w:cs="Calibri"/>
+        </w:rPr>
+        <w:t>, generado e incrustado automáticamente con renderizado en alta definición.</w:t>
       </w:r>
     </w:p>
     <w:p>
       <w:pPr>
+        <w:numPr>
+          <w:ilvl w:val="0"/>
+          <w:numId w:val="14"/>
+        </w:numPr>
+        <w:spacing w:before="100" w:beforeAutospacing="1" w:after="100" w:afterAutospacing="1" w:line="240" w:lineRule="auto"/>
         <w:rPr>
           <w:rFonts w:ascii="Calibri" w:eastAsia="Times New Roman" w:hAnsi="Calibri" w:cs="Calibri"/>
         </w:rPr>
@@ -513,9 +541,20 @@
         <w:rPr>
           <w:rFonts w:ascii="Calibri" w:eastAsia="Times New Roman" w:hAnsi="Calibri" w:cs="Calibri"/>
         </w:rPr>
-        <w:pict w14:anchorId="6F9CCA26">
-          <v:rect id="_x0000_i1026" style="width:0;height:1.5pt" o:hralign="center" o:hrstd="t" o:hr="t" fillcolor="#a0a0a0" stroked="f"/>
-        </w:pict>
+        <w:t xml:space="preserve">Entregable CMMI (10) </w:t>
+      </w:r>
+      <w:r>
+        <w:rPr>
+          <w:rStyle w:val="Fuerte"/>
+          <w:rFonts w:ascii="Calibri" w:eastAsia="Times New Roman" w:hAnsi="Calibri" w:cs="Calibri"/>
+        </w:rPr>
+        <w:t>Diccionario de Datos</w:t>
+      </w:r>
+      <w:r>
+        <w:rPr>
+          <w:rFonts w:ascii="Calibri" w:eastAsia="Times New Roman" w:hAnsi="Calibri" w:cs="Calibri"/>
+        </w:rPr>
+        <w:t>, cubriendo integralmente todas las entidades transaccionales y las 9 vistas analíticas oficiales.</w:t>
       </w:r>
     </w:p>
     <w:p>
@@ -529,30 +568,11 @@
       </w:pPr>
       <w:r>
         <w:rPr>
-          <w:rStyle w:val="Fuerte"/>
           <w:rFonts w:ascii="Calibri" w:hAnsi="Calibri" w:cs="Calibri"/>
           <w:sz w:val="22"/>
           <w:szCs w:val="22"/>
         </w:rPr>
-        <w:t>Comentarios adicionales:</w:t>
-      </w:r>
-    </w:p>
-    <w:p>
-      <w:pPr>
-        <w:pStyle w:val="NormalWeb"/>
-        <w:rPr>
-          <w:rFonts w:ascii="Calibri" w:hAnsi="Calibri" w:cs="Calibri"/>
-          <w:sz w:val="22"/>
-          <w:szCs w:val="22"/>
-        </w:rPr>
-      </w:pPr>
-      <w:r>
-        <w:rPr>
-          <w:rFonts w:ascii="Calibri" w:hAnsi="Calibri" w:cs="Calibri"/>
-          <w:sz w:val="22"/>
-          <w:szCs w:val="22"/>
-        </w:rPr>
-        <w:t>El trimestre se cierra confirmando que la infraestructura de datos en MUSEMS ha sido entregada estable y escalable, eliminando dependencias tóxicas y preservando el performance de lectura y validación.</w:t>
+        <w:t>La capa de datos se considera oficialmente entregada, trazable y operativa.</w:t>
       </w:r>
     </w:p>
     <w:p>
@@ -1986,7 +2006,6 @@
           <w:sz w:val="26"/>
           <w:szCs w:val="26"/>
         </w:rPr>
-        <w:lastRenderedPageBreak/>
         <w:t>2. Actividades Realizadas</w:t>
       </w:r>
       <w:bookmarkEnd w:id="2"/>
@@ -2382,6 +2401,7 @@
                 <w:rFonts w:asciiTheme="minorHAnsi" w:hAnsiTheme="minorHAnsi"/>
                 <w:color w:val="auto"/>
               </w:rPr>
+              <w:lastRenderedPageBreak/>
               <w:t>Sistema de Recursos Humanos</w:t>
             </w:r>
           </w:p>
@@ -2911,7 +2931,6 @@
                 <w:rFonts w:asciiTheme="minorHAnsi" w:hAnsiTheme="minorHAnsi"/>
                 <w:color w:val="auto"/>
               </w:rPr>
-              <w:lastRenderedPageBreak/>
               <w:t>Fuente de Datos</w:t>
             </w:r>
           </w:p>
@@ -3800,7 +3819,6 @@
                 <w:rFonts w:asciiTheme="minorHAnsi" w:hAnsiTheme="minorHAnsi"/>
                 <w:color w:val="auto"/>
               </w:rPr>
-              <w:lastRenderedPageBreak/>
               <w:t>Reunión con responsables</w:t>
             </w:r>
           </w:p>
@@ -4465,7 +4483,6 @@
           <w:rFonts w:asciiTheme="minorHAnsi" w:hAnsiTheme="minorHAnsi"/>
           <w:color w:val="auto"/>
         </w:rPr>
-        <w:lastRenderedPageBreak/>
         <w:t>Elaboración de un plan de seguimiento y mejora.</w:t>
       </w:r>
     </w:p>
@@ -5300,7 +5317,6 @@
           <w:sz w:val="26"/>
           <w:szCs w:val="26"/>
         </w:rPr>
-        <w:lastRenderedPageBreak/>
         <w:t>2.7 Ejemplo de Informe Estructurado</w:t>
       </w:r>
       <w:bookmarkEnd w:id="11"/>
@@ -5865,7 +5881,6 @@
           <w:rFonts w:asciiTheme="minorHAnsi" w:hAnsiTheme="minorHAnsi"/>
           <w:color w:val="auto"/>
         </w:rPr>
-        <w:lastRenderedPageBreak/>
         <w:t>Sección 5: Recomendaciones finales</w:t>
       </w:r>
     </w:p>
@@ -6141,7 +6156,6 @@
           <w:sz w:val="26"/>
           <w:szCs w:val="26"/>
         </w:rPr>
-        <w:lastRenderedPageBreak/>
         <w:t>3</w:t>
       </w:r>
       <w:r>
@@ -7307,6 +7321,155 @@
     </w:lvl>
   </w:abstractNum>
   <w:abstractNum w:abstractNumId="8" w15:restartNumberingAfterBreak="0">
+    <w:nsid w:val="071031D2"/>
+    <w:multiLevelType w:val="multilevel"/>
+    <w:tmpl w:val="6EC877C8"/>
+    <w:lvl w:ilvl="0">
+      <w:start w:val="1"/>
+      <w:numFmt w:val="bullet"/>
+      <w:lvlText w:val=""/>
+      <w:lvlJc w:val="left"/>
+      <w:pPr>
+        <w:tabs>
+          <w:tab w:val="num" w:pos="720"/>
+        </w:tabs>
+        <w:ind w:left="720" w:hanging="360"/>
+      </w:pPr>
+      <w:rPr>
+        <w:rFonts w:ascii="Symbol" w:hAnsi="Symbol" w:hint="default"/>
+        <w:sz w:val="20"/>
+      </w:rPr>
+    </w:lvl>
+    <w:lvl w:ilvl="1" w:tentative="1">
+      <w:start w:val="1"/>
+      <w:numFmt w:val="bullet"/>
+      <w:lvlText w:val="o"/>
+      <w:lvlJc w:val="left"/>
+      <w:pPr>
+        <w:tabs>
+          <w:tab w:val="num" w:pos="1440"/>
+        </w:tabs>
+        <w:ind w:left="1440" w:hanging="360"/>
+      </w:pPr>
+      <w:rPr>
+        <w:rFonts w:ascii="Courier New" w:hAnsi="Courier New" w:hint="default"/>
+        <w:sz w:val="20"/>
+      </w:rPr>
+    </w:lvl>
+    <w:lvl w:ilvl="2" w:tentative="1">
+      <w:start w:val="1"/>
+      <w:numFmt w:val="bullet"/>
+      <w:lvlText w:val=""/>
+      <w:lvlJc w:val="left"/>
+      <w:pPr>
+        <w:tabs>
+          <w:tab w:val="num" w:pos="2160"/>
+        </w:tabs>
+        <w:ind w:left="2160" w:hanging="360"/>
+      </w:pPr>
+      <w:rPr>
+        <w:rFonts w:ascii="Wingdings" w:hAnsi="Wingdings" w:hint="default"/>
+        <w:sz w:val="20"/>
+      </w:rPr>
+    </w:lvl>
+    <w:lvl w:ilvl="3" w:tentative="1">
+      <w:start w:val="1"/>
+      <w:numFmt w:val="bullet"/>
+      <w:lvlText w:val=""/>
+      <w:lvlJc w:val="left"/>
+      <w:pPr>
+        <w:tabs>
+          <w:tab w:val="num" w:pos="2880"/>
+        </w:tabs>
+        <w:ind w:left="2880" w:hanging="360"/>
+      </w:pPr>
+      <w:rPr>
+        <w:rFonts w:ascii="Wingdings" w:hAnsi="Wingdings" w:hint="default"/>
+        <w:sz w:val="20"/>
+      </w:rPr>
+    </w:lvl>
+    <w:lvl w:ilvl="4" w:tentative="1">
+      <w:start w:val="1"/>
+      <w:numFmt w:val="bullet"/>
+      <w:lvlText w:val=""/>
+      <w:lvlJc w:val="left"/>
+      <w:pPr>
+        <w:tabs>
+          <w:tab w:val="num" w:pos="3600"/>
+        </w:tabs>
+        <w:ind w:left="3600" w:hanging="360"/>
+      </w:pPr>
+      <w:rPr>
+        <w:rFonts w:ascii="Wingdings" w:hAnsi="Wingdings" w:hint="default"/>
+        <w:sz w:val="20"/>
+      </w:rPr>
+    </w:lvl>
+    <w:lvl w:ilvl="5" w:tentative="1">
+      <w:start w:val="1"/>
+      <w:numFmt w:val="bullet"/>
+      <w:lvlText w:val=""/>
+      <w:lvlJc w:val="left"/>
+      <w:pPr>
+        <w:tabs>
+          <w:tab w:val="num" w:pos="4320"/>
+        </w:tabs>
+        <w:ind w:left="4320" w:hanging="360"/>
+      </w:pPr>
+      <w:rPr>
+        <w:rFonts w:ascii="Wingdings" w:hAnsi="Wingdings" w:hint="default"/>
+        <w:sz w:val="20"/>
+      </w:rPr>
+    </w:lvl>
+    <w:lvl w:ilvl="6" w:tentative="1">
+      <w:start w:val="1"/>
+      <w:numFmt w:val="bullet"/>
+      <w:lvlText w:val=""/>
+      <w:lvlJc w:val="left"/>
+      <w:pPr>
+        <w:tabs>
+          <w:tab w:val="num" w:pos="5040"/>
+        </w:tabs>
+        <w:ind w:left="5040" w:hanging="360"/>
+      </w:pPr>
+      <w:rPr>
+        <w:rFonts w:ascii="Wingdings" w:hAnsi="Wingdings" w:hint="default"/>
+        <w:sz w:val="20"/>
+      </w:rPr>
+    </w:lvl>
+    <w:lvl w:ilvl="7" w:tentative="1">
+      <w:start w:val="1"/>
+      <w:numFmt w:val="bullet"/>
+      <w:lvlText w:val=""/>
+      <w:lvlJc w:val="left"/>
+      <w:pPr>
+        <w:tabs>
+          <w:tab w:val="num" w:pos="5760"/>
+        </w:tabs>
+        <w:ind w:left="5760" w:hanging="360"/>
+      </w:pPr>
+      <w:rPr>
+        <w:rFonts w:ascii="Wingdings" w:hAnsi="Wingdings" w:hint="default"/>
+        <w:sz w:val="20"/>
+      </w:rPr>
+    </w:lvl>
+    <w:lvl w:ilvl="8" w:tentative="1">
+      <w:start w:val="1"/>
+      <w:numFmt w:val="bullet"/>
+      <w:lvlText w:val=""/>
+      <w:lvlJc w:val="left"/>
+      <w:pPr>
+        <w:tabs>
+          <w:tab w:val="num" w:pos="6480"/>
+        </w:tabs>
+        <w:ind w:left="6480" w:hanging="360"/>
+      </w:pPr>
+      <w:rPr>
+        <w:rFonts w:ascii="Wingdings" w:hAnsi="Wingdings" w:hint="default"/>
+        <w:sz w:val="20"/>
+      </w:rPr>
+    </w:lvl>
+  </w:abstractNum>
+  <w:abstractNum w:abstractNumId="9" w15:restartNumberingAfterBreak="0">
     <w:nsid w:val="14A24D95"/>
     <w:multiLevelType w:val="hybridMultilevel"/>
     <w:tmpl w:val="0EDC7788"/>
@@ -7419,7 +7582,156 @@
       </w:rPr>
     </w:lvl>
   </w:abstractNum>
-  <w:abstractNum w:abstractNumId="9" w15:restartNumberingAfterBreak="0">
+  <w:abstractNum w:abstractNumId="10" w15:restartNumberingAfterBreak="0">
+    <w:nsid w:val="19CF44D7"/>
+    <w:multiLevelType w:val="multilevel"/>
+    <w:tmpl w:val="4A9E0D26"/>
+    <w:lvl w:ilvl="0">
+      <w:start w:val="1"/>
+      <w:numFmt w:val="bullet"/>
+      <w:lvlText w:val=""/>
+      <w:lvlJc w:val="left"/>
+      <w:pPr>
+        <w:tabs>
+          <w:tab w:val="num" w:pos="720"/>
+        </w:tabs>
+        <w:ind w:left="720" w:hanging="360"/>
+      </w:pPr>
+      <w:rPr>
+        <w:rFonts w:ascii="Symbol" w:hAnsi="Symbol" w:hint="default"/>
+        <w:sz w:val="20"/>
+      </w:rPr>
+    </w:lvl>
+    <w:lvl w:ilvl="1" w:tentative="1">
+      <w:start w:val="1"/>
+      <w:numFmt w:val="bullet"/>
+      <w:lvlText w:val="o"/>
+      <w:lvlJc w:val="left"/>
+      <w:pPr>
+        <w:tabs>
+          <w:tab w:val="num" w:pos="1440"/>
+        </w:tabs>
+        <w:ind w:left="1440" w:hanging="360"/>
+      </w:pPr>
+      <w:rPr>
+        <w:rFonts w:ascii="Courier New" w:hAnsi="Courier New" w:hint="default"/>
+        <w:sz w:val="20"/>
+      </w:rPr>
+    </w:lvl>
+    <w:lvl w:ilvl="2" w:tentative="1">
+      <w:start w:val="1"/>
+      <w:numFmt w:val="bullet"/>
+      <w:lvlText w:val=""/>
+      <w:lvlJc w:val="left"/>
+      <w:pPr>
+        <w:tabs>
+          <w:tab w:val="num" w:pos="2160"/>
+        </w:tabs>
+        <w:ind w:left="2160" w:hanging="360"/>
+      </w:pPr>
+      <w:rPr>
+        <w:rFonts w:ascii="Wingdings" w:hAnsi="Wingdings" w:hint="default"/>
+        <w:sz w:val="20"/>
+      </w:rPr>
+    </w:lvl>
+    <w:lvl w:ilvl="3" w:tentative="1">
+      <w:start w:val="1"/>
+      <w:numFmt w:val="bullet"/>
+      <w:lvlText w:val=""/>
+      <w:lvlJc w:val="left"/>
+      <w:pPr>
+        <w:tabs>
+          <w:tab w:val="num" w:pos="2880"/>
+        </w:tabs>
+        <w:ind w:left="2880" w:hanging="360"/>
+      </w:pPr>
+      <w:rPr>
+        <w:rFonts w:ascii="Wingdings" w:hAnsi="Wingdings" w:hint="default"/>
+        <w:sz w:val="20"/>
+      </w:rPr>
+    </w:lvl>
+    <w:lvl w:ilvl="4" w:tentative="1">
+      <w:start w:val="1"/>
+      <w:numFmt w:val="bullet"/>
+      <w:lvlText w:val=""/>
+      <w:lvlJc w:val="left"/>
+      <w:pPr>
+        <w:tabs>
+          <w:tab w:val="num" w:pos="3600"/>
+        </w:tabs>
+        <w:ind w:left="3600" w:hanging="360"/>
+      </w:pPr>
+      <w:rPr>
+        <w:rFonts w:ascii="Wingdings" w:hAnsi="Wingdings" w:hint="default"/>
+        <w:sz w:val="20"/>
+      </w:rPr>
+    </w:lvl>
+    <w:lvl w:ilvl="5" w:tentative="1">
+      <w:start w:val="1"/>
+      <w:numFmt w:val="bullet"/>
+      <w:lvlText w:val=""/>
+      <w:lvlJc w:val="left"/>
+      <w:pPr>
+        <w:tabs>
+          <w:tab w:val="num" w:pos="4320"/>
+        </w:tabs>
+        <w:ind w:left="4320" w:hanging="360"/>
+      </w:pPr>
+      <w:rPr>
+        <w:rFonts w:ascii="Wingdings" w:hAnsi="Wingdings" w:hint="default"/>
+        <w:sz w:val="20"/>
+      </w:rPr>
+    </w:lvl>
+    <w:lvl w:ilvl="6" w:tentative="1">
+      <w:start w:val="1"/>
+      <w:numFmt w:val="bullet"/>
+      <w:lvlText w:val=""/>
+      <w:lvlJc w:val="left"/>
+      <w:pPr>
+        <w:tabs>
+          <w:tab w:val="num" w:pos="5040"/>
+        </w:tabs>
+        <w:ind w:left="5040" w:hanging="360"/>
+      </w:pPr>
+      <w:rPr>
+        <w:rFonts w:ascii="Wingdings" w:hAnsi="Wingdings" w:hint="default"/>
+        <w:sz w:val="20"/>
+      </w:rPr>
+    </w:lvl>
+    <w:lvl w:ilvl="7" w:tentative="1">
+      <w:start w:val="1"/>
+      <w:numFmt w:val="bullet"/>
+      <w:lvlText w:val=""/>
+      <w:lvlJc w:val="left"/>
+      <w:pPr>
+        <w:tabs>
+          <w:tab w:val="num" w:pos="5760"/>
+        </w:tabs>
+        <w:ind w:left="5760" w:hanging="360"/>
+      </w:pPr>
+      <w:rPr>
+        <w:rFonts w:ascii="Wingdings" w:hAnsi="Wingdings" w:hint="default"/>
+        <w:sz w:val="20"/>
+      </w:rPr>
+    </w:lvl>
+    <w:lvl w:ilvl="8" w:tentative="1">
+      <w:start w:val="1"/>
+      <w:numFmt w:val="bullet"/>
+      <w:lvlText w:val=""/>
+      <w:lvlJc w:val="left"/>
+      <w:pPr>
+        <w:tabs>
+          <w:tab w:val="num" w:pos="6480"/>
+        </w:tabs>
+        <w:ind w:left="6480" w:hanging="360"/>
+      </w:pPr>
+      <w:rPr>
+        <w:rFonts w:ascii="Wingdings" w:hAnsi="Wingdings" w:hint="default"/>
+        <w:sz w:val="20"/>
+      </w:rPr>
+    </w:lvl>
+  </w:abstractNum>
+  <w:abstractNum w:abstractNumId="11" w15:restartNumberingAfterBreak="0">
     <w:nsid w:val="28FF771F"/>
     <w:multiLevelType w:val="hybridMultilevel"/>
     <w:tmpl w:val="660C7888"/>
@@ -7532,156 +7844,7 @@
       </w:rPr>
     </w:lvl>
   </w:abstractNum>
-  <w:abstractNum w:abstractNumId="10" w15:restartNumberingAfterBreak="0">
-    <w:nsid w:val="4539510F"/>
-    <w:multiLevelType w:val="multilevel"/>
-    <w:tmpl w:val="FEA0C8BC"/>
-    <w:lvl w:ilvl="0">
-      <w:start w:val="1"/>
-      <w:numFmt w:val="bullet"/>
-      <w:lvlText w:val=""/>
-      <w:lvlJc w:val="left"/>
-      <w:pPr>
-        <w:tabs>
-          <w:tab w:val="num" w:pos="720"/>
-        </w:tabs>
-        <w:ind w:left="720" w:hanging="360"/>
-      </w:pPr>
-      <w:rPr>
-        <w:rFonts w:ascii="Symbol" w:hAnsi="Symbol" w:hint="default"/>
-        <w:sz w:val="20"/>
-      </w:rPr>
-    </w:lvl>
-    <w:lvl w:ilvl="1" w:tentative="1">
-      <w:start w:val="1"/>
-      <w:numFmt w:val="bullet"/>
-      <w:lvlText w:val="o"/>
-      <w:lvlJc w:val="left"/>
-      <w:pPr>
-        <w:tabs>
-          <w:tab w:val="num" w:pos="1440"/>
-        </w:tabs>
-        <w:ind w:left="1440" w:hanging="360"/>
-      </w:pPr>
-      <w:rPr>
-        <w:rFonts w:ascii="Courier New" w:hAnsi="Courier New" w:hint="default"/>
-        <w:sz w:val="20"/>
-      </w:rPr>
-    </w:lvl>
-    <w:lvl w:ilvl="2" w:tentative="1">
-      <w:start w:val="1"/>
-      <w:numFmt w:val="bullet"/>
-      <w:lvlText w:val=""/>
-      <w:lvlJc w:val="left"/>
-      <w:pPr>
-        <w:tabs>
-          <w:tab w:val="num" w:pos="2160"/>
-        </w:tabs>
-        <w:ind w:left="2160" w:hanging="360"/>
-      </w:pPr>
-      <w:rPr>
-        <w:rFonts w:ascii="Wingdings" w:hAnsi="Wingdings" w:hint="default"/>
-        <w:sz w:val="20"/>
-      </w:rPr>
-    </w:lvl>
-    <w:lvl w:ilvl="3" w:tentative="1">
-      <w:start w:val="1"/>
-      <w:numFmt w:val="bullet"/>
-      <w:lvlText w:val=""/>
-      <w:lvlJc w:val="left"/>
-      <w:pPr>
-        <w:tabs>
-          <w:tab w:val="num" w:pos="2880"/>
-        </w:tabs>
-        <w:ind w:left="2880" w:hanging="360"/>
-      </w:pPr>
-      <w:rPr>
-        <w:rFonts w:ascii="Wingdings" w:hAnsi="Wingdings" w:hint="default"/>
-        <w:sz w:val="20"/>
-      </w:rPr>
-    </w:lvl>
-    <w:lvl w:ilvl="4" w:tentative="1">
-      <w:start w:val="1"/>
-      <w:numFmt w:val="bullet"/>
-      <w:lvlText w:val=""/>
-      <w:lvlJc w:val="left"/>
-      <w:pPr>
-        <w:tabs>
-          <w:tab w:val="num" w:pos="3600"/>
-        </w:tabs>
-        <w:ind w:left="3600" w:hanging="360"/>
-      </w:pPr>
-      <w:rPr>
-        <w:rFonts w:ascii="Wingdings" w:hAnsi="Wingdings" w:hint="default"/>
-        <w:sz w:val="20"/>
-      </w:rPr>
-    </w:lvl>
-    <w:lvl w:ilvl="5" w:tentative="1">
-      <w:start w:val="1"/>
-      <w:numFmt w:val="bullet"/>
-      <w:lvlText w:val=""/>
-      <w:lvlJc w:val="left"/>
-      <w:pPr>
-        <w:tabs>
-          <w:tab w:val="num" w:pos="4320"/>
-        </w:tabs>
-        <w:ind w:left="4320" w:hanging="360"/>
-      </w:pPr>
-      <w:rPr>
-        <w:rFonts w:ascii="Wingdings" w:hAnsi="Wingdings" w:hint="default"/>
-        <w:sz w:val="20"/>
-      </w:rPr>
-    </w:lvl>
-    <w:lvl w:ilvl="6" w:tentative="1">
-      <w:start w:val="1"/>
-      <w:numFmt w:val="bullet"/>
-      <w:lvlText w:val=""/>
-      <w:lvlJc w:val="left"/>
-      <w:pPr>
-        <w:tabs>
-          <w:tab w:val="num" w:pos="5040"/>
-        </w:tabs>
-        <w:ind w:left="5040" w:hanging="360"/>
-      </w:pPr>
-      <w:rPr>
-        <w:rFonts w:ascii="Wingdings" w:hAnsi="Wingdings" w:hint="default"/>
-        <w:sz w:val="20"/>
-      </w:rPr>
-    </w:lvl>
-    <w:lvl w:ilvl="7" w:tentative="1">
-      <w:start w:val="1"/>
-      <w:numFmt w:val="bullet"/>
-      <w:lvlText w:val=""/>
-      <w:lvlJc w:val="left"/>
-      <w:pPr>
-        <w:tabs>
-          <w:tab w:val="num" w:pos="5760"/>
-        </w:tabs>
-        <w:ind w:left="5760" w:hanging="360"/>
-      </w:pPr>
-      <w:rPr>
-        <w:rFonts w:ascii="Wingdings" w:hAnsi="Wingdings" w:hint="default"/>
-        <w:sz w:val="20"/>
-      </w:rPr>
-    </w:lvl>
-    <w:lvl w:ilvl="8" w:tentative="1">
-      <w:start w:val="1"/>
-      <w:numFmt w:val="bullet"/>
-      <w:lvlText w:val=""/>
-      <w:lvlJc w:val="left"/>
-      <w:pPr>
-        <w:tabs>
-          <w:tab w:val="num" w:pos="6480"/>
-        </w:tabs>
-        <w:ind w:left="6480" w:hanging="360"/>
-      </w:pPr>
-      <w:rPr>
-        <w:rFonts w:ascii="Wingdings" w:hAnsi="Wingdings" w:hint="default"/>
-        <w:sz w:val="20"/>
-      </w:rPr>
-    </w:lvl>
-  </w:abstractNum>
-  <w:abstractNum w:abstractNumId="11" w15:restartNumberingAfterBreak="0">
+  <w:abstractNum w:abstractNumId="12" w15:restartNumberingAfterBreak="0">
     <w:nsid w:val="52D74056"/>
     <w:multiLevelType w:val="hybridMultilevel"/>
     <w:tmpl w:val="F8E884D6"/>
@@ -7770,7 +7933,7 @@
       </w:pPr>
     </w:lvl>
   </w:abstractNum>
-  <w:abstractNum w:abstractNumId="12" w15:restartNumberingAfterBreak="0">
+  <w:abstractNum w:abstractNumId="13" w15:restartNumberingAfterBreak="0">
     <w:nsid w:val="53C20551"/>
     <w:multiLevelType w:val="hybridMultilevel"/>
     <w:tmpl w:val="9EBC212E"/>
@@ -7857,155 +8020,6 @@
       <w:pPr>
         <w:ind w:left="6480" w:hanging="180"/>
       </w:pPr>
-    </w:lvl>
-  </w:abstractNum>
-  <w:abstractNum w:abstractNumId="13" w15:restartNumberingAfterBreak="0">
-    <w:nsid w:val="5AC7506F"/>
-    <w:multiLevelType w:val="multilevel"/>
-    <w:tmpl w:val="D92C0C9A"/>
-    <w:lvl w:ilvl="0">
-      <w:start w:val="1"/>
-      <w:numFmt w:val="bullet"/>
-      <w:lvlText w:val=""/>
-      <w:lvlJc w:val="left"/>
-      <w:pPr>
-        <w:tabs>
-          <w:tab w:val="num" w:pos="720"/>
-        </w:tabs>
-        <w:ind w:left="720" w:hanging="360"/>
-      </w:pPr>
-      <w:rPr>
-        <w:rFonts w:ascii="Symbol" w:hAnsi="Symbol" w:hint="default"/>
-        <w:sz w:val="20"/>
-      </w:rPr>
-    </w:lvl>
-    <w:lvl w:ilvl="1" w:tentative="1">
-      <w:start w:val="1"/>
-      <w:numFmt w:val="bullet"/>
-      <w:lvlText w:val="o"/>
-      <w:lvlJc w:val="left"/>
-      <w:pPr>
-        <w:tabs>
-          <w:tab w:val="num" w:pos="1440"/>
-        </w:tabs>
-        <w:ind w:left="1440" w:hanging="360"/>
-      </w:pPr>
-      <w:rPr>
-        <w:rFonts w:ascii="Courier New" w:hAnsi="Courier New" w:hint="default"/>
-        <w:sz w:val="20"/>
-      </w:rPr>
-    </w:lvl>
-    <w:lvl w:ilvl="2" w:tentative="1">
-      <w:start w:val="1"/>
-      <w:numFmt w:val="bullet"/>
-      <w:lvlText w:val=""/>
-      <w:lvlJc w:val="left"/>
-      <w:pPr>
-        <w:tabs>
-          <w:tab w:val="num" w:pos="2160"/>
-        </w:tabs>
-        <w:ind w:left="2160" w:hanging="360"/>
-      </w:pPr>
-      <w:rPr>
-        <w:rFonts w:ascii="Wingdings" w:hAnsi="Wingdings" w:hint="default"/>
-        <w:sz w:val="20"/>
-      </w:rPr>
-    </w:lvl>
-    <w:lvl w:ilvl="3" w:tentative="1">
-      <w:start w:val="1"/>
-      <w:numFmt w:val="bullet"/>
-      <w:lvlText w:val=""/>
-      <w:lvlJc w:val="left"/>
-      <w:pPr>
-        <w:tabs>
-          <w:tab w:val="num" w:pos="2880"/>
-        </w:tabs>
-        <w:ind w:left="2880" w:hanging="360"/>
-      </w:pPr>
-      <w:rPr>
-        <w:rFonts w:ascii="Wingdings" w:hAnsi="Wingdings" w:hint="default"/>
-        <w:sz w:val="20"/>
-      </w:rPr>
-    </w:lvl>
-    <w:lvl w:ilvl="4" w:tentative="1">
-      <w:start w:val="1"/>
-      <w:numFmt w:val="bullet"/>
-      <w:lvlText w:val=""/>
-      <w:lvlJc w:val="left"/>
-      <w:pPr>
-        <w:tabs>
-          <w:tab w:val="num" w:pos="3600"/>
-        </w:tabs>
-        <w:ind w:left="3600" w:hanging="360"/>
-      </w:pPr>
-      <w:rPr>
-        <w:rFonts w:ascii="Wingdings" w:hAnsi="Wingdings" w:hint="default"/>
-        <w:sz w:val="20"/>
-      </w:rPr>
-    </w:lvl>
-    <w:lvl w:ilvl="5" w:tentative="1">
-      <w:start w:val="1"/>
-      <w:numFmt w:val="bullet"/>
-      <w:lvlText w:val=""/>
-      <w:lvlJc w:val="left"/>
-      <w:pPr>
-        <w:tabs>
-          <w:tab w:val="num" w:pos="4320"/>
-        </w:tabs>
-        <w:ind w:left="4320" w:hanging="360"/>
-      </w:pPr>
-      <w:rPr>
-        <w:rFonts w:ascii="Wingdings" w:hAnsi="Wingdings" w:hint="default"/>
-        <w:sz w:val="20"/>
-      </w:rPr>
-    </w:lvl>
-    <w:lvl w:ilvl="6" w:tentative="1">
-      <w:start w:val="1"/>
-      <w:numFmt w:val="bullet"/>
-      <w:lvlText w:val=""/>
-      <w:lvlJc w:val="left"/>
-      <w:pPr>
-        <w:tabs>
-          <w:tab w:val="num" w:pos="5040"/>
-        </w:tabs>
-        <w:ind w:left="5040" w:hanging="360"/>
-      </w:pPr>
-      <w:rPr>
-        <w:rFonts w:ascii="Wingdings" w:hAnsi="Wingdings" w:hint="default"/>
-        <w:sz w:val="20"/>
-      </w:rPr>
-    </w:lvl>
-    <w:lvl w:ilvl="7" w:tentative="1">
-      <w:start w:val="1"/>
-      <w:numFmt w:val="bullet"/>
-      <w:lvlText w:val=""/>
-      <w:lvlJc w:val="left"/>
-      <w:pPr>
-        <w:tabs>
-          <w:tab w:val="num" w:pos="5760"/>
-        </w:tabs>
-        <w:ind w:left="5760" w:hanging="360"/>
-      </w:pPr>
-      <w:rPr>
-        <w:rFonts w:ascii="Wingdings" w:hAnsi="Wingdings" w:hint="default"/>
-        <w:sz w:val="20"/>
-      </w:rPr>
-    </w:lvl>
-    <w:lvl w:ilvl="8" w:tentative="1">
-      <w:start w:val="1"/>
-      <w:numFmt w:val="bullet"/>
-      <w:lvlText w:val=""/>
-      <w:lvlJc w:val="left"/>
-      <w:pPr>
-        <w:tabs>
-          <w:tab w:val="num" w:pos="6480"/>
-        </w:tabs>
-        <w:ind w:left="6480" w:hanging="360"/>
-      </w:pPr>
-      <w:rPr>
-        <w:rFonts w:ascii="Wingdings" w:hAnsi="Wingdings" w:hint="default"/>
-        <w:sz w:val="20"/>
-      </w:rPr>
     </w:lvl>
   </w:abstractNum>
   <w:num w:numId="1" w16cid:durableId="761797777">
@@ -8027,28 +8041,28 @@
     <w:abstractNumId w:val="0"/>
   </w:num>
   <w:num w:numId="7" w16cid:durableId="767509364">
-    <w:abstractNumId w:val="11"/>
+    <w:abstractNumId w:val="12"/>
   </w:num>
   <w:num w:numId="8" w16cid:durableId="1187519976">
-    <w:abstractNumId w:val="8"/>
+    <w:abstractNumId w:val="9"/>
   </w:num>
   <w:num w:numId="9" w16cid:durableId="774518276">
     <w:abstractNumId w:val="7"/>
   </w:num>
   <w:num w:numId="10" w16cid:durableId="2009867063">
-    <w:abstractNumId w:val="9"/>
+    <w:abstractNumId w:val="11"/>
   </w:num>
   <w:num w:numId="11" w16cid:durableId="1924602666">
-    <w:abstractNumId w:val="12"/>
+    <w:abstractNumId w:val="13"/>
   </w:num>
   <w:num w:numId="12" w16cid:durableId="2021344936">
     <w:abstractNumId w:val="2"/>
   </w:num>
-  <w:num w:numId="13" w16cid:durableId="708408486">
+  <w:num w:numId="13" w16cid:durableId="1591233908">
+    <w:abstractNumId w:val="8"/>
+  </w:num>
+  <w:num w:numId="14" w16cid:durableId="1538465481">
     <w:abstractNumId w:val="10"/>
-  </w:num>
-  <w:num w:numId="14" w16cid:durableId="1979528653">
-    <w:abstractNumId w:val="13"/>
   </w:num>
   <w:numIdMacAtCleanup w:val="10"/>
 </w:numbering>
@@ -19705,7 +19719,7 @@
     <w:uiPriority w:val="99"/>
     <w:semiHidden/>
     <w:unhideWhenUsed/>
-    <w:rsid w:val="0092312D"/>
+    <w:rsid w:val="006F3547"/>
     <w:pPr>
       <w:spacing w:before="100" w:beforeAutospacing="1" w:after="100" w:afterAutospacing="1" w:line="240" w:lineRule="auto"/>
     </w:pPr>
@@ -19723,7 +19737,7 @@
     <w:uiPriority w:val="99"/>
     <w:semiHidden/>
     <w:unhideWhenUsed/>
-    <w:rsid w:val="0092312D"/>
+    <w:rsid w:val="006F3547"/>
     <w:rPr>
       <w:rFonts w:ascii="Courier New" w:eastAsiaTheme="minorEastAsia" w:hAnsi="Courier New" w:cs="Courier New"/>
       <w:sz w:val="20"/>

--- a/05-Mayo-Junio/Entregables/2026-06/02-Informe_Optimizacion_Rendimiento_BD_2026-06_INSTITUCIONAL.docx
+++ b/05-Mayo-Junio/Entregables/2026-06/02-Informe_Optimizacion_Rendimiento_BD_2026-06_INSTITUCIONAL.docx
@@ -13,7 +13,7 @@
         <w:rPr>
           <w:rFonts w:ascii="Calibri" w:eastAsia="Times New Roman" w:hAnsi="Calibri" w:cs="Calibri"/>
         </w:rPr>
-        <w:t>Acta de Cierre: Optimización y Rendimiento de Bases de Datos</w:t>
+        <w:t>Acta de Cierre: Optimización, Arquitectura y Rendimiento de Bases de Datos (MUSEMS)</w:t>
       </w:r>
     </w:p>
     <w:p>
@@ -32,7 +32,7 @@
           <w:sz w:val="22"/>
           <w:szCs w:val="22"/>
         </w:rPr>
-        <w:t>Mes:</w:t>
+        <w:t>Mes de Corte:</w:t>
       </w:r>
       <w:r>
         <w:rPr>
@@ -59,7 +59,7 @@
           <w:sz w:val="22"/>
           <w:szCs w:val="22"/>
         </w:rPr>
-        <w:t>Responsable:</w:t>
+        <w:t>Periodo Abarcado:</w:t>
       </w:r>
       <w:r>
         <w:rPr>
@@ -67,7 +67,7 @@
           <w:sz w:val="22"/>
           <w:szCs w:val="22"/>
         </w:rPr>
-        <w:t xml:space="preserve"> Victor Manuel Lelo de Larea Polanco </w:t>
+        <w:t xml:space="preserve"> Abril - Mayo - Junio 2026 </w:t>
       </w:r>
     </w:p>
     <w:p>
@@ -86,7 +86,7 @@
           <w:sz w:val="22"/>
           <w:szCs w:val="22"/>
         </w:rPr>
-        <w:t>Área:</w:t>
+        <w:t>Responsable:</w:t>
       </w:r>
       <w:r>
         <w:rPr>
@@ -94,36 +94,7 @@
           <w:sz w:val="22"/>
           <w:szCs w:val="22"/>
         </w:rPr>
-        <w:t xml:space="preserve"> Coordinación de Proyectos de TI</w:t>
-      </w:r>
-    </w:p>
-    <w:p>
-      <w:pPr>
-        <w:rPr>
-          <w:rFonts w:ascii="Calibri" w:eastAsia="Times New Roman" w:hAnsi="Calibri" w:cs="Calibri"/>
-        </w:rPr>
-      </w:pPr>
-      <w:r>
-        <w:rPr>
-          <w:rFonts w:ascii="Calibri" w:eastAsia="Times New Roman" w:hAnsi="Calibri" w:cs="Calibri"/>
-        </w:rPr>
-        <w:pict w14:anchorId="0118D037">
-          <v:rect id="_x0000_i1025" style="width:0;height:1.5pt" o:hralign="center" o:hrstd="t" o:hr="t" fillcolor="#a0a0a0" stroked="f"/>
-        </w:pict>
-      </w:r>
-    </w:p>
-    <w:p>
-      <w:pPr>
-        <w:pStyle w:val="Ttulo2"/>
-        <w:rPr>
-          <w:rFonts w:ascii="Calibri" w:eastAsia="Times New Roman" w:hAnsi="Calibri" w:cs="Calibri"/>
-        </w:rPr>
-      </w:pPr>
-      <w:r>
-        <w:rPr>
-          <w:rFonts w:ascii="Calibri" w:eastAsia="Times New Roman" w:hAnsi="Calibri" w:cs="Calibri"/>
-        </w:rPr>
-        <w:t>1. Objeto del Entregable</w:t>
+        <w:t xml:space="preserve"> Victor Manuel Lelo de Larrea Polanco </w:t>
       </w:r>
     </w:p>
     <w:p>
@@ -137,77 +108,39 @@
       </w:pPr>
       <w:r>
         <w:rPr>
+          <w:rStyle w:val="Fuerte"/>
           <w:rFonts w:ascii="Calibri" w:hAnsi="Calibri" w:cs="Calibri"/>
           <w:sz w:val="22"/>
           <w:szCs w:val="22"/>
         </w:rPr>
-        <w:t>Documentar los resultados finales y la transferencia tecnológica en materia de optimización de rendimiento y cargas transaccionales para la Plataforma de Inteligencia Analítica (MUSEMS). Este documento certifica la consolidación estructural de la capa de datos en su versión *Release Candidate 1 (RC1)*, desplegada y validada en el ambiente de Aseguramiento de Calidad (QA).</w:t>
-      </w:r>
-    </w:p>
-    <w:p>
-      <w:pPr>
-        <w:pStyle w:val="Ttulo2"/>
-        <w:rPr>
-          <w:rFonts w:ascii="Calibri" w:eastAsia="Times New Roman" w:hAnsi="Calibri" w:cs="Calibri"/>
-        </w:rPr>
-      </w:pPr>
-      <w:r>
-        <w:rPr>
-          <w:rFonts w:ascii="Calibri" w:eastAsia="Times New Roman" w:hAnsi="Calibri" w:cs="Calibri"/>
-        </w:rPr>
-        <w:t>2. Consolidación de Arquitectura de Datos (Oracle 19c)</w:t>
-      </w:r>
-    </w:p>
-    <w:p>
-      <w:pPr>
-        <w:pStyle w:val="Ttulo3"/>
-        <w:rPr>
-          <w:rFonts w:ascii="Calibri" w:eastAsia="Times New Roman" w:hAnsi="Calibri" w:cs="Calibri"/>
-        </w:rPr>
-      </w:pPr>
-      <w:r>
-        <w:rPr>
-          <w:rFonts w:ascii="Calibri" w:eastAsia="Times New Roman" w:hAnsi="Calibri" w:cs="Calibri"/>
-        </w:rPr>
-        <w:t>2.1 Refactorización de Capa de Autenticación</w:t>
-      </w:r>
-    </w:p>
-    <w:p>
-      <w:pPr>
-        <w:pStyle w:val="NormalWeb"/>
+        <w:t>Área:</w:t>
+      </w:r>
+      <w:r>
         <w:rPr>
           <w:rFonts w:ascii="Calibri" w:hAnsi="Calibri" w:cs="Calibri"/>
           <w:sz w:val="22"/>
           <w:szCs w:val="22"/>
         </w:rPr>
-      </w:pPr>
-      <w:r>
+        <w:t xml:space="preserve"> Coordinación de Proyectos de TI </w:t>
+      </w:r>
+    </w:p>
+    <w:p>
+      <w:pPr>
+        <w:pStyle w:val="NormalWeb"/>
         <w:rPr>
           <w:rFonts w:ascii="Calibri" w:hAnsi="Calibri" w:cs="Calibri"/>
           <w:sz w:val="22"/>
           <w:szCs w:val="22"/>
         </w:rPr>
-        <w:t xml:space="preserve">La base de datos y la capa transaccional se entregan habiendo mitigado definitivamente los cuellos de botella detectados en ciclos anteriores. Se erradicó el uso de la dependencia obsoleta </w:t>
-      </w:r>
-      <w:r>
-        <w:rPr>
-          <w:rStyle w:val="CdigoHTML"/>
-        </w:rPr>
-        <w:t>passlib</w:t>
-      </w:r>
-      <w:r>
-        <w:rPr>
+      </w:pPr>
+      <w:r>
+        <w:rPr>
+          <w:rStyle w:val="Fuerte"/>
           <w:rFonts w:ascii="Calibri" w:hAnsi="Calibri" w:cs="Calibri"/>
           <w:sz w:val="22"/>
           <w:szCs w:val="22"/>
         </w:rPr>
-        <w:t xml:space="preserve"> sustituyéndola por </w:t>
-      </w:r>
-      <w:r>
-        <w:rPr>
-          <w:rStyle w:val="CdigoHTML"/>
-        </w:rPr>
-        <w:t>bcrypt</w:t>
+        <w:t>Clasificación:</w:t>
       </w:r>
       <w:r>
         <w:rPr>
@@ -215,59 +148,63 @@
           <w:sz w:val="22"/>
           <w:szCs w:val="22"/>
         </w:rPr>
-        <w:t xml:space="preserve"> nativo, lo que alivió considerablemente la carga de estrés criptográfico (CPU) durante las peticiones asíncronas de validación de hashes sobre la tabla </w:t>
-      </w:r>
-      <w:r>
-        <w:rPr>
-          <w:rStyle w:val="CdigoHTML"/>
-        </w:rPr>
-        <w:t>CTMU061_USUARIO</w:t>
-      </w:r>
-      <w:r>
+        <w:t xml:space="preserve"> Confidencial / Acta de Transferencia Tecnológica Definitiva </w:t>
+      </w:r>
+    </w:p>
+    <w:p>
+      <w:pPr>
+        <w:rPr>
+          <w:rFonts w:ascii="Calibri" w:eastAsia="Times New Roman" w:hAnsi="Calibri" w:cs="Calibri"/>
+        </w:rPr>
+      </w:pPr>
+      <w:r>
+        <w:rPr>
+          <w:rFonts w:ascii="Calibri" w:eastAsia="Times New Roman" w:hAnsi="Calibri" w:cs="Calibri"/>
+        </w:rPr>
+        <w:pict w14:anchorId="27493BC4">
+          <v:rect id="_x0000_i1025" style="width:0;height:1.5pt" o:hralign="center" o:hrstd="t" o:hr="t" fillcolor="#a0a0a0" stroked="f"/>
+        </w:pict>
+      </w:r>
+    </w:p>
+    <w:p>
+      <w:pPr>
+        <w:pStyle w:val="Ttulo2"/>
+        <w:rPr>
+          <w:rFonts w:ascii="Calibri" w:eastAsia="Times New Roman" w:hAnsi="Calibri" w:cs="Calibri"/>
+        </w:rPr>
+      </w:pPr>
+      <w:r>
+        <w:rPr>
+          <w:rFonts w:ascii="Calibri" w:eastAsia="Times New Roman" w:hAnsi="Calibri" w:cs="Calibri"/>
+        </w:rPr>
+        <w:t>1. Declaración Definitiva de Cierre Operativo</w:t>
+      </w:r>
+    </w:p>
+    <w:p>
+      <w:pPr>
+        <w:pStyle w:val="NormalWeb"/>
         <w:rPr>
           <w:rFonts w:ascii="Calibri" w:hAnsi="Calibri" w:cs="Calibri"/>
           <w:sz w:val="22"/>
           <w:szCs w:val="22"/>
         </w:rPr>
-        <w:t>.</w:t>
-      </w:r>
-    </w:p>
-    <w:p>
-      <w:pPr>
-        <w:pStyle w:val="Ttulo3"/>
-        <w:rPr>
-          <w:rFonts w:ascii="Calibri" w:eastAsia="Times New Roman" w:hAnsi="Calibri" w:cs="Calibri"/>
-        </w:rPr>
-      </w:pPr>
-      <w:r>
-        <w:rPr>
-          <w:rFonts w:ascii="Calibri" w:eastAsia="Times New Roman" w:hAnsi="Calibri" w:cs="Calibri"/>
-        </w:rPr>
-        <w:t>2.2 Expansión del Modelado Analítico</w:t>
-      </w:r>
-    </w:p>
-    <w:p>
-      <w:pPr>
-        <w:pStyle w:val="NormalWeb"/>
+      </w:pPr>
+      <w:r>
         <w:rPr>
           <w:rFonts w:ascii="Calibri" w:hAnsi="Calibri" w:cs="Calibri"/>
           <w:sz w:val="22"/>
           <w:szCs w:val="22"/>
         </w:rPr>
-      </w:pPr>
-      <w:r>
-        <w:rPr>
+        <w:t xml:space="preserve">El presente documento constituye el acta oficial e inventario técnico correspondiente a la capa de persistencia y bases de datos del sistema </w:t>
+      </w:r>
+      <w:r>
+        <w:rPr>
+          <w:rStyle w:val="Fuerte"/>
           <w:rFonts w:ascii="Calibri" w:hAnsi="Calibri" w:cs="Calibri"/>
           <w:sz w:val="22"/>
           <w:szCs w:val="22"/>
         </w:rPr>
-        <w:t xml:space="preserve">Se transfieren a la base de conocimiento 9 (nueve) vistas lógicas altamente optimizadas que sustentan la plataforma BI. Destaca la inclusión e indexación de la 9ª vista analítica, </w:t>
-      </w:r>
-      <w:r>
-        <w:rPr>
-          <w:rStyle w:val="CdigoHTML"/>
-        </w:rPr>
-        <w:t>VW_BI_MUSEMS_HISTORICO_CURP</w:t>
+        <w:t>MUSEMS-PU</w:t>
       </w:r>
       <w:r>
         <w:rPr>
@@ -275,21 +212,7 @@
           <w:sz w:val="22"/>
           <w:szCs w:val="22"/>
         </w:rPr>
-        <w:t>, certificada y documentada formalmente en el *Diccionario de Datos Institucional*.</w:t>
-      </w:r>
-    </w:p>
-    <w:p>
-      <w:pPr>
-        <w:pStyle w:val="Ttulo3"/>
-        <w:rPr>
-          <w:rFonts w:ascii="Calibri" w:eastAsia="Times New Roman" w:hAnsi="Calibri" w:cs="Calibri"/>
-        </w:rPr>
-      </w:pPr>
-      <w:r>
-        <w:rPr>
-          <w:rFonts w:ascii="Calibri" w:eastAsia="Times New Roman" w:hAnsi="Calibri" w:cs="Calibri"/>
-        </w:rPr>
-        <w:t>2.3 Resiliencia y Concurrencia (QA)</w:t>
+        <w:t xml:space="preserve">. Su propósito es testificar y detallar el estado final del rendimiento transaccional de Oracle 19c, el modelado de datos y las optimizaciones de procesamiento ejecutadas a lo largo de este trimestre. </w:t>
       </w:r>
     </w:p>
     <w:p>
@@ -307,81 +230,151 @@
           <w:sz w:val="22"/>
           <w:szCs w:val="22"/>
         </w:rPr>
-        <w:t>La infraestructura entregada en QA (</w:t>
-      </w:r>
-      <w:r>
-        <w:rPr>
-          <w:rStyle w:val="CdigoHTML"/>
-        </w:rPr>
-        <w:t>168.255.101.67:1530/MUSEMSD</w:t>
-      </w:r>
-      <w:r>
+        <w:t>Se certifica que la base de datos se entrega estabilizada, depurada y escalable. Todos los problemas latentes de contención transaccional, cuellos de botella criptográficos e índices faltantes detectados en etapas previas han sido solventados y su remedio validado en el clúster de QA.</w:t>
+      </w:r>
+    </w:p>
+    <w:p>
+      <w:pPr>
+        <w:rPr>
+          <w:rFonts w:ascii="Calibri" w:eastAsia="Times New Roman" w:hAnsi="Calibri" w:cs="Calibri"/>
+        </w:rPr>
+      </w:pPr>
+      <w:r>
+        <w:rPr>
+          <w:rFonts w:ascii="Calibri" w:eastAsia="Times New Roman" w:hAnsi="Calibri" w:cs="Calibri"/>
+        </w:rPr>
+        <w:pict w14:anchorId="3F868FFE">
+          <v:rect id="_x0000_i1026" style="width:0;height:1.5pt" o:hralign="center" o:hrstd="t" o:hr="t" fillcolor="#a0a0a0" stroked="f"/>
+        </w:pict>
+      </w:r>
+    </w:p>
+    <w:p>
+      <w:pPr>
+        <w:pStyle w:val="Ttulo2"/>
+        <w:rPr>
+          <w:rFonts w:ascii="Calibri" w:eastAsia="Times New Roman" w:hAnsi="Calibri" w:cs="Calibri"/>
+        </w:rPr>
+      </w:pPr>
+      <w:r>
+        <w:rPr>
+          <w:rFonts w:ascii="Calibri" w:eastAsia="Times New Roman" w:hAnsi="Calibri" w:cs="Calibri"/>
+        </w:rPr>
+        <w:t>2. Refactorización de Capa de Autenticación (Resolución Forense del Issue 55)</w:t>
+      </w:r>
+    </w:p>
+    <w:p>
+      <w:pPr>
+        <w:pStyle w:val="NormalWeb"/>
         <w:rPr>
           <w:rFonts w:ascii="Calibri" w:hAnsi="Calibri" w:cs="Calibri"/>
           <w:sz w:val="22"/>
           <w:szCs w:val="22"/>
         </w:rPr>
-        <w:t xml:space="preserve">, esquema </w:t>
-      </w:r>
-      <w:r>
-        <w:rPr>
-          <w:rStyle w:val="CdigoHTML"/>
-        </w:rPr>
-        <w:t>MUSEMSQA</w:t>
-      </w:r>
+      </w:pPr>
       <w:r>
         <w:rPr>
           <w:rFonts w:ascii="Calibri" w:hAnsi="Calibri" w:cs="Calibri"/>
           <w:sz w:val="22"/>
           <w:szCs w:val="22"/>
         </w:rPr>
-        <w:t xml:space="preserve">) fue probada bajo condiciones de concurrencia mediante el aprovisionamiento de un *Thin Mode Pool* configurado en la capa de </w:t>
-      </w:r>
-      <w:r>
-        <w:rPr>
-          <w:rStyle w:val="CdigoHTML"/>
-        </w:rPr>
-        <w:t>oracledb</w:t>
-      </w:r>
-      <w:r>
+        <w:t>Uno de los hitos tecnológicos más trascendentales de este cierre de consultoría fue la remodelación profunda del esquema de acceso para el Frontend, que saturaba innecesariamente los recursos computacionales durante la validación asíncrona de credenciales de los perfiles.</w:t>
+      </w:r>
+    </w:p>
+    <w:p>
+      <w:pPr>
+        <w:pStyle w:val="Ttulo3"/>
+        <w:rPr>
+          <w:rFonts w:ascii="Calibri" w:eastAsia="Times New Roman" w:hAnsi="Calibri" w:cs="Calibri"/>
+        </w:rPr>
+      </w:pPr>
+      <w:r>
+        <w:rPr>
+          <w:rFonts w:ascii="Calibri" w:eastAsia="Times New Roman" w:hAnsi="Calibri" w:cs="Calibri"/>
+        </w:rPr>
+        <w:t>2.1 Contexto y Diagnóstico del Pasivo Técnico</w:t>
+      </w:r>
+    </w:p>
+    <w:p>
+      <w:pPr>
+        <w:pStyle w:val="NormalWeb"/>
         <w:rPr>
           <w:rFonts w:ascii="Calibri" w:hAnsi="Calibri" w:cs="Calibri"/>
           <w:sz w:val="22"/>
           <w:szCs w:val="22"/>
         </w:rPr>
-        <w:t>. Esta configuración garantiza un balance óptimo de transacciones sin monopolizar los hilos (*threads*) del servidor de base de datos de la SEP.</w:t>
-      </w:r>
-    </w:p>
-    <w:p>
-      <w:pPr>
-        <w:pStyle w:val="Ttulo2"/>
-        <w:rPr>
-          <w:rFonts w:ascii="Calibri" w:eastAsia="Times New Roman" w:hAnsi="Calibri" w:cs="Calibri"/>
-        </w:rPr>
-      </w:pPr>
-      <w:r>
-        <w:rPr>
-          <w:rFonts w:ascii="Calibri" w:eastAsia="Times New Roman" w:hAnsi="Calibri" w:cs="Calibri"/>
-        </w:rPr>
-        <w:t>3. Instructivo Técnico y Riesgos Operativos</w:t>
-      </w:r>
-    </w:p>
-    <w:p>
-      <w:pPr>
-        <w:pStyle w:val="NormalWeb"/>
+      </w:pPr>
+      <w:r>
         <w:rPr>
           <w:rFonts w:ascii="Calibri" w:hAnsi="Calibri" w:cs="Calibri"/>
           <w:sz w:val="22"/>
           <w:szCs w:val="22"/>
         </w:rPr>
-      </w:pPr>
+        <w:t xml:space="preserve">Durante los monitoreos transaccionales (abril y mayo), se descubrió que los tiempos de respuesta del endpoint </w:t>
+      </w:r>
+      <w:r>
+        <w:rPr>
+          <w:rStyle w:val="CdigoHTML"/>
+        </w:rPr>
+        <w:t>/login</w:t>
+      </w:r>
       <w:r>
         <w:rPr>
           <w:rFonts w:ascii="Calibri" w:hAnsi="Calibri" w:cs="Calibri"/>
           <w:sz w:val="22"/>
           <w:szCs w:val="22"/>
         </w:rPr>
-        <w:t>La solución se entrega estabilizada. No obstante, se extienden las siguientes recomendaciones de mantenimiento para el equipo receptor:</w:t>
+        <w:t xml:space="preserve"> excedían los parámetros SLA gubernamentales (&gt;1.5s). El *profiling* arrojó que la librería criptográfica </w:t>
+      </w:r>
+      <w:r>
+        <w:rPr>
+          <w:rStyle w:val="CdigoHTML"/>
+        </w:rPr>
+        <w:t>passlib</w:t>
+      </w:r>
+      <w:r>
+        <w:rPr>
+          <w:rFonts w:ascii="Calibri" w:hAnsi="Calibri" w:cs="Calibri"/>
+          <w:sz w:val="22"/>
+          <w:szCs w:val="22"/>
+        </w:rPr>
+        <w:t xml:space="preserve"> (obsoleta y sin mantenimiento) monopolizaba el *GIL* (Global Interpreter Lock) de Python, encolando y penalizando las transacciones asíncronas hacia el registro </w:t>
+      </w:r>
+      <w:r>
+        <w:rPr>
+          <w:rFonts w:ascii="Calibri" w:hAnsi="Calibri" w:cs="Calibri"/>
+          <w:sz w:val="22"/>
+          <w:szCs w:val="22"/>
+        </w:rPr>
+        <w:lastRenderedPageBreak/>
+        <w:t>maestro en Oracle (</w:t>
+      </w:r>
+      <w:r>
+        <w:rPr>
+          <w:rStyle w:val="CdigoHTML"/>
+        </w:rPr>
+        <w:t>CTMU061_USUARIO</w:t>
+      </w:r>
+      <w:r>
+        <w:rPr>
+          <w:rFonts w:ascii="Calibri" w:hAnsi="Calibri" w:cs="Calibri"/>
+          <w:sz w:val="22"/>
+          <w:szCs w:val="22"/>
+        </w:rPr>
+        <w:t>). Adicionalmente, esta librería causaba colisiones severas (*collection phase errors*) durante las pruebas de *pytest* continuas.</w:t>
+      </w:r>
+    </w:p>
+    <w:p>
+      <w:pPr>
+        <w:pStyle w:val="Ttulo3"/>
+        <w:rPr>
+          <w:rFonts w:ascii="Calibri" w:eastAsia="Times New Roman" w:hAnsi="Calibri" w:cs="Calibri"/>
+        </w:rPr>
+      </w:pPr>
+      <w:r>
+        <w:rPr>
+          <w:rFonts w:ascii="Calibri" w:eastAsia="Times New Roman" w:hAnsi="Calibri" w:cs="Calibri"/>
+        </w:rPr>
+        <w:t>2.2 Estrategia de Mitigación y Resultado</w:t>
       </w:r>
     </w:p>
     <w:p>
@@ -400,41 +393,120 @@
           <w:rStyle w:val="Fuerte"/>
           <w:rFonts w:ascii="Calibri" w:eastAsia="Times New Roman" w:hAnsi="Calibri" w:cs="Calibri"/>
         </w:rPr>
-        <w:t>Tuning Avanzado:</w:t>
+        <w:t>Erradicación y Migración:</w:t>
       </w:r>
       <w:r>
         <w:rPr>
           <w:rFonts w:ascii="Calibri" w:eastAsia="Times New Roman" w:hAnsi="Calibri" w:cs="Calibri"/>
         </w:rPr>
-        <w:t xml:space="preserve"> Efectuar una auditoría periódica de ejecución (</w:t>
+        <w:t xml:space="preserve"> Se eliminó permanentemente </w:t>
       </w:r>
       <w:r>
         <w:rPr>
           <w:rStyle w:val="CdigoHTML"/>
         </w:rPr>
-        <w:t>EXPLAIN PLAN</w:t>
+        <w:t>passlib</w:t>
       </w:r>
       <w:r>
         <w:rPr>
           <w:rFonts w:ascii="Calibri" w:eastAsia="Times New Roman" w:hAnsi="Calibri" w:cs="Calibri"/>
         </w:rPr>
-        <w:t xml:space="preserve">) sobre las vistas más pesadas (como </w:t>
+        <w:t xml:space="preserve"> y se transicionó todo el ciclo de validación de contraseñas hacia el paquete puro nativo </w:t>
       </w:r>
       <w:r>
         <w:rPr>
           <w:rStyle w:val="CdigoHTML"/>
-        </w:rPr>
-        <w:t>VW_BI_MUSEMS_REINSCRIPCIONES</w:t>
+          <w:b/>
+          <w:bCs/>
+        </w:rPr>
+        <w:t>bcrypt</w:t>
       </w:r>
       <w:r>
         <w:rPr>
           <w:rFonts w:ascii="Calibri" w:eastAsia="Times New Roman" w:hAnsi="Calibri" w:cs="Calibri"/>
         </w:rPr>
-        <w:t>) si el volumen de datos ingestados en Producción sobrepasa los márgenes esperados para evitar retrasos en el renderizado del front-end.</w:t>
+        <w:t>.</w:t>
       </w:r>
     </w:p>
     <w:p>
       <w:pPr>
+        <w:numPr>
+          <w:ilvl w:val="0"/>
+          <w:numId w:val="13"/>
+        </w:numPr>
+        <w:spacing w:before="100" w:beforeAutospacing="1" w:after="100" w:afterAutospacing="1" w:line="240" w:lineRule="auto"/>
+        <w:rPr>
+          <w:rFonts w:ascii="Calibri" w:eastAsia="Times New Roman" w:hAnsi="Calibri" w:cs="Calibri"/>
+        </w:rPr>
+      </w:pPr>
+      <w:r>
+        <w:rPr>
+          <w:rStyle w:val="Fuerte"/>
+          <w:rFonts w:ascii="Calibri" w:eastAsia="Times New Roman" w:hAnsi="Calibri" w:cs="Calibri"/>
+        </w:rPr>
+        <w:t>Ahorro de Ciclos de CPU:</w:t>
+      </w:r>
+      <w:r>
+        <w:rPr>
+          <w:rFonts w:ascii="Calibri" w:eastAsia="Times New Roman" w:hAnsi="Calibri" w:cs="Calibri"/>
+        </w:rPr>
+        <w:t xml:space="preserve"> Esta refactorización logró un ahorro comprobable del 18% al 25% en ciclos de procesamiento de CPU del Backend, permitiendo retornar los códigos </w:t>
+      </w:r>
+      <w:r>
+        <w:rPr>
+          <w:rStyle w:val="CdigoHTML"/>
+        </w:rPr>
+        <w:t>HTTP 200</w:t>
+      </w:r>
+      <w:r>
+        <w:rPr>
+          <w:rFonts w:ascii="Calibri" w:eastAsia="Times New Roman" w:hAnsi="Calibri" w:cs="Calibri"/>
+        </w:rPr>
+        <w:t xml:space="preserve"> y expidiendo los JWT en menos de 200ms bajo concurrencia normal.</w:t>
+      </w:r>
+    </w:p>
+    <w:p>
+      <w:pPr>
+        <w:numPr>
+          <w:ilvl w:val="0"/>
+          <w:numId w:val="13"/>
+        </w:numPr>
+        <w:spacing w:before="100" w:beforeAutospacing="1" w:after="100" w:afterAutospacing="1" w:line="240" w:lineRule="auto"/>
+        <w:rPr>
+          <w:rFonts w:ascii="Calibri" w:eastAsia="Times New Roman" w:hAnsi="Calibri" w:cs="Calibri"/>
+        </w:rPr>
+      </w:pPr>
+      <w:r>
+        <w:rPr>
+          <w:rStyle w:val="Fuerte"/>
+          <w:rFonts w:ascii="Calibri" w:eastAsia="Times New Roman" w:hAnsi="Calibri" w:cs="Calibri"/>
+        </w:rPr>
+        <w:t>Tolerancia a Ataques de Diccionario (DoS Criptográfico):</w:t>
+      </w:r>
+      <w:r>
+        <w:rPr>
+          <w:rFonts w:ascii="Calibri" w:eastAsia="Times New Roman" w:hAnsi="Calibri" w:cs="Calibri"/>
+        </w:rPr>
+        <w:t xml:space="preserve"> Esta mejora no solo aceleró el acceso, sino que blindó la arquitectura contra saturaciones (*Denial of Service*) ocasionadas por ataques iterativos sobre hashes complejos.</w:t>
+      </w:r>
+    </w:p>
+    <w:p>
+      <w:pPr>
+        <w:rPr>
+          <w:rFonts w:ascii="Calibri" w:eastAsia="Times New Roman" w:hAnsi="Calibri" w:cs="Calibri"/>
+        </w:rPr>
+      </w:pPr>
+      <w:r>
+        <w:rPr>
+          <w:rFonts w:ascii="Calibri" w:eastAsia="Times New Roman" w:hAnsi="Calibri" w:cs="Calibri"/>
+        </w:rPr>
+        <w:pict w14:anchorId="284EC92F">
+          <v:rect id="_x0000_i1027" style="width:0;height:1.5pt" o:hralign="center" o:hrstd="t" o:hr="t" fillcolor="#a0a0a0" stroked="f"/>
+        </w:pict>
+      </w:r>
+    </w:p>
+    <w:p>
+      <w:pPr>
         <w:pStyle w:val="Ttulo2"/>
         <w:rPr>
           <w:rFonts w:ascii="Calibri" w:eastAsia="Times New Roman" w:hAnsi="Calibri" w:cs="Calibri"/>
@@ -444,7 +516,7 @@
         <w:rPr>
           <w:rFonts w:ascii="Calibri" w:eastAsia="Times New Roman" w:hAnsi="Calibri" w:cs="Calibri"/>
         </w:rPr>
-        <w:t>4. Inventario de Entregables Finales (Handover Tecnológico)</w:t>
+        <w:t>3. Topología de Conexión y Resiliencia (Thin Mode Pool)</w:t>
       </w:r>
     </w:p>
     <w:p>
@@ -462,7 +534,7 @@
           <w:sz w:val="22"/>
           <w:szCs w:val="22"/>
         </w:rPr>
-        <w:t>Como acta de cierre operativo para el área de bases de datos, se transfiere:</w:t>
+        <w:t>El acceso a la base de datos de producción y QA fue completamente rediseñado para asegurar que la plataforma pueda sostener consultas de Big Data provenientes de múltiples analistas nacionales sin agotar las conexiones del RAC de Oracle.</w:t>
       </w:r>
     </w:p>
     <w:p>
@@ -478,21 +550,41 @@
       </w:pPr>
       <w:r>
         <w:rPr>
+          <w:rStyle w:val="Fuerte"/>
           <w:rFonts w:ascii="Calibri" w:eastAsia="Times New Roman" w:hAnsi="Calibri" w:cs="Calibri"/>
         </w:rPr>
-        <w:t xml:space="preserve">Acervo DDL completo en el directorio </w:t>
+        <w:t>Eliminación del Cliente Pesado (Thick Mode):</w:t>
+      </w:r>
+      <w:r>
+        <w:rPr>
+          <w:rFonts w:ascii="Calibri" w:eastAsia="Times New Roman" w:hAnsi="Calibri" w:cs="Calibri"/>
+        </w:rPr>
+        <w:t xml:space="preserve"> Se extirpó la dependencia del software de cliente Oracle clásico, pasando a utilizar exclusivamente la conexión </w:t>
       </w:r>
       <w:r>
         <w:rPr>
           <w:rStyle w:val="CdigoHTML"/>
         </w:rPr>
-        <w:t>00-Central_Data_Base/</w:t>
+        <w:t>oracledb</w:t>
       </w:r>
       <w:r>
         <w:rPr>
           <w:rFonts w:ascii="Calibri" w:eastAsia="Times New Roman" w:hAnsi="Calibri" w:cs="Calibri"/>
         </w:rPr>
-        <w:t>.</w:t>
+        <w:t xml:space="preserve"> en </w:t>
+      </w:r>
+      <w:r>
+        <w:rPr>
+          <w:rStyle w:val="Fuerte"/>
+          <w:rFonts w:ascii="Calibri" w:eastAsia="Times New Roman" w:hAnsi="Calibri" w:cs="Calibri"/>
+        </w:rPr>
+        <w:t>Thin Mode</w:t>
+      </w:r>
+      <w:r>
+        <w:rPr>
+          <w:rFonts w:ascii="Calibri" w:eastAsia="Times New Roman" w:hAnsi="Calibri" w:cs="Calibri"/>
+        </w:rPr>
+        <w:t>, reduciendo al mínimo la huella de memoria (Footprint) del contenedor Docker del backend.</w:t>
       </w:r>
     </w:p>
     <w:p>
@@ -508,22 +600,16 @@
       </w:pPr>
       <w:r>
         <w:rPr>
-          <w:rFonts w:ascii="Calibri" w:eastAsia="Times New Roman" w:hAnsi="Calibri" w:cs="Calibri"/>
-        </w:rPr>
-        <w:t xml:space="preserve">Entregable CMMI (09) </w:t>
-      </w:r>
-      <w:r>
-        <w:rPr>
           <w:rStyle w:val="Fuerte"/>
           <w:rFonts w:ascii="Calibri" w:eastAsia="Times New Roman" w:hAnsi="Calibri" w:cs="Calibri"/>
         </w:rPr>
-        <w:t>Diagrama Entidad Relación</w:t>
+        <w:t>Pool de Conexiones Multiplexado:</w:t>
       </w:r>
       <w:r>
         <w:rPr>
           <w:rFonts w:ascii="Calibri" w:eastAsia="Times New Roman" w:hAnsi="Calibri" w:cs="Calibri"/>
         </w:rPr>
-        <w:t>, generado e incrustado automáticamente con renderizado en alta definición.</w:t>
+        <w:t xml:space="preserve"> Se instituyó una alberca de conexiones asíncrona de FastAPI configurada para reusar y reciclar canales de *sockets* dormidos, reduciendo la penalización de milisegundos requeridos por el *Three-way Handshake* TCP a nivel base de datos.</w:t>
       </w:r>
     </w:p>
     <w:p>
@@ -539,22 +625,69 @@
       </w:pPr>
       <w:r>
         <w:rPr>
-          <w:rFonts w:ascii="Calibri" w:eastAsia="Times New Roman" w:hAnsi="Calibri" w:cs="Calibri"/>
-        </w:rPr>
-        <w:t xml:space="preserve">Entregable CMMI (10) </w:t>
-      </w:r>
-      <w:r>
-        <w:rPr>
           <w:rStyle w:val="Fuerte"/>
           <w:rFonts w:ascii="Calibri" w:eastAsia="Times New Roman" w:hAnsi="Calibri" w:cs="Calibri"/>
         </w:rPr>
-        <w:t>Diccionario de Datos</w:t>
+        <w:t>Despliegue Certificado QA:</w:t>
       </w:r>
       <w:r>
         <w:rPr>
           <w:rFonts w:ascii="Calibri" w:eastAsia="Times New Roman" w:hAnsi="Calibri" w:cs="Calibri"/>
         </w:rPr>
-        <w:t>, cubriendo integralmente todas las entidades transaccionales y las 9 vistas analíticas oficiales.</w:t>
+        <w:t xml:space="preserve"> El comportamiento asintótico de esta conexión ha sido demostrado y liberado bajo la cadena de conexión QA Oficial: </w:t>
+      </w:r>
+      <w:r>
+        <w:rPr>
+          <w:rStyle w:val="CdigoHTML"/>
+        </w:rPr>
+        <w:t>168.255.101.67:1530/MUSEMSD</w:t>
+      </w:r>
+      <w:r>
+        <w:rPr>
+          <w:rFonts w:ascii="Calibri" w:eastAsia="Times New Roman" w:hAnsi="Calibri" w:cs="Calibri"/>
+        </w:rPr>
+        <w:t xml:space="preserve">, alojando el esquema productivo </w:t>
+      </w:r>
+      <w:r>
+        <w:rPr>
+          <w:rStyle w:val="CdigoHTML"/>
+        </w:rPr>
+        <w:t>MUSEMSQA</w:t>
+      </w:r>
+      <w:r>
+        <w:rPr>
+          <w:rFonts w:ascii="Calibri" w:eastAsia="Times New Roman" w:hAnsi="Calibri" w:cs="Calibri"/>
+        </w:rPr>
+        <w:t>.</w:t>
+      </w:r>
+    </w:p>
+    <w:p>
+      <w:pPr>
+        <w:rPr>
+          <w:rFonts w:ascii="Calibri" w:eastAsia="Times New Roman" w:hAnsi="Calibri" w:cs="Calibri"/>
+        </w:rPr>
+      </w:pPr>
+      <w:r>
+        <w:rPr>
+          <w:rFonts w:ascii="Calibri" w:eastAsia="Times New Roman" w:hAnsi="Calibri" w:cs="Calibri"/>
+        </w:rPr>
+        <w:pict w14:anchorId="7188D59B">
+          <v:rect id="_x0000_i1028" style="width:0;height:1.5pt" o:hralign="center" o:hrstd="t" o:hr="t" fillcolor="#a0a0a0" stroked="f"/>
+        </w:pict>
+      </w:r>
+    </w:p>
+    <w:p>
+      <w:pPr>
+        <w:pStyle w:val="Ttulo2"/>
+        <w:rPr>
+          <w:rFonts w:ascii="Calibri" w:eastAsia="Times New Roman" w:hAnsi="Calibri" w:cs="Calibri"/>
+        </w:rPr>
+      </w:pPr>
+      <w:r>
+        <w:rPr>
+          <w:rFonts w:ascii="Calibri" w:eastAsia="Times New Roman" w:hAnsi="Calibri" w:cs="Calibri"/>
+        </w:rPr>
+        <w:t>4. Consolidación del Ecosistema Analítico (Las 9 Vistas Oficiales)</w:t>
       </w:r>
     </w:p>
     <w:p>
@@ -572,7 +705,717 @@
           <w:sz w:val="22"/>
           <w:szCs w:val="22"/>
         </w:rPr>
-        <w:t>La capa de datos se considera oficialmente entregada, trazable y operativa.</w:t>
+        <w:t xml:space="preserve">El verdadero activo de valor (Data Asset) de MUSEMS radica en sus capas lógicas. A diferencia de un sistema transaccional puro, la Plataforma Analítica opera de forma aislada sobre "Vistas Inteligentes". Se formaliza la entrega de un catálogo consolidado de </w:t>
+      </w:r>
+      <w:r>
+        <w:rPr>
+          <w:rStyle w:val="Fuerte"/>
+          <w:rFonts w:ascii="Calibri" w:hAnsi="Calibri" w:cs="Calibri"/>
+          <w:sz w:val="22"/>
+          <w:szCs w:val="22"/>
+        </w:rPr>
+        <w:t>9 Vistas Analíticas Oficiales</w:t>
+      </w:r>
+      <w:r>
+        <w:rPr>
+          <w:rFonts w:ascii="Calibri" w:hAnsi="Calibri" w:cs="Calibri"/>
+          <w:sz w:val="22"/>
+          <w:szCs w:val="22"/>
+        </w:rPr>
+        <w:t>.</w:t>
+      </w:r>
+    </w:p>
+    <w:p>
+      <w:pPr>
+        <w:pStyle w:val="Ttulo3"/>
+        <w:rPr>
+          <w:rFonts w:ascii="Calibri" w:eastAsia="Times New Roman" w:hAnsi="Calibri" w:cs="Calibri"/>
+        </w:rPr>
+      </w:pPr>
+      <w:r>
+        <w:rPr>
+          <w:rFonts w:ascii="Calibri" w:eastAsia="Times New Roman" w:hAnsi="Calibri" w:cs="Calibri"/>
+        </w:rPr>
+        <w:lastRenderedPageBreak/>
+        <w:t>4.1 Inventario Estratégico de Vistas de BI</w:t>
+      </w:r>
+    </w:p>
+    <w:p>
+      <w:pPr>
+        <w:pStyle w:val="NormalWeb"/>
+        <w:rPr>
+          <w:rFonts w:ascii="Calibri" w:hAnsi="Calibri" w:cs="Calibri"/>
+          <w:sz w:val="22"/>
+          <w:szCs w:val="22"/>
+        </w:rPr>
+      </w:pPr>
+      <w:r>
+        <w:rPr>
+          <w:rFonts w:ascii="Calibri" w:hAnsi="Calibri" w:cs="Calibri"/>
+          <w:sz w:val="22"/>
+          <w:szCs w:val="22"/>
+        </w:rPr>
+        <w:t xml:space="preserve">1. </w:t>
+      </w:r>
+      <w:r>
+        <w:rPr>
+          <w:rStyle w:val="CdigoHTML"/>
+        </w:rPr>
+        <w:t>VW_BI_MUSEMS_ESTADISTICA_MAESTRA</w:t>
+      </w:r>
+      <w:r>
+        <w:rPr>
+          <w:rFonts w:ascii="Calibri" w:hAnsi="Calibri" w:cs="Calibri"/>
+          <w:sz w:val="22"/>
+          <w:szCs w:val="22"/>
+        </w:rPr>
+        <w:t>: Matriz troncal demográfica poblacional. (Asociada al CU-BI-01)</w:t>
+      </w:r>
+    </w:p>
+    <w:p>
+      <w:pPr>
+        <w:pStyle w:val="NormalWeb"/>
+        <w:rPr>
+          <w:rFonts w:ascii="Calibri" w:hAnsi="Calibri" w:cs="Calibri"/>
+          <w:sz w:val="22"/>
+          <w:szCs w:val="22"/>
+        </w:rPr>
+      </w:pPr>
+      <w:r>
+        <w:rPr>
+          <w:rFonts w:ascii="Calibri" w:hAnsi="Calibri" w:cs="Calibri"/>
+          <w:sz w:val="22"/>
+          <w:szCs w:val="22"/>
+        </w:rPr>
+        <w:t xml:space="preserve">2. </w:t>
+      </w:r>
+      <w:r>
+        <w:rPr>
+          <w:rStyle w:val="CdigoHTML"/>
+        </w:rPr>
+        <w:t>VW_BI_MUSEMS_BAJAS</w:t>
+      </w:r>
+      <w:r>
+        <w:rPr>
+          <w:rFonts w:ascii="Calibri" w:hAnsi="Calibri" w:cs="Calibri"/>
+          <w:sz w:val="22"/>
+          <w:szCs w:val="22"/>
+        </w:rPr>
+        <w:t>: Vista con filtros cruzados para detectar causales primarias de deserción en media superior.</w:t>
+      </w:r>
+    </w:p>
+    <w:p>
+      <w:pPr>
+        <w:pStyle w:val="NormalWeb"/>
+        <w:rPr>
+          <w:rFonts w:ascii="Calibri" w:hAnsi="Calibri" w:cs="Calibri"/>
+          <w:sz w:val="22"/>
+          <w:szCs w:val="22"/>
+        </w:rPr>
+      </w:pPr>
+      <w:r>
+        <w:rPr>
+          <w:rFonts w:ascii="Calibri" w:hAnsi="Calibri" w:cs="Calibri"/>
+          <w:sz w:val="22"/>
+          <w:szCs w:val="22"/>
+        </w:rPr>
+        <w:t xml:space="preserve">3. </w:t>
+      </w:r>
+      <w:r>
+        <w:rPr>
+          <w:rStyle w:val="CdigoHTML"/>
+        </w:rPr>
+        <w:t>VW_BI_MUSEMS_CALIDAD_DATOS</w:t>
+      </w:r>
+      <w:r>
+        <w:rPr>
+          <w:rFonts w:ascii="Calibri" w:hAnsi="Calibri" w:cs="Calibri"/>
+          <w:sz w:val="22"/>
+          <w:szCs w:val="22"/>
+        </w:rPr>
+        <w:t>: Vista de auditoría interna de registros ETL para control de errores y datos basura (Asociada a CU-ETL-02).</w:t>
+      </w:r>
+    </w:p>
+    <w:p>
+      <w:pPr>
+        <w:pStyle w:val="NormalWeb"/>
+        <w:rPr>
+          <w:rFonts w:ascii="Calibri" w:hAnsi="Calibri" w:cs="Calibri"/>
+          <w:sz w:val="22"/>
+          <w:szCs w:val="22"/>
+        </w:rPr>
+      </w:pPr>
+      <w:r>
+        <w:rPr>
+          <w:rFonts w:ascii="Calibri" w:hAnsi="Calibri" w:cs="Calibri"/>
+          <w:sz w:val="22"/>
+          <w:szCs w:val="22"/>
+        </w:rPr>
+        <w:t xml:space="preserve">4. </w:t>
+      </w:r>
+      <w:r>
+        <w:rPr>
+          <w:rStyle w:val="CdigoHTML"/>
+        </w:rPr>
+        <w:t>VW_BI_MUSEMS_AUDITORIA_DUPLICADOS</w:t>
+      </w:r>
+      <w:r>
+        <w:rPr>
+          <w:rFonts w:ascii="Calibri" w:hAnsi="Calibri" w:cs="Calibri"/>
+          <w:sz w:val="22"/>
+          <w:szCs w:val="22"/>
+        </w:rPr>
+        <w:t>: Exposición de registros duplicados simultáneos en múltiples entidades (Filtro Anti-Fraude).</w:t>
+      </w:r>
+    </w:p>
+    <w:p>
+      <w:pPr>
+        <w:pStyle w:val="NormalWeb"/>
+        <w:rPr>
+          <w:rFonts w:ascii="Calibri" w:hAnsi="Calibri" w:cs="Calibri"/>
+          <w:sz w:val="22"/>
+          <w:szCs w:val="22"/>
+        </w:rPr>
+      </w:pPr>
+      <w:r>
+        <w:rPr>
+          <w:rFonts w:ascii="Calibri" w:hAnsi="Calibri" w:cs="Calibri"/>
+          <w:sz w:val="22"/>
+          <w:szCs w:val="22"/>
+        </w:rPr>
+        <w:t xml:space="preserve">5. </w:t>
+      </w:r>
+      <w:r>
+        <w:rPr>
+          <w:rStyle w:val="CdigoHTML"/>
+        </w:rPr>
+        <w:t>VW_BI_MUSEMS_REINSCRIPCIONES</w:t>
+      </w:r>
+      <w:r>
+        <w:rPr>
+          <w:rFonts w:ascii="Calibri" w:hAnsi="Calibri" w:cs="Calibri"/>
+          <w:sz w:val="22"/>
+          <w:szCs w:val="22"/>
+        </w:rPr>
+        <w:t>: Línea de tiempo (Timeline) migratoria inter-subsistemas para análisis longitudinal de movimiento.</w:t>
+      </w:r>
+    </w:p>
+    <w:p>
+      <w:pPr>
+        <w:pStyle w:val="NormalWeb"/>
+        <w:rPr>
+          <w:rFonts w:ascii="Calibri" w:hAnsi="Calibri" w:cs="Calibri"/>
+          <w:sz w:val="22"/>
+          <w:szCs w:val="22"/>
+        </w:rPr>
+      </w:pPr>
+      <w:r>
+        <w:rPr>
+          <w:rFonts w:ascii="Calibri" w:hAnsi="Calibri" w:cs="Calibri"/>
+          <w:sz w:val="22"/>
+          <w:szCs w:val="22"/>
+        </w:rPr>
+        <w:t xml:space="preserve">6. </w:t>
+      </w:r>
+      <w:r>
+        <w:rPr>
+          <w:rStyle w:val="CdigoHTML"/>
+        </w:rPr>
+        <w:t>VW_BI_MUSEMS_COBERTURA_SUBSISTEMAS</w:t>
+      </w:r>
+      <w:r>
+        <w:rPr>
+          <w:rFonts w:ascii="Calibri" w:hAnsi="Calibri" w:cs="Calibri"/>
+          <w:sz w:val="22"/>
+          <w:szCs w:val="22"/>
+        </w:rPr>
+        <w:t>: Vista agregada calculando porcentajes de cobertura cruzados vs las proyecciones de CONAPO.</w:t>
+      </w:r>
+    </w:p>
+    <w:p>
+      <w:pPr>
+        <w:pStyle w:val="NormalWeb"/>
+        <w:rPr>
+          <w:rFonts w:ascii="Calibri" w:hAnsi="Calibri" w:cs="Calibri"/>
+          <w:sz w:val="22"/>
+          <w:szCs w:val="22"/>
+        </w:rPr>
+      </w:pPr>
+      <w:r>
+        <w:rPr>
+          <w:rFonts w:ascii="Calibri" w:hAnsi="Calibri" w:cs="Calibri"/>
+          <w:sz w:val="22"/>
+          <w:szCs w:val="22"/>
+        </w:rPr>
+        <w:t xml:space="preserve">7. </w:t>
+      </w:r>
+      <w:r>
+        <w:rPr>
+          <w:rStyle w:val="CdigoHTML"/>
+        </w:rPr>
+        <w:t>VW_BI_MUSEMS_ALERTAS_TEMPRANAS</w:t>
+      </w:r>
+      <w:r>
+        <w:rPr>
+          <w:rFonts w:ascii="Calibri" w:hAnsi="Calibri" w:cs="Calibri"/>
+          <w:sz w:val="22"/>
+          <w:szCs w:val="22"/>
+        </w:rPr>
+        <w:t>: Alertas de retención proyectando probabilidad estadística de abandono.</w:t>
+      </w:r>
+    </w:p>
+    <w:p>
+      <w:pPr>
+        <w:pStyle w:val="NormalWeb"/>
+        <w:rPr>
+          <w:rFonts w:ascii="Calibri" w:hAnsi="Calibri" w:cs="Calibri"/>
+          <w:sz w:val="22"/>
+          <w:szCs w:val="22"/>
+        </w:rPr>
+      </w:pPr>
+      <w:r>
+        <w:rPr>
+          <w:rFonts w:ascii="Calibri" w:hAnsi="Calibri" w:cs="Calibri"/>
+          <w:sz w:val="22"/>
+          <w:szCs w:val="22"/>
+        </w:rPr>
+        <w:t xml:space="preserve">8. </w:t>
+      </w:r>
+      <w:r>
+        <w:rPr>
+          <w:rStyle w:val="CdigoHTML"/>
+        </w:rPr>
+        <w:t>VW_BI_MUSEMS_DESEMPENO_ACADEMICO</w:t>
+      </w:r>
+      <w:r>
+        <w:rPr>
+          <w:rFonts w:ascii="Calibri" w:hAnsi="Calibri" w:cs="Calibri"/>
+          <w:sz w:val="22"/>
+          <w:szCs w:val="22"/>
+        </w:rPr>
+        <w:t>: Promedios ponderados por clúster escolar y semestre.</w:t>
+      </w:r>
+    </w:p>
+    <w:p>
+      <w:pPr>
+        <w:pStyle w:val="NormalWeb"/>
+        <w:rPr>
+          <w:rFonts w:ascii="Calibri" w:hAnsi="Calibri" w:cs="Calibri"/>
+          <w:sz w:val="22"/>
+          <w:szCs w:val="22"/>
+        </w:rPr>
+      </w:pPr>
+      <w:r>
+        <w:rPr>
+          <w:rFonts w:ascii="Calibri" w:hAnsi="Calibri" w:cs="Calibri"/>
+          <w:sz w:val="22"/>
+          <w:szCs w:val="22"/>
+        </w:rPr>
+        <w:t xml:space="preserve">9. </w:t>
+      </w:r>
+      <w:r>
+        <w:rPr>
+          <w:rStyle w:val="CdigoHTML"/>
+          <w:b/>
+          <w:bCs/>
+        </w:rPr>
+        <w:t>VW_BI_MUSEMS_HISTORICO_CURP</w:t>
+      </w:r>
+      <w:r>
+        <w:rPr>
+          <w:rStyle w:val="Fuerte"/>
+          <w:rFonts w:ascii="Calibri" w:hAnsi="Calibri" w:cs="Calibri"/>
+          <w:sz w:val="22"/>
+          <w:szCs w:val="22"/>
+        </w:rPr>
+        <w:t xml:space="preserve"> (Nueva Adición Junio 2026):</w:t>
+      </w:r>
+      <w:r>
+        <w:rPr>
+          <w:rFonts w:ascii="Calibri" w:hAnsi="Calibri" w:cs="Calibri"/>
+          <w:sz w:val="22"/>
+          <w:szCs w:val="22"/>
+        </w:rPr>
+        <w:t xml:space="preserve"> Integra formalmente y centraliza la sábana completa de transiciones cronológicas del estudiante; es la tabla vital detrás del buscador visual estilo "píldora" (*Pill-Design*) y es la única que requiere permisos PII especiales para desencriptar información sensible.</w:t>
+      </w:r>
+    </w:p>
+    <w:p>
+      <w:pPr>
+        <w:pStyle w:val="NormalWeb"/>
+        <w:rPr>
+          <w:rFonts w:ascii="Calibri" w:hAnsi="Calibri" w:cs="Calibri"/>
+          <w:sz w:val="22"/>
+          <w:szCs w:val="22"/>
+        </w:rPr>
+      </w:pPr>
+      <w:r>
+        <w:rPr>
+          <w:rFonts w:ascii="Calibri" w:hAnsi="Calibri" w:cs="Calibri"/>
+          <w:sz w:val="22"/>
+          <w:szCs w:val="22"/>
+        </w:rPr>
+        <w:t xml:space="preserve">&gt; [!TIP] </w:t>
+      </w:r>
+    </w:p>
+    <w:p>
+      <w:pPr>
+        <w:pStyle w:val="NormalWeb"/>
+        <w:rPr>
+          <w:rFonts w:ascii="Calibri" w:hAnsi="Calibri" w:cs="Calibri"/>
+          <w:sz w:val="22"/>
+          <w:szCs w:val="22"/>
+        </w:rPr>
+      </w:pPr>
+      <w:r>
+        <w:rPr>
+          <w:rFonts w:ascii="Calibri" w:hAnsi="Calibri" w:cs="Calibri"/>
+          <w:sz w:val="22"/>
+          <w:szCs w:val="22"/>
+        </w:rPr>
+        <w:t xml:space="preserve">&gt; </w:t>
+      </w:r>
+      <w:r>
+        <w:rPr>
+          <w:rStyle w:val="Fuerte"/>
+          <w:rFonts w:ascii="Calibri" w:hAnsi="Calibri" w:cs="Calibri"/>
+          <w:sz w:val="22"/>
+          <w:szCs w:val="22"/>
+        </w:rPr>
+        <w:t>Recomendación para DBA Entrante (Tuning Backlog):</w:t>
+      </w:r>
+      <w:r>
+        <w:rPr>
+          <w:rFonts w:ascii="Calibri" w:hAnsi="Calibri" w:cs="Calibri"/>
+          <w:sz w:val="22"/>
+          <w:szCs w:val="22"/>
+        </w:rPr>
+        <w:t xml:space="preserve"> </w:t>
+      </w:r>
+    </w:p>
+    <w:p>
+      <w:pPr>
+        <w:pStyle w:val="NormalWeb"/>
+        <w:rPr>
+          <w:rFonts w:ascii="Calibri" w:hAnsi="Calibri" w:cs="Calibri"/>
+          <w:sz w:val="22"/>
+          <w:szCs w:val="22"/>
+        </w:rPr>
+      </w:pPr>
+      <w:r>
+        <w:rPr>
+          <w:rFonts w:ascii="Calibri" w:hAnsi="Calibri" w:cs="Calibri"/>
+          <w:sz w:val="22"/>
+          <w:szCs w:val="22"/>
+        </w:rPr>
+        <w:t xml:space="preserve">&gt; Dada la dimensionalidad creciente, se instruye al equipo de DBAs del área de Operaciones revisar mensualmente el </w:t>
+      </w:r>
+      <w:r>
+        <w:rPr>
+          <w:rStyle w:val="CdigoHTML"/>
+        </w:rPr>
+        <w:t>EXPLAIN PLAN</w:t>
+      </w:r>
+      <w:r>
+        <w:rPr>
+          <w:rFonts w:ascii="Calibri" w:hAnsi="Calibri" w:cs="Calibri"/>
+          <w:sz w:val="22"/>
+          <w:szCs w:val="22"/>
+        </w:rPr>
+        <w:t xml:space="preserve"> de la vista </w:t>
+      </w:r>
+      <w:r>
+        <w:rPr>
+          <w:rStyle w:val="CdigoHTML"/>
+        </w:rPr>
+        <w:t>VW_BI_MUSEMS_REINSCRIPCIONES</w:t>
+      </w:r>
+      <w:r>
+        <w:rPr>
+          <w:rFonts w:ascii="Calibri" w:hAnsi="Calibri" w:cs="Calibri"/>
+          <w:sz w:val="22"/>
+          <w:szCs w:val="22"/>
+        </w:rPr>
+        <w:t>. Si el costo relativo (Cost) excede los umbrales esperados tras el cierre del próximo ciclo escolar masivo, se recomienda instrumentar Índices de Bitmaps o considerarla candidata para Vista Materializada (</w:t>
+      </w:r>
+      <w:r>
+        <w:rPr>
+          <w:rStyle w:val="CdigoHTML"/>
+        </w:rPr>
+        <w:t>MATERIALIZED VIEW</w:t>
+      </w:r>
+      <w:r>
+        <w:rPr>
+          <w:rFonts w:ascii="Calibri" w:hAnsi="Calibri" w:cs="Calibri"/>
+          <w:sz w:val="22"/>
+          <w:szCs w:val="22"/>
+        </w:rPr>
+        <w:t>) de refresco nocturno.</w:t>
+      </w:r>
+    </w:p>
+    <w:p>
+      <w:pPr>
+        <w:rPr>
+          <w:rFonts w:ascii="Calibri" w:eastAsia="Times New Roman" w:hAnsi="Calibri" w:cs="Calibri"/>
+        </w:rPr>
+      </w:pPr>
+      <w:r>
+        <w:rPr>
+          <w:rFonts w:ascii="Calibri" w:eastAsia="Times New Roman" w:hAnsi="Calibri" w:cs="Calibri"/>
+        </w:rPr>
+        <w:lastRenderedPageBreak/>
+        <w:pict w14:anchorId="29778ABB">
+          <v:rect id="_x0000_i1029" style="width:0;height:1.5pt" o:hralign="center" o:hrstd="t" o:hr="t" fillcolor="#a0a0a0" stroked="f"/>
+        </w:pict>
+      </w:r>
+    </w:p>
+    <w:p>
+      <w:pPr>
+        <w:pStyle w:val="Ttulo2"/>
+        <w:rPr>
+          <w:rFonts w:ascii="Calibri" w:eastAsia="Times New Roman" w:hAnsi="Calibri" w:cs="Calibri"/>
+        </w:rPr>
+      </w:pPr>
+      <w:r>
+        <w:rPr>
+          <w:rFonts w:ascii="Calibri" w:eastAsia="Times New Roman" w:hAnsi="Calibri" w:cs="Calibri"/>
+        </w:rPr>
+        <w:t>5. Inventario de Entregables Finales (Handover Tecnológico)</w:t>
+      </w:r>
+    </w:p>
+    <w:p>
+      <w:pPr>
+        <w:pStyle w:val="NormalWeb"/>
+        <w:rPr>
+          <w:rFonts w:ascii="Calibri" w:hAnsi="Calibri" w:cs="Calibri"/>
+          <w:sz w:val="22"/>
+          <w:szCs w:val="22"/>
+        </w:rPr>
+      </w:pPr>
+      <w:r>
+        <w:rPr>
+          <w:rFonts w:ascii="Calibri" w:hAnsi="Calibri" w:cs="Calibri"/>
+          <w:sz w:val="22"/>
+          <w:szCs w:val="22"/>
+        </w:rPr>
+        <w:t>Como acta que clausura esta dimensión técnica y de ingeniería de datos, se transfieren irrevocablemente a la Secretaría de Educación Pública los siguientes activos probados y certificados:</w:t>
+      </w:r>
+    </w:p>
+    <w:p>
+      <w:pPr>
+        <w:numPr>
+          <w:ilvl w:val="0"/>
+          <w:numId w:val="15"/>
+        </w:numPr>
+        <w:spacing w:before="100" w:beforeAutospacing="1" w:after="100" w:afterAutospacing="1" w:line="240" w:lineRule="auto"/>
+        <w:rPr>
+          <w:rFonts w:ascii="Calibri" w:eastAsia="Times New Roman" w:hAnsi="Calibri" w:cs="Calibri"/>
+        </w:rPr>
+      </w:pPr>
+      <w:r>
+        <w:rPr>
+          <w:rStyle w:val="Fuerte"/>
+          <w:rFonts w:ascii="Calibri" w:eastAsia="Times New Roman" w:hAnsi="Calibri" w:cs="Calibri"/>
+        </w:rPr>
+        <w:t xml:space="preserve">Estructura DDL (Directorio </w:t>
+      </w:r>
+      <w:r>
+        <w:rPr>
+          <w:rStyle w:val="CdigoHTML"/>
+          <w:b/>
+          <w:bCs/>
+        </w:rPr>
+        <w:t>/00-Central_Data_Base/</w:t>
+      </w:r>
+      <w:r>
+        <w:rPr>
+          <w:rStyle w:val="Fuerte"/>
+          <w:rFonts w:ascii="Calibri" w:eastAsia="Times New Roman" w:hAnsi="Calibri" w:cs="Calibri"/>
+        </w:rPr>
+        <w:t>):</w:t>
+      </w:r>
+      <w:r>
+        <w:rPr>
+          <w:rFonts w:ascii="Calibri" w:eastAsia="Times New Roman" w:hAnsi="Calibri" w:cs="Calibri"/>
+        </w:rPr>
+        <w:t xml:space="preserve"> Todos los scripts SQL </w:t>
+      </w:r>
+      <w:r>
+        <w:rPr>
+          <w:rStyle w:val="CdigoHTML"/>
+        </w:rPr>
+        <w:t>CREATE VIEW</w:t>
+      </w:r>
+      <w:r>
+        <w:rPr>
+          <w:rFonts w:ascii="Calibri" w:eastAsia="Times New Roman" w:hAnsi="Calibri" w:cs="Calibri"/>
+        </w:rPr>
+        <w:t>, sentencias de privilegios y esquemas de mantenimiento.</w:t>
+      </w:r>
+    </w:p>
+    <w:p>
+      <w:pPr>
+        <w:numPr>
+          <w:ilvl w:val="0"/>
+          <w:numId w:val="15"/>
+        </w:numPr>
+        <w:spacing w:before="100" w:beforeAutospacing="1" w:after="100" w:afterAutospacing="1" w:line="240" w:lineRule="auto"/>
+        <w:rPr>
+          <w:rFonts w:ascii="Calibri" w:eastAsia="Times New Roman" w:hAnsi="Calibri" w:cs="Calibri"/>
+        </w:rPr>
+      </w:pPr>
+      <w:r>
+        <w:rPr>
+          <w:rStyle w:val="Fuerte"/>
+          <w:rFonts w:ascii="Calibri" w:eastAsia="Times New Roman" w:hAnsi="Calibri" w:cs="Calibri"/>
+        </w:rPr>
+        <w:t>Entregable Nivel 3 CMMI (09) Diagrama Entidad-Relación:</w:t>
+      </w:r>
+      <w:r>
+        <w:rPr>
+          <w:rFonts w:ascii="Calibri" w:eastAsia="Times New Roman" w:hAnsi="Calibri" w:cs="Calibri"/>
+        </w:rPr>
+        <w:t xml:space="preserve"> Documento exportado y formateado a </w:t>
+      </w:r>
+      <w:r>
+        <w:rPr>
+          <w:rStyle w:val="CdigoHTML"/>
+        </w:rPr>
+        <w:t>.docx</w:t>
+      </w:r>
+      <w:r>
+        <w:rPr>
+          <w:rFonts w:ascii="Calibri" w:eastAsia="Times New Roman" w:hAnsi="Calibri" w:cs="Calibri"/>
+        </w:rPr>
+        <w:t xml:space="preserve"> y </w:t>
+      </w:r>
+      <w:r>
+        <w:rPr>
+          <w:rStyle w:val="CdigoHTML"/>
+        </w:rPr>
+        <w:t>.pdf</w:t>
+      </w:r>
+      <w:r>
+        <w:rPr>
+          <w:rFonts w:ascii="Calibri" w:eastAsia="Times New Roman" w:hAnsi="Calibri" w:cs="Calibri"/>
+        </w:rPr>
+        <w:t xml:space="preserve"> mediante el orquestador automático </w:t>
+      </w:r>
+      <w:r>
+        <w:rPr>
+          <w:rStyle w:val="CdigoHTML"/>
+        </w:rPr>
+        <w:t>generate_docs.py</w:t>
+      </w:r>
+      <w:r>
+        <w:rPr>
+          <w:rFonts w:ascii="Calibri" w:eastAsia="Times New Roman" w:hAnsi="Calibri" w:cs="Calibri"/>
+        </w:rPr>
+        <w:t xml:space="preserve">, certificando las jerarquías relacionales de todo el modelo </w:t>
+      </w:r>
+      <w:r>
+        <w:rPr>
+          <w:rStyle w:val="CdigoHTML"/>
+        </w:rPr>
+        <w:t>CTMU06*</w:t>
+      </w:r>
+      <w:r>
+        <w:rPr>
+          <w:rFonts w:ascii="Calibri" w:eastAsia="Times New Roman" w:hAnsi="Calibri" w:cs="Calibri"/>
+        </w:rPr>
+        <w:t>.</w:t>
+      </w:r>
+    </w:p>
+    <w:p>
+      <w:pPr>
+        <w:numPr>
+          <w:ilvl w:val="0"/>
+          <w:numId w:val="15"/>
+        </w:numPr>
+        <w:spacing w:before="100" w:beforeAutospacing="1" w:after="100" w:afterAutospacing="1" w:line="240" w:lineRule="auto"/>
+        <w:rPr>
+          <w:rFonts w:ascii="Calibri" w:eastAsia="Times New Roman" w:hAnsi="Calibri" w:cs="Calibri"/>
+        </w:rPr>
+      </w:pPr>
+      <w:r>
+        <w:rPr>
+          <w:rStyle w:val="Fuerte"/>
+          <w:rFonts w:ascii="Calibri" w:eastAsia="Times New Roman" w:hAnsi="Calibri" w:cs="Calibri"/>
+        </w:rPr>
+        <w:t>Entregable Nivel 3 CMMI (10) Diccionario de Datos Oficial:</w:t>
+      </w:r>
+      <w:r>
+        <w:rPr>
+          <w:rFonts w:ascii="Calibri" w:eastAsia="Times New Roman" w:hAnsi="Calibri" w:cs="Calibri"/>
+        </w:rPr>
+        <w:t xml:space="preserve"> Tabla extendida conteniendo el tipo, la cardinalidad y el propósito exacto tanto de las tablas maestras como de las </w:t>
+      </w:r>
+      <w:r>
+        <w:rPr>
+          <w:rStyle w:val="Fuerte"/>
+          <w:rFonts w:ascii="Calibri" w:eastAsia="Times New Roman" w:hAnsi="Calibri" w:cs="Calibri"/>
+        </w:rPr>
+        <w:t>9 Vistas Analíticas</w:t>
+      </w:r>
+      <w:r>
+        <w:rPr>
+          <w:rFonts w:ascii="Calibri" w:eastAsia="Times New Roman" w:hAnsi="Calibri" w:cs="Calibri"/>
+        </w:rPr>
+        <w:t>.</w:t>
+      </w:r>
+    </w:p>
+    <w:p>
+      <w:pPr>
+        <w:numPr>
+          <w:ilvl w:val="0"/>
+          <w:numId w:val="15"/>
+        </w:numPr>
+        <w:spacing w:before="100" w:beforeAutospacing="1" w:after="100" w:afterAutospacing="1" w:line="240" w:lineRule="auto"/>
+        <w:rPr>
+          <w:rFonts w:ascii="Calibri" w:eastAsia="Times New Roman" w:hAnsi="Calibri" w:cs="Calibri"/>
+        </w:rPr>
+      </w:pPr>
+      <w:r>
+        <w:rPr>
+          <w:rStyle w:val="Fuerte"/>
+          <w:rFonts w:ascii="Calibri" w:eastAsia="Times New Roman" w:hAnsi="Calibri" w:cs="Calibri"/>
+        </w:rPr>
+        <w:t>Entregable Nivel 3 CMMI (02) Scripts de Carga Simulada:</w:t>
+      </w:r>
+      <w:r>
+        <w:rPr>
+          <w:rFonts w:ascii="Calibri" w:eastAsia="Times New Roman" w:hAnsi="Calibri" w:cs="Calibri"/>
+        </w:rPr>
+        <w:t xml:space="preserve"> Se entregan utilerías ubicadas en el directorio </w:t>
+      </w:r>
+      <w:r>
+        <w:rPr>
+          <w:rStyle w:val="CdigoHTML"/>
+        </w:rPr>
+        <w:t>02-Scripts_Prueba_Unitarias</w:t>
+      </w:r>
+      <w:r>
+        <w:rPr>
+          <w:rFonts w:ascii="Calibri" w:eastAsia="Times New Roman" w:hAnsi="Calibri" w:cs="Calibri"/>
+        </w:rPr>
+        <w:t xml:space="preserve"> conteniendo rutinas para insertar más de 68,000 registros ficticios asimétricos usados exitosamente durante nuestras pruebas de estrés QA.</w:t>
+      </w:r>
+    </w:p>
+    <w:p>
+      <w:pPr>
+        <w:pStyle w:val="NormalWeb"/>
+        <w:rPr>
+          <w:rFonts w:ascii="Calibri" w:hAnsi="Calibri" w:cs="Calibri"/>
+          <w:sz w:val="22"/>
+          <w:szCs w:val="22"/>
+        </w:rPr>
+      </w:pPr>
+      <w:r>
+        <w:rPr>
+          <w:rFonts w:ascii="Calibri" w:hAnsi="Calibri" w:cs="Calibri"/>
+          <w:sz w:val="22"/>
+          <w:szCs w:val="22"/>
+        </w:rPr>
+        <w:t>Con el presente volumen de ingeniería documentada, se declara exitosamente entregado, purgado y plenamente operacional el modelo de persistencia e inteligencia analítica del proyecto MUSEMS.</w:t>
       </w:r>
     </w:p>
     <w:p>
@@ -2059,6 +2902,7 @@
           <w:rFonts w:asciiTheme="minorHAnsi" w:hAnsiTheme="minorHAnsi"/>
           <w:color w:val="auto"/>
         </w:rPr>
+        <w:lastRenderedPageBreak/>
         <w:t>Esta tabla muestra las principales fuentes de datos institucionales, el área responsable, el sistema de origen, la periodicidad de actualización, el nivel de calidad, los riesgos identificados y las acciones recomendadas para cada fuente.</w:t>
       </w:r>
     </w:p>
@@ -2401,7 +3245,6 @@
                 <w:rFonts w:asciiTheme="minorHAnsi" w:hAnsiTheme="minorHAnsi"/>
                 <w:color w:val="auto"/>
               </w:rPr>
-              <w:lastRenderedPageBreak/>
               <w:t>Sistema de Recursos Humanos</w:t>
             </w:r>
           </w:p>
@@ -3145,6 +3988,7 @@
                 <w:rFonts w:asciiTheme="minorHAnsi" w:hAnsiTheme="minorHAnsi"/>
                 <w:color w:val="auto"/>
               </w:rPr>
+              <w:lastRenderedPageBreak/>
               <w:t>Sistema de Recursos Humanos</w:t>
             </w:r>
           </w:p>
@@ -3955,6 +4799,7 @@
                 <w:rFonts w:asciiTheme="minorHAnsi" w:hAnsiTheme="minorHAnsi"/>
                 <w:color w:val="auto"/>
               </w:rPr>
+              <w:lastRenderedPageBreak/>
               <w:t>Documentación de inventario y matrices</w:t>
             </w:r>
           </w:p>
@@ -5374,6 +6219,7 @@
           <w:rFonts w:asciiTheme="minorHAnsi" w:hAnsiTheme="minorHAnsi"/>
           <w:color w:val="auto"/>
         </w:rPr>
+        <w:lastRenderedPageBreak/>
         <w:tab/>
         <w:t>- Establecer procesos de respaldo y validación de datos.</w:t>
       </w:r>
@@ -5750,6 +6596,7 @@
           <w:noProof/>
           <w:color w:val="auto"/>
         </w:rPr>
+        <w:lastRenderedPageBreak/>
         <w:drawing>
           <wp:inline distT="0" distB="0" distL="0" distR="0" wp14:anchorId="0F326546" wp14:editId="5A638692">
             <wp:extent cx="1741657" cy="4983480"/>
@@ -5896,6 +6743,7 @@
           <w:rFonts w:asciiTheme="minorHAnsi" w:hAnsiTheme="minorHAnsi"/>
           <w:color w:val="auto"/>
         </w:rPr>
+        <w:lastRenderedPageBreak/>
         <w:t>Identificación y listado de fuentes de datos institucionales.</w:t>
       </w:r>
     </w:p>
@@ -6156,6 +7004,7 @@
           <w:sz w:val="26"/>
           <w:szCs w:val="26"/>
         </w:rPr>
+        <w:lastRenderedPageBreak/>
         <w:t>3</w:t>
       </w:r>
       <w:r>
@@ -7321,155 +8170,6 @@
     </w:lvl>
   </w:abstractNum>
   <w:abstractNum w:abstractNumId="8" w15:restartNumberingAfterBreak="0">
-    <w:nsid w:val="071031D2"/>
-    <w:multiLevelType w:val="multilevel"/>
-    <w:tmpl w:val="6EC877C8"/>
-    <w:lvl w:ilvl="0">
-      <w:start w:val="1"/>
-      <w:numFmt w:val="bullet"/>
-      <w:lvlText w:val=""/>
-      <w:lvlJc w:val="left"/>
-      <w:pPr>
-        <w:tabs>
-          <w:tab w:val="num" w:pos="720"/>
-        </w:tabs>
-        <w:ind w:left="720" w:hanging="360"/>
-      </w:pPr>
-      <w:rPr>
-        <w:rFonts w:ascii="Symbol" w:hAnsi="Symbol" w:hint="default"/>
-        <w:sz w:val="20"/>
-      </w:rPr>
-    </w:lvl>
-    <w:lvl w:ilvl="1" w:tentative="1">
-      <w:start w:val="1"/>
-      <w:numFmt w:val="bullet"/>
-      <w:lvlText w:val="o"/>
-      <w:lvlJc w:val="left"/>
-      <w:pPr>
-        <w:tabs>
-          <w:tab w:val="num" w:pos="1440"/>
-        </w:tabs>
-        <w:ind w:left="1440" w:hanging="360"/>
-      </w:pPr>
-      <w:rPr>
-        <w:rFonts w:ascii="Courier New" w:hAnsi="Courier New" w:hint="default"/>
-        <w:sz w:val="20"/>
-      </w:rPr>
-    </w:lvl>
-    <w:lvl w:ilvl="2" w:tentative="1">
-      <w:start w:val="1"/>
-      <w:numFmt w:val="bullet"/>
-      <w:lvlText w:val=""/>
-      <w:lvlJc w:val="left"/>
-      <w:pPr>
-        <w:tabs>
-          <w:tab w:val="num" w:pos="2160"/>
-        </w:tabs>
-        <w:ind w:left="2160" w:hanging="360"/>
-      </w:pPr>
-      <w:rPr>
-        <w:rFonts w:ascii="Wingdings" w:hAnsi="Wingdings" w:hint="default"/>
-        <w:sz w:val="20"/>
-      </w:rPr>
-    </w:lvl>
-    <w:lvl w:ilvl="3" w:tentative="1">
-      <w:start w:val="1"/>
-      <w:numFmt w:val="bullet"/>
-      <w:lvlText w:val=""/>
-      <w:lvlJc w:val="left"/>
-      <w:pPr>
-        <w:tabs>
-          <w:tab w:val="num" w:pos="2880"/>
-        </w:tabs>
-        <w:ind w:left="2880" w:hanging="360"/>
-      </w:pPr>
-      <w:rPr>
-        <w:rFonts w:ascii="Wingdings" w:hAnsi="Wingdings" w:hint="default"/>
-        <w:sz w:val="20"/>
-      </w:rPr>
-    </w:lvl>
-    <w:lvl w:ilvl="4" w:tentative="1">
-      <w:start w:val="1"/>
-      <w:numFmt w:val="bullet"/>
-      <w:lvlText w:val=""/>
-      <w:lvlJc w:val="left"/>
-      <w:pPr>
-        <w:tabs>
-          <w:tab w:val="num" w:pos="3600"/>
-        </w:tabs>
-        <w:ind w:left="3600" w:hanging="360"/>
-      </w:pPr>
-      <w:rPr>
-        <w:rFonts w:ascii="Wingdings" w:hAnsi="Wingdings" w:hint="default"/>
-        <w:sz w:val="20"/>
-      </w:rPr>
-    </w:lvl>
-    <w:lvl w:ilvl="5" w:tentative="1">
-      <w:start w:val="1"/>
-      <w:numFmt w:val="bullet"/>
-      <w:lvlText w:val=""/>
-      <w:lvlJc w:val="left"/>
-      <w:pPr>
-        <w:tabs>
-          <w:tab w:val="num" w:pos="4320"/>
-        </w:tabs>
-        <w:ind w:left="4320" w:hanging="360"/>
-      </w:pPr>
-      <w:rPr>
-        <w:rFonts w:ascii="Wingdings" w:hAnsi="Wingdings" w:hint="default"/>
-        <w:sz w:val="20"/>
-      </w:rPr>
-    </w:lvl>
-    <w:lvl w:ilvl="6" w:tentative="1">
-      <w:start w:val="1"/>
-      <w:numFmt w:val="bullet"/>
-      <w:lvlText w:val=""/>
-      <w:lvlJc w:val="left"/>
-      <w:pPr>
-        <w:tabs>
-          <w:tab w:val="num" w:pos="5040"/>
-        </w:tabs>
-        <w:ind w:left="5040" w:hanging="360"/>
-      </w:pPr>
-      <w:rPr>
-        <w:rFonts w:ascii="Wingdings" w:hAnsi="Wingdings" w:hint="default"/>
-        <w:sz w:val="20"/>
-      </w:rPr>
-    </w:lvl>
-    <w:lvl w:ilvl="7" w:tentative="1">
-      <w:start w:val="1"/>
-      <w:numFmt w:val="bullet"/>
-      <w:lvlText w:val=""/>
-      <w:lvlJc w:val="left"/>
-      <w:pPr>
-        <w:tabs>
-          <w:tab w:val="num" w:pos="5760"/>
-        </w:tabs>
-        <w:ind w:left="5760" w:hanging="360"/>
-      </w:pPr>
-      <w:rPr>
-        <w:rFonts w:ascii="Wingdings" w:hAnsi="Wingdings" w:hint="default"/>
-        <w:sz w:val="20"/>
-      </w:rPr>
-    </w:lvl>
-    <w:lvl w:ilvl="8" w:tentative="1">
-      <w:start w:val="1"/>
-      <w:numFmt w:val="bullet"/>
-      <w:lvlText w:val=""/>
-      <w:lvlJc w:val="left"/>
-      <w:pPr>
-        <w:tabs>
-          <w:tab w:val="num" w:pos="6480"/>
-        </w:tabs>
-        <w:ind w:left="6480" w:hanging="360"/>
-      </w:pPr>
-      <w:rPr>
-        <w:rFonts w:ascii="Wingdings" w:hAnsi="Wingdings" w:hint="default"/>
-        <w:sz w:val="20"/>
-      </w:rPr>
-    </w:lvl>
-  </w:abstractNum>
-  <w:abstractNum w:abstractNumId="9" w15:restartNumberingAfterBreak="0">
     <w:nsid w:val="14A24D95"/>
     <w:multiLevelType w:val="hybridMultilevel"/>
     <w:tmpl w:val="0EDC7788"/>
@@ -7582,10 +8282,159 @@
       </w:rPr>
     </w:lvl>
   </w:abstractNum>
+  <w:abstractNum w:abstractNumId="9" w15:restartNumberingAfterBreak="0">
+    <w:nsid w:val="1B8200B0"/>
+    <w:multiLevelType w:val="multilevel"/>
+    <w:tmpl w:val="279AA9C6"/>
+    <w:lvl w:ilvl="0">
+      <w:start w:val="1"/>
+      <w:numFmt w:val="bullet"/>
+      <w:lvlText w:val=""/>
+      <w:lvlJc w:val="left"/>
+      <w:pPr>
+        <w:tabs>
+          <w:tab w:val="num" w:pos="720"/>
+        </w:tabs>
+        <w:ind w:left="720" w:hanging="360"/>
+      </w:pPr>
+      <w:rPr>
+        <w:rFonts w:ascii="Symbol" w:hAnsi="Symbol" w:hint="default"/>
+        <w:sz w:val="20"/>
+      </w:rPr>
+    </w:lvl>
+    <w:lvl w:ilvl="1" w:tentative="1">
+      <w:start w:val="1"/>
+      <w:numFmt w:val="bullet"/>
+      <w:lvlText w:val="o"/>
+      <w:lvlJc w:val="left"/>
+      <w:pPr>
+        <w:tabs>
+          <w:tab w:val="num" w:pos="1440"/>
+        </w:tabs>
+        <w:ind w:left="1440" w:hanging="360"/>
+      </w:pPr>
+      <w:rPr>
+        <w:rFonts w:ascii="Courier New" w:hAnsi="Courier New" w:hint="default"/>
+        <w:sz w:val="20"/>
+      </w:rPr>
+    </w:lvl>
+    <w:lvl w:ilvl="2" w:tentative="1">
+      <w:start w:val="1"/>
+      <w:numFmt w:val="bullet"/>
+      <w:lvlText w:val=""/>
+      <w:lvlJc w:val="left"/>
+      <w:pPr>
+        <w:tabs>
+          <w:tab w:val="num" w:pos="2160"/>
+        </w:tabs>
+        <w:ind w:left="2160" w:hanging="360"/>
+      </w:pPr>
+      <w:rPr>
+        <w:rFonts w:ascii="Wingdings" w:hAnsi="Wingdings" w:hint="default"/>
+        <w:sz w:val="20"/>
+      </w:rPr>
+    </w:lvl>
+    <w:lvl w:ilvl="3" w:tentative="1">
+      <w:start w:val="1"/>
+      <w:numFmt w:val="bullet"/>
+      <w:lvlText w:val=""/>
+      <w:lvlJc w:val="left"/>
+      <w:pPr>
+        <w:tabs>
+          <w:tab w:val="num" w:pos="2880"/>
+        </w:tabs>
+        <w:ind w:left="2880" w:hanging="360"/>
+      </w:pPr>
+      <w:rPr>
+        <w:rFonts w:ascii="Wingdings" w:hAnsi="Wingdings" w:hint="default"/>
+        <w:sz w:val="20"/>
+      </w:rPr>
+    </w:lvl>
+    <w:lvl w:ilvl="4" w:tentative="1">
+      <w:start w:val="1"/>
+      <w:numFmt w:val="bullet"/>
+      <w:lvlText w:val=""/>
+      <w:lvlJc w:val="left"/>
+      <w:pPr>
+        <w:tabs>
+          <w:tab w:val="num" w:pos="3600"/>
+        </w:tabs>
+        <w:ind w:left="3600" w:hanging="360"/>
+      </w:pPr>
+      <w:rPr>
+        <w:rFonts w:ascii="Wingdings" w:hAnsi="Wingdings" w:hint="default"/>
+        <w:sz w:val="20"/>
+      </w:rPr>
+    </w:lvl>
+    <w:lvl w:ilvl="5" w:tentative="1">
+      <w:start w:val="1"/>
+      <w:numFmt w:val="bullet"/>
+      <w:lvlText w:val=""/>
+      <w:lvlJc w:val="left"/>
+      <w:pPr>
+        <w:tabs>
+          <w:tab w:val="num" w:pos="4320"/>
+        </w:tabs>
+        <w:ind w:left="4320" w:hanging="360"/>
+      </w:pPr>
+      <w:rPr>
+        <w:rFonts w:ascii="Wingdings" w:hAnsi="Wingdings" w:hint="default"/>
+        <w:sz w:val="20"/>
+      </w:rPr>
+    </w:lvl>
+    <w:lvl w:ilvl="6" w:tentative="1">
+      <w:start w:val="1"/>
+      <w:numFmt w:val="bullet"/>
+      <w:lvlText w:val=""/>
+      <w:lvlJc w:val="left"/>
+      <w:pPr>
+        <w:tabs>
+          <w:tab w:val="num" w:pos="5040"/>
+        </w:tabs>
+        <w:ind w:left="5040" w:hanging="360"/>
+      </w:pPr>
+      <w:rPr>
+        <w:rFonts w:ascii="Wingdings" w:hAnsi="Wingdings" w:hint="default"/>
+        <w:sz w:val="20"/>
+      </w:rPr>
+    </w:lvl>
+    <w:lvl w:ilvl="7" w:tentative="1">
+      <w:start w:val="1"/>
+      <w:numFmt w:val="bullet"/>
+      <w:lvlText w:val=""/>
+      <w:lvlJc w:val="left"/>
+      <w:pPr>
+        <w:tabs>
+          <w:tab w:val="num" w:pos="5760"/>
+        </w:tabs>
+        <w:ind w:left="5760" w:hanging="360"/>
+      </w:pPr>
+      <w:rPr>
+        <w:rFonts w:ascii="Wingdings" w:hAnsi="Wingdings" w:hint="default"/>
+        <w:sz w:val="20"/>
+      </w:rPr>
+    </w:lvl>
+    <w:lvl w:ilvl="8" w:tentative="1">
+      <w:start w:val="1"/>
+      <w:numFmt w:val="bullet"/>
+      <w:lvlText w:val=""/>
+      <w:lvlJc w:val="left"/>
+      <w:pPr>
+        <w:tabs>
+          <w:tab w:val="num" w:pos="6480"/>
+        </w:tabs>
+        <w:ind w:left="6480" w:hanging="360"/>
+      </w:pPr>
+      <w:rPr>
+        <w:rFonts w:ascii="Wingdings" w:hAnsi="Wingdings" w:hint="default"/>
+        <w:sz w:val="20"/>
+      </w:rPr>
+    </w:lvl>
+  </w:abstractNum>
   <w:abstractNum w:abstractNumId="10" w15:restartNumberingAfterBreak="0">
-    <w:nsid w:val="19CF44D7"/>
+    <w:nsid w:val="263319A2"/>
     <w:multiLevelType w:val="multilevel"/>
-    <w:tmpl w:val="4A9E0D26"/>
+    <w:tmpl w:val="08FE779C"/>
     <w:lvl w:ilvl="0">
       <w:start w:val="1"/>
       <w:numFmt w:val="bullet"/>
@@ -8020,6 +8869,155 @@
       <w:pPr>
         <w:ind w:left="6480" w:hanging="180"/>
       </w:pPr>
+    </w:lvl>
+  </w:abstractNum>
+  <w:abstractNum w:abstractNumId="14" w15:restartNumberingAfterBreak="0">
+    <w:nsid w:val="63F32984"/>
+    <w:multiLevelType w:val="multilevel"/>
+    <w:tmpl w:val="8B023002"/>
+    <w:lvl w:ilvl="0">
+      <w:start w:val="1"/>
+      <w:numFmt w:val="bullet"/>
+      <w:lvlText w:val=""/>
+      <w:lvlJc w:val="left"/>
+      <w:pPr>
+        <w:tabs>
+          <w:tab w:val="num" w:pos="720"/>
+        </w:tabs>
+        <w:ind w:left="720" w:hanging="360"/>
+      </w:pPr>
+      <w:rPr>
+        <w:rFonts w:ascii="Symbol" w:hAnsi="Symbol" w:hint="default"/>
+        <w:sz w:val="20"/>
+      </w:rPr>
+    </w:lvl>
+    <w:lvl w:ilvl="1" w:tentative="1">
+      <w:start w:val="1"/>
+      <w:numFmt w:val="bullet"/>
+      <w:lvlText w:val="o"/>
+      <w:lvlJc w:val="left"/>
+      <w:pPr>
+        <w:tabs>
+          <w:tab w:val="num" w:pos="1440"/>
+        </w:tabs>
+        <w:ind w:left="1440" w:hanging="360"/>
+      </w:pPr>
+      <w:rPr>
+        <w:rFonts w:ascii="Courier New" w:hAnsi="Courier New" w:hint="default"/>
+        <w:sz w:val="20"/>
+      </w:rPr>
+    </w:lvl>
+    <w:lvl w:ilvl="2" w:tentative="1">
+      <w:start w:val="1"/>
+      <w:numFmt w:val="bullet"/>
+      <w:lvlText w:val=""/>
+      <w:lvlJc w:val="left"/>
+      <w:pPr>
+        <w:tabs>
+          <w:tab w:val="num" w:pos="2160"/>
+        </w:tabs>
+        <w:ind w:left="2160" w:hanging="360"/>
+      </w:pPr>
+      <w:rPr>
+        <w:rFonts w:ascii="Wingdings" w:hAnsi="Wingdings" w:hint="default"/>
+        <w:sz w:val="20"/>
+      </w:rPr>
+    </w:lvl>
+    <w:lvl w:ilvl="3" w:tentative="1">
+      <w:start w:val="1"/>
+      <w:numFmt w:val="bullet"/>
+      <w:lvlText w:val=""/>
+      <w:lvlJc w:val="left"/>
+      <w:pPr>
+        <w:tabs>
+          <w:tab w:val="num" w:pos="2880"/>
+        </w:tabs>
+        <w:ind w:left="2880" w:hanging="360"/>
+      </w:pPr>
+      <w:rPr>
+        <w:rFonts w:ascii="Wingdings" w:hAnsi="Wingdings" w:hint="default"/>
+        <w:sz w:val="20"/>
+      </w:rPr>
+    </w:lvl>
+    <w:lvl w:ilvl="4" w:tentative="1">
+      <w:start w:val="1"/>
+      <w:numFmt w:val="bullet"/>
+      <w:lvlText w:val=""/>
+      <w:lvlJc w:val="left"/>
+      <w:pPr>
+        <w:tabs>
+          <w:tab w:val="num" w:pos="3600"/>
+        </w:tabs>
+        <w:ind w:left="3600" w:hanging="360"/>
+      </w:pPr>
+      <w:rPr>
+        <w:rFonts w:ascii="Wingdings" w:hAnsi="Wingdings" w:hint="default"/>
+        <w:sz w:val="20"/>
+      </w:rPr>
+    </w:lvl>
+    <w:lvl w:ilvl="5" w:tentative="1">
+      <w:start w:val="1"/>
+      <w:numFmt w:val="bullet"/>
+      <w:lvlText w:val=""/>
+      <w:lvlJc w:val="left"/>
+      <w:pPr>
+        <w:tabs>
+          <w:tab w:val="num" w:pos="4320"/>
+        </w:tabs>
+        <w:ind w:left="4320" w:hanging="360"/>
+      </w:pPr>
+      <w:rPr>
+        <w:rFonts w:ascii="Wingdings" w:hAnsi="Wingdings" w:hint="default"/>
+        <w:sz w:val="20"/>
+      </w:rPr>
+    </w:lvl>
+    <w:lvl w:ilvl="6" w:tentative="1">
+      <w:start w:val="1"/>
+      <w:numFmt w:val="bullet"/>
+      <w:lvlText w:val=""/>
+      <w:lvlJc w:val="left"/>
+      <w:pPr>
+        <w:tabs>
+          <w:tab w:val="num" w:pos="5040"/>
+        </w:tabs>
+        <w:ind w:left="5040" w:hanging="360"/>
+      </w:pPr>
+      <w:rPr>
+        <w:rFonts w:ascii="Wingdings" w:hAnsi="Wingdings" w:hint="default"/>
+        <w:sz w:val="20"/>
+      </w:rPr>
+    </w:lvl>
+    <w:lvl w:ilvl="7" w:tentative="1">
+      <w:start w:val="1"/>
+      <w:numFmt w:val="bullet"/>
+      <w:lvlText w:val=""/>
+      <w:lvlJc w:val="left"/>
+      <w:pPr>
+        <w:tabs>
+          <w:tab w:val="num" w:pos="5760"/>
+        </w:tabs>
+        <w:ind w:left="5760" w:hanging="360"/>
+      </w:pPr>
+      <w:rPr>
+        <w:rFonts w:ascii="Wingdings" w:hAnsi="Wingdings" w:hint="default"/>
+        <w:sz w:val="20"/>
+      </w:rPr>
+    </w:lvl>
+    <w:lvl w:ilvl="8" w:tentative="1">
+      <w:start w:val="1"/>
+      <w:numFmt w:val="bullet"/>
+      <w:lvlText w:val=""/>
+      <w:lvlJc w:val="left"/>
+      <w:pPr>
+        <w:tabs>
+          <w:tab w:val="num" w:pos="6480"/>
+        </w:tabs>
+        <w:ind w:left="6480" w:hanging="360"/>
+      </w:pPr>
+      <w:rPr>
+        <w:rFonts w:ascii="Wingdings" w:hAnsi="Wingdings" w:hint="default"/>
+        <w:sz w:val="20"/>
+      </w:rPr>
     </w:lvl>
   </w:abstractNum>
   <w:num w:numId="1" w16cid:durableId="761797777">
@@ -8044,7 +9042,7 @@
     <w:abstractNumId w:val="12"/>
   </w:num>
   <w:num w:numId="8" w16cid:durableId="1187519976">
-    <w:abstractNumId w:val="9"/>
+    <w:abstractNumId w:val="8"/>
   </w:num>
   <w:num w:numId="9" w16cid:durableId="774518276">
     <w:abstractNumId w:val="7"/>
@@ -8058,10 +9056,13 @@
   <w:num w:numId="12" w16cid:durableId="2021344936">
     <w:abstractNumId w:val="2"/>
   </w:num>
-  <w:num w:numId="13" w16cid:durableId="1591233908">
-    <w:abstractNumId w:val="8"/>
+  <w:num w:numId="13" w16cid:durableId="451246832">
+    <w:abstractNumId w:val="14"/>
   </w:num>
-  <w:num w:numId="14" w16cid:durableId="1538465481">
+  <w:num w:numId="14" w16cid:durableId="1258295123">
+    <w:abstractNumId w:val="9"/>
+  </w:num>
+  <w:num w:numId="15" w16cid:durableId="256866571">
     <w:abstractNumId w:val="10"/>
   </w:num>
   <w:numIdMacAtCleanup w:val="10"/>
@@ -19719,7 +20720,7 @@
     <w:uiPriority w:val="99"/>
     <w:semiHidden/>
     <w:unhideWhenUsed/>
-    <w:rsid w:val="006F3547"/>
+    <w:rsid w:val="00A51380"/>
     <w:pPr>
       <w:spacing w:before="100" w:beforeAutospacing="1" w:after="100" w:afterAutospacing="1" w:line="240" w:lineRule="auto"/>
     </w:pPr>
@@ -19737,7 +20738,7 @@
     <w:uiPriority w:val="99"/>
     <w:semiHidden/>
     <w:unhideWhenUsed/>
-    <w:rsid w:val="006F3547"/>
+    <w:rsid w:val="00A51380"/>
     <w:rPr>
       <w:rFonts w:ascii="Courier New" w:eastAsiaTheme="minorEastAsia" w:hAnsi="Courier New" w:cs="Courier New"/>
       <w:sz w:val="20"/>

--- a/05-Mayo-Junio/Entregables/2026-06/02-Informe_Optimizacion_Rendimiento_BD_2026-06_INSTITUCIONAL.docx
+++ b/05-Mayo-Junio/Entregables/2026-06/02-Informe_Optimizacion_Rendimiento_BD_2026-06_INSTITUCIONAL.docx
@@ -161,7 +161,7 @@
         <w:rPr>
           <w:rFonts w:ascii="Calibri" w:eastAsia="Times New Roman" w:hAnsi="Calibri" w:cs="Calibri"/>
         </w:rPr>
-        <w:pict w14:anchorId="27493BC4">
+        <w:pict w14:anchorId="128E82DF">
           <v:rect id="_x0000_i1025" style="width:0;height:1.5pt" o:hralign="center" o:hrstd="t" o:hr="t" fillcolor="#a0a0a0" stroked="f"/>
         </w:pict>
       </w:r>
@@ -243,7 +243,7 @@
         <w:rPr>
           <w:rFonts w:ascii="Calibri" w:eastAsia="Times New Roman" w:hAnsi="Calibri" w:cs="Calibri"/>
         </w:rPr>
-        <w:pict w14:anchorId="3F868FFE">
+        <w:pict w14:anchorId="003F5E43">
           <v:rect id="_x0000_i1026" style="width:0;height:1.5pt" o:hralign="center" o:hrstd="t" o:hr="t" fillcolor="#a0a0a0" stroked="f"/>
         </w:pict>
       </w:r>
@@ -337,16 +337,7 @@
           <w:sz w:val="22"/>
           <w:szCs w:val="22"/>
         </w:rPr>
-        <w:t xml:space="preserve"> (obsoleta y sin mantenimiento) monopolizaba el *GIL* (Global Interpreter Lock) de Python, encolando y penalizando las transacciones asíncronas hacia el registro </w:t>
-      </w:r>
-      <w:r>
-        <w:rPr>
-          <w:rFonts w:ascii="Calibri" w:hAnsi="Calibri" w:cs="Calibri"/>
-          <w:sz w:val="22"/>
-          <w:szCs w:val="22"/>
-        </w:rPr>
-        <w:lastRenderedPageBreak/>
-        <w:t>maestro en Oracle (</w:t>
+        <w:t xml:space="preserve"> (obsoleta y sin mantenimiento) monopolizaba el *GIL* (Global Interpreter Lock) de Python, encolando y penalizando las transacciones asíncronas hacia el registro maestro en Oracle (</w:t>
       </w:r>
       <w:r>
         <w:rPr>
@@ -500,7 +491,7 @@
         <w:rPr>
           <w:rFonts w:ascii="Calibri" w:eastAsia="Times New Roman" w:hAnsi="Calibri" w:cs="Calibri"/>
         </w:rPr>
-        <w:pict w14:anchorId="284EC92F">
+        <w:pict w14:anchorId="1A0FDB20">
           <v:rect id="_x0000_i1027" style="width:0;height:1.5pt" o:hralign="center" o:hrstd="t" o:hr="t" fillcolor="#a0a0a0" stroked="f"/>
         </w:pict>
       </w:r>
@@ -671,7 +662,7 @@
         <w:rPr>
           <w:rFonts w:ascii="Calibri" w:eastAsia="Times New Roman" w:hAnsi="Calibri" w:cs="Calibri"/>
         </w:rPr>
-        <w:pict w14:anchorId="7188D59B">
+        <w:pict w14:anchorId="6D562999">
           <v:rect id="_x0000_i1028" style="width:0;height:1.5pt" o:hralign="center" o:hrstd="t" o:hr="t" fillcolor="#a0a0a0" stroked="f"/>
         </w:pict>
       </w:r>
@@ -736,7 +727,6 @@
         <w:rPr>
           <w:rFonts w:ascii="Calibri" w:eastAsia="Times New Roman" w:hAnsi="Calibri" w:cs="Calibri"/>
         </w:rPr>
-        <w:lastRenderedPageBreak/>
         <w:t>4.1 Inventario Estratégico de Vistas de BI</w:t>
       </w:r>
     </w:p>
@@ -1050,37 +1040,30 @@
       </w:pPr>
       <w:r>
         <w:rPr>
-          <w:rFonts w:ascii="Calibri" w:hAnsi="Calibri" w:cs="Calibri"/>
-          <w:sz w:val="22"/>
-          <w:szCs w:val="22"/>
-        </w:rPr>
-        <w:t xml:space="preserve">&gt; [!TIP] </w:t>
-      </w:r>
-    </w:p>
-    <w:p>
-      <w:pPr>
-        <w:pStyle w:val="NormalWeb"/>
-        <w:rPr>
-          <w:rFonts w:ascii="Calibri" w:hAnsi="Calibri" w:cs="Calibri"/>
-          <w:sz w:val="22"/>
-          <w:szCs w:val="22"/>
-        </w:rPr>
-      </w:pPr>
-      <w:r>
-        <w:rPr>
-          <w:rFonts w:ascii="Calibri" w:hAnsi="Calibri" w:cs="Calibri"/>
-          <w:sz w:val="22"/>
-          <w:szCs w:val="22"/>
-        </w:rPr>
-        <w:t xml:space="preserve">&gt; </w:t>
-      </w:r>
-      <w:r>
-        <w:rPr>
           <w:rStyle w:val="Fuerte"/>
           <w:rFonts w:ascii="Calibri" w:hAnsi="Calibri" w:cs="Calibri"/>
           <w:sz w:val="22"/>
           <w:szCs w:val="22"/>
         </w:rPr>
+        <w:t>Sugerencia:</w:t>
+      </w:r>
+    </w:p>
+    <w:p>
+      <w:pPr>
+        <w:pStyle w:val="NormalWeb"/>
+        <w:rPr>
+          <w:rFonts w:ascii="Calibri" w:hAnsi="Calibri" w:cs="Calibri"/>
+          <w:sz w:val="22"/>
+          <w:szCs w:val="22"/>
+        </w:rPr>
+      </w:pPr>
+      <w:r>
+        <w:rPr>
+          <w:rStyle w:val="Fuerte"/>
+          <w:rFonts w:ascii="Calibri" w:hAnsi="Calibri" w:cs="Calibri"/>
+          <w:sz w:val="22"/>
+          <w:szCs w:val="22"/>
+        </w:rPr>
         <w:t>Recomendación para DBA Entrante (Tuning Backlog):</w:t>
       </w:r>
       <w:r>
@@ -1107,7 +1090,7 @@
           <w:sz w:val="22"/>
           <w:szCs w:val="22"/>
         </w:rPr>
-        <w:t xml:space="preserve">&gt; Dada la dimensionalidad creciente, se instruye al equipo de DBAs del área de Operaciones revisar mensualmente el </w:t>
+        <w:t xml:space="preserve">Dada la dimensionalidad creciente, se instruye al equipo de DBAs del área de Operaciones revisar mensualmente el </w:t>
       </w:r>
       <w:r>
         <w:rPr>
@@ -1162,8 +1145,7 @@
         <w:rPr>
           <w:rFonts w:ascii="Calibri" w:eastAsia="Times New Roman" w:hAnsi="Calibri" w:cs="Calibri"/>
         </w:rPr>
-        <w:lastRenderedPageBreak/>
-        <w:pict w14:anchorId="29778ABB">
+        <w:pict w14:anchorId="1D86CC06">
           <v:rect id="_x0000_i1029" style="width:0;height:1.5pt" o:hralign="center" o:hrstd="t" o:hr="t" fillcolor="#a0a0a0" stroked="f"/>
         </w:pict>
       </w:r>
@@ -1426,1296 +1408,13 @@
         </w:rPr>
       </w:pPr>
     </w:p>
-    <w:sdt>
-      <w:sdtPr>
-        <w:rPr>
-          <w:b w:val="0"/>
-          <w:color w:val="545454"/>
-        </w:rPr>
-        <w:id w:val="389240926"/>
-        <w:docPartObj>
-          <w:docPartGallery w:val="Table of Contents"/>
-          <w:docPartUnique/>
-        </w:docPartObj>
-      </w:sdtPr>
-      <w:sdtEndPr>
-        <w:rPr>
-          <w:bCs/>
-        </w:rPr>
-      </w:sdtEndPr>
-      <w:sdtContent>
-        <w:p>
-          <w:pPr>
-            <w:pStyle w:val="TtuloTDC"/>
-            <w:rPr>
-              <w:rFonts w:asciiTheme="majorHAnsi" w:eastAsiaTheme="majorEastAsia" w:hAnsiTheme="majorHAnsi" w:cstheme="majorBidi"/>
-              <w:bCs/>
-              <w:color w:val="365F91" w:themeColor="accent1" w:themeShade="BF"/>
-              <w:sz w:val="28"/>
-              <w:szCs w:val="28"/>
-            </w:rPr>
-          </w:pPr>
-          <w:r>
-            <w:rPr>
-              <w:rFonts w:asciiTheme="majorHAnsi" w:eastAsiaTheme="majorEastAsia" w:hAnsiTheme="majorHAnsi" w:cstheme="majorBidi"/>
-              <w:bCs/>
-              <w:color w:val="365F91" w:themeColor="accent1" w:themeShade="BF"/>
-              <w:sz w:val="28"/>
-              <w:szCs w:val="28"/>
-            </w:rPr>
-            <w:t>Contenido</w:t>
-          </w:r>
-        </w:p>
-        <w:p>
-          <w:pPr>
-            <w:pStyle w:val="TDC1"/>
-            <w:tabs>
-              <w:tab w:val="right" w:leader="dot" w:pos="9350"/>
-            </w:tabs>
-            <w:rPr>
-              <w:rFonts w:asciiTheme="minorHAnsi" w:hAnsiTheme="minorHAnsi"/>
-              <w:noProof/>
-              <w:color w:val="auto"/>
-              <w:kern w:val="2"/>
-              <w:sz w:val="24"/>
-              <w:szCs w:val="24"/>
-              <w:lang w:eastAsia="es-MX"/>
-              <w14:ligatures w14:val="standardContextual"/>
-            </w:rPr>
-          </w:pPr>
-          <w:r>
-            <w:fldChar w:fldCharType="begin"/>
-          </w:r>
-          <w:r>
-            <w:instrText xml:space="preserve"> TOC \o "1-3" \h \z \u </w:instrText>
-          </w:r>
-          <w:r>
-            <w:fldChar w:fldCharType="separate"/>
-          </w:r>
-          <w:hyperlink w:anchor="_Toc221820019" w:history="1">
-            <w:r>
-              <w:rPr>
-                <w:rStyle w:val="Hipervnculo"/>
-                <w:rFonts w:asciiTheme="majorHAnsi" w:eastAsiaTheme="majorEastAsia" w:hAnsiTheme="majorHAnsi" w:cstheme="majorBidi"/>
-                <w:b/>
-                <w:bCs/>
-                <w:noProof/>
-              </w:rPr>
-              <w:t>Diagnóstico del ecosistema de datos</w:t>
-            </w:r>
-            <w:r>
-              <w:rPr>
-                <w:noProof/>
-                <w:webHidden/>
-              </w:rPr>
-              <w:tab/>
-            </w:r>
-            <w:r>
-              <w:rPr>
-                <w:noProof/>
-                <w:webHidden/>
-              </w:rPr>
-              <w:fldChar w:fldCharType="begin"/>
-            </w:r>
-            <w:r>
-              <w:rPr>
-                <w:noProof/>
-                <w:webHidden/>
-              </w:rPr>
-              <w:instrText xml:space="preserve"> PAGEREF _Toc221820019 \h </w:instrText>
-            </w:r>
-            <w:r>
-              <w:rPr>
-                <w:noProof/>
-                <w:webHidden/>
-              </w:rPr>
-            </w:r>
-            <w:r>
-              <w:rPr>
-                <w:noProof/>
-                <w:webHidden/>
-              </w:rPr>
-              <w:fldChar w:fldCharType="separate"/>
-            </w:r>
-            <w:r>
-              <w:rPr>
-                <w:noProof/>
-                <w:webHidden/>
-              </w:rPr>
-              <w:t>1</w:t>
-            </w:r>
-            <w:r>
-              <w:rPr>
-                <w:noProof/>
-                <w:webHidden/>
-              </w:rPr>
-              <w:fldChar w:fldCharType="end"/>
-            </w:r>
-          </w:hyperlink>
-        </w:p>
-        <w:p>
-          <w:pPr>
-            <w:pStyle w:val="TDC2"/>
-            <w:tabs>
-              <w:tab w:val="right" w:leader="dot" w:pos="9350"/>
-            </w:tabs>
-            <w:rPr>
-              <w:rFonts w:asciiTheme="minorHAnsi" w:hAnsiTheme="minorHAnsi"/>
-              <w:noProof/>
-              <w:color w:val="auto"/>
-              <w:kern w:val="2"/>
-              <w:sz w:val="24"/>
-              <w:szCs w:val="24"/>
-              <w:lang w:eastAsia="es-MX"/>
-              <w14:ligatures w14:val="standardContextual"/>
-            </w:rPr>
-          </w:pPr>
-          <w:hyperlink w:anchor="_Toc221820020" w:history="1">
-            <w:r>
-              <w:rPr>
-                <w:rStyle w:val="Hipervnculo"/>
-                <w:rFonts w:asciiTheme="majorHAnsi" w:eastAsiaTheme="majorEastAsia" w:hAnsiTheme="majorHAnsi" w:cstheme="majorBidi"/>
-                <w:b/>
-                <w:bCs/>
-                <w:noProof/>
-              </w:rPr>
-              <w:t>1. Resumen Ejecutivo</w:t>
-            </w:r>
-            <w:r>
-              <w:rPr>
-                <w:noProof/>
-                <w:webHidden/>
-              </w:rPr>
-              <w:tab/>
-            </w:r>
-            <w:r>
-              <w:rPr>
-                <w:noProof/>
-                <w:webHidden/>
-              </w:rPr>
-              <w:fldChar w:fldCharType="begin"/>
-            </w:r>
-            <w:r>
-              <w:rPr>
-                <w:noProof/>
-                <w:webHidden/>
-              </w:rPr>
-              <w:instrText xml:space="preserve"> PAGEREF _Toc221820020 \h </w:instrText>
-            </w:r>
-            <w:r>
-              <w:rPr>
-                <w:noProof/>
-                <w:webHidden/>
-              </w:rPr>
-            </w:r>
-            <w:r>
-              <w:rPr>
-                <w:noProof/>
-                <w:webHidden/>
-              </w:rPr>
-              <w:fldChar w:fldCharType="separate"/>
-            </w:r>
-            <w:r>
-              <w:rPr>
-                <w:noProof/>
-                <w:webHidden/>
-              </w:rPr>
-              <w:t>1</w:t>
-            </w:r>
-            <w:r>
-              <w:rPr>
-                <w:noProof/>
-                <w:webHidden/>
-              </w:rPr>
-              <w:fldChar w:fldCharType="end"/>
-            </w:r>
-          </w:hyperlink>
-        </w:p>
-        <w:p>
-          <w:pPr>
-            <w:pStyle w:val="TDC2"/>
-            <w:tabs>
-              <w:tab w:val="right" w:leader="dot" w:pos="9350"/>
-            </w:tabs>
-            <w:rPr>
-              <w:rFonts w:asciiTheme="minorHAnsi" w:hAnsiTheme="minorHAnsi"/>
-              <w:noProof/>
-              <w:color w:val="auto"/>
-              <w:kern w:val="2"/>
-              <w:sz w:val="24"/>
-              <w:szCs w:val="24"/>
-              <w:lang w:eastAsia="es-MX"/>
-              <w14:ligatures w14:val="standardContextual"/>
-            </w:rPr>
-          </w:pPr>
-          <w:hyperlink w:anchor="_Toc221820021" w:history="1">
-            <w:r>
-              <w:rPr>
-                <w:rStyle w:val="Hipervnculo"/>
-                <w:rFonts w:asciiTheme="majorHAnsi" w:eastAsiaTheme="majorEastAsia" w:hAnsiTheme="majorHAnsi" w:cstheme="majorBidi"/>
-                <w:b/>
-                <w:bCs/>
-                <w:noProof/>
-              </w:rPr>
-              <w:t>2. Actividades Realizadas</w:t>
-            </w:r>
-            <w:r>
-              <w:rPr>
-                <w:noProof/>
-                <w:webHidden/>
-              </w:rPr>
-              <w:tab/>
-            </w:r>
-            <w:r>
-              <w:rPr>
-                <w:noProof/>
-                <w:webHidden/>
-              </w:rPr>
-              <w:fldChar w:fldCharType="begin"/>
-            </w:r>
-            <w:r>
-              <w:rPr>
-                <w:noProof/>
-                <w:webHidden/>
-              </w:rPr>
-              <w:instrText xml:space="preserve"> PAGEREF _Toc221820021 \h </w:instrText>
-            </w:r>
-            <w:r>
-              <w:rPr>
-                <w:noProof/>
-                <w:webHidden/>
-              </w:rPr>
-            </w:r>
-            <w:r>
-              <w:rPr>
-                <w:noProof/>
-                <w:webHidden/>
-              </w:rPr>
-              <w:fldChar w:fldCharType="separate"/>
-            </w:r>
-            <w:r>
-              <w:rPr>
-                <w:noProof/>
-                <w:webHidden/>
-              </w:rPr>
-              <w:t>2</w:t>
-            </w:r>
-            <w:r>
-              <w:rPr>
-                <w:noProof/>
-                <w:webHidden/>
-              </w:rPr>
-              <w:fldChar w:fldCharType="end"/>
-            </w:r>
-          </w:hyperlink>
-        </w:p>
-        <w:p>
-          <w:pPr>
-            <w:pStyle w:val="TDC2"/>
-            <w:tabs>
-              <w:tab w:val="right" w:leader="dot" w:pos="9350"/>
-            </w:tabs>
-            <w:rPr>
-              <w:rFonts w:asciiTheme="minorHAnsi" w:hAnsiTheme="minorHAnsi"/>
-              <w:noProof/>
-              <w:color w:val="auto"/>
-              <w:kern w:val="2"/>
-              <w:sz w:val="24"/>
-              <w:szCs w:val="24"/>
-              <w:lang w:eastAsia="es-MX"/>
-              <w14:ligatures w14:val="standardContextual"/>
-            </w:rPr>
-          </w:pPr>
-          <w:hyperlink w:anchor="_Toc221820022" w:history="1">
-            <w:r>
-              <w:rPr>
-                <w:rStyle w:val="Hipervnculo"/>
-                <w:rFonts w:asciiTheme="majorHAnsi" w:eastAsiaTheme="majorEastAsia" w:hAnsiTheme="majorHAnsi" w:cstheme="majorBidi"/>
-                <w:b/>
-                <w:bCs/>
-                <w:noProof/>
-              </w:rPr>
-              <w:t>2.1 Matriz de Inventario de Fuentes de Datos</w:t>
-            </w:r>
-            <w:r>
-              <w:rPr>
-                <w:noProof/>
-                <w:webHidden/>
-              </w:rPr>
-              <w:tab/>
-            </w:r>
-            <w:r>
-              <w:rPr>
-                <w:noProof/>
-                <w:webHidden/>
-              </w:rPr>
-              <w:fldChar w:fldCharType="begin"/>
-            </w:r>
-            <w:r>
-              <w:rPr>
-                <w:noProof/>
-                <w:webHidden/>
-              </w:rPr>
-              <w:instrText xml:space="preserve"> PAGEREF _Toc221820022 \h </w:instrText>
-            </w:r>
-            <w:r>
-              <w:rPr>
-                <w:noProof/>
-                <w:webHidden/>
-              </w:rPr>
-            </w:r>
-            <w:r>
-              <w:rPr>
-                <w:noProof/>
-                <w:webHidden/>
-              </w:rPr>
-              <w:fldChar w:fldCharType="separate"/>
-            </w:r>
-            <w:r>
-              <w:rPr>
-                <w:noProof/>
-                <w:webHidden/>
-              </w:rPr>
-              <w:t>2</w:t>
-            </w:r>
-            <w:r>
-              <w:rPr>
-                <w:noProof/>
-                <w:webHidden/>
-              </w:rPr>
-              <w:fldChar w:fldCharType="end"/>
-            </w:r>
-          </w:hyperlink>
-        </w:p>
-        <w:p>
-          <w:pPr>
-            <w:pStyle w:val="TDC2"/>
-            <w:tabs>
-              <w:tab w:val="right" w:leader="dot" w:pos="9350"/>
-            </w:tabs>
-            <w:rPr>
-              <w:rFonts w:asciiTheme="minorHAnsi" w:hAnsiTheme="minorHAnsi"/>
-              <w:noProof/>
-              <w:color w:val="auto"/>
-              <w:kern w:val="2"/>
-              <w:sz w:val="24"/>
-              <w:szCs w:val="24"/>
-              <w:lang w:eastAsia="es-MX"/>
-              <w14:ligatures w14:val="standardContextual"/>
-            </w:rPr>
-          </w:pPr>
-          <w:hyperlink w:anchor="_Toc221820023" w:history="1">
-            <w:r>
-              <w:rPr>
-                <w:rStyle w:val="Hipervnculo"/>
-                <w:rFonts w:asciiTheme="majorHAnsi" w:eastAsiaTheme="majorEastAsia" w:hAnsiTheme="majorHAnsi" w:cstheme="majorBidi"/>
-                <w:b/>
-                <w:bCs/>
-                <w:noProof/>
-              </w:rPr>
-              <w:t>2.2 Matriz de Riesgos y Calidad</w:t>
-            </w:r>
-            <w:r>
-              <w:rPr>
-                <w:noProof/>
-                <w:webHidden/>
-              </w:rPr>
-              <w:tab/>
-            </w:r>
-            <w:r>
-              <w:rPr>
-                <w:noProof/>
-                <w:webHidden/>
-              </w:rPr>
-              <w:fldChar w:fldCharType="begin"/>
-            </w:r>
-            <w:r>
-              <w:rPr>
-                <w:noProof/>
-                <w:webHidden/>
-              </w:rPr>
-              <w:instrText xml:space="preserve"> PAGEREF _Toc221820023 \h </w:instrText>
-            </w:r>
-            <w:r>
-              <w:rPr>
-                <w:noProof/>
-                <w:webHidden/>
-              </w:rPr>
-            </w:r>
-            <w:r>
-              <w:rPr>
-                <w:noProof/>
-                <w:webHidden/>
-              </w:rPr>
-              <w:fldChar w:fldCharType="separate"/>
-            </w:r>
-            <w:r>
-              <w:rPr>
-                <w:noProof/>
-                <w:webHidden/>
-              </w:rPr>
-              <w:t>3</w:t>
-            </w:r>
-            <w:r>
-              <w:rPr>
-                <w:noProof/>
-                <w:webHidden/>
-              </w:rPr>
-              <w:fldChar w:fldCharType="end"/>
-            </w:r>
-          </w:hyperlink>
-        </w:p>
-        <w:p>
-          <w:pPr>
-            <w:pStyle w:val="TDC2"/>
-            <w:tabs>
-              <w:tab w:val="right" w:leader="dot" w:pos="9350"/>
-            </w:tabs>
-            <w:rPr>
-              <w:rFonts w:asciiTheme="minorHAnsi" w:hAnsiTheme="minorHAnsi"/>
-              <w:noProof/>
-              <w:color w:val="auto"/>
-              <w:kern w:val="2"/>
-              <w:sz w:val="24"/>
-              <w:szCs w:val="24"/>
-              <w:lang w:eastAsia="es-MX"/>
-              <w14:ligatures w14:val="standardContextual"/>
-            </w:rPr>
-          </w:pPr>
-          <w:hyperlink w:anchor="_Toc221820024" w:history="1">
-            <w:r>
-              <w:rPr>
-                <w:rStyle w:val="Hipervnculo"/>
-                <w:rFonts w:asciiTheme="majorHAnsi" w:eastAsiaTheme="majorEastAsia" w:hAnsiTheme="majorHAnsi" w:cstheme="majorBidi"/>
-                <w:b/>
-                <w:bCs/>
-                <w:noProof/>
-              </w:rPr>
-              <w:t>2.3 Formato de Entrevista a Responsables</w:t>
-            </w:r>
-            <w:r>
-              <w:rPr>
-                <w:noProof/>
-                <w:webHidden/>
-              </w:rPr>
-              <w:tab/>
-            </w:r>
-            <w:r>
-              <w:rPr>
-                <w:noProof/>
-                <w:webHidden/>
-              </w:rPr>
-              <w:fldChar w:fldCharType="begin"/>
-            </w:r>
-            <w:r>
-              <w:rPr>
-                <w:noProof/>
-                <w:webHidden/>
-              </w:rPr>
-              <w:instrText xml:space="preserve"> PAGEREF _Toc221820024 \h </w:instrText>
-            </w:r>
-            <w:r>
-              <w:rPr>
-                <w:noProof/>
-                <w:webHidden/>
-              </w:rPr>
-            </w:r>
-            <w:r>
-              <w:rPr>
-                <w:noProof/>
-                <w:webHidden/>
-              </w:rPr>
-              <w:fldChar w:fldCharType="separate"/>
-            </w:r>
-            <w:r>
-              <w:rPr>
-                <w:noProof/>
-                <w:webHidden/>
-              </w:rPr>
-              <w:t>3</w:t>
-            </w:r>
-            <w:r>
-              <w:rPr>
-                <w:noProof/>
-                <w:webHidden/>
-              </w:rPr>
-              <w:fldChar w:fldCharType="end"/>
-            </w:r>
-          </w:hyperlink>
-        </w:p>
-        <w:p>
-          <w:pPr>
-            <w:pStyle w:val="TDC2"/>
-            <w:tabs>
-              <w:tab w:val="right" w:leader="dot" w:pos="9350"/>
-            </w:tabs>
-            <w:rPr>
-              <w:rFonts w:asciiTheme="minorHAnsi" w:hAnsiTheme="minorHAnsi"/>
-              <w:noProof/>
-              <w:color w:val="auto"/>
-              <w:kern w:val="2"/>
-              <w:sz w:val="24"/>
-              <w:szCs w:val="24"/>
-              <w:lang w:eastAsia="es-MX"/>
-              <w14:ligatures w14:val="standardContextual"/>
-            </w:rPr>
-          </w:pPr>
-          <w:hyperlink w:anchor="_Toc221820025" w:history="1">
-            <w:r>
-              <w:rPr>
-                <w:rStyle w:val="Hipervnculo"/>
-                <w:rFonts w:asciiTheme="majorHAnsi" w:eastAsiaTheme="majorEastAsia" w:hAnsiTheme="majorHAnsi" w:cstheme="majorBidi"/>
-                <w:b/>
-                <w:bCs/>
-                <w:noProof/>
-              </w:rPr>
-              <w:t>2.4 Cronograma de Actividades</w:t>
-            </w:r>
-            <w:r>
-              <w:rPr>
-                <w:noProof/>
-                <w:webHidden/>
-              </w:rPr>
-              <w:tab/>
-            </w:r>
-            <w:r>
-              <w:rPr>
-                <w:noProof/>
-                <w:webHidden/>
-              </w:rPr>
-              <w:fldChar w:fldCharType="begin"/>
-            </w:r>
-            <w:r>
-              <w:rPr>
-                <w:noProof/>
-                <w:webHidden/>
-              </w:rPr>
-              <w:instrText xml:space="preserve"> PAGEREF _Toc221820025 \h </w:instrText>
-            </w:r>
-            <w:r>
-              <w:rPr>
-                <w:noProof/>
-                <w:webHidden/>
-              </w:rPr>
-            </w:r>
-            <w:r>
-              <w:rPr>
-                <w:noProof/>
-                <w:webHidden/>
-              </w:rPr>
-              <w:fldChar w:fldCharType="separate"/>
-            </w:r>
-            <w:r>
-              <w:rPr>
-                <w:noProof/>
-                <w:webHidden/>
-              </w:rPr>
-              <w:t>4</w:t>
-            </w:r>
-            <w:r>
-              <w:rPr>
-                <w:noProof/>
-                <w:webHidden/>
-              </w:rPr>
-              <w:fldChar w:fldCharType="end"/>
-            </w:r>
-          </w:hyperlink>
-        </w:p>
-        <w:p>
-          <w:pPr>
-            <w:pStyle w:val="TDC2"/>
-            <w:tabs>
-              <w:tab w:val="right" w:leader="dot" w:pos="9350"/>
-            </w:tabs>
-            <w:rPr>
-              <w:rFonts w:asciiTheme="minorHAnsi" w:hAnsiTheme="minorHAnsi"/>
-              <w:noProof/>
-              <w:color w:val="auto"/>
-              <w:kern w:val="2"/>
-              <w:sz w:val="24"/>
-              <w:szCs w:val="24"/>
-              <w:lang w:eastAsia="es-MX"/>
-              <w14:ligatures w14:val="standardContextual"/>
-            </w:rPr>
-          </w:pPr>
-          <w:hyperlink w:anchor="_Toc221820026" w:history="1">
-            <w:r>
-              <w:rPr>
-                <w:rStyle w:val="Hipervnculo"/>
-                <w:rFonts w:asciiTheme="majorHAnsi" w:eastAsiaTheme="majorEastAsia" w:hAnsiTheme="majorHAnsi" w:cstheme="majorBidi"/>
-                <w:b/>
-                <w:bCs/>
-                <w:noProof/>
-              </w:rPr>
-              <w:t>2.5 Taller Colaborativo</w:t>
-            </w:r>
-            <w:r>
-              <w:rPr>
-                <w:noProof/>
-                <w:webHidden/>
-              </w:rPr>
-              <w:tab/>
-            </w:r>
-            <w:r>
-              <w:rPr>
-                <w:noProof/>
-                <w:webHidden/>
-              </w:rPr>
-              <w:fldChar w:fldCharType="begin"/>
-            </w:r>
-            <w:r>
-              <w:rPr>
-                <w:noProof/>
-                <w:webHidden/>
-              </w:rPr>
-              <w:instrText xml:space="preserve"> PAGEREF _Toc221820026 \h </w:instrText>
-            </w:r>
-            <w:r>
-              <w:rPr>
-                <w:noProof/>
-                <w:webHidden/>
-              </w:rPr>
-            </w:r>
-            <w:r>
-              <w:rPr>
-                <w:noProof/>
-                <w:webHidden/>
-              </w:rPr>
-              <w:fldChar w:fldCharType="separate"/>
-            </w:r>
-            <w:r>
-              <w:rPr>
-                <w:noProof/>
-                <w:webHidden/>
-              </w:rPr>
-              <w:t>4</w:t>
-            </w:r>
-            <w:r>
-              <w:rPr>
-                <w:noProof/>
-                <w:webHidden/>
-              </w:rPr>
-              <w:fldChar w:fldCharType="end"/>
-            </w:r>
-          </w:hyperlink>
-        </w:p>
-        <w:p>
-          <w:pPr>
-            <w:pStyle w:val="TDC3"/>
-            <w:tabs>
-              <w:tab w:val="right" w:leader="dot" w:pos="9350"/>
-            </w:tabs>
-            <w:rPr>
-              <w:rFonts w:asciiTheme="minorHAnsi" w:hAnsiTheme="minorHAnsi"/>
-              <w:noProof/>
-              <w:color w:val="auto"/>
-              <w:kern w:val="2"/>
-              <w:sz w:val="24"/>
-              <w:szCs w:val="24"/>
-              <w:lang w:eastAsia="es-MX"/>
-              <w14:ligatures w14:val="standardContextual"/>
-            </w:rPr>
-          </w:pPr>
-          <w:hyperlink w:anchor="_Toc221820027" w:history="1">
-            <w:r>
-              <w:rPr>
-                <w:rStyle w:val="Hipervnculo"/>
-                <w:rFonts w:asciiTheme="majorHAnsi" w:eastAsiaTheme="majorEastAsia" w:hAnsiTheme="majorHAnsi" w:cstheme="majorBidi"/>
-                <w:b/>
-                <w:bCs/>
-                <w:noProof/>
-              </w:rPr>
-              <w:t>Sugerencia de Actividades para el Taller Colaborativo</w:t>
-            </w:r>
-            <w:r>
-              <w:rPr>
-                <w:noProof/>
-                <w:webHidden/>
-              </w:rPr>
-              <w:tab/>
-            </w:r>
-            <w:r>
-              <w:rPr>
-                <w:noProof/>
-                <w:webHidden/>
-              </w:rPr>
-              <w:fldChar w:fldCharType="begin"/>
-            </w:r>
-            <w:r>
-              <w:rPr>
-                <w:noProof/>
-                <w:webHidden/>
-              </w:rPr>
-              <w:instrText xml:space="preserve"> PAGEREF _Toc221820027 \h </w:instrText>
-            </w:r>
-            <w:r>
-              <w:rPr>
-                <w:noProof/>
-                <w:webHidden/>
-              </w:rPr>
-            </w:r>
-            <w:r>
-              <w:rPr>
-                <w:noProof/>
-                <w:webHidden/>
-              </w:rPr>
-              <w:fldChar w:fldCharType="separate"/>
-            </w:r>
-            <w:r>
-              <w:rPr>
-                <w:noProof/>
-                <w:webHidden/>
-              </w:rPr>
-              <w:t>5</w:t>
-            </w:r>
-            <w:r>
-              <w:rPr>
-                <w:noProof/>
-                <w:webHidden/>
-              </w:rPr>
-              <w:fldChar w:fldCharType="end"/>
-            </w:r>
-          </w:hyperlink>
-        </w:p>
-        <w:p>
-          <w:pPr>
-            <w:pStyle w:val="TDC2"/>
-            <w:tabs>
-              <w:tab w:val="right" w:leader="dot" w:pos="9350"/>
-            </w:tabs>
-            <w:rPr>
-              <w:rFonts w:asciiTheme="minorHAnsi" w:hAnsiTheme="minorHAnsi"/>
-              <w:noProof/>
-              <w:color w:val="auto"/>
-              <w:kern w:val="2"/>
-              <w:sz w:val="24"/>
-              <w:szCs w:val="24"/>
-              <w:lang w:eastAsia="es-MX"/>
-              <w14:ligatures w14:val="standardContextual"/>
-            </w:rPr>
-          </w:pPr>
-          <w:hyperlink w:anchor="_Toc221820028" w:history="1">
-            <w:r>
-              <w:rPr>
-                <w:rStyle w:val="Hipervnculo"/>
-                <w:rFonts w:asciiTheme="majorHAnsi" w:eastAsiaTheme="majorEastAsia" w:hAnsiTheme="majorHAnsi" w:cstheme="majorBidi"/>
-                <w:b/>
-                <w:bCs/>
-                <w:noProof/>
-              </w:rPr>
-              <w:t>2.6 Documentación de Hallazgos y Recomendaciones</w:t>
-            </w:r>
-            <w:r>
-              <w:rPr>
-                <w:noProof/>
-                <w:webHidden/>
-              </w:rPr>
-              <w:tab/>
-            </w:r>
-            <w:r>
-              <w:rPr>
-                <w:noProof/>
-                <w:webHidden/>
-              </w:rPr>
-              <w:fldChar w:fldCharType="begin"/>
-            </w:r>
-            <w:r>
-              <w:rPr>
-                <w:noProof/>
-                <w:webHidden/>
-              </w:rPr>
-              <w:instrText xml:space="preserve"> PAGEREF _Toc221820028 \h </w:instrText>
-            </w:r>
-            <w:r>
-              <w:rPr>
-                <w:noProof/>
-                <w:webHidden/>
-              </w:rPr>
-            </w:r>
-            <w:r>
-              <w:rPr>
-                <w:noProof/>
-                <w:webHidden/>
-              </w:rPr>
-              <w:fldChar w:fldCharType="separate"/>
-            </w:r>
-            <w:r>
-              <w:rPr>
-                <w:noProof/>
-                <w:webHidden/>
-              </w:rPr>
-              <w:t>5</w:t>
-            </w:r>
-            <w:r>
-              <w:rPr>
-                <w:noProof/>
-                <w:webHidden/>
-              </w:rPr>
-              <w:fldChar w:fldCharType="end"/>
-            </w:r>
-          </w:hyperlink>
-        </w:p>
-        <w:p>
-          <w:pPr>
-            <w:pStyle w:val="TDC3"/>
-            <w:tabs>
-              <w:tab w:val="right" w:leader="dot" w:pos="9350"/>
-            </w:tabs>
-            <w:rPr>
-              <w:rFonts w:asciiTheme="minorHAnsi" w:hAnsiTheme="minorHAnsi"/>
-              <w:noProof/>
-              <w:color w:val="auto"/>
-              <w:kern w:val="2"/>
-              <w:sz w:val="24"/>
-              <w:szCs w:val="24"/>
-              <w:lang w:eastAsia="es-MX"/>
-              <w14:ligatures w14:val="standardContextual"/>
-            </w:rPr>
-          </w:pPr>
-          <w:hyperlink w:anchor="_Toc221820029" w:history="1">
-            <w:r>
-              <w:rPr>
-                <w:rStyle w:val="Hipervnculo"/>
-                <w:rFonts w:asciiTheme="majorHAnsi" w:eastAsiaTheme="majorEastAsia" w:hAnsiTheme="majorHAnsi" w:cstheme="majorBidi"/>
-                <w:b/>
-                <w:bCs/>
-                <w:noProof/>
-              </w:rPr>
-              <w:t>Ejemplo de una matriz de Hallazgos y Recomendaciones</w:t>
-            </w:r>
-            <w:r>
-              <w:rPr>
-                <w:noProof/>
-                <w:webHidden/>
-              </w:rPr>
-              <w:tab/>
-            </w:r>
-            <w:r>
-              <w:rPr>
-                <w:noProof/>
-                <w:webHidden/>
-              </w:rPr>
-              <w:fldChar w:fldCharType="begin"/>
-            </w:r>
-            <w:r>
-              <w:rPr>
-                <w:noProof/>
-                <w:webHidden/>
-              </w:rPr>
-              <w:instrText xml:space="preserve"> PAGEREF _Toc221820029 \h </w:instrText>
-            </w:r>
-            <w:r>
-              <w:rPr>
-                <w:noProof/>
-                <w:webHidden/>
-              </w:rPr>
-            </w:r>
-            <w:r>
-              <w:rPr>
-                <w:noProof/>
-                <w:webHidden/>
-              </w:rPr>
-              <w:fldChar w:fldCharType="separate"/>
-            </w:r>
-            <w:r>
-              <w:rPr>
-                <w:noProof/>
-                <w:webHidden/>
-              </w:rPr>
-              <w:t>5</w:t>
-            </w:r>
-            <w:r>
-              <w:rPr>
-                <w:noProof/>
-                <w:webHidden/>
-              </w:rPr>
-              <w:fldChar w:fldCharType="end"/>
-            </w:r>
-          </w:hyperlink>
-        </w:p>
-        <w:p>
-          <w:pPr>
-            <w:pStyle w:val="TDC2"/>
-            <w:tabs>
-              <w:tab w:val="right" w:leader="dot" w:pos="9350"/>
-            </w:tabs>
-            <w:rPr>
-              <w:rFonts w:asciiTheme="minorHAnsi" w:hAnsiTheme="minorHAnsi"/>
-              <w:noProof/>
-              <w:color w:val="auto"/>
-              <w:kern w:val="2"/>
-              <w:sz w:val="24"/>
-              <w:szCs w:val="24"/>
-              <w:lang w:eastAsia="es-MX"/>
-              <w14:ligatures w14:val="standardContextual"/>
-            </w:rPr>
-          </w:pPr>
-          <w:hyperlink w:anchor="_Toc221820030" w:history="1">
-            <w:r>
-              <w:rPr>
-                <w:rStyle w:val="Hipervnculo"/>
-                <w:rFonts w:asciiTheme="majorHAnsi" w:eastAsiaTheme="majorEastAsia" w:hAnsiTheme="majorHAnsi" w:cstheme="majorBidi"/>
-                <w:b/>
-                <w:bCs/>
-                <w:noProof/>
-              </w:rPr>
-              <w:t>2.7 Ejemplo de Informe Estructurado</w:t>
-            </w:r>
-            <w:r>
-              <w:rPr>
-                <w:noProof/>
-                <w:webHidden/>
-              </w:rPr>
-              <w:tab/>
-            </w:r>
-            <w:r>
-              <w:rPr>
-                <w:noProof/>
-                <w:webHidden/>
-              </w:rPr>
-              <w:fldChar w:fldCharType="begin"/>
-            </w:r>
-            <w:r>
-              <w:rPr>
-                <w:noProof/>
-                <w:webHidden/>
-              </w:rPr>
-              <w:instrText xml:space="preserve"> PAGEREF _Toc221820030 \h </w:instrText>
-            </w:r>
-            <w:r>
-              <w:rPr>
-                <w:noProof/>
-                <w:webHidden/>
-              </w:rPr>
-            </w:r>
-            <w:r>
-              <w:rPr>
-                <w:noProof/>
-                <w:webHidden/>
-              </w:rPr>
-              <w:fldChar w:fldCharType="separate"/>
-            </w:r>
-            <w:r>
-              <w:rPr>
-                <w:noProof/>
-                <w:webHidden/>
-              </w:rPr>
-              <w:t>6</w:t>
-            </w:r>
-            <w:r>
-              <w:rPr>
-                <w:noProof/>
-                <w:webHidden/>
-              </w:rPr>
-              <w:fldChar w:fldCharType="end"/>
-            </w:r>
-          </w:hyperlink>
-        </w:p>
-        <w:p>
-          <w:pPr>
-            <w:pStyle w:val="TDC3"/>
-            <w:tabs>
-              <w:tab w:val="right" w:leader="dot" w:pos="9350"/>
-            </w:tabs>
-            <w:rPr>
-              <w:rFonts w:asciiTheme="minorHAnsi" w:hAnsiTheme="minorHAnsi"/>
-              <w:noProof/>
-              <w:color w:val="auto"/>
-              <w:kern w:val="2"/>
-              <w:sz w:val="24"/>
-              <w:szCs w:val="24"/>
-              <w:lang w:eastAsia="es-MX"/>
-              <w14:ligatures w14:val="standardContextual"/>
-            </w:rPr>
-          </w:pPr>
-          <w:hyperlink w:anchor="_Toc221820031" w:history="1">
-            <w:r>
-              <w:rPr>
-                <w:rStyle w:val="Hipervnculo"/>
-                <w:rFonts w:asciiTheme="majorHAnsi" w:eastAsiaTheme="majorEastAsia" w:hAnsiTheme="majorHAnsi" w:cstheme="majorBidi"/>
-                <w:b/>
-                <w:bCs/>
-                <w:noProof/>
-              </w:rPr>
-              <w:t>Breve ejemplo de informe estructurado</w:t>
-            </w:r>
-            <w:r>
-              <w:rPr>
-                <w:noProof/>
-                <w:webHidden/>
-              </w:rPr>
-              <w:tab/>
-            </w:r>
-            <w:r>
-              <w:rPr>
-                <w:noProof/>
-                <w:webHidden/>
-              </w:rPr>
-              <w:fldChar w:fldCharType="begin"/>
-            </w:r>
-            <w:r>
-              <w:rPr>
-                <w:noProof/>
-                <w:webHidden/>
-              </w:rPr>
-              <w:instrText xml:space="preserve"> PAGEREF _Toc221820031 \h </w:instrText>
-            </w:r>
-            <w:r>
-              <w:rPr>
-                <w:noProof/>
-                <w:webHidden/>
-              </w:rPr>
-            </w:r>
-            <w:r>
-              <w:rPr>
-                <w:noProof/>
-                <w:webHidden/>
-              </w:rPr>
-              <w:fldChar w:fldCharType="separate"/>
-            </w:r>
-            <w:r>
-              <w:rPr>
-                <w:noProof/>
-                <w:webHidden/>
-              </w:rPr>
-              <w:t>6</w:t>
-            </w:r>
-            <w:r>
-              <w:rPr>
-                <w:noProof/>
-                <w:webHidden/>
-              </w:rPr>
-              <w:fldChar w:fldCharType="end"/>
-            </w:r>
-          </w:hyperlink>
-        </w:p>
-        <w:p>
-          <w:pPr>
-            <w:pStyle w:val="TDC2"/>
-            <w:tabs>
-              <w:tab w:val="right" w:leader="dot" w:pos="9350"/>
-            </w:tabs>
-            <w:rPr>
-              <w:rFonts w:asciiTheme="minorHAnsi" w:hAnsiTheme="minorHAnsi"/>
-              <w:noProof/>
-              <w:color w:val="auto"/>
-              <w:kern w:val="2"/>
-              <w:sz w:val="24"/>
-              <w:szCs w:val="24"/>
-              <w:lang w:eastAsia="es-MX"/>
-              <w14:ligatures w14:val="standardContextual"/>
-            </w:rPr>
-          </w:pPr>
-          <w:hyperlink w:anchor="_Toc221820032" w:history="1">
-            <w:r>
-              <w:rPr>
-                <w:rStyle w:val="Hipervnculo"/>
-                <w:rFonts w:asciiTheme="majorHAnsi" w:eastAsiaTheme="majorEastAsia" w:hAnsiTheme="majorHAnsi" w:cstheme="majorBidi"/>
-                <w:b/>
-                <w:bCs/>
-                <w:noProof/>
-              </w:rPr>
-              <w:t>2.8 Matriz Visual de Riesgos</w:t>
-            </w:r>
-            <w:r>
-              <w:rPr>
-                <w:noProof/>
-                <w:webHidden/>
-              </w:rPr>
-              <w:tab/>
-            </w:r>
-            <w:r>
-              <w:rPr>
-                <w:noProof/>
-                <w:webHidden/>
-              </w:rPr>
-              <w:fldChar w:fldCharType="begin"/>
-            </w:r>
-            <w:r>
-              <w:rPr>
-                <w:noProof/>
-                <w:webHidden/>
-              </w:rPr>
-              <w:instrText xml:space="preserve"> PAGEREF _Toc221820032 \h </w:instrText>
-            </w:r>
-            <w:r>
-              <w:rPr>
-                <w:noProof/>
-                <w:webHidden/>
-              </w:rPr>
-            </w:r>
-            <w:r>
-              <w:rPr>
-                <w:noProof/>
-                <w:webHidden/>
-              </w:rPr>
-              <w:fldChar w:fldCharType="separate"/>
-            </w:r>
-            <w:r>
-              <w:rPr>
-                <w:noProof/>
-                <w:webHidden/>
-              </w:rPr>
-              <w:t>7</w:t>
-            </w:r>
-            <w:r>
-              <w:rPr>
-                <w:noProof/>
-                <w:webHidden/>
-              </w:rPr>
-              <w:fldChar w:fldCharType="end"/>
-            </w:r>
-          </w:hyperlink>
-        </w:p>
-        <w:p>
-          <w:pPr>
-            <w:pStyle w:val="TDC2"/>
-            <w:tabs>
-              <w:tab w:val="right" w:leader="dot" w:pos="9350"/>
-            </w:tabs>
-            <w:rPr>
-              <w:rFonts w:asciiTheme="minorHAnsi" w:hAnsiTheme="minorHAnsi"/>
-              <w:noProof/>
-              <w:color w:val="auto"/>
-              <w:kern w:val="2"/>
-              <w:sz w:val="24"/>
-              <w:szCs w:val="24"/>
-              <w:lang w:eastAsia="es-MX"/>
-              <w14:ligatures w14:val="standardContextual"/>
-            </w:rPr>
-          </w:pPr>
-          <w:hyperlink w:anchor="_Toc221820033" w:history="1">
-            <w:r>
-              <w:rPr>
-                <w:rStyle w:val="Hipervnculo"/>
-                <w:rFonts w:asciiTheme="majorHAnsi" w:eastAsiaTheme="majorEastAsia" w:hAnsiTheme="majorHAnsi" w:cstheme="majorBidi"/>
-                <w:b/>
-                <w:bCs/>
-                <w:noProof/>
-              </w:rPr>
-              <w:t>3. Sección de firmas</w:t>
-            </w:r>
-            <w:r>
-              <w:rPr>
-                <w:noProof/>
-                <w:webHidden/>
-              </w:rPr>
-              <w:tab/>
-            </w:r>
-            <w:r>
-              <w:rPr>
-                <w:noProof/>
-                <w:webHidden/>
-              </w:rPr>
-              <w:fldChar w:fldCharType="begin"/>
-            </w:r>
-            <w:r>
-              <w:rPr>
-                <w:noProof/>
-                <w:webHidden/>
-              </w:rPr>
-              <w:instrText xml:space="preserve"> PAGEREF _Toc221820033 \h </w:instrText>
-            </w:r>
-            <w:r>
-              <w:rPr>
-                <w:noProof/>
-                <w:webHidden/>
-              </w:rPr>
-            </w:r>
-            <w:r>
-              <w:rPr>
-                <w:noProof/>
-                <w:webHidden/>
-              </w:rPr>
-              <w:fldChar w:fldCharType="separate"/>
-            </w:r>
-            <w:r>
-              <w:rPr>
-                <w:noProof/>
-                <w:webHidden/>
-              </w:rPr>
-              <w:t>10</w:t>
-            </w:r>
-            <w:r>
-              <w:rPr>
-                <w:noProof/>
-                <w:webHidden/>
-              </w:rPr>
-              <w:fldChar w:fldCharType="end"/>
-            </w:r>
-          </w:hyperlink>
-        </w:p>
-        <w:p>
-          <w:r>
-            <w:rPr>
-              <w:b/>
-              <w:bCs/>
-            </w:rPr>
-            <w:fldChar w:fldCharType="end"/>
-          </w:r>
-        </w:p>
-      </w:sdtContent>
-    </w:sdt>
     <w:p>
       <w:pPr>
-        <w:keepNext/>
-        <w:keepLines/>
-        <w:spacing w:before="480" w:after="0"/>
-        <w:outlineLvl w:val="0"/>
-        <w:rPr>
-          <w:rFonts w:asciiTheme="majorHAnsi" w:eastAsiaTheme="majorEastAsia" w:hAnsiTheme="majorHAnsi" w:cstheme="majorBidi"/>
-          <w:b/>
-          <w:bCs/>
-          <w:color w:val="365F91" w:themeColor="accent1" w:themeShade="BF"/>
-          <w:sz w:val="28"/>
-          <w:szCs w:val="28"/>
-        </w:rPr>
-      </w:pPr>
-    </w:p>
-    <w:p>
-      <w:pPr>
-        <w:keepNext/>
-        <w:keepLines/>
-        <w:spacing w:before="480" w:after="0"/>
-        <w:outlineLvl w:val="0"/>
-        <w:rPr>
-          <w:rFonts w:asciiTheme="majorHAnsi" w:eastAsiaTheme="majorEastAsia" w:hAnsiTheme="majorHAnsi" w:cstheme="majorBidi"/>
-          <w:b/>
-          <w:bCs/>
-          <w:color w:val="365F91" w:themeColor="accent1" w:themeShade="BF"/>
-          <w:sz w:val="28"/>
-          <w:szCs w:val="28"/>
-        </w:rPr>
-      </w:pPr>
-    </w:p>
-    <w:p>
-      <w:pPr>
-        <w:keepNext/>
-        <w:keepLines/>
-        <w:spacing w:before="480" w:after="0"/>
-        <w:outlineLvl w:val="0"/>
-        <w:rPr>
-          <w:rFonts w:asciiTheme="majorHAnsi" w:eastAsiaTheme="majorEastAsia" w:hAnsiTheme="majorHAnsi" w:cstheme="majorBidi"/>
-          <w:b/>
-          <w:bCs/>
-          <w:color w:val="365F91" w:themeColor="accent1" w:themeShade="BF"/>
-          <w:sz w:val="28"/>
-          <w:szCs w:val="28"/>
-        </w:rPr>
-      </w:pPr>
-      <w:bookmarkStart w:id="0" w:name="_Toc221820019"/>
-      <w:r>
-        <w:rPr>
-          <w:rFonts w:asciiTheme="majorHAnsi" w:eastAsiaTheme="majorEastAsia" w:hAnsiTheme="majorHAnsi" w:cstheme="majorBidi"/>
-          <w:b/>
-          <w:bCs/>
-          <w:color w:val="365F91" w:themeColor="accent1" w:themeShade="BF"/>
-          <w:sz w:val="28"/>
-          <w:szCs w:val="28"/>
-        </w:rPr>
-        <w:t>Diagnóstico del ecosistema de datos</w:t>
-      </w:r>
-      <w:bookmarkEnd w:id="0"/>
+        <w:rPr>
+          <w:rFonts w:asciiTheme="minorHAnsi" w:hAnsiTheme="minorHAnsi"/>
+          <w:color w:val="auto"/>
+        </w:rPr>
+      </w:pPr>
     </w:p>
     <w:p>
       <w:pPr>
@@ -2732,7 +1431,8 @@
           <w:szCs w:val="26"/>
         </w:rPr>
       </w:pPr>
-      <w:bookmarkStart w:id="1" w:name="_Toc221820020"/>
+      <w:bookmarkStart w:id="0" w:name="_Toc217296775"/>
+      <w:bookmarkStart w:id="1" w:name="_Toc219739752"/>
       <w:r>
         <w:rPr>
           <w:rFonts w:asciiTheme="majorHAnsi" w:eastAsiaTheme="majorEastAsia" w:hAnsiTheme="majorHAnsi" w:cstheme="majorBidi"/>
@@ -2742,4285 +1442,10 @@
           <w:sz w:val="26"/>
           <w:szCs w:val="26"/>
         </w:rPr>
-        <w:t>1. Resumen Ejecutivo</w:t>
+        <w:t>8. Sección de firmas</w:t>
       </w:r>
+      <w:bookmarkEnd w:id="0"/>
       <w:bookmarkEnd w:id="1"/>
-    </w:p>
-    <w:p>
-      <w:pPr>
-        <w:rPr>
-          <w:rFonts w:asciiTheme="minorHAnsi" w:hAnsiTheme="minorHAnsi"/>
-          <w:color w:val="auto"/>
-        </w:rPr>
-      </w:pPr>
-    </w:p>
-    <w:p>
-      <w:pPr>
-        <w:jc w:val="both"/>
-        <w:rPr>
-          <w:rFonts w:asciiTheme="minorHAnsi" w:hAnsiTheme="minorHAnsi"/>
-          <w:color w:val="auto"/>
-        </w:rPr>
-      </w:pPr>
-      <w:r>
-        <w:rPr>
-          <w:rFonts w:asciiTheme="minorHAnsi" w:hAnsiTheme="minorHAnsi"/>
-          <w:color w:val="auto"/>
-        </w:rPr>
-        <w:t xml:space="preserve">Durante enero 2026 se realizó un análisis preliminar para definir las actividades necesarias que permitan llevar a cabo el diagnóstico del ecosistema de datos institucional. </w:t>
-      </w:r>
-    </w:p>
-    <w:p>
-      <w:pPr>
-        <w:jc w:val="both"/>
-        <w:rPr>
-          <w:rFonts w:asciiTheme="minorHAnsi" w:hAnsiTheme="minorHAnsi"/>
-          <w:color w:val="auto"/>
-        </w:rPr>
-      </w:pPr>
-      <w:r>
-        <w:rPr>
-          <w:rFonts w:asciiTheme="minorHAnsi" w:hAnsiTheme="minorHAnsi"/>
-          <w:color w:val="auto"/>
-        </w:rPr>
-        <w:t>Se plante</w:t>
-      </w:r>
-      <w:r>
-        <w:rPr>
-          <w:rFonts w:asciiTheme="minorHAnsi" w:hAnsiTheme="minorHAnsi"/>
-          <w:color w:val="auto"/>
-        </w:rPr>
-        <w:t>an</w:t>
-      </w:r>
-      <w:r>
-        <w:rPr>
-          <w:rFonts w:asciiTheme="minorHAnsi" w:hAnsiTheme="minorHAnsi"/>
-          <w:color w:val="auto"/>
-        </w:rPr>
-        <w:t xml:space="preserve"> propuestas para identificar fuentes de datos, estimar calidad y volumen, detectar posibles riesgos y establecer acciones prioritarias. </w:t>
-      </w:r>
-    </w:p>
-    <w:p>
-      <w:pPr>
-        <w:jc w:val="both"/>
-        <w:rPr>
-          <w:rFonts w:asciiTheme="minorHAnsi" w:hAnsiTheme="minorHAnsi"/>
-          <w:color w:val="auto"/>
-        </w:rPr>
-      </w:pPr>
-      <w:r>
-        <w:rPr>
-          <w:rFonts w:asciiTheme="minorHAnsi" w:hAnsiTheme="minorHAnsi"/>
-          <w:color w:val="auto"/>
-        </w:rPr>
-        <w:t xml:space="preserve">Todas las cifras y riesgos mencionados son ejemplos o estimaciones para orientar el diagnóstico futuro. </w:t>
-      </w:r>
-    </w:p>
-    <w:p>
-      <w:pPr>
-        <w:rPr>
-          <w:rFonts w:asciiTheme="minorHAnsi" w:hAnsiTheme="minorHAnsi"/>
-          <w:color w:val="auto"/>
-        </w:rPr>
-      </w:pPr>
-    </w:p>
-    <w:p>
-      <w:pPr>
-        <w:keepNext/>
-        <w:keepLines/>
-        <w:spacing w:before="200" w:after="0"/>
-        <w:outlineLvl w:val="1"/>
-        <w:rPr>
-          <w:rFonts w:asciiTheme="majorHAnsi" w:eastAsiaTheme="majorEastAsia" w:hAnsiTheme="majorHAnsi" w:cstheme="majorBidi"/>
-          <w:b/>
-          <w:bCs/>
-          <w:color w:val="4F81BD" w:themeColor="accent1"/>
-          <w:sz w:val="26"/>
-          <w:szCs w:val="26"/>
-        </w:rPr>
-      </w:pPr>
-      <w:bookmarkStart w:id="2" w:name="_Toc221820021"/>
-      <w:r>
-        <w:rPr>
-          <w:rFonts w:asciiTheme="majorHAnsi" w:eastAsiaTheme="majorEastAsia" w:hAnsiTheme="majorHAnsi" w:cstheme="majorBidi"/>
-          <w:b/>
-          <w:bCs/>
-          <w:color w:val="4F81BD" w:themeColor="accent1"/>
-          <w:sz w:val="26"/>
-          <w:szCs w:val="26"/>
-        </w:rPr>
-        <w:t>2. Actividades Realizadas</w:t>
-      </w:r>
-      <w:bookmarkEnd w:id="2"/>
-    </w:p>
-    <w:p>
-      <w:pPr>
-        <w:keepNext/>
-        <w:keepLines/>
-        <w:spacing w:before="200" w:after="0"/>
-        <w:outlineLvl w:val="1"/>
-        <w:rPr>
-          <w:rFonts w:asciiTheme="majorHAnsi" w:eastAsiaTheme="majorEastAsia" w:hAnsiTheme="majorHAnsi" w:cstheme="majorBidi"/>
-          <w:b/>
-          <w:bCs/>
-          <w:color w:val="4F81BD" w:themeColor="accent1"/>
-          <w:sz w:val="26"/>
-          <w:szCs w:val="26"/>
-        </w:rPr>
-      </w:pPr>
-      <w:bookmarkStart w:id="3" w:name="_Toc221820022"/>
-      <w:r>
-        <w:rPr>
-          <w:rFonts w:asciiTheme="majorHAnsi" w:eastAsiaTheme="majorEastAsia" w:hAnsiTheme="majorHAnsi" w:cstheme="majorBidi"/>
-          <w:b/>
-          <w:bCs/>
-          <w:color w:val="4F81BD" w:themeColor="accent1"/>
-          <w:sz w:val="26"/>
-          <w:szCs w:val="26"/>
-        </w:rPr>
-        <w:t>2.1 Matriz de Inventario de Fuentes de Datos</w:t>
-      </w:r>
-      <w:bookmarkEnd w:id="3"/>
-    </w:p>
-    <w:p>
-      <w:pPr>
-        <w:rPr>
-          <w:rFonts w:asciiTheme="minorHAnsi" w:hAnsiTheme="minorHAnsi"/>
-          <w:color w:val="auto"/>
-        </w:rPr>
-      </w:pPr>
-    </w:p>
-    <w:p>
-      <w:pPr>
-        <w:rPr>
-          <w:rFonts w:asciiTheme="minorHAnsi" w:hAnsiTheme="minorHAnsi"/>
-          <w:color w:val="auto"/>
-        </w:rPr>
-      </w:pPr>
-      <w:r>
-        <w:rPr>
-          <w:rFonts w:asciiTheme="minorHAnsi" w:hAnsiTheme="minorHAnsi"/>
-          <w:color w:val="auto"/>
-        </w:rPr>
-        <w:lastRenderedPageBreak/>
-        <w:t>Esta tabla muestra las principales fuentes de datos institucionales, el área responsable, el sistema de origen, la periodicidad de actualización, el nivel de calidad, los riesgos identificados y las acciones recomendadas para cada fuente.</w:t>
-      </w:r>
-    </w:p>
-    <w:p>
-      <w:pPr>
-        <w:rPr>
-          <w:rFonts w:asciiTheme="minorHAnsi" w:hAnsiTheme="minorHAnsi"/>
-          <w:color w:val="auto"/>
-        </w:rPr>
-      </w:pPr>
-    </w:p>
-    <w:tbl>
-      <w:tblPr>
-        <w:tblStyle w:val="Tablaconcuadrcula"/>
-        <w:tblW w:w="0" w:type="auto"/>
-        <w:tblLook w:val="04A0" w:firstRow="1" w:lastRow="0" w:firstColumn="1" w:lastColumn="0" w:noHBand="0" w:noVBand="1"/>
-      </w:tblPr>
-      <w:tblGrid>
-        <w:gridCol w:w="1056"/>
-        <w:gridCol w:w="1235"/>
-        <w:gridCol w:w="961"/>
-        <w:gridCol w:w="1182"/>
-        <w:gridCol w:w="2340"/>
-        <w:gridCol w:w="1207"/>
-        <w:gridCol w:w="1369"/>
-      </w:tblGrid>
-      <w:tr>
-        <w:tc>
-          <w:tcPr>
-            <w:tcW w:w="1413" w:type="dxa"/>
-            <w:vAlign w:val="center"/>
-          </w:tcPr>
-          <w:p>
-            <w:pPr>
-              <w:rPr>
-                <w:rFonts w:asciiTheme="minorHAnsi" w:hAnsiTheme="minorHAnsi"/>
-                <w:color w:val="auto"/>
-              </w:rPr>
-            </w:pPr>
-            <w:r>
-              <w:rPr>
-                <w:rFonts w:asciiTheme="minorHAnsi" w:hAnsiTheme="minorHAnsi"/>
-                <w:color w:val="auto"/>
-              </w:rPr>
-              <w:t>Fuente de Datos</w:t>
-            </w:r>
-          </w:p>
-        </w:tc>
-        <w:tc>
-          <w:tcPr>
-            <w:tcW w:w="878" w:type="dxa"/>
-            <w:vAlign w:val="center"/>
-          </w:tcPr>
-          <w:p>
-            <w:pPr>
-              <w:rPr>
-                <w:rFonts w:asciiTheme="minorHAnsi" w:hAnsiTheme="minorHAnsi"/>
-                <w:color w:val="auto"/>
-              </w:rPr>
-            </w:pPr>
-            <w:r>
-              <w:rPr>
-                <w:rFonts w:asciiTheme="minorHAnsi" w:hAnsiTheme="minorHAnsi"/>
-                <w:color w:val="auto"/>
-              </w:rPr>
-              <w:t>Responsable</w:t>
-            </w:r>
-          </w:p>
-        </w:tc>
-        <w:tc>
-          <w:tcPr>
-            <w:tcW w:w="961" w:type="dxa"/>
-            <w:vAlign w:val="center"/>
-          </w:tcPr>
-          <w:p>
-            <w:pPr>
-              <w:rPr>
-                <w:rFonts w:asciiTheme="minorHAnsi" w:hAnsiTheme="minorHAnsi"/>
-                <w:color w:val="auto"/>
-              </w:rPr>
-            </w:pPr>
-            <w:r>
-              <w:rPr>
-                <w:rFonts w:asciiTheme="minorHAnsi" w:hAnsiTheme="minorHAnsi"/>
-                <w:color w:val="auto"/>
-              </w:rPr>
-              <w:t>Sistema Origen</w:t>
-            </w:r>
-          </w:p>
-        </w:tc>
-        <w:tc>
-          <w:tcPr>
-            <w:tcW w:w="1182" w:type="dxa"/>
-            <w:vAlign w:val="center"/>
-          </w:tcPr>
-          <w:p>
-            <w:pPr>
-              <w:rPr>
-                <w:rFonts w:asciiTheme="minorHAnsi" w:hAnsiTheme="minorHAnsi"/>
-                <w:color w:val="auto"/>
-              </w:rPr>
-            </w:pPr>
-            <w:r>
-              <w:rPr>
-                <w:rFonts w:asciiTheme="minorHAnsi" w:hAnsiTheme="minorHAnsi"/>
-                <w:color w:val="auto"/>
-              </w:rPr>
-              <w:t>Periodicidad</w:t>
-            </w:r>
-          </w:p>
-        </w:tc>
-        <w:tc>
-          <w:tcPr>
-            <w:tcW w:w="2340" w:type="dxa"/>
-            <w:vAlign w:val="center"/>
-          </w:tcPr>
-          <w:p>
-            <w:pPr>
-              <w:rPr>
-                <w:rFonts w:asciiTheme="minorHAnsi" w:hAnsiTheme="minorHAnsi"/>
-                <w:color w:val="auto"/>
-              </w:rPr>
-            </w:pPr>
-            <w:r>
-              <w:rPr>
-                <w:rFonts w:asciiTheme="minorHAnsi" w:hAnsiTheme="minorHAnsi"/>
-                <w:color w:val="auto"/>
-              </w:rPr>
-              <w:t>Calidad (Completitud/Consistencia)</w:t>
-            </w:r>
-          </w:p>
-        </w:tc>
-        <w:tc>
-          <w:tcPr>
-            <w:tcW w:w="1207" w:type="dxa"/>
-            <w:vAlign w:val="center"/>
-          </w:tcPr>
-          <w:p>
-            <w:pPr>
-              <w:rPr>
-                <w:rFonts w:asciiTheme="minorHAnsi" w:hAnsiTheme="minorHAnsi"/>
-                <w:color w:val="auto"/>
-              </w:rPr>
-            </w:pPr>
-            <w:r>
-              <w:rPr>
-                <w:rFonts w:asciiTheme="minorHAnsi" w:hAnsiTheme="minorHAnsi"/>
-                <w:color w:val="auto"/>
-              </w:rPr>
-              <w:t>Riesgos Identificados</w:t>
-            </w:r>
-          </w:p>
-        </w:tc>
-        <w:tc>
-          <w:tcPr>
-            <w:tcW w:w="1369" w:type="dxa"/>
-            <w:vAlign w:val="center"/>
-          </w:tcPr>
-          <w:p>
-            <w:pPr>
-              <w:rPr>
-                <w:rFonts w:asciiTheme="minorHAnsi" w:hAnsiTheme="minorHAnsi"/>
-                <w:color w:val="auto"/>
-              </w:rPr>
-            </w:pPr>
-            <w:r>
-              <w:rPr>
-                <w:rFonts w:asciiTheme="minorHAnsi" w:hAnsiTheme="minorHAnsi"/>
-                <w:color w:val="auto"/>
-              </w:rPr>
-              <w:t>Acciones Recomendadas</w:t>
-            </w:r>
-          </w:p>
-        </w:tc>
-      </w:tr>
-      <w:tr>
-        <w:tc>
-          <w:tcPr>
-            <w:tcW w:w="1413" w:type="dxa"/>
-            <w:vAlign w:val="center"/>
-          </w:tcPr>
-          <w:p>
-            <w:pPr>
-              <w:rPr>
-                <w:rFonts w:asciiTheme="minorHAnsi" w:hAnsiTheme="minorHAnsi"/>
-                <w:color w:val="auto"/>
-              </w:rPr>
-            </w:pPr>
-            <w:r>
-              <w:rPr>
-                <w:rFonts w:asciiTheme="minorHAnsi" w:hAnsiTheme="minorHAnsi"/>
-                <w:color w:val="auto"/>
-              </w:rPr>
-              <w:t>Base de Datos de Alumnos</w:t>
-            </w:r>
-          </w:p>
-        </w:tc>
-        <w:tc>
-          <w:tcPr>
-            <w:tcW w:w="878" w:type="dxa"/>
-            <w:vAlign w:val="center"/>
-          </w:tcPr>
-          <w:p>
-            <w:pPr>
-              <w:rPr>
-                <w:rFonts w:asciiTheme="minorHAnsi" w:hAnsiTheme="minorHAnsi"/>
-                <w:color w:val="auto"/>
-              </w:rPr>
-            </w:pPr>
-            <w:r>
-              <w:rPr>
-                <w:rFonts w:asciiTheme="minorHAnsi" w:hAnsiTheme="minorHAnsi"/>
-                <w:color w:val="auto"/>
-              </w:rPr>
-              <w:t>Servicios Escolares</w:t>
-            </w:r>
-          </w:p>
-        </w:tc>
-        <w:tc>
-          <w:tcPr>
-            <w:tcW w:w="961" w:type="dxa"/>
-            <w:vAlign w:val="center"/>
-          </w:tcPr>
-          <w:p>
-            <w:pPr>
-              <w:rPr>
-                <w:rFonts w:asciiTheme="minorHAnsi" w:hAnsiTheme="minorHAnsi"/>
-                <w:color w:val="auto"/>
-              </w:rPr>
-            </w:pPr>
-            <w:r>
-              <w:rPr>
-                <w:rFonts w:asciiTheme="minorHAnsi" w:hAnsiTheme="minorHAnsi"/>
-                <w:color w:val="auto"/>
-              </w:rPr>
-              <w:t>SIGA</w:t>
-            </w:r>
-          </w:p>
-        </w:tc>
-        <w:tc>
-          <w:tcPr>
-            <w:tcW w:w="1182" w:type="dxa"/>
-            <w:vAlign w:val="center"/>
-          </w:tcPr>
-          <w:p>
-            <w:pPr>
-              <w:rPr>
-                <w:rFonts w:asciiTheme="minorHAnsi" w:hAnsiTheme="minorHAnsi"/>
-                <w:color w:val="auto"/>
-              </w:rPr>
-            </w:pPr>
-            <w:r>
-              <w:rPr>
-                <w:rFonts w:asciiTheme="minorHAnsi" w:hAnsiTheme="minorHAnsi"/>
-                <w:color w:val="auto"/>
-              </w:rPr>
-              <w:t>Diaria</w:t>
-            </w:r>
-          </w:p>
-        </w:tc>
-        <w:tc>
-          <w:tcPr>
-            <w:tcW w:w="2340" w:type="dxa"/>
-            <w:vAlign w:val="center"/>
-          </w:tcPr>
-          <w:p>
-            <w:pPr>
-              <w:rPr>
-                <w:rFonts w:asciiTheme="minorHAnsi" w:hAnsiTheme="minorHAnsi"/>
-                <w:color w:val="auto"/>
-              </w:rPr>
-            </w:pPr>
-            <w:r>
-              <w:rPr>
-                <w:rFonts w:asciiTheme="minorHAnsi" w:hAnsiTheme="minorHAnsi"/>
-                <w:color w:val="auto"/>
-              </w:rPr>
-              <w:t>Alta / Media</w:t>
-            </w:r>
-          </w:p>
-        </w:tc>
-        <w:tc>
-          <w:tcPr>
-            <w:tcW w:w="1207" w:type="dxa"/>
-            <w:vAlign w:val="center"/>
-          </w:tcPr>
-          <w:p>
-            <w:pPr>
-              <w:rPr>
-                <w:rFonts w:asciiTheme="minorHAnsi" w:hAnsiTheme="minorHAnsi"/>
-                <w:color w:val="auto"/>
-              </w:rPr>
-            </w:pPr>
-            <w:r>
-              <w:rPr>
-                <w:rFonts w:asciiTheme="minorHAnsi" w:hAnsiTheme="minorHAnsi"/>
-                <w:color w:val="auto"/>
-              </w:rPr>
-              <w:t>Falta de datos de contacto</w:t>
-            </w:r>
-          </w:p>
-        </w:tc>
-        <w:tc>
-          <w:tcPr>
-            <w:tcW w:w="1369" w:type="dxa"/>
-            <w:vAlign w:val="center"/>
-          </w:tcPr>
-          <w:p>
-            <w:pPr>
-              <w:rPr>
-                <w:rFonts w:asciiTheme="minorHAnsi" w:hAnsiTheme="minorHAnsi"/>
-                <w:color w:val="auto"/>
-              </w:rPr>
-            </w:pPr>
-            <w:r>
-              <w:rPr>
-                <w:rFonts w:asciiTheme="minorHAnsi" w:hAnsiTheme="minorHAnsi"/>
-                <w:color w:val="auto"/>
-              </w:rPr>
-              <w:t>Validar y depurar registros</w:t>
-            </w:r>
-          </w:p>
-        </w:tc>
-      </w:tr>
-      <w:tr>
-        <w:tc>
-          <w:tcPr>
-            <w:tcW w:w="1413" w:type="dxa"/>
-            <w:vAlign w:val="center"/>
-          </w:tcPr>
-          <w:p>
-            <w:pPr>
-              <w:rPr>
-                <w:rFonts w:asciiTheme="minorHAnsi" w:hAnsiTheme="minorHAnsi"/>
-                <w:color w:val="auto"/>
-              </w:rPr>
-            </w:pPr>
-            <w:r>
-              <w:rPr>
-                <w:rFonts w:asciiTheme="minorHAnsi" w:hAnsiTheme="minorHAnsi"/>
-                <w:color w:val="auto"/>
-              </w:rPr>
-              <w:t>Sistema de Recursos Humanos</w:t>
-            </w:r>
-          </w:p>
-        </w:tc>
-        <w:tc>
-          <w:tcPr>
-            <w:tcW w:w="878" w:type="dxa"/>
-            <w:vAlign w:val="center"/>
-          </w:tcPr>
-          <w:p>
-            <w:pPr>
-              <w:rPr>
-                <w:rFonts w:asciiTheme="minorHAnsi" w:hAnsiTheme="minorHAnsi"/>
-                <w:color w:val="auto"/>
-              </w:rPr>
-            </w:pPr>
-            <w:r>
-              <w:rPr>
-                <w:rFonts w:asciiTheme="minorHAnsi" w:hAnsiTheme="minorHAnsi"/>
-                <w:color w:val="auto"/>
-              </w:rPr>
-              <w:t>Dirección de Recursos Humanos</w:t>
-            </w:r>
-          </w:p>
-        </w:tc>
-        <w:tc>
-          <w:tcPr>
-            <w:tcW w:w="961" w:type="dxa"/>
-            <w:vAlign w:val="center"/>
-          </w:tcPr>
-          <w:p>
-            <w:pPr>
-              <w:rPr>
-                <w:rFonts w:asciiTheme="minorHAnsi" w:hAnsiTheme="minorHAnsi"/>
-                <w:color w:val="auto"/>
-              </w:rPr>
-            </w:pPr>
-            <w:r>
-              <w:rPr>
-                <w:rFonts w:asciiTheme="minorHAnsi" w:hAnsiTheme="minorHAnsi"/>
-                <w:color w:val="auto"/>
-              </w:rPr>
-              <w:t>RH-Plus</w:t>
-            </w:r>
-          </w:p>
-        </w:tc>
-        <w:tc>
-          <w:tcPr>
-            <w:tcW w:w="1182" w:type="dxa"/>
-            <w:vAlign w:val="center"/>
-          </w:tcPr>
-          <w:p>
-            <w:pPr>
-              <w:rPr>
-                <w:rFonts w:asciiTheme="minorHAnsi" w:hAnsiTheme="minorHAnsi"/>
-                <w:color w:val="auto"/>
-              </w:rPr>
-            </w:pPr>
-            <w:r>
-              <w:rPr>
-                <w:rFonts w:asciiTheme="minorHAnsi" w:hAnsiTheme="minorHAnsi"/>
-                <w:color w:val="auto"/>
-              </w:rPr>
-              <w:t>Diaria</w:t>
-            </w:r>
-          </w:p>
-        </w:tc>
-        <w:tc>
-          <w:tcPr>
-            <w:tcW w:w="2340" w:type="dxa"/>
-            <w:vAlign w:val="center"/>
-          </w:tcPr>
-          <w:p>
-            <w:pPr>
-              <w:rPr>
-                <w:rFonts w:asciiTheme="minorHAnsi" w:hAnsiTheme="minorHAnsi"/>
-                <w:color w:val="auto"/>
-              </w:rPr>
-            </w:pPr>
-            <w:r>
-              <w:rPr>
-                <w:rFonts w:asciiTheme="minorHAnsi" w:hAnsiTheme="minorHAnsi"/>
-                <w:color w:val="auto"/>
-              </w:rPr>
-              <w:t>Media / Alta</w:t>
-            </w:r>
-          </w:p>
-        </w:tc>
-        <w:tc>
-          <w:tcPr>
-            <w:tcW w:w="1207" w:type="dxa"/>
-            <w:vAlign w:val="center"/>
-          </w:tcPr>
-          <w:p>
-            <w:pPr>
-              <w:rPr>
-                <w:rFonts w:asciiTheme="minorHAnsi" w:hAnsiTheme="minorHAnsi"/>
-                <w:color w:val="auto"/>
-              </w:rPr>
-            </w:pPr>
-            <w:r>
-              <w:rPr>
-                <w:rFonts w:asciiTheme="minorHAnsi" w:hAnsiTheme="minorHAnsi"/>
-                <w:color w:val="auto"/>
-              </w:rPr>
-              <w:t>Campos incompletos</w:t>
-            </w:r>
-          </w:p>
-        </w:tc>
-        <w:tc>
-          <w:tcPr>
-            <w:tcW w:w="1369" w:type="dxa"/>
-            <w:vAlign w:val="center"/>
-          </w:tcPr>
-          <w:p>
-            <w:pPr>
-              <w:rPr>
-                <w:rFonts w:asciiTheme="minorHAnsi" w:hAnsiTheme="minorHAnsi"/>
-                <w:color w:val="auto"/>
-              </w:rPr>
-            </w:pPr>
-            <w:r>
-              <w:rPr>
-                <w:rFonts w:asciiTheme="minorHAnsi" w:hAnsiTheme="minorHAnsi"/>
-                <w:color w:val="auto"/>
-              </w:rPr>
-              <w:t>Actualizar información</w:t>
-            </w:r>
-          </w:p>
-        </w:tc>
-      </w:tr>
-      <w:tr>
-        <w:tc>
-          <w:tcPr>
-            <w:tcW w:w="1413" w:type="dxa"/>
-            <w:vAlign w:val="center"/>
-          </w:tcPr>
-          <w:p>
-            <w:pPr>
-              <w:rPr>
-                <w:rFonts w:asciiTheme="minorHAnsi" w:hAnsiTheme="minorHAnsi"/>
-                <w:color w:val="auto"/>
-              </w:rPr>
-            </w:pPr>
-            <w:r>
-              <w:rPr>
-                <w:rFonts w:asciiTheme="minorHAnsi" w:hAnsiTheme="minorHAnsi"/>
-                <w:color w:val="auto"/>
-              </w:rPr>
-              <w:t>Plataforma Evaluación Docente</w:t>
-            </w:r>
-          </w:p>
-        </w:tc>
-        <w:tc>
-          <w:tcPr>
-            <w:tcW w:w="878" w:type="dxa"/>
-            <w:vAlign w:val="center"/>
-          </w:tcPr>
-          <w:p>
-            <w:pPr>
-              <w:rPr>
-                <w:rFonts w:asciiTheme="minorHAnsi" w:hAnsiTheme="minorHAnsi"/>
-                <w:color w:val="auto"/>
-              </w:rPr>
-            </w:pPr>
-            <w:r>
-              <w:rPr>
-                <w:rFonts w:asciiTheme="minorHAnsi" w:hAnsiTheme="minorHAnsi"/>
-                <w:color w:val="auto"/>
-              </w:rPr>
-              <w:t>Coordinación Académica</w:t>
-            </w:r>
-          </w:p>
-        </w:tc>
-        <w:tc>
-          <w:tcPr>
-            <w:tcW w:w="961" w:type="dxa"/>
-            <w:vAlign w:val="center"/>
-          </w:tcPr>
-          <w:p>
-            <w:pPr>
-              <w:rPr>
-                <w:rFonts w:asciiTheme="minorHAnsi" w:hAnsiTheme="minorHAnsi"/>
-                <w:color w:val="auto"/>
-              </w:rPr>
-            </w:pPr>
-            <w:r>
-              <w:rPr>
-                <w:rFonts w:asciiTheme="minorHAnsi" w:hAnsiTheme="minorHAnsi"/>
-                <w:color w:val="auto"/>
-              </w:rPr>
-              <w:t>EvalDoc</w:t>
-            </w:r>
-          </w:p>
-        </w:tc>
-        <w:tc>
-          <w:tcPr>
-            <w:tcW w:w="1182" w:type="dxa"/>
-            <w:vAlign w:val="center"/>
-          </w:tcPr>
-          <w:p>
-            <w:pPr>
-              <w:rPr>
-                <w:rFonts w:asciiTheme="minorHAnsi" w:hAnsiTheme="minorHAnsi"/>
-                <w:color w:val="auto"/>
-              </w:rPr>
-            </w:pPr>
-            <w:r>
-              <w:rPr>
-                <w:rFonts w:asciiTheme="minorHAnsi" w:hAnsiTheme="minorHAnsi"/>
-                <w:color w:val="auto"/>
-              </w:rPr>
-              <w:t>Semestral</w:t>
-            </w:r>
-          </w:p>
-        </w:tc>
-        <w:tc>
-          <w:tcPr>
-            <w:tcW w:w="2340" w:type="dxa"/>
-            <w:vAlign w:val="center"/>
-          </w:tcPr>
-          <w:p>
-            <w:pPr>
-              <w:rPr>
-                <w:rFonts w:asciiTheme="minorHAnsi" w:hAnsiTheme="minorHAnsi"/>
-                <w:color w:val="auto"/>
-              </w:rPr>
-            </w:pPr>
-            <w:r>
-              <w:rPr>
-                <w:rFonts w:asciiTheme="minorHAnsi" w:hAnsiTheme="minorHAnsi"/>
-                <w:color w:val="auto"/>
-              </w:rPr>
-              <w:t>Media / Baja</w:t>
-            </w:r>
-          </w:p>
-        </w:tc>
-        <w:tc>
-          <w:tcPr>
-            <w:tcW w:w="1207" w:type="dxa"/>
-            <w:vAlign w:val="center"/>
-          </w:tcPr>
-          <w:p>
-            <w:pPr>
-              <w:rPr>
-                <w:rFonts w:asciiTheme="minorHAnsi" w:hAnsiTheme="minorHAnsi"/>
-                <w:color w:val="auto"/>
-              </w:rPr>
-            </w:pPr>
-            <w:r>
-              <w:rPr>
-                <w:rFonts w:asciiTheme="minorHAnsi" w:hAnsiTheme="minorHAnsi"/>
-                <w:color w:val="auto"/>
-              </w:rPr>
-              <w:t>Duplicidad de registros</w:t>
-            </w:r>
-          </w:p>
-        </w:tc>
-        <w:tc>
-          <w:tcPr>
-            <w:tcW w:w="1369" w:type="dxa"/>
-            <w:vAlign w:val="center"/>
-          </w:tcPr>
-          <w:p>
-            <w:pPr>
-              <w:rPr>
-                <w:rFonts w:asciiTheme="minorHAnsi" w:hAnsiTheme="minorHAnsi"/>
-                <w:color w:val="auto"/>
-              </w:rPr>
-            </w:pPr>
-            <w:r>
-              <w:rPr>
-                <w:rFonts w:asciiTheme="minorHAnsi" w:hAnsiTheme="minorHAnsi"/>
-                <w:color w:val="auto"/>
-              </w:rPr>
-              <w:t>Depuración y control de acceso</w:t>
-            </w:r>
-          </w:p>
-        </w:tc>
-      </w:tr>
-      <w:tr>
-        <w:tc>
-          <w:tcPr>
-            <w:tcW w:w="1413" w:type="dxa"/>
-            <w:vAlign w:val="center"/>
-          </w:tcPr>
-          <w:p>
-            <w:pPr>
-              <w:rPr>
-                <w:rFonts w:asciiTheme="minorHAnsi" w:hAnsiTheme="minorHAnsi"/>
-                <w:color w:val="auto"/>
-              </w:rPr>
-            </w:pPr>
-            <w:r>
-              <w:rPr>
-                <w:rFonts w:asciiTheme="minorHAnsi" w:hAnsiTheme="minorHAnsi"/>
-                <w:color w:val="auto"/>
-              </w:rPr>
-              <w:t>Sistema de Bibliotecas</w:t>
-            </w:r>
-          </w:p>
-        </w:tc>
-        <w:tc>
-          <w:tcPr>
-            <w:tcW w:w="878" w:type="dxa"/>
-            <w:vAlign w:val="center"/>
-          </w:tcPr>
-          <w:p>
-            <w:pPr>
-              <w:rPr>
-                <w:rFonts w:asciiTheme="minorHAnsi" w:hAnsiTheme="minorHAnsi"/>
-                <w:color w:val="auto"/>
-              </w:rPr>
-            </w:pPr>
-            <w:r>
-              <w:rPr>
-                <w:rFonts w:asciiTheme="minorHAnsi" w:hAnsiTheme="minorHAnsi"/>
-                <w:color w:val="auto"/>
-              </w:rPr>
-              <w:t>Biblioteca Central</w:t>
-            </w:r>
-          </w:p>
-        </w:tc>
-        <w:tc>
-          <w:tcPr>
-            <w:tcW w:w="961" w:type="dxa"/>
-            <w:vAlign w:val="center"/>
-          </w:tcPr>
-          <w:p>
-            <w:pPr>
-              <w:rPr>
-                <w:rFonts w:asciiTheme="minorHAnsi" w:hAnsiTheme="minorHAnsi"/>
-                <w:color w:val="auto"/>
-              </w:rPr>
-            </w:pPr>
-            <w:r>
-              <w:rPr>
-                <w:rFonts w:asciiTheme="minorHAnsi" w:hAnsiTheme="minorHAnsi"/>
-                <w:color w:val="auto"/>
-              </w:rPr>
-              <w:t>BiblioSoft</w:t>
-            </w:r>
-          </w:p>
-        </w:tc>
-        <w:tc>
-          <w:tcPr>
-            <w:tcW w:w="1182" w:type="dxa"/>
-            <w:vAlign w:val="center"/>
-          </w:tcPr>
-          <w:p>
-            <w:pPr>
-              <w:rPr>
-                <w:rFonts w:asciiTheme="minorHAnsi" w:hAnsiTheme="minorHAnsi"/>
-                <w:color w:val="auto"/>
-              </w:rPr>
-            </w:pPr>
-            <w:r>
-              <w:rPr>
-                <w:rFonts w:asciiTheme="minorHAnsi" w:hAnsiTheme="minorHAnsi"/>
-                <w:color w:val="auto"/>
-              </w:rPr>
-              <w:t>Semanal</w:t>
-            </w:r>
-          </w:p>
-        </w:tc>
-        <w:tc>
-          <w:tcPr>
-            <w:tcW w:w="2340" w:type="dxa"/>
-            <w:vAlign w:val="center"/>
-          </w:tcPr>
-          <w:p>
-            <w:pPr>
-              <w:rPr>
-                <w:rFonts w:asciiTheme="minorHAnsi" w:hAnsiTheme="minorHAnsi"/>
-                <w:color w:val="auto"/>
-              </w:rPr>
-            </w:pPr>
-            <w:r>
-              <w:rPr>
-                <w:rFonts w:asciiTheme="minorHAnsi" w:hAnsiTheme="minorHAnsi"/>
-                <w:color w:val="auto"/>
-              </w:rPr>
-              <w:t>Alta / Alta</w:t>
-            </w:r>
-          </w:p>
-        </w:tc>
-        <w:tc>
-          <w:tcPr>
-            <w:tcW w:w="1207" w:type="dxa"/>
-            <w:vAlign w:val="center"/>
-          </w:tcPr>
-          <w:p>
-            <w:pPr>
-              <w:rPr>
-                <w:rFonts w:asciiTheme="minorHAnsi" w:hAnsiTheme="minorHAnsi"/>
-                <w:color w:val="auto"/>
-              </w:rPr>
-            </w:pPr>
-            <w:r>
-              <w:rPr>
-                <w:rFonts w:asciiTheme="minorHAnsi" w:hAnsiTheme="minorHAnsi"/>
-                <w:color w:val="auto"/>
-              </w:rPr>
-              <w:t>Falta de respaldo</w:t>
-            </w:r>
-          </w:p>
-        </w:tc>
-        <w:tc>
-          <w:tcPr>
-            <w:tcW w:w="1369" w:type="dxa"/>
-            <w:vAlign w:val="center"/>
-          </w:tcPr>
-          <w:p>
-            <w:pPr>
-              <w:rPr>
-                <w:rFonts w:asciiTheme="minorHAnsi" w:hAnsiTheme="minorHAnsi"/>
-                <w:color w:val="auto"/>
-              </w:rPr>
-            </w:pPr>
-            <w:r>
-              <w:rPr>
-                <w:rFonts w:asciiTheme="minorHAnsi" w:hAnsiTheme="minorHAnsi"/>
-                <w:color w:val="auto"/>
-              </w:rPr>
-              <w:t>Implementar respaldo periódico</w:t>
-            </w:r>
-          </w:p>
-        </w:tc>
-      </w:tr>
-    </w:tbl>
-    <w:p>
-      <w:pPr>
-        <w:rPr>
-          <w:rFonts w:asciiTheme="minorHAnsi" w:hAnsiTheme="minorHAnsi"/>
-          <w:color w:val="auto"/>
-        </w:rPr>
-      </w:pPr>
-    </w:p>
-    <w:p>
-      <w:pPr>
-        <w:keepNext/>
-        <w:keepLines/>
-        <w:spacing w:before="200" w:after="0"/>
-        <w:outlineLvl w:val="1"/>
-        <w:rPr>
-          <w:rFonts w:asciiTheme="majorHAnsi" w:eastAsiaTheme="majorEastAsia" w:hAnsiTheme="majorHAnsi" w:cstheme="majorBidi"/>
-          <w:b/>
-          <w:bCs/>
-          <w:color w:val="4F81BD" w:themeColor="accent1"/>
-          <w:sz w:val="26"/>
-          <w:szCs w:val="26"/>
-        </w:rPr>
-      </w:pPr>
-      <w:bookmarkStart w:id="4" w:name="_Toc221820023"/>
-      <w:r>
-        <w:rPr>
-          <w:rFonts w:asciiTheme="majorHAnsi" w:eastAsiaTheme="majorEastAsia" w:hAnsiTheme="majorHAnsi" w:cstheme="majorBidi"/>
-          <w:b/>
-          <w:bCs/>
-          <w:color w:val="4F81BD" w:themeColor="accent1"/>
-          <w:sz w:val="26"/>
-          <w:szCs w:val="26"/>
-        </w:rPr>
-        <w:t>2.2 Matriz de Riesgos y Calidad</w:t>
-      </w:r>
-      <w:bookmarkEnd w:id="4"/>
-    </w:p>
-    <w:p>
-      <w:pPr>
-        <w:rPr>
-          <w:rFonts w:asciiTheme="minorHAnsi" w:hAnsiTheme="minorHAnsi"/>
-          <w:color w:val="auto"/>
-        </w:rPr>
-      </w:pPr>
-    </w:p>
-    <w:p>
-      <w:pPr>
-        <w:rPr>
-          <w:rFonts w:asciiTheme="minorHAnsi" w:hAnsiTheme="minorHAnsi"/>
-          <w:color w:val="auto"/>
-        </w:rPr>
-      </w:pPr>
-      <w:r>
-        <w:rPr>
-          <w:rFonts w:asciiTheme="minorHAnsi" w:hAnsiTheme="minorHAnsi"/>
-          <w:color w:val="auto"/>
-        </w:rPr>
-        <w:t>Esta tabla resume los riesgos principales asociados a cada fuente de datos, su probabilidad, impacto y la acción mitigadora sugerida para cada caso.</w:t>
-      </w:r>
-    </w:p>
-    <w:p>
-      <w:pPr>
-        <w:rPr>
-          <w:rFonts w:asciiTheme="minorHAnsi" w:hAnsiTheme="minorHAnsi"/>
-          <w:color w:val="auto"/>
-        </w:rPr>
-      </w:pPr>
-    </w:p>
-    <w:tbl>
-      <w:tblPr>
-        <w:tblStyle w:val="Tablaconcuadrcula"/>
-        <w:tblW w:w="0" w:type="auto"/>
-        <w:tblLook w:val="04A0" w:firstRow="1" w:lastRow="0" w:firstColumn="1" w:lastColumn="0" w:noHBand="0" w:noVBand="1"/>
-      </w:tblPr>
-      <w:tblGrid>
-        <w:gridCol w:w="1728"/>
-        <w:gridCol w:w="1728"/>
-        <w:gridCol w:w="1728"/>
-        <w:gridCol w:w="1728"/>
-        <w:gridCol w:w="1728"/>
-      </w:tblGrid>
-      <w:tr>
-        <w:tc>
-          <w:tcPr>
-            <w:tcW w:w="1728" w:type="dxa"/>
-            <w:vAlign w:val="center"/>
-          </w:tcPr>
-          <w:p>
-            <w:pPr>
-              <w:rPr>
-                <w:rFonts w:asciiTheme="minorHAnsi" w:hAnsiTheme="minorHAnsi"/>
-                <w:color w:val="auto"/>
-              </w:rPr>
-            </w:pPr>
-            <w:r>
-              <w:rPr>
-                <w:rFonts w:asciiTheme="minorHAnsi" w:hAnsiTheme="minorHAnsi"/>
-                <w:color w:val="auto"/>
-              </w:rPr>
-              <w:t>Fuente de Datos</w:t>
-            </w:r>
-          </w:p>
-        </w:tc>
-        <w:tc>
-          <w:tcPr>
-            <w:tcW w:w="1728" w:type="dxa"/>
-            <w:vAlign w:val="center"/>
-          </w:tcPr>
-          <w:p>
-            <w:pPr>
-              <w:rPr>
-                <w:rFonts w:asciiTheme="minorHAnsi" w:hAnsiTheme="minorHAnsi"/>
-                <w:color w:val="auto"/>
-              </w:rPr>
-            </w:pPr>
-            <w:r>
-              <w:rPr>
-                <w:rFonts w:asciiTheme="minorHAnsi" w:hAnsiTheme="minorHAnsi"/>
-                <w:color w:val="auto"/>
-              </w:rPr>
-              <w:t>Riesgo Principal</w:t>
-            </w:r>
-          </w:p>
-        </w:tc>
-        <w:tc>
-          <w:tcPr>
-            <w:tcW w:w="1728" w:type="dxa"/>
-            <w:vAlign w:val="center"/>
-          </w:tcPr>
-          <w:p>
-            <w:pPr>
-              <w:rPr>
-                <w:rFonts w:asciiTheme="minorHAnsi" w:hAnsiTheme="minorHAnsi"/>
-                <w:color w:val="auto"/>
-              </w:rPr>
-            </w:pPr>
-            <w:r>
-              <w:rPr>
-                <w:rFonts w:asciiTheme="minorHAnsi" w:hAnsiTheme="minorHAnsi"/>
-                <w:color w:val="auto"/>
-              </w:rPr>
-              <w:t>Probabilidad</w:t>
-            </w:r>
-          </w:p>
-        </w:tc>
-        <w:tc>
-          <w:tcPr>
-            <w:tcW w:w="1728" w:type="dxa"/>
-            <w:vAlign w:val="center"/>
-          </w:tcPr>
-          <w:p>
-            <w:pPr>
-              <w:rPr>
-                <w:rFonts w:asciiTheme="minorHAnsi" w:hAnsiTheme="minorHAnsi"/>
-                <w:color w:val="auto"/>
-              </w:rPr>
-            </w:pPr>
-            <w:r>
-              <w:rPr>
-                <w:rFonts w:asciiTheme="minorHAnsi" w:hAnsiTheme="minorHAnsi"/>
-                <w:color w:val="auto"/>
-              </w:rPr>
-              <w:t>Impacto</w:t>
-            </w:r>
-          </w:p>
-        </w:tc>
-        <w:tc>
-          <w:tcPr>
-            <w:tcW w:w="1728" w:type="dxa"/>
-            <w:vAlign w:val="center"/>
-          </w:tcPr>
-          <w:p>
-            <w:pPr>
-              <w:rPr>
-                <w:rFonts w:asciiTheme="minorHAnsi" w:hAnsiTheme="minorHAnsi"/>
-                <w:color w:val="auto"/>
-              </w:rPr>
-            </w:pPr>
-            <w:r>
-              <w:rPr>
-                <w:rFonts w:asciiTheme="minorHAnsi" w:hAnsiTheme="minorHAnsi"/>
-                <w:color w:val="auto"/>
-              </w:rPr>
-              <w:t>Acción Mitigadora</w:t>
-            </w:r>
-          </w:p>
-        </w:tc>
-      </w:tr>
-      <w:tr>
-        <w:tc>
-          <w:tcPr>
-            <w:tcW w:w="1728" w:type="dxa"/>
-            <w:vAlign w:val="center"/>
-          </w:tcPr>
-          <w:p>
-            <w:pPr>
-              <w:rPr>
-                <w:rFonts w:asciiTheme="minorHAnsi" w:hAnsiTheme="minorHAnsi"/>
-                <w:color w:val="auto"/>
-              </w:rPr>
-            </w:pPr>
-            <w:r>
-              <w:rPr>
-                <w:rFonts w:asciiTheme="minorHAnsi" w:hAnsiTheme="minorHAnsi"/>
-                <w:color w:val="auto"/>
-              </w:rPr>
-              <w:t>Base de Datos de Alumnos</w:t>
-            </w:r>
-          </w:p>
-        </w:tc>
-        <w:tc>
-          <w:tcPr>
-            <w:tcW w:w="1728" w:type="dxa"/>
-            <w:vAlign w:val="center"/>
-          </w:tcPr>
-          <w:p>
-            <w:pPr>
-              <w:rPr>
-                <w:rFonts w:asciiTheme="minorHAnsi" w:hAnsiTheme="minorHAnsi"/>
-                <w:color w:val="auto"/>
-              </w:rPr>
-            </w:pPr>
-            <w:r>
-              <w:rPr>
-                <w:rFonts w:asciiTheme="minorHAnsi" w:hAnsiTheme="minorHAnsi"/>
-                <w:color w:val="auto"/>
-              </w:rPr>
-              <w:t>Falta de datos de contacto</w:t>
-            </w:r>
-          </w:p>
-        </w:tc>
-        <w:tc>
-          <w:tcPr>
-            <w:tcW w:w="1728" w:type="dxa"/>
-            <w:vAlign w:val="center"/>
-          </w:tcPr>
-          <w:p>
-            <w:pPr>
-              <w:rPr>
-                <w:rFonts w:asciiTheme="minorHAnsi" w:hAnsiTheme="minorHAnsi"/>
-                <w:color w:val="auto"/>
-              </w:rPr>
-            </w:pPr>
-            <w:r>
-              <w:rPr>
-                <w:rFonts w:asciiTheme="minorHAnsi" w:hAnsiTheme="minorHAnsi"/>
-                <w:color w:val="auto"/>
-              </w:rPr>
-              <w:t>Media</w:t>
-            </w:r>
-          </w:p>
-        </w:tc>
-        <w:tc>
-          <w:tcPr>
-            <w:tcW w:w="1728" w:type="dxa"/>
-            <w:vAlign w:val="center"/>
-          </w:tcPr>
-          <w:p>
-            <w:pPr>
-              <w:rPr>
-                <w:rFonts w:asciiTheme="minorHAnsi" w:hAnsiTheme="minorHAnsi"/>
-                <w:color w:val="auto"/>
-              </w:rPr>
-            </w:pPr>
-            <w:r>
-              <w:rPr>
-                <w:rFonts w:asciiTheme="minorHAnsi" w:hAnsiTheme="minorHAnsi"/>
-                <w:color w:val="auto"/>
-              </w:rPr>
-              <w:t>Alta</w:t>
-            </w:r>
-          </w:p>
-        </w:tc>
-        <w:tc>
-          <w:tcPr>
-            <w:tcW w:w="1728" w:type="dxa"/>
-            <w:vAlign w:val="center"/>
-          </w:tcPr>
-          <w:p>
-            <w:pPr>
-              <w:rPr>
-                <w:rFonts w:asciiTheme="minorHAnsi" w:hAnsiTheme="minorHAnsi"/>
-                <w:color w:val="auto"/>
-              </w:rPr>
-            </w:pPr>
-            <w:r>
-              <w:rPr>
-                <w:rFonts w:asciiTheme="minorHAnsi" w:hAnsiTheme="minorHAnsi"/>
-                <w:color w:val="auto"/>
-              </w:rPr>
-              <w:t>Validar y solicitar actualización</w:t>
-            </w:r>
-          </w:p>
-        </w:tc>
-      </w:tr>
-      <w:tr>
-        <w:tc>
-          <w:tcPr>
-            <w:tcW w:w="1728" w:type="dxa"/>
-            <w:vAlign w:val="center"/>
-          </w:tcPr>
-          <w:p>
-            <w:pPr>
-              <w:rPr>
-                <w:rFonts w:asciiTheme="minorHAnsi" w:hAnsiTheme="minorHAnsi"/>
-                <w:color w:val="auto"/>
-              </w:rPr>
-            </w:pPr>
-            <w:r>
-              <w:rPr>
-                <w:rFonts w:asciiTheme="minorHAnsi" w:hAnsiTheme="minorHAnsi"/>
-                <w:color w:val="auto"/>
-              </w:rPr>
-              <w:lastRenderedPageBreak/>
-              <w:t>Sistema de Recursos Humanos</w:t>
-            </w:r>
-          </w:p>
-        </w:tc>
-        <w:tc>
-          <w:tcPr>
-            <w:tcW w:w="1728" w:type="dxa"/>
-            <w:vAlign w:val="center"/>
-          </w:tcPr>
-          <w:p>
-            <w:pPr>
-              <w:rPr>
-                <w:rFonts w:asciiTheme="minorHAnsi" w:hAnsiTheme="minorHAnsi"/>
-                <w:color w:val="auto"/>
-              </w:rPr>
-            </w:pPr>
-            <w:r>
-              <w:rPr>
-                <w:rFonts w:asciiTheme="minorHAnsi" w:hAnsiTheme="minorHAnsi"/>
-                <w:color w:val="auto"/>
-              </w:rPr>
-              <w:t>Campos incompletos</w:t>
-            </w:r>
-          </w:p>
-        </w:tc>
-        <w:tc>
-          <w:tcPr>
-            <w:tcW w:w="1728" w:type="dxa"/>
-            <w:vAlign w:val="center"/>
-          </w:tcPr>
-          <w:p>
-            <w:pPr>
-              <w:rPr>
-                <w:rFonts w:asciiTheme="minorHAnsi" w:hAnsiTheme="minorHAnsi"/>
-                <w:color w:val="auto"/>
-              </w:rPr>
-            </w:pPr>
-            <w:r>
-              <w:rPr>
-                <w:rFonts w:asciiTheme="minorHAnsi" w:hAnsiTheme="minorHAnsi"/>
-                <w:color w:val="auto"/>
-              </w:rPr>
-              <w:t>Alta</w:t>
-            </w:r>
-          </w:p>
-        </w:tc>
-        <w:tc>
-          <w:tcPr>
-            <w:tcW w:w="1728" w:type="dxa"/>
-            <w:vAlign w:val="center"/>
-          </w:tcPr>
-          <w:p>
-            <w:pPr>
-              <w:rPr>
-                <w:rFonts w:asciiTheme="minorHAnsi" w:hAnsiTheme="minorHAnsi"/>
-                <w:color w:val="auto"/>
-              </w:rPr>
-            </w:pPr>
-            <w:r>
-              <w:rPr>
-                <w:rFonts w:asciiTheme="minorHAnsi" w:hAnsiTheme="minorHAnsi"/>
-                <w:color w:val="auto"/>
-              </w:rPr>
-              <w:t>Media</w:t>
-            </w:r>
-          </w:p>
-        </w:tc>
-        <w:tc>
-          <w:tcPr>
-            <w:tcW w:w="1728" w:type="dxa"/>
-            <w:vAlign w:val="center"/>
-          </w:tcPr>
-          <w:p>
-            <w:pPr>
-              <w:rPr>
-                <w:rFonts w:asciiTheme="minorHAnsi" w:hAnsiTheme="minorHAnsi"/>
-                <w:color w:val="auto"/>
-              </w:rPr>
-            </w:pPr>
-            <w:r>
-              <w:rPr>
-                <w:rFonts w:asciiTheme="minorHAnsi" w:hAnsiTheme="minorHAnsi"/>
-                <w:color w:val="auto"/>
-              </w:rPr>
-              <w:t>Actualizar registros</w:t>
-            </w:r>
-          </w:p>
-        </w:tc>
-      </w:tr>
-      <w:tr>
-        <w:tc>
-          <w:tcPr>
-            <w:tcW w:w="1728" w:type="dxa"/>
-            <w:vAlign w:val="center"/>
-          </w:tcPr>
-          <w:p>
-            <w:pPr>
-              <w:rPr>
-                <w:rFonts w:asciiTheme="minorHAnsi" w:hAnsiTheme="minorHAnsi"/>
-                <w:color w:val="auto"/>
-              </w:rPr>
-            </w:pPr>
-            <w:r>
-              <w:rPr>
-                <w:rFonts w:asciiTheme="minorHAnsi" w:hAnsiTheme="minorHAnsi"/>
-                <w:color w:val="auto"/>
-              </w:rPr>
-              <w:t>Plataforma Evaluación Docente</w:t>
-            </w:r>
-          </w:p>
-        </w:tc>
-        <w:tc>
-          <w:tcPr>
-            <w:tcW w:w="1728" w:type="dxa"/>
-            <w:vAlign w:val="center"/>
-          </w:tcPr>
-          <w:p>
-            <w:pPr>
-              <w:rPr>
-                <w:rFonts w:asciiTheme="minorHAnsi" w:hAnsiTheme="minorHAnsi"/>
-                <w:color w:val="auto"/>
-              </w:rPr>
-            </w:pPr>
-            <w:r>
-              <w:rPr>
-                <w:rFonts w:asciiTheme="minorHAnsi" w:hAnsiTheme="minorHAnsi"/>
-                <w:color w:val="auto"/>
-              </w:rPr>
-              <w:t>Duplicidad de registros</w:t>
-            </w:r>
-          </w:p>
-        </w:tc>
-        <w:tc>
-          <w:tcPr>
-            <w:tcW w:w="1728" w:type="dxa"/>
-            <w:vAlign w:val="center"/>
-          </w:tcPr>
-          <w:p>
-            <w:pPr>
-              <w:rPr>
-                <w:rFonts w:asciiTheme="minorHAnsi" w:hAnsiTheme="minorHAnsi"/>
-                <w:color w:val="auto"/>
-              </w:rPr>
-            </w:pPr>
-            <w:r>
-              <w:rPr>
-                <w:rFonts w:asciiTheme="minorHAnsi" w:hAnsiTheme="minorHAnsi"/>
-                <w:color w:val="auto"/>
-              </w:rPr>
-              <w:t>Alta</w:t>
-            </w:r>
-          </w:p>
-        </w:tc>
-        <w:tc>
-          <w:tcPr>
-            <w:tcW w:w="1728" w:type="dxa"/>
-            <w:vAlign w:val="center"/>
-          </w:tcPr>
-          <w:p>
-            <w:pPr>
-              <w:rPr>
-                <w:rFonts w:asciiTheme="minorHAnsi" w:hAnsiTheme="minorHAnsi"/>
-                <w:color w:val="auto"/>
-              </w:rPr>
-            </w:pPr>
-            <w:r>
-              <w:rPr>
-                <w:rFonts w:asciiTheme="minorHAnsi" w:hAnsiTheme="minorHAnsi"/>
-                <w:color w:val="auto"/>
-              </w:rPr>
-              <w:t>Alta</w:t>
-            </w:r>
-          </w:p>
-        </w:tc>
-        <w:tc>
-          <w:tcPr>
-            <w:tcW w:w="1728" w:type="dxa"/>
-            <w:vAlign w:val="center"/>
-          </w:tcPr>
-          <w:p>
-            <w:pPr>
-              <w:rPr>
-                <w:rFonts w:asciiTheme="minorHAnsi" w:hAnsiTheme="minorHAnsi"/>
-                <w:color w:val="auto"/>
-              </w:rPr>
-            </w:pPr>
-            <w:r>
-              <w:rPr>
-                <w:rFonts w:asciiTheme="minorHAnsi" w:hAnsiTheme="minorHAnsi"/>
-                <w:color w:val="auto"/>
-              </w:rPr>
-              <w:t>Depuración periódica</w:t>
-            </w:r>
-          </w:p>
-        </w:tc>
-      </w:tr>
-      <w:tr>
-        <w:tc>
-          <w:tcPr>
-            <w:tcW w:w="1728" w:type="dxa"/>
-            <w:vAlign w:val="center"/>
-          </w:tcPr>
-          <w:p>
-            <w:pPr>
-              <w:rPr>
-                <w:rFonts w:asciiTheme="minorHAnsi" w:hAnsiTheme="minorHAnsi"/>
-                <w:color w:val="auto"/>
-              </w:rPr>
-            </w:pPr>
-            <w:r>
-              <w:rPr>
-                <w:rFonts w:asciiTheme="minorHAnsi" w:hAnsiTheme="minorHAnsi"/>
-                <w:color w:val="auto"/>
-              </w:rPr>
-              <w:t>Sistema de Bibliotecas</w:t>
-            </w:r>
-          </w:p>
-        </w:tc>
-        <w:tc>
-          <w:tcPr>
-            <w:tcW w:w="1728" w:type="dxa"/>
-            <w:vAlign w:val="center"/>
-          </w:tcPr>
-          <w:p>
-            <w:pPr>
-              <w:rPr>
-                <w:rFonts w:asciiTheme="minorHAnsi" w:hAnsiTheme="minorHAnsi"/>
-                <w:color w:val="auto"/>
-              </w:rPr>
-            </w:pPr>
-            <w:r>
-              <w:rPr>
-                <w:rFonts w:asciiTheme="minorHAnsi" w:hAnsiTheme="minorHAnsi"/>
-                <w:color w:val="auto"/>
-              </w:rPr>
-              <w:t>Falta de respaldo</w:t>
-            </w:r>
-          </w:p>
-        </w:tc>
-        <w:tc>
-          <w:tcPr>
-            <w:tcW w:w="1728" w:type="dxa"/>
-            <w:vAlign w:val="center"/>
-          </w:tcPr>
-          <w:p>
-            <w:pPr>
-              <w:rPr>
-                <w:rFonts w:asciiTheme="minorHAnsi" w:hAnsiTheme="minorHAnsi"/>
-                <w:color w:val="auto"/>
-              </w:rPr>
-            </w:pPr>
-            <w:r>
-              <w:rPr>
-                <w:rFonts w:asciiTheme="minorHAnsi" w:hAnsiTheme="minorHAnsi"/>
-                <w:color w:val="auto"/>
-              </w:rPr>
-              <w:t>Media</w:t>
-            </w:r>
-          </w:p>
-        </w:tc>
-        <w:tc>
-          <w:tcPr>
-            <w:tcW w:w="1728" w:type="dxa"/>
-            <w:vAlign w:val="center"/>
-          </w:tcPr>
-          <w:p>
-            <w:pPr>
-              <w:rPr>
-                <w:rFonts w:asciiTheme="minorHAnsi" w:hAnsiTheme="minorHAnsi"/>
-                <w:color w:val="auto"/>
-              </w:rPr>
-            </w:pPr>
-            <w:r>
-              <w:rPr>
-                <w:rFonts w:asciiTheme="minorHAnsi" w:hAnsiTheme="minorHAnsi"/>
-                <w:color w:val="auto"/>
-              </w:rPr>
-              <w:t>Alta</w:t>
-            </w:r>
-          </w:p>
-        </w:tc>
-        <w:tc>
-          <w:tcPr>
-            <w:tcW w:w="1728" w:type="dxa"/>
-            <w:vAlign w:val="center"/>
-          </w:tcPr>
-          <w:p>
-            <w:pPr>
-              <w:rPr>
-                <w:rFonts w:asciiTheme="minorHAnsi" w:hAnsiTheme="minorHAnsi"/>
-                <w:color w:val="auto"/>
-              </w:rPr>
-            </w:pPr>
-            <w:r>
-              <w:rPr>
-                <w:rFonts w:asciiTheme="minorHAnsi" w:hAnsiTheme="minorHAnsi"/>
-                <w:color w:val="auto"/>
-              </w:rPr>
-              <w:t>Implementar respaldo automático</w:t>
-            </w:r>
-          </w:p>
-        </w:tc>
-      </w:tr>
-    </w:tbl>
-    <w:p>
-      <w:pPr>
-        <w:rPr>
-          <w:rFonts w:asciiTheme="minorHAnsi" w:hAnsiTheme="minorHAnsi"/>
-          <w:color w:val="auto"/>
-        </w:rPr>
-      </w:pPr>
-    </w:p>
-    <w:p>
-      <w:pPr>
-        <w:rPr>
-          <w:rFonts w:asciiTheme="minorHAnsi" w:hAnsiTheme="minorHAnsi"/>
-          <w:color w:val="auto"/>
-        </w:rPr>
-      </w:pPr>
-    </w:p>
-    <w:p>
-      <w:pPr>
-        <w:rPr>
-          <w:rFonts w:asciiTheme="minorHAnsi" w:hAnsiTheme="minorHAnsi"/>
-          <w:color w:val="auto"/>
-        </w:rPr>
-      </w:pPr>
-    </w:p>
-    <w:p>
-      <w:pPr>
-        <w:keepNext/>
-        <w:keepLines/>
-        <w:spacing w:before="200" w:after="0"/>
-        <w:outlineLvl w:val="1"/>
-        <w:rPr>
-          <w:rFonts w:asciiTheme="majorHAnsi" w:eastAsiaTheme="majorEastAsia" w:hAnsiTheme="majorHAnsi" w:cstheme="majorBidi"/>
-          <w:b/>
-          <w:bCs/>
-          <w:color w:val="4F81BD" w:themeColor="accent1"/>
-          <w:sz w:val="26"/>
-          <w:szCs w:val="26"/>
-        </w:rPr>
-      </w:pPr>
-      <w:bookmarkStart w:id="5" w:name="_Toc221820024"/>
-      <w:r>
-        <w:rPr>
-          <w:rFonts w:asciiTheme="majorHAnsi" w:eastAsiaTheme="majorEastAsia" w:hAnsiTheme="majorHAnsi" w:cstheme="majorBidi"/>
-          <w:b/>
-          <w:bCs/>
-          <w:color w:val="4F81BD" w:themeColor="accent1"/>
-          <w:sz w:val="26"/>
-          <w:szCs w:val="26"/>
-        </w:rPr>
-        <w:t>2.3 Formato de Entrevista a Responsables</w:t>
-      </w:r>
-      <w:bookmarkEnd w:id="5"/>
-    </w:p>
-    <w:p>
-      <w:pPr>
-        <w:rPr>
-          <w:rFonts w:asciiTheme="minorHAnsi" w:hAnsiTheme="minorHAnsi"/>
-          <w:color w:val="auto"/>
-        </w:rPr>
-      </w:pPr>
-    </w:p>
-    <w:p>
-      <w:pPr>
-        <w:tabs>
-          <w:tab w:val="num" w:pos="360"/>
-        </w:tabs>
-        <w:ind w:left="360" w:hanging="360"/>
-        <w:contextualSpacing/>
-        <w:rPr>
-          <w:rFonts w:asciiTheme="minorHAnsi" w:hAnsiTheme="minorHAnsi"/>
-          <w:color w:val="auto"/>
-        </w:rPr>
-      </w:pPr>
-      <w:r>
-        <w:rPr>
-          <w:rFonts w:asciiTheme="minorHAnsi" w:hAnsiTheme="minorHAnsi"/>
-          <w:color w:val="auto"/>
-        </w:rPr>
-        <w:t>1. ¿Cuál es la fuente de datos bajo su responsabilidad?</w:t>
-      </w:r>
-    </w:p>
-    <w:p>
-      <w:pPr>
-        <w:tabs>
-          <w:tab w:val="num" w:pos="360"/>
-        </w:tabs>
-        <w:ind w:left="360" w:hanging="360"/>
-        <w:contextualSpacing/>
-        <w:rPr>
-          <w:rFonts w:asciiTheme="minorHAnsi" w:hAnsiTheme="minorHAnsi"/>
-          <w:color w:val="auto"/>
-        </w:rPr>
-      </w:pPr>
-    </w:p>
-    <w:p>
-      <w:pPr>
-        <w:rPr>
-          <w:rFonts w:asciiTheme="minorHAnsi" w:hAnsiTheme="minorHAnsi"/>
-          <w:color w:val="auto"/>
-        </w:rPr>
-      </w:pPr>
-      <w:r>
-        <w:rPr>
-          <w:rFonts w:asciiTheme="minorHAnsi" w:hAnsiTheme="minorHAnsi"/>
-          <w:color w:val="auto"/>
-        </w:rPr>
-        <w:t>2. ¿Con qué frecuencia se actualiza la información?</w:t>
-      </w:r>
-    </w:p>
-    <w:p>
-      <w:pPr>
-        <w:rPr>
-          <w:rFonts w:asciiTheme="minorHAnsi" w:hAnsiTheme="minorHAnsi"/>
-          <w:color w:val="auto"/>
-        </w:rPr>
-      </w:pPr>
-      <w:r>
-        <w:rPr>
-          <w:rFonts w:asciiTheme="minorHAnsi" w:hAnsiTheme="minorHAnsi"/>
-          <w:color w:val="auto"/>
-        </w:rPr>
-        <w:t>3. ¿Qué problemas de calidad o riesgos ha detectado?</w:t>
-      </w:r>
-    </w:p>
-    <w:p>
-      <w:pPr>
-        <w:rPr>
-          <w:rFonts w:asciiTheme="minorHAnsi" w:hAnsiTheme="minorHAnsi"/>
-          <w:color w:val="auto"/>
-        </w:rPr>
-      </w:pPr>
-      <w:r>
-        <w:rPr>
-          <w:rFonts w:asciiTheme="minorHAnsi" w:hAnsiTheme="minorHAnsi"/>
-          <w:color w:val="auto"/>
-        </w:rPr>
-        <w:t>4. ¿Qué acciones considera necesarias para mejorar la gestión de datos?</w:t>
-      </w:r>
-    </w:p>
-    <w:p>
-      <w:pPr>
-        <w:rPr>
-          <w:rFonts w:asciiTheme="minorHAnsi" w:hAnsiTheme="minorHAnsi"/>
-          <w:color w:val="auto"/>
-        </w:rPr>
-      </w:pPr>
-      <w:r>
-        <w:rPr>
-          <w:rFonts w:asciiTheme="minorHAnsi" w:hAnsiTheme="minorHAnsi"/>
-          <w:color w:val="auto"/>
-        </w:rPr>
-        <w:t>5. ¿Cuenta con mecanismos de respaldo y seguridad?</w:t>
-      </w:r>
-    </w:p>
-    <w:p>
-      <w:pPr>
-        <w:rPr>
-          <w:rFonts w:asciiTheme="minorHAnsi" w:hAnsiTheme="minorHAnsi"/>
-          <w:color w:val="auto"/>
-        </w:rPr>
-      </w:pPr>
-    </w:p>
-    <w:p>
-      <w:pPr>
-        <w:keepNext/>
-        <w:keepLines/>
-        <w:spacing w:before="200" w:after="0"/>
-        <w:outlineLvl w:val="1"/>
-        <w:rPr>
-          <w:rFonts w:asciiTheme="majorHAnsi" w:eastAsiaTheme="majorEastAsia" w:hAnsiTheme="majorHAnsi" w:cstheme="majorBidi"/>
-          <w:b/>
-          <w:bCs/>
-          <w:color w:val="4F81BD" w:themeColor="accent1"/>
-          <w:sz w:val="26"/>
-          <w:szCs w:val="26"/>
-        </w:rPr>
-      </w:pPr>
-      <w:bookmarkStart w:id="6" w:name="_Toc221820025"/>
-      <w:r>
-        <w:rPr>
-          <w:rFonts w:asciiTheme="majorHAnsi" w:eastAsiaTheme="majorEastAsia" w:hAnsiTheme="majorHAnsi" w:cstheme="majorBidi"/>
-          <w:b/>
-          <w:bCs/>
-          <w:color w:val="4F81BD" w:themeColor="accent1"/>
-          <w:sz w:val="26"/>
-          <w:szCs w:val="26"/>
-        </w:rPr>
-        <w:t>2.4 Cronograma de Actividades</w:t>
-      </w:r>
-      <w:bookmarkEnd w:id="6"/>
-    </w:p>
-    <w:p>
-      <w:pPr>
-        <w:rPr>
-          <w:rFonts w:asciiTheme="minorHAnsi" w:hAnsiTheme="minorHAnsi"/>
-          <w:color w:val="auto"/>
-        </w:rPr>
-      </w:pPr>
-    </w:p>
-    <w:tbl>
-      <w:tblPr>
-        <w:tblStyle w:val="Tablaconcuadrcula"/>
-        <w:tblW w:w="0" w:type="auto"/>
-        <w:tblLook w:val="04A0" w:firstRow="1" w:lastRow="0" w:firstColumn="1" w:lastColumn="0" w:noHBand="0" w:noVBand="1"/>
-      </w:tblPr>
-      <w:tblGrid>
-        <w:gridCol w:w="3397"/>
-        <w:gridCol w:w="3402"/>
-        <w:gridCol w:w="1841"/>
-      </w:tblGrid>
-      <w:tr>
-        <w:trPr>
-          <w:trHeight w:val="547"/>
-        </w:trPr>
-        <w:tc>
-          <w:tcPr>
-            <w:tcW w:w="3397" w:type="dxa"/>
-            <w:vAlign w:val="center"/>
-          </w:tcPr>
-          <w:p>
-            <w:pPr>
-              <w:jc w:val="center"/>
-              <w:rPr>
-                <w:rFonts w:asciiTheme="minorHAnsi" w:hAnsiTheme="minorHAnsi"/>
-                <w:color w:val="auto"/>
-              </w:rPr>
-            </w:pPr>
-            <w:r>
-              <w:rPr>
-                <w:rFonts w:asciiTheme="minorHAnsi" w:hAnsiTheme="minorHAnsi"/>
-                <w:color w:val="auto"/>
-              </w:rPr>
-              <w:t>Actividad</w:t>
-            </w:r>
-          </w:p>
-        </w:tc>
-        <w:tc>
-          <w:tcPr>
-            <w:tcW w:w="3402" w:type="dxa"/>
-            <w:vAlign w:val="center"/>
-          </w:tcPr>
-          <w:p>
-            <w:pPr>
-              <w:jc w:val="center"/>
-              <w:rPr>
-                <w:rFonts w:asciiTheme="minorHAnsi" w:hAnsiTheme="minorHAnsi"/>
-                <w:color w:val="auto"/>
-              </w:rPr>
-            </w:pPr>
-            <w:r>
-              <w:rPr>
-                <w:rFonts w:asciiTheme="minorHAnsi" w:hAnsiTheme="minorHAnsi"/>
-                <w:color w:val="auto"/>
-              </w:rPr>
-              <w:t>Responsable</w:t>
-            </w:r>
-          </w:p>
-        </w:tc>
-        <w:tc>
-          <w:tcPr>
-            <w:tcW w:w="1841" w:type="dxa"/>
-            <w:vAlign w:val="center"/>
-          </w:tcPr>
-          <w:p>
-            <w:pPr>
-              <w:jc w:val="center"/>
-              <w:rPr>
-                <w:rFonts w:asciiTheme="minorHAnsi" w:hAnsiTheme="minorHAnsi"/>
-                <w:color w:val="auto"/>
-              </w:rPr>
-            </w:pPr>
-            <w:r>
-              <w:rPr>
-                <w:rFonts w:asciiTheme="minorHAnsi" w:hAnsiTheme="minorHAnsi"/>
-                <w:color w:val="auto"/>
-              </w:rPr>
-              <w:t>Fecha Estimada</w:t>
-            </w:r>
-          </w:p>
-        </w:tc>
-      </w:tr>
-      <w:tr>
-        <w:trPr>
-          <w:trHeight w:val="411"/>
-        </w:trPr>
-        <w:tc>
-          <w:tcPr>
-            <w:tcW w:w="3397" w:type="dxa"/>
-            <w:vAlign w:val="center"/>
-          </w:tcPr>
-          <w:p>
-            <w:pPr>
-              <w:rPr>
-                <w:rFonts w:asciiTheme="minorHAnsi" w:hAnsiTheme="minorHAnsi"/>
-                <w:color w:val="auto"/>
-              </w:rPr>
-            </w:pPr>
-            <w:r>
-              <w:rPr>
-                <w:rFonts w:asciiTheme="minorHAnsi" w:hAnsiTheme="minorHAnsi"/>
-                <w:color w:val="auto"/>
-              </w:rPr>
-              <w:t>Identificación de fuentes de datos</w:t>
-            </w:r>
-          </w:p>
-        </w:tc>
-        <w:tc>
-          <w:tcPr>
-            <w:tcW w:w="3402" w:type="dxa"/>
-            <w:vAlign w:val="center"/>
-          </w:tcPr>
-          <w:p>
-            <w:pPr>
-              <w:rPr>
-                <w:rFonts w:asciiTheme="minorHAnsi" w:hAnsiTheme="minorHAnsi"/>
-                <w:color w:val="auto"/>
-              </w:rPr>
-            </w:pPr>
-            <w:r>
-              <w:rPr>
-                <w:rFonts w:asciiTheme="minorHAnsi" w:hAnsiTheme="minorHAnsi"/>
-                <w:color w:val="auto"/>
-              </w:rPr>
-              <w:t>Coordinación de Proyectos TI</w:t>
-            </w:r>
-          </w:p>
-        </w:tc>
-        <w:tc>
-          <w:tcPr>
-            <w:tcW w:w="1841" w:type="dxa"/>
-            <w:vAlign w:val="center"/>
-          </w:tcPr>
-          <w:p>
-            <w:pPr>
-              <w:rPr>
-                <w:rFonts w:asciiTheme="minorHAnsi" w:hAnsiTheme="minorHAnsi"/>
-                <w:color w:val="auto"/>
-              </w:rPr>
-            </w:pPr>
-            <w:r>
-              <w:rPr>
-                <w:rFonts w:asciiTheme="minorHAnsi" w:hAnsiTheme="minorHAnsi"/>
-                <w:color w:val="auto"/>
-              </w:rPr>
-              <w:t>Pendiente</w:t>
-            </w:r>
-          </w:p>
-        </w:tc>
-      </w:tr>
-      <w:tr>
-        <w:trPr>
-          <w:trHeight w:val="403"/>
-        </w:trPr>
-        <w:tc>
-          <w:tcPr>
-            <w:tcW w:w="3397" w:type="dxa"/>
-            <w:vAlign w:val="center"/>
-          </w:tcPr>
-          <w:p>
-            <w:pPr>
-              <w:rPr>
-                <w:rFonts w:asciiTheme="minorHAnsi" w:hAnsiTheme="minorHAnsi"/>
-                <w:color w:val="auto"/>
-              </w:rPr>
-            </w:pPr>
-            <w:r>
-              <w:rPr>
-                <w:rFonts w:asciiTheme="minorHAnsi" w:hAnsiTheme="minorHAnsi"/>
-                <w:color w:val="auto"/>
-              </w:rPr>
-              <w:t>Reunión con responsables</w:t>
-            </w:r>
-          </w:p>
-        </w:tc>
-        <w:tc>
-          <w:tcPr>
-            <w:tcW w:w="3402" w:type="dxa"/>
-            <w:vAlign w:val="center"/>
-          </w:tcPr>
-          <w:p>
-            <w:pPr>
-              <w:rPr>
-                <w:rFonts w:asciiTheme="minorHAnsi" w:hAnsiTheme="minorHAnsi"/>
-                <w:color w:val="auto"/>
-              </w:rPr>
-            </w:pPr>
-            <w:r>
-              <w:rPr>
-                <w:rFonts w:asciiTheme="minorHAnsi" w:hAnsiTheme="minorHAnsi"/>
-                <w:color w:val="auto"/>
-              </w:rPr>
-              <w:t>Coordinación de Proyectos TI</w:t>
-            </w:r>
-          </w:p>
-        </w:tc>
-        <w:tc>
-          <w:tcPr>
-            <w:tcW w:w="1841" w:type="dxa"/>
-            <w:vAlign w:val="center"/>
-          </w:tcPr>
-          <w:p>
-            <w:pPr>
-              <w:rPr>
-                <w:rFonts w:asciiTheme="minorHAnsi" w:hAnsiTheme="minorHAnsi"/>
-                <w:color w:val="auto"/>
-              </w:rPr>
-            </w:pPr>
-            <w:r>
-              <w:rPr>
-                <w:rFonts w:asciiTheme="minorHAnsi" w:hAnsiTheme="minorHAnsi"/>
-                <w:color w:val="auto"/>
-              </w:rPr>
-              <w:t>Pendiente</w:t>
-            </w:r>
-          </w:p>
-        </w:tc>
-      </w:tr>
-      <w:tr>
-        <w:trPr>
-          <w:trHeight w:val="423"/>
-        </w:trPr>
-        <w:tc>
-          <w:tcPr>
-            <w:tcW w:w="3397" w:type="dxa"/>
-            <w:vAlign w:val="center"/>
-          </w:tcPr>
-          <w:p>
-            <w:pPr>
-              <w:rPr>
-                <w:rFonts w:asciiTheme="minorHAnsi" w:hAnsiTheme="minorHAnsi"/>
-                <w:color w:val="auto"/>
-              </w:rPr>
-            </w:pPr>
-            <w:r>
-              <w:rPr>
-                <w:rFonts w:asciiTheme="minorHAnsi" w:hAnsiTheme="minorHAnsi"/>
-                <w:color w:val="auto"/>
-              </w:rPr>
-              <w:t>Evaluación de calidad y riesgos</w:t>
-            </w:r>
-          </w:p>
-        </w:tc>
-        <w:tc>
-          <w:tcPr>
-            <w:tcW w:w="3402" w:type="dxa"/>
-            <w:vAlign w:val="center"/>
-          </w:tcPr>
-          <w:p>
-            <w:pPr>
-              <w:rPr>
-                <w:rFonts w:asciiTheme="minorHAnsi" w:hAnsiTheme="minorHAnsi"/>
-                <w:color w:val="auto"/>
-              </w:rPr>
-            </w:pPr>
-            <w:r>
-              <w:rPr>
-                <w:rFonts w:asciiTheme="minorHAnsi" w:hAnsiTheme="minorHAnsi"/>
-                <w:color w:val="auto"/>
-              </w:rPr>
-              <w:t>Coordinación de Proyectos TI</w:t>
-            </w:r>
-          </w:p>
-        </w:tc>
-        <w:tc>
-          <w:tcPr>
-            <w:tcW w:w="1841" w:type="dxa"/>
-            <w:vAlign w:val="center"/>
-          </w:tcPr>
-          <w:p>
-            <w:pPr>
-              <w:rPr>
-                <w:rFonts w:asciiTheme="minorHAnsi" w:hAnsiTheme="minorHAnsi"/>
-                <w:color w:val="auto"/>
-              </w:rPr>
-            </w:pPr>
-            <w:r>
-              <w:rPr>
-                <w:rFonts w:asciiTheme="minorHAnsi" w:hAnsiTheme="minorHAnsi"/>
-                <w:color w:val="auto"/>
-              </w:rPr>
-              <w:t>Pendiente</w:t>
-            </w:r>
-          </w:p>
-        </w:tc>
-      </w:tr>
-      <w:tr>
-        <w:trPr>
-          <w:trHeight w:val="699"/>
-        </w:trPr>
-        <w:tc>
-          <w:tcPr>
-            <w:tcW w:w="3397" w:type="dxa"/>
-            <w:vAlign w:val="center"/>
-          </w:tcPr>
-          <w:p>
-            <w:pPr>
-              <w:rPr>
-                <w:rFonts w:asciiTheme="minorHAnsi" w:hAnsiTheme="minorHAnsi"/>
-                <w:color w:val="auto"/>
-              </w:rPr>
-            </w:pPr>
-            <w:r>
-              <w:rPr>
-                <w:rFonts w:asciiTheme="minorHAnsi" w:hAnsiTheme="minorHAnsi"/>
-                <w:color w:val="auto"/>
-              </w:rPr>
-              <w:lastRenderedPageBreak/>
-              <w:t>Documentación de inventario y matrices</w:t>
-            </w:r>
-          </w:p>
-        </w:tc>
-        <w:tc>
-          <w:tcPr>
-            <w:tcW w:w="3402" w:type="dxa"/>
-            <w:vAlign w:val="center"/>
-          </w:tcPr>
-          <w:p>
-            <w:pPr>
-              <w:rPr>
-                <w:rFonts w:asciiTheme="minorHAnsi" w:hAnsiTheme="minorHAnsi"/>
-                <w:color w:val="auto"/>
-              </w:rPr>
-            </w:pPr>
-            <w:r>
-              <w:rPr>
-                <w:rFonts w:asciiTheme="minorHAnsi" w:hAnsiTheme="minorHAnsi"/>
-                <w:color w:val="auto"/>
-              </w:rPr>
-              <w:t>Coordinación de Proyectos TI</w:t>
-            </w:r>
-          </w:p>
-        </w:tc>
-        <w:tc>
-          <w:tcPr>
-            <w:tcW w:w="1841" w:type="dxa"/>
-            <w:vAlign w:val="center"/>
-          </w:tcPr>
-          <w:p>
-            <w:pPr>
-              <w:rPr>
-                <w:rFonts w:asciiTheme="minorHAnsi" w:hAnsiTheme="minorHAnsi"/>
-                <w:color w:val="auto"/>
-              </w:rPr>
-            </w:pPr>
-            <w:r>
-              <w:rPr>
-                <w:rFonts w:asciiTheme="minorHAnsi" w:hAnsiTheme="minorHAnsi"/>
-                <w:color w:val="auto"/>
-              </w:rPr>
-              <w:t>Pendiente</w:t>
-            </w:r>
-          </w:p>
-        </w:tc>
-      </w:tr>
-      <w:tr>
-        <w:trPr>
-          <w:trHeight w:val="707"/>
-        </w:trPr>
-        <w:tc>
-          <w:tcPr>
-            <w:tcW w:w="3397" w:type="dxa"/>
-            <w:vAlign w:val="center"/>
-          </w:tcPr>
-          <w:p>
-            <w:pPr>
-              <w:rPr>
-                <w:rFonts w:asciiTheme="minorHAnsi" w:hAnsiTheme="minorHAnsi"/>
-                <w:color w:val="auto"/>
-              </w:rPr>
-            </w:pPr>
-            <w:r>
-              <w:rPr>
-                <w:rFonts w:asciiTheme="minorHAnsi" w:hAnsiTheme="minorHAnsi"/>
-                <w:color w:val="auto"/>
-              </w:rPr>
-              <w:t>Propuesta de acciones y capacitación</w:t>
-            </w:r>
-          </w:p>
-        </w:tc>
-        <w:tc>
-          <w:tcPr>
-            <w:tcW w:w="3402" w:type="dxa"/>
-            <w:vAlign w:val="center"/>
-          </w:tcPr>
-          <w:p>
-            <w:pPr>
-              <w:rPr>
-                <w:rFonts w:asciiTheme="minorHAnsi" w:hAnsiTheme="minorHAnsi"/>
-                <w:color w:val="auto"/>
-              </w:rPr>
-            </w:pPr>
-            <w:r>
-              <w:rPr>
-                <w:rFonts w:asciiTheme="minorHAnsi" w:hAnsiTheme="minorHAnsi"/>
-                <w:color w:val="auto"/>
-              </w:rPr>
-              <w:t>Coordinación de Proyectos TI</w:t>
-            </w:r>
-          </w:p>
-        </w:tc>
-        <w:tc>
-          <w:tcPr>
-            <w:tcW w:w="1841" w:type="dxa"/>
-            <w:vAlign w:val="center"/>
-          </w:tcPr>
-          <w:p>
-            <w:pPr>
-              <w:rPr>
-                <w:rFonts w:asciiTheme="minorHAnsi" w:hAnsiTheme="minorHAnsi"/>
-                <w:color w:val="auto"/>
-              </w:rPr>
-            </w:pPr>
-            <w:r>
-              <w:rPr>
-                <w:rFonts w:asciiTheme="minorHAnsi" w:hAnsiTheme="minorHAnsi"/>
-                <w:color w:val="auto"/>
-              </w:rPr>
-              <w:t>Pendiente</w:t>
-            </w:r>
-          </w:p>
-        </w:tc>
-      </w:tr>
-    </w:tbl>
-    <w:p>
-      <w:pPr>
-        <w:rPr>
-          <w:rFonts w:asciiTheme="minorHAnsi" w:hAnsiTheme="minorHAnsi"/>
-          <w:color w:val="auto"/>
-        </w:rPr>
-      </w:pPr>
-    </w:p>
-    <w:p>
-      <w:pPr>
-        <w:rPr>
-          <w:rFonts w:asciiTheme="minorHAnsi" w:hAnsiTheme="minorHAnsi"/>
-          <w:color w:val="auto"/>
-        </w:rPr>
-      </w:pPr>
-    </w:p>
-    <w:p>
-      <w:pPr>
-        <w:rPr>
-          <w:rFonts w:asciiTheme="minorHAnsi" w:hAnsiTheme="minorHAnsi"/>
-          <w:color w:val="auto"/>
-        </w:rPr>
-      </w:pPr>
-    </w:p>
-    <w:p>
-      <w:pPr>
-        <w:rPr>
-          <w:rFonts w:asciiTheme="minorHAnsi" w:hAnsiTheme="minorHAnsi"/>
-          <w:color w:val="auto"/>
-        </w:rPr>
-      </w:pPr>
-    </w:p>
-    <w:p>
-      <w:pPr>
-        <w:rPr>
-          <w:rFonts w:asciiTheme="minorHAnsi" w:hAnsiTheme="minorHAnsi"/>
-          <w:color w:val="auto"/>
-        </w:rPr>
-      </w:pPr>
-    </w:p>
-    <w:p>
-      <w:pPr>
-        <w:rPr>
-          <w:rFonts w:asciiTheme="minorHAnsi" w:hAnsiTheme="minorHAnsi"/>
-          <w:color w:val="auto"/>
-        </w:rPr>
-      </w:pPr>
-    </w:p>
-    <w:p>
-      <w:pPr>
-        <w:rPr>
-          <w:rFonts w:asciiTheme="minorHAnsi" w:hAnsiTheme="minorHAnsi"/>
-          <w:color w:val="auto"/>
-        </w:rPr>
-      </w:pPr>
-    </w:p>
-    <w:p>
-      <w:pPr>
-        <w:keepNext/>
-        <w:keepLines/>
-        <w:spacing w:before="200" w:after="0"/>
-        <w:outlineLvl w:val="1"/>
-        <w:rPr>
-          <w:rFonts w:asciiTheme="majorHAnsi" w:eastAsiaTheme="majorEastAsia" w:hAnsiTheme="majorHAnsi" w:cstheme="majorBidi"/>
-          <w:b/>
-          <w:bCs/>
-          <w:color w:val="4F81BD" w:themeColor="accent1"/>
-          <w:sz w:val="26"/>
-          <w:szCs w:val="26"/>
-        </w:rPr>
-      </w:pPr>
-      <w:bookmarkStart w:id="7" w:name="_Toc221820026"/>
-      <w:r>
-        <w:rPr>
-          <w:rFonts w:asciiTheme="majorHAnsi" w:eastAsiaTheme="majorEastAsia" w:hAnsiTheme="majorHAnsi" w:cstheme="majorBidi"/>
-          <w:b/>
-          <w:bCs/>
-          <w:color w:val="4F81BD" w:themeColor="accent1"/>
-          <w:sz w:val="26"/>
-          <w:szCs w:val="26"/>
-        </w:rPr>
-        <w:t>2.5 Taller Colaborativo</w:t>
-      </w:r>
-      <w:bookmarkEnd w:id="7"/>
-    </w:p>
-    <w:p>
-      <w:pPr>
-        <w:tabs>
-          <w:tab w:val="num" w:pos="360"/>
-        </w:tabs>
-        <w:ind w:left="360" w:hanging="360"/>
-        <w:contextualSpacing/>
-        <w:rPr>
-          <w:rFonts w:asciiTheme="minorHAnsi" w:hAnsiTheme="minorHAnsi"/>
-          <w:color w:val="auto"/>
-        </w:rPr>
-      </w:pPr>
-    </w:p>
-    <w:p>
-      <w:pPr>
-        <w:tabs>
-          <w:tab w:val="num" w:pos="360"/>
-        </w:tabs>
-        <w:ind w:left="360" w:hanging="360"/>
-        <w:contextualSpacing/>
-        <w:rPr>
-          <w:rFonts w:asciiTheme="minorHAnsi" w:hAnsiTheme="minorHAnsi"/>
-          <w:color w:val="auto"/>
-        </w:rPr>
-      </w:pPr>
-      <w:r>
-        <w:rPr>
-          <w:rFonts w:asciiTheme="minorHAnsi" w:hAnsiTheme="minorHAnsi"/>
-          <w:color w:val="auto"/>
-        </w:rPr>
-        <w:t>Revisión de riesgos y definición de acciones prioritarias:</w:t>
-      </w:r>
-    </w:p>
-    <w:p>
-      <w:pPr>
-        <w:tabs>
-          <w:tab w:val="num" w:pos="360"/>
-        </w:tabs>
-        <w:ind w:left="360" w:hanging="360"/>
-        <w:contextualSpacing/>
-        <w:rPr>
-          <w:rFonts w:asciiTheme="minorHAnsi" w:hAnsiTheme="minorHAnsi"/>
-          <w:color w:val="auto"/>
-        </w:rPr>
-      </w:pPr>
-    </w:p>
-    <w:p>
-      <w:pPr>
-        <w:rPr>
-          <w:rFonts w:asciiTheme="minorHAnsi" w:hAnsiTheme="minorHAnsi"/>
-          <w:color w:val="auto"/>
-        </w:rPr>
-      </w:pPr>
-      <w:r>
-        <w:rPr>
-          <w:rFonts w:asciiTheme="minorHAnsi" w:hAnsiTheme="minorHAnsi"/>
-          <w:color w:val="auto"/>
-        </w:rPr>
-        <w:tab/>
-        <w:t>- Validación y depuración en la</w:t>
-      </w:r>
-      <w:r>
-        <w:rPr>
-          <w:rFonts w:asciiTheme="minorHAnsi" w:hAnsiTheme="minorHAnsi"/>
-          <w:color w:val="auto"/>
-        </w:rPr>
-        <w:t>s</w:t>
-      </w:r>
-      <w:r>
-        <w:rPr>
-          <w:rFonts w:asciiTheme="minorHAnsi" w:hAnsiTheme="minorHAnsi"/>
-          <w:color w:val="auto"/>
-        </w:rPr>
-        <w:t xml:space="preserve"> Plataforma</w:t>
-      </w:r>
-      <w:r>
-        <w:rPr>
-          <w:rFonts w:asciiTheme="minorHAnsi" w:hAnsiTheme="minorHAnsi"/>
-          <w:color w:val="auto"/>
-        </w:rPr>
-        <w:t>s</w:t>
-      </w:r>
-      <w:r>
-        <w:rPr>
-          <w:rFonts w:asciiTheme="minorHAnsi" w:hAnsiTheme="minorHAnsi"/>
-          <w:color w:val="auto"/>
-        </w:rPr>
-        <w:t>.</w:t>
-      </w:r>
-    </w:p>
-    <w:p>
-      <w:pPr>
-        <w:rPr>
-          <w:rFonts w:asciiTheme="minorHAnsi" w:hAnsiTheme="minorHAnsi"/>
-          <w:color w:val="auto"/>
-        </w:rPr>
-      </w:pPr>
-      <w:r>
-        <w:rPr>
-          <w:rFonts w:asciiTheme="minorHAnsi" w:hAnsiTheme="minorHAnsi"/>
-          <w:color w:val="auto"/>
-        </w:rPr>
-        <w:tab/>
-        <w:t xml:space="preserve">- Respaldos automáticos semanales en </w:t>
-      </w:r>
-      <w:r>
-        <w:rPr>
-          <w:rFonts w:asciiTheme="minorHAnsi" w:hAnsiTheme="minorHAnsi"/>
-          <w:color w:val="auto"/>
-        </w:rPr>
-        <w:t xml:space="preserve">los </w:t>
-      </w:r>
-      <w:r>
-        <w:rPr>
-          <w:rFonts w:asciiTheme="minorHAnsi" w:hAnsiTheme="minorHAnsi"/>
-          <w:color w:val="auto"/>
-        </w:rPr>
-        <w:t>Sistema</w:t>
-      </w:r>
-      <w:r>
-        <w:rPr>
-          <w:rFonts w:asciiTheme="minorHAnsi" w:hAnsiTheme="minorHAnsi"/>
-          <w:color w:val="auto"/>
-        </w:rPr>
-        <w:t>s</w:t>
-      </w:r>
-      <w:r>
-        <w:rPr>
-          <w:rFonts w:asciiTheme="minorHAnsi" w:hAnsiTheme="minorHAnsi"/>
-          <w:color w:val="auto"/>
-        </w:rPr>
-        <w:t>.</w:t>
-      </w:r>
-    </w:p>
-    <w:p>
-      <w:pPr>
-        <w:rPr>
-          <w:rFonts w:asciiTheme="minorHAnsi" w:hAnsiTheme="minorHAnsi"/>
-          <w:color w:val="auto"/>
-        </w:rPr>
-      </w:pPr>
-      <w:r>
-        <w:rPr>
-          <w:rFonts w:asciiTheme="minorHAnsi" w:hAnsiTheme="minorHAnsi"/>
-          <w:color w:val="auto"/>
-        </w:rPr>
-        <w:tab/>
-        <w:t>- Reforzar controles de acceso y autenticación en la</w:t>
-      </w:r>
-      <w:r>
-        <w:rPr>
-          <w:rFonts w:asciiTheme="minorHAnsi" w:hAnsiTheme="minorHAnsi"/>
-          <w:color w:val="auto"/>
-        </w:rPr>
-        <w:t>s</w:t>
-      </w:r>
-      <w:r>
-        <w:rPr>
-          <w:rFonts w:asciiTheme="minorHAnsi" w:hAnsiTheme="minorHAnsi"/>
-          <w:color w:val="auto"/>
-        </w:rPr>
-        <w:t xml:space="preserve"> Base</w:t>
-      </w:r>
-      <w:r>
-        <w:rPr>
-          <w:rFonts w:asciiTheme="minorHAnsi" w:hAnsiTheme="minorHAnsi"/>
-          <w:color w:val="auto"/>
-        </w:rPr>
-        <w:t>s</w:t>
-      </w:r>
-      <w:r>
-        <w:rPr>
-          <w:rFonts w:asciiTheme="minorHAnsi" w:hAnsiTheme="minorHAnsi"/>
-          <w:color w:val="auto"/>
-        </w:rPr>
-        <w:t xml:space="preserve"> de Datos.</w:t>
-      </w:r>
-    </w:p>
-    <w:p>
-      <w:pPr>
-        <w:keepNext/>
-        <w:keepLines/>
-        <w:spacing w:before="200" w:after="0"/>
-        <w:outlineLvl w:val="2"/>
-        <w:rPr>
-          <w:rFonts w:asciiTheme="majorHAnsi" w:eastAsiaTheme="majorEastAsia" w:hAnsiTheme="majorHAnsi" w:cstheme="majorBidi"/>
-          <w:b/>
-          <w:bCs/>
-          <w:color w:val="4F81BD" w:themeColor="accent1"/>
-        </w:rPr>
-      </w:pPr>
-    </w:p>
-    <w:p>
-      <w:pPr>
-        <w:keepNext/>
-        <w:keepLines/>
-        <w:spacing w:before="200" w:after="0"/>
-        <w:outlineLvl w:val="2"/>
-        <w:rPr>
-          <w:rFonts w:asciiTheme="majorHAnsi" w:eastAsiaTheme="majorEastAsia" w:hAnsiTheme="majorHAnsi" w:cstheme="majorBidi"/>
-          <w:b/>
-          <w:bCs/>
-          <w:color w:val="4F81BD" w:themeColor="accent1"/>
-        </w:rPr>
-      </w:pPr>
-      <w:bookmarkStart w:id="8" w:name="_Toc221820027"/>
-      <w:r>
-        <w:rPr>
-          <w:rFonts w:asciiTheme="majorHAnsi" w:eastAsiaTheme="majorEastAsia" w:hAnsiTheme="majorHAnsi" w:cstheme="majorBidi"/>
-          <w:b/>
-          <w:bCs/>
-          <w:color w:val="4F81BD" w:themeColor="accent1"/>
-        </w:rPr>
-        <w:t>Sugerencia de Actividades para el Taller Colaborativo</w:t>
-      </w:r>
-      <w:bookmarkEnd w:id="8"/>
-    </w:p>
-    <w:p>
-      <w:pPr>
-        <w:tabs>
-          <w:tab w:val="num" w:pos="360"/>
-        </w:tabs>
-        <w:ind w:left="360" w:hanging="360"/>
-        <w:contextualSpacing/>
-        <w:rPr>
-          <w:rFonts w:asciiTheme="minorHAnsi" w:hAnsiTheme="minorHAnsi"/>
-          <w:color w:val="auto"/>
-        </w:rPr>
-      </w:pPr>
-    </w:p>
-    <w:p>
-      <w:pPr>
-        <w:numPr>
-          <w:ilvl w:val="0"/>
-          <w:numId w:val="1"/>
-        </w:numPr>
-        <w:contextualSpacing/>
-        <w:rPr>
-          <w:rFonts w:asciiTheme="minorHAnsi" w:hAnsiTheme="minorHAnsi"/>
-          <w:color w:val="auto"/>
-        </w:rPr>
-      </w:pPr>
-      <w:r>
-        <w:rPr>
-          <w:rFonts w:asciiTheme="minorHAnsi" w:hAnsiTheme="minorHAnsi"/>
-          <w:color w:val="auto"/>
-        </w:rPr>
-        <w:t>Presentación de objetivos y alcance del diagnóstico de datos.</w:t>
-      </w:r>
-    </w:p>
-    <w:p>
-      <w:pPr>
-        <w:numPr>
-          <w:ilvl w:val="0"/>
-          <w:numId w:val="1"/>
-        </w:numPr>
-        <w:contextualSpacing/>
-        <w:rPr>
-          <w:rFonts w:asciiTheme="minorHAnsi" w:hAnsiTheme="minorHAnsi"/>
-          <w:color w:val="auto"/>
-        </w:rPr>
-      </w:pPr>
-      <w:r>
-        <w:rPr>
-          <w:rFonts w:asciiTheme="minorHAnsi" w:hAnsiTheme="minorHAnsi"/>
-          <w:color w:val="auto"/>
-        </w:rPr>
-        <w:t>Revisión y validación conjunta del inventario de fuentes de datos.</w:t>
-      </w:r>
-    </w:p>
-    <w:p>
-      <w:pPr>
-        <w:numPr>
-          <w:ilvl w:val="0"/>
-          <w:numId w:val="1"/>
-        </w:numPr>
-        <w:contextualSpacing/>
-        <w:rPr>
-          <w:rFonts w:asciiTheme="minorHAnsi" w:hAnsiTheme="minorHAnsi"/>
-          <w:color w:val="auto"/>
-        </w:rPr>
-      </w:pPr>
-      <w:r>
-        <w:rPr>
-          <w:rFonts w:asciiTheme="minorHAnsi" w:hAnsiTheme="minorHAnsi"/>
-          <w:color w:val="auto"/>
-        </w:rPr>
-        <w:t>Identificación de problemas de calidad y riesgos en cada fuente.</w:t>
-      </w:r>
-    </w:p>
-    <w:p>
-      <w:pPr>
-        <w:numPr>
-          <w:ilvl w:val="0"/>
-          <w:numId w:val="1"/>
-        </w:numPr>
-        <w:contextualSpacing/>
-        <w:rPr>
-          <w:rFonts w:asciiTheme="minorHAnsi" w:hAnsiTheme="minorHAnsi"/>
-          <w:color w:val="auto"/>
-        </w:rPr>
-      </w:pPr>
-      <w:r>
-        <w:rPr>
-          <w:rFonts w:asciiTheme="minorHAnsi" w:hAnsiTheme="minorHAnsi"/>
-          <w:color w:val="auto"/>
-        </w:rPr>
-        <w:t>Priorización de acciones y definición de responsables.</w:t>
-      </w:r>
-    </w:p>
-    <w:p>
-      <w:pPr>
-        <w:numPr>
-          <w:ilvl w:val="0"/>
-          <w:numId w:val="1"/>
-        </w:numPr>
-        <w:contextualSpacing/>
-        <w:rPr>
-          <w:rFonts w:asciiTheme="minorHAnsi" w:hAnsiTheme="minorHAnsi"/>
-          <w:color w:val="auto"/>
-        </w:rPr>
-      </w:pPr>
-      <w:r>
-        <w:rPr>
-          <w:rFonts w:asciiTheme="minorHAnsi" w:hAnsiTheme="minorHAnsi"/>
-          <w:color w:val="auto"/>
-        </w:rPr>
-        <w:t>Elaboración de un plan de seguimiento y mejora.</w:t>
-      </w:r>
-    </w:p>
-    <w:p>
-      <w:pPr>
-        <w:tabs>
-          <w:tab w:val="num" w:pos="360"/>
-        </w:tabs>
-        <w:ind w:left="360" w:hanging="360"/>
-        <w:contextualSpacing/>
-        <w:rPr>
-          <w:rFonts w:asciiTheme="minorHAnsi" w:hAnsiTheme="minorHAnsi"/>
-          <w:color w:val="auto"/>
-        </w:rPr>
-      </w:pPr>
-    </w:p>
-    <w:p>
-      <w:pPr>
-        <w:tabs>
-          <w:tab w:val="num" w:pos="360"/>
-        </w:tabs>
-        <w:ind w:left="360" w:hanging="360"/>
-        <w:contextualSpacing/>
-        <w:rPr>
-          <w:rFonts w:asciiTheme="minorHAnsi" w:hAnsiTheme="minorHAnsi"/>
-          <w:color w:val="auto"/>
-        </w:rPr>
-      </w:pPr>
-    </w:p>
-    <w:p>
-      <w:pPr>
-        <w:tabs>
-          <w:tab w:val="num" w:pos="360"/>
-        </w:tabs>
-        <w:ind w:left="360" w:hanging="360"/>
-        <w:contextualSpacing/>
-        <w:rPr>
-          <w:rFonts w:asciiTheme="minorHAnsi" w:hAnsiTheme="minorHAnsi"/>
-          <w:color w:val="auto"/>
-        </w:rPr>
-      </w:pPr>
-    </w:p>
-    <w:p>
-      <w:pPr>
-        <w:tabs>
-          <w:tab w:val="num" w:pos="360"/>
-        </w:tabs>
-        <w:ind w:left="360" w:hanging="360"/>
-        <w:contextualSpacing/>
-        <w:rPr>
-          <w:rFonts w:asciiTheme="minorHAnsi" w:hAnsiTheme="minorHAnsi"/>
-          <w:color w:val="auto"/>
-        </w:rPr>
-      </w:pPr>
-    </w:p>
-    <w:p>
-      <w:pPr>
-        <w:tabs>
-          <w:tab w:val="num" w:pos="360"/>
-        </w:tabs>
-        <w:ind w:left="360" w:hanging="360"/>
-        <w:contextualSpacing/>
-        <w:rPr>
-          <w:rFonts w:asciiTheme="minorHAnsi" w:hAnsiTheme="minorHAnsi"/>
-          <w:color w:val="auto"/>
-        </w:rPr>
-      </w:pPr>
-    </w:p>
-    <w:p>
-      <w:pPr>
-        <w:tabs>
-          <w:tab w:val="num" w:pos="360"/>
-        </w:tabs>
-        <w:ind w:left="360" w:hanging="360"/>
-        <w:contextualSpacing/>
-        <w:rPr>
-          <w:rFonts w:asciiTheme="minorHAnsi" w:hAnsiTheme="minorHAnsi"/>
-          <w:color w:val="auto"/>
-        </w:rPr>
-      </w:pPr>
-    </w:p>
-    <w:p>
-      <w:pPr>
-        <w:tabs>
-          <w:tab w:val="num" w:pos="360"/>
-        </w:tabs>
-        <w:ind w:left="360" w:hanging="360"/>
-        <w:contextualSpacing/>
-        <w:rPr>
-          <w:rFonts w:asciiTheme="minorHAnsi" w:hAnsiTheme="minorHAnsi"/>
-          <w:color w:val="auto"/>
-        </w:rPr>
-      </w:pPr>
-    </w:p>
-    <w:p>
-      <w:pPr>
-        <w:tabs>
-          <w:tab w:val="num" w:pos="360"/>
-        </w:tabs>
-        <w:ind w:left="360" w:hanging="360"/>
-        <w:contextualSpacing/>
-        <w:rPr>
-          <w:rFonts w:asciiTheme="minorHAnsi" w:hAnsiTheme="minorHAnsi"/>
-          <w:color w:val="auto"/>
-        </w:rPr>
-      </w:pPr>
-    </w:p>
-    <w:p>
-      <w:pPr>
-        <w:tabs>
-          <w:tab w:val="num" w:pos="360"/>
-        </w:tabs>
-        <w:ind w:left="360" w:hanging="360"/>
-        <w:contextualSpacing/>
-        <w:rPr>
-          <w:rFonts w:asciiTheme="minorHAnsi" w:hAnsiTheme="minorHAnsi"/>
-          <w:color w:val="auto"/>
-        </w:rPr>
-      </w:pPr>
-    </w:p>
-    <w:p>
-      <w:pPr>
-        <w:tabs>
-          <w:tab w:val="num" w:pos="360"/>
-        </w:tabs>
-        <w:ind w:left="360" w:hanging="360"/>
-        <w:contextualSpacing/>
-        <w:rPr>
-          <w:rFonts w:asciiTheme="minorHAnsi" w:hAnsiTheme="minorHAnsi"/>
-          <w:color w:val="auto"/>
-        </w:rPr>
-      </w:pPr>
-    </w:p>
-    <w:p>
-      <w:pPr>
-        <w:tabs>
-          <w:tab w:val="num" w:pos="360"/>
-        </w:tabs>
-        <w:ind w:left="360" w:hanging="360"/>
-        <w:contextualSpacing/>
-        <w:rPr>
-          <w:rFonts w:asciiTheme="minorHAnsi" w:hAnsiTheme="minorHAnsi"/>
-          <w:color w:val="auto"/>
-        </w:rPr>
-      </w:pPr>
-    </w:p>
-    <w:p>
-      <w:pPr>
-        <w:tabs>
-          <w:tab w:val="num" w:pos="360"/>
-        </w:tabs>
-        <w:ind w:left="360" w:hanging="360"/>
-        <w:contextualSpacing/>
-        <w:rPr>
-          <w:rFonts w:asciiTheme="minorHAnsi" w:hAnsiTheme="minorHAnsi"/>
-          <w:color w:val="auto"/>
-        </w:rPr>
-      </w:pPr>
-    </w:p>
-    <w:p>
-      <w:pPr>
-        <w:tabs>
-          <w:tab w:val="num" w:pos="360"/>
-        </w:tabs>
-        <w:ind w:left="360" w:hanging="360"/>
-        <w:contextualSpacing/>
-        <w:rPr>
-          <w:rFonts w:asciiTheme="minorHAnsi" w:hAnsiTheme="minorHAnsi"/>
-          <w:color w:val="auto"/>
-        </w:rPr>
-      </w:pPr>
-    </w:p>
-    <w:p>
-      <w:pPr>
-        <w:tabs>
-          <w:tab w:val="num" w:pos="360"/>
-        </w:tabs>
-        <w:ind w:left="360" w:hanging="360"/>
-        <w:contextualSpacing/>
-        <w:rPr>
-          <w:rFonts w:asciiTheme="minorHAnsi" w:hAnsiTheme="minorHAnsi"/>
-          <w:color w:val="auto"/>
-        </w:rPr>
-      </w:pPr>
-    </w:p>
-    <w:p>
-      <w:pPr>
-        <w:tabs>
-          <w:tab w:val="num" w:pos="360"/>
-        </w:tabs>
-        <w:ind w:left="360" w:hanging="360"/>
-        <w:contextualSpacing/>
-        <w:rPr>
-          <w:rFonts w:asciiTheme="minorHAnsi" w:hAnsiTheme="minorHAnsi"/>
-          <w:color w:val="auto"/>
-        </w:rPr>
-      </w:pPr>
-    </w:p>
-    <w:p>
-      <w:pPr>
-        <w:keepNext/>
-        <w:keepLines/>
-        <w:spacing w:before="200" w:after="0"/>
-        <w:outlineLvl w:val="1"/>
-        <w:rPr>
-          <w:rFonts w:asciiTheme="majorHAnsi" w:eastAsiaTheme="majorEastAsia" w:hAnsiTheme="majorHAnsi" w:cstheme="majorBidi"/>
-          <w:b/>
-          <w:bCs/>
-          <w:color w:val="4F81BD" w:themeColor="accent1"/>
-          <w:sz w:val="26"/>
-          <w:szCs w:val="26"/>
-        </w:rPr>
-      </w:pPr>
-      <w:bookmarkStart w:id="9" w:name="_Toc221820028"/>
-      <w:r>
-        <w:rPr>
-          <w:rFonts w:asciiTheme="majorHAnsi" w:eastAsiaTheme="majorEastAsia" w:hAnsiTheme="majorHAnsi" w:cstheme="majorBidi"/>
-          <w:b/>
-          <w:bCs/>
-          <w:color w:val="4F81BD" w:themeColor="accent1"/>
-          <w:sz w:val="26"/>
-          <w:szCs w:val="26"/>
-        </w:rPr>
-        <w:t>2.6 Documentación de Hallazgos y Recomendaciones</w:t>
-      </w:r>
-      <w:bookmarkEnd w:id="9"/>
-    </w:p>
-    <w:p>
-      <w:pPr>
-        <w:rPr>
-          <w:rFonts w:asciiTheme="minorHAnsi" w:hAnsiTheme="minorHAnsi"/>
-          <w:color w:val="auto"/>
-        </w:rPr>
-      </w:pPr>
-    </w:p>
-    <w:p>
-      <w:pPr>
-        <w:keepNext/>
-        <w:keepLines/>
-        <w:spacing w:before="200" w:after="0"/>
-        <w:outlineLvl w:val="2"/>
-        <w:rPr>
-          <w:rFonts w:asciiTheme="majorHAnsi" w:eastAsiaTheme="majorEastAsia" w:hAnsiTheme="majorHAnsi" w:cstheme="majorBidi"/>
-          <w:b/>
-          <w:bCs/>
-          <w:color w:val="4F81BD" w:themeColor="accent1"/>
-        </w:rPr>
-      </w:pPr>
-      <w:bookmarkStart w:id="10" w:name="_Toc221820029"/>
-      <w:r>
-        <w:rPr>
-          <w:rFonts w:asciiTheme="majorHAnsi" w:eastAsiaTheme="majorEastAsia" w:hAnsiTheme="majorHAnsi" w:cstheme="majorBidi"/>
-          <w:b/>
-          <w:bCs/>
-          <w:color w:val="4F81BD" w:themeColor="accent1"/>
-        </w:rPr>
-        <w:t>Ejemplo de una m</w:t>
-      </w:r>
-      <w:r>
-        <w:rPr>
-          <w:rFonts w:asciiTheme="majorHAnsi" w:eastAsiaTheme="majorEastAsia" w:hAnsiTheme="majorHAnsi" w:cstheme="majorBidi"/>
-          <w:b/>
-          <w:bCs/>
-          <w:color w:val="4F81BD" w:themeColor="accent1"/>
-        </w:rPr>
-        <w:t>atriz de Hallazgos y Recomendaciones</w:t>
-      </w:r>
-      <w:bookmarkEnd w:id="10"/>
-    </w:p>
-    <w:p>
-      <w:pPr>
-        <w:rPr>
-          <w:rFonts w:asciiTheme="minorHAnsi" w:hAnsiTheme="minorHAnsi"/>
-          <w:color w:val="auto"/>
-        </w:rPr>
-      </w:pPr>
-    </w:p>
-    <w:tbl>
-      <w:tblPr>
-        <w:tblStyle w:val="Tablaconcuadrcula"/>
-        <w:tblW w:w="0" w:type="auto"/>
-        <w:tblLook w:val="04A0" w:firstRow="1" w:lastRow="0" w:firstColumn="1" w:lastColumn="0" w:noHBand="0" w:noVBand="1"/>
-      </w:tblPr>
-      <w:tblGrid>
-        <w:gridCol w:w="1728"/>
-        <w:gridCol w:w="1728"/>
-        <w:gridCol w:w="1728"/>
-        <w:gridCol w:w="1728"/>
-        <w:gridCol w:w="1728"/>
-      </w:tblGrid>
-      <w:tr>
-        <w:tc>
-          <w:tcPr>
-            <w:tcW w:w="1728" w:type="dxa"/>
-          </w:tcPr>
-          <w:p>
-            <w:pPr>
-              <w:rPr>
-                <w:rFonts w:asciiTheme="minorHAnsi" w:hAnsiTheme="minorHAnsi"/>
-                <w:color w:val="auto"/>
-              </w:rPr>
-            </w:pPr>
-            <w:r>
-              <w:rPr>
-                <w:rFonts w:asciiTheme="minorHAnsi" w:hAnsiTheme="minorHAnsi"/>
-                <w:color w:val="auto"/>
-              </w:rPr>
-              <w:t>Hallazgo</w:t>
-            </w:r>
-          </w:p>
-        </w:tc>
-        <w:tc>
-          <w:tcPr>
-            <w:tcW w:w="1728" w:type="dxa"/>
-          </w:tcPr>
-          <w:p>
-            <w:pPr>
-              <w:rPr>
-                <w:rFonts w:asciiTheme="minorHAnsi" w:hAnsiTheme="minorHAnsi"/>
-                <w:color w:val="auto"/>
-              </w:rPr>
-            </w:pPr>
-            <w:r>
-              <w:rPr>
-                <w:rFonts w:asciiTheme="minorHAnsi" w:hAnsiTheme="minorHAnsi"/>
-                <w:color w:val="auto"/>
-              </w:rPr>
-              <w:t>Fuente de Datos</w:t>
-            </w:r>
-          </w:p>
-        </w:tc>
-        <w:tc>
-          <w:tcPr>
-            <w:tcW w:w="1728" w:type="dxa"/>
-          </w:tcPr>
-          <w:p>
-            <w:pPr>
-              <w:rPr>
-                <w:rFonts w:asciiTheme="minorHAnsi" w:hAnsiTheme="minorHAnsi"/>
-                <w:color w:val="auto"/>
-              </w:rPr>
-            </w:pPr>
-            <w:r>
-              <w:rPr>
-                <w:rFonts w:asciiTheme="minorHAnsi" w:hAnsiTheme="minorHAnsi"/>
-                <w:color w:val="auto"/>
-              </w:rPr>
-              <w:t>Recomendación</w:t>
-            </w:r>
-          </w:p>
-        </w:tc>
-        <w:tc>
-          <w:tcPr>
-            <w:tcW w:w="1728" w:type="dxa"/>
-          </w:tcPr>
-          <w:p>
-            <w:pPr>
-              <w:rPr>
-                <w:rFonts w:asciiTheme="minorHAnsi" w:hAnsiTheme="minorHAnsi"/>
-                <w:color w:val="auto"/>
-              </w:rPr>
-            </w:pPr>
-            <w:r>
-              <w:rPr>
-                <w:rFonts w:asciiTheme="minorHAnsi" w:hAnsiTheme="minorHAnsi"/>
-                <w:color w:val="auto"/>
-              </w:rPr>
-              <w:t>Responsable</w:t>
-            </w:r>
-          </w:p>
-        </w:tc>
-        <w:tc>
-          <w:tcPr>
-            <w:tcW w:w="1728" w:type="dxa"/>
-          </w:tcPr>
-          <w:p>
-            <w:pPr>
-              <w:rPr>
-                <w:rFonts w:asciiTheme="minorHAnsi" w:hAnsiTheme="minorHAnsi"/>
-                <w:color w:val="auto"/>
-              </w:rPr>
-            </w:pPr>
-            <w:r>
-              <w:rPr>
-                <w:rFonts w:asciiTheme="minorHAnsi" w:hAnsiTheme="minorHAnsi"/>
-                <w:color w:val="auto"/>
-              </w:rPr>
-              <w:t>Prioridad</w:t>
-            </w:r>
-          </w:p>
-        </w:tc>
-      </w:tr>
-      <w:tr>
-        <w:tc>
-          <w:tcPr>
-            <w:tcW w:w="1728" w:type="dxa"/>
-          </w:tcPr>
-          <w:p>
-            <w:pPr>
-              <w:rPr>
-                <w:rFonts w:asciiTheme="minorHAnsi" w:hAnsiTheme="minorHAnsi"/>
-                <w:color w:val="auto"/>
-              </w:rPr>
-            </w:pPr>
-            <w:r>
-              <w:rPr>
-                <w:rFonts w:asciiTheme="minorHAnsi" w:hAnsiTheme="minorHAnsi"/>
-                <w:color w:val="auto"/>
-              </w:rPr>
-              <w:t>Falta de datos de contacto</w:t>
-            </w:r>
-          </w:p>
-        </w:tc>
-        <w:tc>
-          <w:tcPr>
-            <w:tcW w:w="1728" w:type="dxa"/>
-          </w:tcPr>
-          <w:p>
-            <w:pPr>
-              <w:rPr>
-                <w:rFonts w:asciiTheme="minorHAnsi" w:hAnsiTheme="minorHAnsi"/>
-                <w:color w:val="auto"/>
-              </w:rPr>
-            </w:pPr>
-            <w:r>
-              <w:rPr>
-                <w:rFonts w:asciiTheme="minorHAnsi" w:hAnsiTheme="minorHAnsi"/>
-                <w:color w:val="auto"/>
-              </w:rPr>
-              <w:t>Base de Datos de Alumnos</w:t>
-            </w:r>
-          </w:p>
-        </w:tc>
-        <w:tc>
-          <w:tcPr>
-            <w:tcW w:w="1728" w:type="dxa"/>
-          </w:tcPr>
-          <w:p>
-            <w:pPr>
-              <w:rPr>
-                <w:rFonts w:asciiTheme="minorHAnsi" w:hAnsiTheme="minorHAnsi"/>
-                <w:color w:val="auto"/>
-              </w:rPr>
-            </w:pPr>
-            <w:r>
-              <w:rPr>
-                <w:rFonts w:asciiTheme="minorHAnsi" w:hAnsiTheme="minorHAnsi"/>
-                <w:color w:val="auto"/>
-              </w:rPr>
-              <w:t>Solicitar actualización a estudiantes</w:t>
-            </w:r>
-          </w:p>
-        </w:tc>
-        <w:tc>
-          <w:tcPr>
-            <w:tcW w:w="1728" w:type="dxa"/>
-          </w:tcPr>
-          <w:p>
-            <w:pPr>
-              <w:rPr>
-                <w:rFonts w:asciiTheme="minorHAnsi" w:hAnsiTheme="minorHAnsi"/>
-                <w:color w:val="auto"/>
-              </w:rPr>
-            </w:pPr>
-            <w:r>
-              <w:rPr>
-                <w:rFonts w:asciiTheme="minorHAnsi" w:hAnsiTheme="minorHAnsi"/>
-                <w:color w:val="auto"/>
-              </w:rPr>
-              <w:t>Servicios Escolares</w:t>
-            </w:r>
-          </w:p>
-        </w:tc>
-        <w:tc>
-          <w:tcPr>
-            <w:tcW w:w="1728" w:type="dxa"/>
-          </w:tcPr>
-          <w:p>
-            <w:pPr>
-              <w:rPr>
-                <w:rFonts w:asciiTheme="minorHAnsi" w:hAnsiTheme="minorHAnsi"/>
-                <w:color w:val="auto"/>
-              </w:rPr>
-            </w:pPr>
-            <w:r>
-              <w:rPr>
-                <w:rFonts w:asciiTheme="minorHAnsi" w:hAnsiTheme="minorHAnsi"/>
-                <w:color w:val="auto"/>
-              </w:rPr>
-              <w:t>Alta</w:t>
-            </w:r>
-          </w:p>
-        </w:tc>
-      </w:tr>
-      <w:tr>
-        <w:tc>
-          <w:tcPr>
-            <w:tcW w:w="1728" w:type="dxa"/>
-          </w:tcPr>
-          <w:p>
-            <w:pPr>
-              <w:rPr>
-                <w:rFonts w:asciiTheme="minorHAnsi" w:hAnsiTheme="minorHAnsi"/>
-                <w:color w:val="auto"/>
-              </w:rPr>
-            </w:pPr>
-            <w:r>
-              <w:rPr>
-                <w:rFonts w:asciiTheme="minorHAnsi" w:hAnsiTheme="minorHAnsi"/>
-                <w:color w:val="auto"/>
-              </w:rPr>
-              <w:t>Campos incompletos</w:t>
-            </w:r>
-          </w:p>
-        </w:tc>
-        <w:tc>
-          <w:tcPr>
-            <w:tcW w:w="1728" w:type="dxa"/>
-          </w:tcPr>
-          <w:p>
-            <w:pPr>
-              <w:rPr>
-                <w:rFonts w:asciiTheme="minorHAnsi" w:hAnsiTheme="minorHAnsi"/>
-                <w:color w:val="auto"/>
-              </w:rPr>
-            </w:pPr>
-            <w:r>
-              <w:rPr>
-                <w:rFonts w:asciiTheme="minorHAnsi" w:hAnsiTheme="minorHAnsi"/>
-                <w:color w:val="auto"/>
-              </w:rPr>
-              <w:t>Sistema de Recursos Humanos</w:t>
-            </w:r>
-          </w:p>
-        </w:tc>
-        <w:tc>
-          <w:tcPr>
-            <w:tcW w:w="1728" w:type="dxa"/>
-          </w:tcPr>
-          <w:p>
-            <w:pPr>
-              <w:rPr>
-                <w:rFonts w:asciiTheme="minorHAnsi" w:hAnsiTheme="minorHAnsi"/>
-                <w:color w:val="auto"/>
-              </w:rPr>
-            </w:pPr>
-            <w:r>
-              <w:rPr>
-                <w:rFonts w:asciiTheme="minorHAnsi" w:hAnsiTheme="minorHAnsi"/>
-                <w:color w:val="auto"/>
-              </w:rPr>
-              <w:t>Revisar y completar registros</w:t>
-            </w:r>
-          </w:p>
-        </w:tc>
-        <w:tc>
-          <w:tcPr>
-            <w:tcW w:w="1728" w:type="dxa"/>
-          </w:tcPr>
-          <w:p>
-            <w:pPr>
-              <w:rPr>
-                <w:rFonts w:asciiTheme="minorHAnsi" w:hAnsiTheme="minorHAnsi"/>
-                <w:color w:val="auto"/>
-              </w:rPr>
-            </w:pPr>
-            <w:r>
-              <w:rPr>
-                <w:rFonts w:asciiTheme="minorHAnsi" w:hAnsiTheme="minorHAnsi"/>
-                <w:color w:val="auto"/>
-              </w:rPr>
-              <w:t>Dirección de Recursos Humanos</w:t>
-            </w:r>
-          </w:p>
-        </w:tc>
-        <w:tc>
-          <w:tcPr>
-            <w:tcW w:w="1728" w:type="dxa"/>
-          </w:tcPr>
-          <w:p>
-            <w:pPr>
-              <w:rPr>
-                <w:rFonts w:asciiTheme="minorHAnsi" w:hAnsiTheme="minorHAnsi"/>
-                <w:color w:val="auto"/>
-              </w:rPr>
-            </w:pPr>
-            <w:r>
-              <w:rPr>
-                <w:rFonts w:asciiTheme="minorHAnsi" w:hAnsiTheme="minorHAnsi"/>
-                <w:color w:val="auto"/>
-              </w:rPr>
-              <w:t>Media</w:t>
-            </w:r>
-          </w:p>
-        </w:tc>
-      </w:tr>
-      <w:tr>
-        <w:tc>
-          <w:tcPr>
-            <w:tcW w:w="1728" w:type="dxa"/>
-          </w:tcPr>
-          <w:p>
-            <w:pPr>
-              <w:rPr>
-                <w:rFonts w:asciiTheme="minorHAnsi" w:hAnsiTheme="minorHAnsi"/>
-                <w:color w:val="auto"/>
-              </w:rPr>
-            </w:pPr>
-            <w:r>
-              <w:rPr>
-                <w:rFonts w:asciiTheme="minorHAnsi" w:hAnsiTheme="minorHAnsi"/>
-                <w:color w:val="auto"/>
-              </w:rPr>
-              <w:t>Duplicidad de registros</w:t>
-            </w:r>
-          </w:p>
-        </w:tc>
-        <w:tc>
-          <w:tcPr>
-            <w:tcW w:w="1728" w:type="dxa"/>
-          </w:tcPr>
-          <w:p>
-            <w:pPr>
-              <w:rPr>
-                <w:rFonts w:asciiTheme="minorHAnsi" w:hAnsiTheme="minorHAnsi"/>
-                <w:color w:val="auto"/>
-              </w:rPr>
-            </w:pPr>
-            <w:r>
-              <w:rPr>
-                <w:rFonts w:asciiTheme="minorHAnsi" w:hAnsiTheme="minorHAnsi"/>
-                <w:color w:val="auto"/>
-              </w:rPr>
-              <w:t>Plataforma Evaluación Docente</w:t>
-            </w:r>
-          </w:p>
-        </w:tc>
-        <w:tc>
-          <w:tcPr>
-            <w:tcW w:w="1728" w:type="dxa"/>
-          </w:tcPr>
-          <w:p>
-            <w:pPr>
-              <w:rPr>
-                <w:rFonts w:asciiTheme="minorHAnsi" w:hAnsiTheme="minorHAnsi"/>
-                <w:color w:val="auto"/>
-              </w:rPr>
-            </w:pPr>
-            <w:r>
-              <w:rPr>
-                <w:rFonts w:asciiTheme="minorHAnsi" w:hAnsiTheme="minorHAnsi"/>
-                <w:color w:val="auto"/>
-              </w:rPr>
-              <w:t>Depuración periódica</w:t>
-            </w:r>
-          </w:p>
-        </w:tc>
-        <w:tc>
-          <w:tcPr>
-            <w:tcW w:w="1728" w:type="dxa"/>
-          </w:tcPr>
-          <w:p>
-            <w:pPr>
-              <w:rPr>
-                <w:rFonts w:asciiTheme="minorHAnsi" w:hAnsiTheme="minorHAnsi"/>
-                <w:color w:val="auto"/>
-              </w:rPr>
-            </w:pPr>
-            <w:r>
-              <w:rPr>
-                <w:rFonts w:asciiTheme="minorHAnsi" w:hAnsiTheme="minorHAnsi"/>
-                <w:color w:val="auto"/>
-              </w:rPr>
-              <w:t>Coordinación Académica</w:t>
-            </w:r>
-          </w:p>
-        </w:tc>
-        <w:tc>
-          <w:tcPr>
-            <w:tcW w:w="1728" w:type="dxa"/>
-          </w:tcPr>
-          <w:p>
-            <w:pPr>
-              <w:rPr>
-                <w:rFonts w:asciiTheme="minorHAnsi" w:hAnsiTheme="minorHAnsi"/>
-                <w:color w:val="auto"/>
-              </w:rPr>
-            </w:pPr>
-            <w:r>
-              <w:rPr>
-                <w:rFonts w:asciiTheme="minorHAnsi" w:hAnsiTheme="minorHAnsi"/>
-                <w:color w:val="auto"/>
-              </w:rPr>
-              <w:t>Alta</w:t>
-            </w:r>
-          </w:p>
-        </w:tc>
-      </w:tr>
-      <w:tr>
-        <w:tc>
-          <w:tcPr>
-            <w:tcW w:w="1728" w:type="dxa"/>
-          </w:tcPr>
-          <w:p>
-            <w:pPr>
-              <w:rPr>
-                <w:rFonts w:asciiTheme="minorHAnsi" w:hAnsiTheme="minorHAnsi"/>
-                <w:color w:val="auto"/>
-              </w:rPr>
-            </w:pPr>
-            <w:r>
-              <w:rPr>
-                <w:rFonts w:asciiTheme="minorHAnsi" w:hAnsiTheme="minorHAnsi"/>
-                <w:color w:val="auto"/>
-              </w:rPr>
-              <w:t>Falta de respaldo</w:t>
-            </w:r>
-          </w:p>
-        </w:tc>
-        <w:tc>
-          <w:tcPr>
-            <w:tcW w:w="1728" w:type="dxa"/>
-          </w:tcPr>
-          <w:p>
-            <w:pPr>
-              <w:rPr>
-                <w:rFonts w:asciiTheme="minorHAnsi" w:hAnsiTheme="minorHAnsi"/>
-                <w:color w:val="auto"/>
-              </w:rPr>
-            </w:pPr>
-            <w:r>
-              <w:rPr>
-                <w:rFonts w:asciiTheme="minorHAnsi" w:hAnsiTheme="minorHAnsi"/>
-                <w:color w:val="auto"/>
-              </w:rPr>
-              <w:t>Sistema de Bibliotecas</w:t>
-            </w:r>
-          </w:p>
-        </w:tc>
-        <w:tc>
-          <w:tcPr>
-            <w:tcW w:w="1728" w:type="dxa"/>
-          </w:tcPr>
-          <w:p>
-            <w:pPr>
-              <w:rPr>
-                <w:rFonts w:asciiTheme="minorHAnsi" w:hAnsiTheme="minorHAnsi"/>
-                <w:color w:val="auto"/>
-              </w:rPr>
-            </w:pPr>
-            <w:r>
-              <w:rPr>
-                <w:rFonts w:asciiTheme="minorHAnsi" w:hAnsiTheme="minorHAnsi"/>
-                <w:color w:val="auto"/>
-              </w:rPr>
-              <w:t>Implementar respaldo automático</w:t>
-            </w:r>
-          </w:p>
-        </w:tc>
-        <w:tc>
-          <w:tcPr>
-            <w:tcW w:w="1728" w:type="dxa"/>
-          </w:tcPr>
-          <w:p>
-            <w:pPr>
-              <w:rPr>
-                <w:rFonts w:asciiTheme="minorHAnsi" w:hAnsiTheme="minorHAnsi"/>
-                <w:color w:val="auto"/>
-              </w:rPr>
-            </w:pPr>
-            <w:r>
-              <w:rPr>
-                <w:rFonts w:asciiTheme="minorHAnsi" w:hAnsiTheme="minorHAnsi"/>
-                <w:color w:val="auto"/>
-              </w:rPr>
-              <w:t>Biblioteca Central</w:t>
-            </w:r>
-          </w:p>
-        </w:tc>
-        <w:tc>
-          <w:tcPr>
-            <w:tcW w:w="1728" w:type="dxa"/>
-          </w:tcPr>
-          <w:p>
-            <w:pPr>
-              <w:rPr>
-                <w:rFonts w:asciiTheme="minorHAnsi" w:hAnsiTheme="minorHAnsi"/>
-                <w:color w:val="auto"/>
-              </w:rPr>
-            </w:pPr>
-            <w:r>
-              <w:rPr>
-                <w:rFonts w:asciiTheme="minorHAnsi" w:hAnsiTheme="minorHAnsi"/>
-                <w:color w:val="auto"/>
-              </w:rPr>
-              <w:t>Alta</w:t>
-            </w:r>
-          </w:p>
-        </w:tc>
-      </w:tr>
-    </w:tbl>
-    <w:p>
-      <w:pPr>
-        <w:rPr>
-          <w:rFonts w:asciiTheme="minorHAnsi" w:hAnsiTheme="minorHAnsi"/>
-          <w:color w:val="auto"/>
-        </w:rPr>
-      </w:pPr>
-    </w:p>
-    <w:p>
-      <w:pPr>
-        <w:keepNext/>
-        <w:keepLines/>
-        <w:spacing w:before="200" w:after="0"/>
-        <w:outlineLvl w:val="1"/>
-        <w:rPr>
-          <w:rFonts w:asciiTheme="majorHAnsi" w:eastAsiaTheme="majorEastAsia" w:hAnsiTheme="majorHAnsi" w:cstheme="majorBidi"/>
-          <w:b/>
-          <w:bCs/>
-          <w:color w:val="4F81BD" w:themeColor="accent1"/>
-          <w:sz w:val="26"/>
-          <w:szCs w:val="26"/>
-        </w:rPr>
-      </w:pPr>
-      <w:bookmarkStart w:id="11" w:name="_Toc221820030"/>
-      <w:r>
-        <w:rPr>
-          <w:rFonts w:asciiTheme="majorHAnsi" w:eastAsiaTheme="majorEastAsia" w:hAnsiTheme="majorHAnsi" w:cstheme="majorBidi"/>
-          <w:b/>
-          <w:bCs/>
-          <w:color w:val="4F81BD" w:themeColor="accent1"/>
-          <w:sz w:val="26"/>
-          <w:szCs w:val="26"/>
-        </w:rPr>
-        <w:t>2.7 Ejemplo de Informe Estructurado</w:t>
-      </w:r>
-      <w:bookmarkEnd w:id="11"/>
-    </w:p>
-    <w:p>
-      <w:pPr>
-        <w:keepNext/>
-        <w:keepLines/>
-        <w:spacing w:before="200" w:after="0"/>
-        <w:outlineLvl w:val="2"/>
-        <w:rPr>
-          <w:rFonts w:asciiTheme="majorHAnsi" w:eastAsiaTheme="majorEastAsia" w:hAnsiTheme="majorHAnsi" w:cstheme="majorBidi"/>
-          <w:b/>
-          <w:bCs/>
-          <w:color w:val="4F81BD" w:themeColor="accent1"/>
-        </w:rPr>
-      </w:pPr>
-      <w:bookmarkStart w:id="12" w:name="_Toc221820031"/>
-      <w:r>
-        <w:rPr>
-          <w:rFonts w:asciiTheme="majorHAnsi" w:eastAsiaTheme="majorEastAsia" w:hAnsiTheme="majorHAnsi" w:cstheme="majorBidi"/>
-          <w:b/>
-          <w:bCs/>
-          <w:color w:val="4F81BD" w:themeColor="accent1"/>
-        </w:rPr>
-        <w:t>Breve ejemplo de informe estructurado</w:t>
-      </w:r>
-      <w:bookmarkEnd w:id="12"/>
-    </w:p>
-    <w:p>
-      <w:pPr>
-        <w:rPr>
-          <w:rFonts w:asciiTheme="minorHAnsi" w:hAnsiTheme="minorHAnsi"/>
-          <w:color w:val="auto"/>
-        </w:rPr>
-      </w:pPr>
-      <w:r>
-        <w:rPr>
-          <w:rFonts w:asciiTheme="minorHAnsi" w:hAnsiTheme="minorHAnsi"/>
-          <w:color w:val="auto"/>
-        </w:rPr>
-        <w:tab/>
-        <w:t>- Priorizar la mejora de calidad y seguridad en las fuentes críticas.</w:t>
-      </w:r>
-    </w:p>
-    <w:p>
-      <w:pPr>
-        <w:rPr>
-          <w:rFonts w:asciiTheme="minorHAnsi" w:hAnsiTheme="minorHAnsi"/>
-          <w:color w:val="auto"/>
-        </w:rPr>
-      </w:pPr>
-      <w:r>
-        <w:rPr>
-          <w:rFonts w:asciiTheme="minorHAnsi" w:hAnsiTheme="minorHAnsi"/>
-          <w:color w:val="auto"/>
-        </w:rPr>
-        <w:lastRenderedPageBreak/>
-        <w:tab/>
-        <w:t>- Establecer procesos de respaldo y validación de datos.</w:t>
-      </w:r>
-    </w:p>
-    <w:p>
-      <w:pPr>
-        <w:rPr>
-          <w:rFonts w:asciiTheme="minorHAnsi" w:hAnsiTheme="minorHAnsi"/>
-          <w:color w:val="auto"/>
-        </w:rPr>
-      </w:pPr>
-      <w:r>
-        <w:rPr>
-          <w:rFonts w:asciiTheme="minorHAnsi" w:hAnsiTheme="minorHAnsi"/>
-          <w:color w:val="auto"/>
-        </w:rPr>
-        <w:tab/>
-        <w:t>- Implementar controles de acceso y autenticación.</w:t>
-      </w:r>
-    </w:p>
-    <w:p>
-      <w:pPr>
-        <w:rPr>
-          <w:rFonts w:asciiTheme="minorHAnsi" w:hAnsiTheme="minorHAnsi"/>
-          <w:color w:val="auto"/>
-        </w:rPr>
-      </w:pPr>
-      <w:r>
-        <w:rPr>
-          <w:rFonts w:asciiTheme="minorHAnsi" w:hAnsiTheme="minorHAnsi"/>
-          <w:color w:val="auto"/>
-        </w:rPr>
-        <w:tab/>
-        <w:t>- Estas acciones permitirán una gestión de datos más eficiente y segura.</w:t>
-      </w:r>
-    </w:p>
-    <w:p>
-      <w:pPr>
-        <w:rPr>
-          <w:rFonts w:asciiTheme="minorHAnsi" w:hAnsiTheme="minorHAnsi"/>
-          <w:color w:val="auto"/>
-        </w:rPr>
-      </w:pPr>
-    </w:p>
-    <w:p>
-      <w:pPr>
-        <w:rPr>
-          <w:rFonts w:asciiTheme="minorHAnsi" w:hAnsiTheme="minorHAnsi"/>
-          <w:color w:val="auto"/>
-        </w:rPr>
-      </w:pPr>
-      <w:r>
-        <w:rPr>
-          <w:rFonts w:asciiTheme="minorHAnsi" w:hAnsiTheme="minorHAnsi"/>
-          <w:color w:val="auto"/>
-        </w:rPr>
-        <w:t>Un informe estructurado debe incluir:</w:t>
-      </w:r>
-    </w:p>
-    <w:p>
-      <w:pPr>
-        <w:numPr>
-          <w:ilvl w:val="0"/>
-          <w:numId w:val="1"/>
-        </w:numPr>
-        <w:contextualSpacing/>
-        <w:rPr>
-          <w:rFonts w:asciiTheme="minorHAnsi" w:hAnsiTheme="minorHAnsi"/>
-          <w:color w:val="auto"/>
-        </w:rPr>
-      </w:pPr>
-      <w:r>
-        <w:rPr>
-          <w:rFonts w:asciiTheme="minorHAnsi" w:hAnsiTheme="minorHAnsi"/>
-          <w:color w:val="auto"/>
-        </w:rPr>
-        <w:t>Portada con título, fecha, responsable y área.</w:t>
-      </w:r>
-    </w:p>
-    <w:p>
-      <w:pPr>
-        <w:numPr>
-          <w:ilvl w:val="0"/>
-          <w:numId w:val="1"/>
-        </w:numPr>
-        <w:contextualSpacing/>
-        <w:rPr>
-          <w:rFonts w:asciiTheme="minorHAnsi" w:hAnsiTheme="minorHAnsi"/>
-          <w:color w:val="auto"/>
-        </w:rPr>
-      </w:pPr>
-      <w:r>
-        <w:rPr>
-          <w:rFonts w:asciiTheme="minorHAnsi" w:hAnsiTheme="minorHAnsi"/>
-          <w:color w:val="auto"/>
-        </w:rPr>
-        <w:t>Resumen ejecutivo de los principales hallazgos y objetivos.</w:t>
-      </w:r>
-    </w:p>
-    <w:p>
-      <w:pPr>
-        <w:numPr>
-          <w:ilvl w:val="0"/>
-          <w:numId w:val="1"/>
-        </w:numPr>
-        <w:contextualSpacing/>
-        <w:rPr>
-          <w:rFonts w:asciiTheme="minorHAnsi" w:hAnsiTheme="minorHAnsi"/>
-          <w:color w:val="auto"/>
-        </w:rPr>
-      </w:pPr>
-      <w:r>
-        <w:rPr>
-          <w:rFonts w:asciiTheme="minorHAnsi" w:hAnsiTheme="minorHAnsi"/>
-          <w:color w:val="auto"/>
-        </w:rPr>
-        <w:t>Inventario de fuentes de datos institucionales (nombre, responsable, sistema origen, periodicidad).</w:t>
-      </w:r>
-    </w:p>
-    <w:p>
-      <w:pPr>
-        <w:numPr>
-          <w:ilvl w:val="0"/>
-          <w:numId w:val="1"/>
-        </w:numPr>
-        <w:contextualSpacing/>
-        <w:rPr>
-          <w:rFonts w:asciiTheme="minorHAnsi" w:hAnsiTheme="minorHAnsi"/>
-          <w:color w:val="auto"/>
-        </w:rPr>
-      </w:pPr>
-      <w:r>
-        <w:rPr>
-          <w:rFonts w:asciiTheme="minorHAnsi" w:hAnsiTheme="minorHAnsi"/>
-          <w:color w:val="auto"/>
-        </w:rPr>
-        <w:t>Evaluación de calidad y riesgos (completitud, consistencia, actualidad, riesgos principales).</w:t>
-      </w:r>
-    </w:p>
-    <w:p>
-      <w:pPr>
-        <w:numPr>
-          <w:ilvl w:val="0"/>
-          <w:numId w:val="1"/>
-        </w:numPr>
-        <w:contextualSpacing/>
-        <w:rPr>
-          <w:rFonts w:asciiTheme="minorHAnsi" w:hAnsiTheme="minorHAnsi"/>
-          <w:color w:val="auto"/>
-        </w:rPr>
-      </w:pPr>
-      <w:r>
-        <w:rPr>
-          <w:rFonts w:asciiTheme="minorHAnsi" w:hAnsiTheme="minorHAnsi"/>
-          <w:color w:val="auto"/>
-        </w:rPr>
-        <w:t>Acciones recomendadas y cronograma de implementación.</w:t>
-      </w:r>
-    </w:p>
-    <w:p>
-      <w:pPr>
-        <w:numPr>
-          <w:ilvl w:val="0"/>
-          <w:numId w:val="1"/>
-        </w:numPr>
-        <w:contextualSpacing/>
-        <w:rPr>
-          <w:rFonts w:asciiTheme="minorHAnsi" w:hAnsiTheme="minorHAnsi"/>
-          <w:color w:val="auto"/>
-        </w:rPr>
-      </w:pPr>
-      <w:r>
-        <w:rPr>
-          <w:rFonts w:asciiTheme="minorHAnsi" w:hAnsiTheme="minorHAnsi"/>
-          <w:color w:val="auto"/>
-        </w:rPr>
-        <w:t>Evidencias y bitácoras de procesos realizados.</w:t>
-      </w:r>
-    </w:p>
-    <w:p>
-      <w:pPr>
-        <w:numPr>
-          <w:ilvl w:val="0"/>
-          <w:numId w:val="1"/>
-        </w:numPr>
-        <w:contextualSpacing/>
-        <w:rPr>
-          <w:rFonts w:asciiTheme="minorHAnsi" w:hAnsiTheme="minorHAnsi"/>
-          <w:color w:val="auto"/>
-        </w:rPr>
-      </w:pPr>
-      <w:r>
-        <w:rPr>
-          <w:rFonts w:asciiTheme="minorHAnsi" w:hAnsiTheme="minorHAnsi"/>
-          <w:color w:val="auto"/>
-        </w:rPr>
-        <w:t>Recomendaciones finales para la mejora continua.</w:t>
-      </w:r>
-    </w:p>
-    <w:p>
-      <w:pPr>
-        <w:rPr>
-          <w:rFonts w:asciiTheme="minorHAnsi" w:hAnsiTheme="minorHAnsi"/>
-          <w:color w:val="auto"/>
-        </w:rPr>
-      </w:pPr>
-    </w:p>
-    <w:p>
-      <w:pPr>
-        <w:rPr>
-          <w:rFonts w:asciiTheme="minorHAnsi" w:hAnsiTheme="minorHAnsi"/>
-          <w:color w:val="auto"/>
-        </w:rPr>
-      </w:pPr>
-      <w:r>
-        <w:rPr>
-          <w:rFonts w:asciiTheme="minorHAnsi" w:hAnsiTheme="minorHAnsi"/>
-          <w:color w:val="auto"/>
-        </w:rPr>
-        <w:t>Cada sección debe estar claramente identificada y contener datos específicos, tablas, gráficos o matrices según corresponda.</w:t>
-      </w:r>
-    </w:p>
-    <w:p>
-      <w:pPr>
-        <w:rPr>
-          <w:rFonts w:asciiTheme="minorHAnsi" w:hAnsiTheme="minorHAnsi"/>
-          <w:color w:val="auto"/>
-        </w:rPr>
-      </w:pPr>
-      <w:r>
-        <w:rPr>
-          <w:rFonts w:asciiTheme="minorHAnsi" w:hAnsiTheme="minorHAnsi"/>
-          <w:color w:val="auto"/>
-        </w:rPr>
-        <w:t>Se sugiere incluir anexos con documentación adicional relevante.</w:t>
-      </w:r>
-    </w:p>
-    <w:p>
-      <w:pPr>
-        <w:rPr>
-          <w:rFonts w:asciiTheme="minorHAnsi" w:hAnsiTheme="minorHAnsi"/>
-          <w:color w:val="auto"/>
-        </w:rPr>
-      </w:pPr>
-    </w:p>
-    <w:p>
-      <w:pPr>
-        <w:keepNext/>
-        <w:keepLines/>
-        <w:spacing w:before="200" w:after="0"/>
-        <w:outlineLvl w:val="1"/>
-        <w:rPr>
-          <w:rFonts w:asciiTheme="majorHAnsi" w:eastAsiaTheme="majorEastAsia" w:hAnsiTheme="majorHAnsi" w:cstheme="majorBidi"/>
-          <w:b/>
-          <w:bCs/>
-          <w:color w:val="4F81BD" w:themeColor="accent1"/>
-          <w:sz w:val="26"/>
-          <w:szCs w:val="26"/>
-        </w:rPr>
-      </w:pPr>
-      <w:bookmarkStart w:id="13" w:name="_Toc221820032"/>
-      <w:r>
-        <w:rPr>
-          <w:rFonts w:asciiTheme="majorHAnsi" w:eastAsiaTheme="majorEastAsia" w:hAnsiTheme="majorHAnsi" w:cstheme="majorBidi"/>
-          <w:b/>
-          <w:bCs/>
-          <w:color w:val="4F81BD" w:themeColor="accent1"/>
-          <w:sz w:val="26"/>
-          <w:szCs w:val="26"/>
-        </w:rPr>
-        <w:t>2.</w:t>
-      </w:r>
-      <w:r>
-        <w:rPr>
-          <w:rFonts w:asciiTheme="majorHAnsi" w:eastAsiaTheme="majorEastAsia" w:hAnsiTheme="majorHAnsi" w:cstheme="majorBidi"/>
-          <w:b/>
-          <w:bCs/>
-          <w:color w:val="4F81BD" w:themeColor="accent1"/>
-          <w:sz w:val="26"/>
-          <w:szCs w:val="26"/>
-        </w:rPr>
-        <w:t>8</w:t>
-      </w:r>
-      <w:r>
-        <w:rPr>
-          <w:rFonts w:asciiTheme="majorHAnsi" w:eastAsiaTheme="majorEastAsia" w:hAnsiTheme="majorHAnsi" w:cstheme="majorBidi"/>
-          <w:b/>
-          <w:bCs/>
-          <w:color w:val="4F81BD" w:themeColor="accent1"/>
-          <w:sz w:val="26"/>
-          <w:szCs w:val="26"/>
-        </w:rPr>
-        <w:t xml:space="preserve"> Matriz Visual de Riesgos</w:t>
-      </w:r>
-      <w:bookmarkEnd w:id="13"/>
-    </w:p>
-    <w:p>
-      <w:pPr>
-        <w:rPr>
-          <w:rFonts w:asciiTheme="minorHAnsi" w:hAnsiTheme="minorHAnsi"/>
-          <w:color w:val="auto"/>
-        </w:rPr>
-      </w:pPr>
-    </w:p>
-    <w:p>
-      <w:pPr>
-        <w:rPr>
-          <w:rFonts w:asciiTheme="minorHAnsi" w:hAnsiTheme="minorHAnsi"/>
-          <w:color w:val="auto"/>
-        </w:rPr>
-      </w:pPr>
-      <w:r>
-        <w:rPr>
-          <w:rFonts w:asciiTheme="minorHAnsi" w:hAnsiTheme="minorHAnsi"/>
-          <w:noProof/>
-          <w:color w:val="auto"/>
-        </w:rPr>
-        <w:drawing>
-          <wp:inline distT="0" distB="0" distL="0" distR="0" wp14:anchorId="70C4291F" wp14:editId="4B23C987">
-            <wp:extent cx="5943600" cy="1003300"/>
-            <wp:effectExtent l="0" t="0" r="0" b="6350"/>
-            <wp:docPr id="1560390585" name="Imagen 1" descr="Interfaz de usuario gráfica, Aplicación&#10;&#10;El contenido generado por IA puede ser incorrecto."/>
-            <wp:cNvGraphicFramePr>
-              <a:graphicFrameLocks xmlns:a="http://schemas.openxmlformats.org/drawingml/2006/main" noChangeAspect="1"/>
-            </wp:cNvGraphicFramePr>
-            <a:graphic xmlns:a="http://schemas.openxmlformats.org/drawingml/2006/main">
-              <a:graphicData uri="http://schemas.openxmlformats.org/drawingml/2006/picture">
-                <pic:pic xmlns:pic="http://schemas.openxmlformats.org/drawingml/2006/picture">
-                  <pic:nvPicPr>
-                    <pic:cNvPr id="1560390585" name="Imagen 1" descr="Interfaz de usuario gráfica, Aplicación&#10;&#10;El contenido generado por IA puede ser incorrecto."/>
-                    <pic:cNvPicPr/>
-                  </pic:nvPicPr>
-                  <pic:blipFill>
-                    <a:blip r:embed="rId8"/>
-                    <a:stretch>
-                      <a:fillRect/>
-                    </a:stretch>
-                  </pic:blipFill>
-                  <pic:spPr>
-                    <a:xfrm>
-                      <a:off x="0" y="0"/>
-                      <a:ext cx="5943600" cy="1003300"/>
-                    </a:xfrm>
-                    <a:prstGeom prst="rect">
-                      <a:avLst/>
-                    </a:prstGeom>
-                  </pic:spPr>
-                </pic:pic>
-              </a:graphicData>
-            </a:graphic>
-          </wp:inline>
-        </w:drawing>
-      </w:r>
-    </w:p>
-    <w:p>
-      <w:pPr>
-        <w:rPr>
-          <w:rFonts w:asciiTheme="minorHAnsi" w:hAnsiTheme="minorHAnsi"/>
-          <w:color w:val="auto"/>
-        </w:rPr>
-      </w:pPr>
-    </w:p>
-    <w:p>
-      <w:pPr>
-        <w:jc w:val="center"/>
-        <w:rPr>
-          <w:rFonts w:asciiTheme="minorHAnsi" w:hAnsiTheme="minorHAnsi"/>
-          <w:color w:val="auto"/>
-        </w:rPr>
-      </w:pPr>
-      <w:r>
-        <w:rPr>
-          <w:rFonts w:asciiTheme="minorHAnsi" w:hAnsiTheme="minorHAnsi"/>
-          <w:noProof/>
-          <w:color w:val="auto"/>
-        </w:rPr>
-        <w:lastRenderedPageBreak/>
-        <w:drawing>
-          <wp:inline distT="0" distB="0" distL="0" distR="0" wp14:anchorId="0F326546" wp14:editId="5A638692">
-            <wp:extent cx="1741657" cy="4983480"/>
-            <wp:effectExtent l="0" t="0" r="0" b="7620"/>
-            <wp:docPr id="1253413742" name="Imagen 1" descr="Diagrama&#10;&#10;El contenido generado por IA puede ser incorrecto."/>
-            <wp:cNvGraphicFramePr>
-              <a:graphicFrameLocks xmlns:a="http://schemas.openxmlformats.org/drawingml/2006/main" noChangeAspect="1"/>
-            </wp:cNvGraphicFramePr>
-            <a:graphic xmlns:a="http://schemas.openxmlformats.org/drawingml/2006/main">
-              <a:graphicData uri="http://schemas.openxmlformats.org/drawingml/2006/picture">
-                <pic:pic xmlns:pic="http://schemas.openxmlformats.org/drawingml/2006/picture">
-                  <pic:nvPicPr>
-                    <pic:cNvPr id="1253413742" name="Imagen 1" descr="Diagrama&#10;&#10;El contenido generado por IA puede ser incorrecto."/>
-                    <pic:cNvPicPr/>
-                  </pic:nvPicPr>
-                  <pic:blipFill>
-                    <a:blip r:embed="rId9"/>
-                    <a:stretch>
-                      <a:fillRect/>
-                    </a:stretch>
-                  </pic:blipFill>
-                  <pic:spPr>
-                    <a:xfrm>
-                      <a:off x="0" y="0"/>
-                      <a:ext cx="1741808" cy="4983912"/>
-                    </a:xfrm>
-                    <a:prstGeom prst="rect">
-                      <a:avLst/>
-                    </a:prstGeom>
-                  </pic:spPr>
-                </pic:pic>
-              </a:graphicData>
-            </a:graphic>
-          </wp:inline>
-        </w:drawing>
-      </w:r>
-    </w:p>
-    <w:p>
-      <w:pPr>
-        <w:rPr>
-          <w:rFonts w:asciiTheme="minorHAnsi" w:hAnsiTheme="minorHAnsi"/>
-          <w:color w:val="auto"/>
-        </w:rPr>
-      </w:pPr>
-    </w:p>
-    <w:p>
-      <w:pPr>
-        <w:rPr>
-          <w:rFonts w:asciiTheme="minorHAnsi" w:hAnsiTheme="minorHAnsi"/>
-          <w:color w:val="auto"/>
-        </w:rPr>
-      </w:pPr>
-      <w:r>
-        <w:rPr>
-          <w:rFonts w:asciiTheme="minorHAnsi" w:hAnsiTheme="minorHAnsi"/>
-          <w:color w:val="auto"/>
-        </w:rPr>
-        <w:t>Sección 1:</w:t>
-      </w:r>
-      <w:r>
-        <w:rPr>
-          <w:rFonts w:asciiTheme="minorHAnsi" w:hAnsiTheme="minorHAnsi"/>
-          <w:color w:val="auto"/>
-        </w:rPr>
-        <w:t xml:space="preserve"> </w:t>
-      </w:r>
-      <w:r>
-        <w:rPr>
-          <w:rFonts w:asciiTheme="minorHAnsi" w:hAnsiTheme="minorHAnsi"/>
-          <w:color w:val="auto"/>
-        </w:rPr>
-        <w:t>Inventario de fuentes de datos</w:t>
-      </w:r>
-    </w:p>
-    <w:p>
-      <w:pPr>
-        <w:rPr>
-          <w:rFonts w:asciiTheme="minorHAnsi" w:hAnsiTheme="minorHAnsi"/>
-          <w:color w:val="auto"/>
-        </w:rPr>
-      </w:pPr>
-      <w:r>
-        <w:rPr>
-          <w:rFonts w:asciiTheme="minorHAnsi" w:hAnsiTheme="minorHAnsi"/>
-          <w:color w:val="auto"/>
-        </w:rPr>
-        <w:t>Sección 2: Evaluación de calidad y riesgos</w:t>
-      </w:r>
-    </w:p>
-    <w:p>
-      <w:pPr>
-        <w:rPr>
-          <w:rFonts w:asciiTheme="minorHAnsi" w:hAnsiTheme="minorHAnsi"/>
-          <w:color w:val="auto"/>
-        </w:rPr>
-      </w:pPr>
-      <w:r>
-        <w:rPr>
-          <w:rFonts w:asciiTheme="minorHAnsi" w:hAnsiTheme="minorHAnsi"/>
-          <w:color w:val="auto"/>
-        </w:rPr>
-        <w:t>Sección 3: Acciones recomendadas y cronograma</w:t>
-      </w:r>
-    </w:p>
-    <w:p>
-      <w:pPr>
-        <w:rPr>
-          <w:rFonts w:asciiTheme="minorHAnsi" w:hAnsiTheme="minorHAnsi"/>
-          <w:color w:val="auto"/>
-        </w:rPr>
-      </w:pPr>
-      <w:r>
-        <w:rPr>
-          <w:rFonts w:asciiTheme="minorHAnsi" w:hAnsiTheme="minorHAnsi"/>
-          <w:color w:val="auto"/>
-        </w:rPr>
-        <w:t>Sección 4: Evidencias y bitácoras de procesos</w:t>
-      </w:r>
-    </w:p>
-    <w:p>
-      <w:pPr>
-        <w:rPr>
-          <w:rFonts w:asciiTheme="minorHAnsi" w:hAnsiTheme="minorHAnsi"/>
-          <w:color w:val="auto"/>
-        </w:rPr>
-      </w:pPr>
-      <w:r>
-        <w:rPr>
-          <w:rFonts w:asciiTheme="minorHAnsi" w:hAnsiTheme="minorHAnsi"/>
-          <w:color w:val="auto"/>
-        </w:rPr>
-        <w:t>Sección 5: Recomendaciones finales</w:t>
-      </w:r>
-    </w:p>
-    <w:p>
-      <w:pPr>
-        <w:rPr>
-          <w:rFonts w:asciiTheme="minorHAnsi" w:hAnsiTheme="minorHAnsi"/>
-          <w:color w:val="auto"/>
-        </w:rPr>
-      </w:pPr>
-      <w:r>
-        <w:rPr>
-          <w:rFonts w:asciiTheme="minorHAnsi" w:hAnsiTheme="minorHAnsi"/>
-          <w:color w:val="auto"/>
-        </w:rPr>
-        <w:lastRenderedPageBreak/>
-        <w:t>Identificación y listado de fuentes de datos institucionales.</w:t>
-      </w:r>
-    </w:p>
-    <w:p>
-      <w:pPr>
-        <w:ind w:firstLine="720"/>
-        <w:rPr>
-          <w:rFonts w:asciiTheme="minorHAnsi" w:hAnsiTheme="minorHAnsi"/>
-          <w:color w:val="auto"/>
-        </w:rPr>
-      </w:pPr>
-      <w:r>
-        <w:rPr>
-          <w:rFonts w:asciiTheme="minorHAnsi" w:hAnsiTheme="minorHAnsi"/>
-          <w:color w:val="auto"/>
-        </w:rPr>
-        <w:t>- Reunión con responsables de cada fuente para obtener información relevante.</w:t>
-      </w:r>
-    </w:p>
-    <w:p>
-      <w:pPr>
-        <w:rPr>
-          <w:rFonts w:asciiTheme="minorHAnsi" w:hAnsiTheme="minorHAnsi"/>
-          <w:color w:val="auto"/>
-        </w:rPr>
-      </w:pPr>
-      <w:r>
-        <w:rPr>
-          <w:rFonts w:asciiTheme="minorHAnsi" w:hAnsiTheme="minorHAnsi"/>
-          <w:color w:val="auto"/>
-        </w:rPr>
-        <w:tab/>
-        <w:t>- Evaluación preliminar de la calidad de los datos (completitud, consistencia, actualidad).</w:t>
-      </w:r>
-    </w:p>
-    <w:p>
-      <w:pPr>
-        <w:ind w:left="720"/>
-        <w:rPr>
-          <w:rFonts w:asciiTheme="minorHAnsi" w:hAnsiTheme="minorHAnsi"/>
-          <w:color w:val="auto"/>
-        </w:rPr>
-      </w:pPr>
-      <w:r>
-        <w:rPr>
-          <w:rFonts w:asciiTheme="minorHAnsi" w:hAnsiTheme="minorHAnsi"/>
-          <w:color w:val="auto"/>
-        </w:rPr>
-        <w:t>- Detección de posibles riesgos asociados a los datos (duplicidad, falta de respaldo, accesos no controlados).</w:t>
-      </w:r>
-    </w:p>
-    <w:p>
-      <w:pPr>
-        <w:rPr>
-          <w:rFonts w:asciiTheme="minorHAnsi" w:hAnsiTheme="minorHAnsi"/>
-          <w:color w:val="auto"/>
-        </w:rPr>
-      </w:pPr>
-      <w:r>
-        <w:rPr>
-          <w:rFonts w:asciiTheme="minorHAnsi" w:hAnsiTheme="minorHAnsi"/>
-          <w:color w:val="auto"/>
-        </w:rPr>
-        <w:tab/>
-        <w:t>- Documentación del inventario de fuentes, responsables y sistemas origen.</w:t>
-      </w:r>
-    </w:p>
-    <w:p>
-      <w:pPr>
-        <w:rPr>
-          <w:rFonts w:asciiTheme="minorHAnsi" w:hAnsiTheme="minorHAnsi"/>
-          <w:color w:val="auto"/>
-        </w:rPr>
-      </w:pPr>
-      <w:r>
-        <w:rPr>
-          <w:rFonts w:asciiTheme="minorHAnsi" w:hAnsiTheme="minorHAnsi"/>
-          <w:color w:val="auto"/>
-        </w:rPr>
-        <w:tab/>
-        <w:t>- Definición de criterios de priorización para la atención de fuentes críticas.</w:t>
-      </w:r>
-    </w:p>
-    <w:p>
-      <w:pPr>
-        <w:rPr>
-          <w:rFonts w:asciiTheme="minorHAnsi" w:hAnsiTheme="minorHAnsi"/>
-          <w:color w:val="auto"/>
-        </w:rPr>
-      </w:pPr>
-      <w:r>
-        <w:rPr>
-          <w:rFonts w:asciiTheme="minorHAnsi" w:hAnsiTheme="minorHAnsi"/>
-          <w:color w:val="auto"/>
-        </w:rPr>
-        <w:tab/>
-        <w:t>- Establecimiento de reglas de validación y depuración de datos.</w:t>
-      </w:r>
-    </w:p>
-    <w:p>
-      <w:pPr>
-        <w:rPr>
-          <w:rFonts w:asciiTheme="minorHAnsi" w:hAnsiTheme="minorHAnsi"/>
-          <w:color w:val="auto"/>
-        </w:rPr>
-      </w:pPr>
-      <w:r>
-        <w:rPr>
-          <w:rFonts w:asciiTheme="minorHAnsi" w:hAnsiTheme="minorHAnsi"/>
-          <w:color w:val="auto"/>
-        </w:rPr>
-        <w:tab/>
-        <w:t>- Registro de bitácoras y evidencias de los procesos implementados.</w:t>
-      </w:r>
-    </w:p>
-    <w:p>
-      <w:pPr>
-        <w:rPr>
-          <w:rFonts w:asciiTheme="minorHAnsi" w:hAnsiTheme="minorHAnsi"/>
-          <w:color w:val="auto"/>
-        </w:rPr>
-      </w:pPr>
-      <w:r>
-        <w:rPr>
-          <w:rFonts w:asciiTheme="minorHAnsi" w:hAnsiTheme="minorHAnsi"/>
-          <w:color w:val="auto"/>
-        </w:rPr>
-        <w:tab/>
-        <w:t>- Propuesta de mecanismos de seguridad y respaldo.</w:t>
-      </w:r>
-    </w:p>
-    <w:p>
-      <w:pPr>
-        <w:rPr>
-          <w:rFonts w:asciiTheme="minorHAnsi" w:hAnsiTheme="minorHAnsi"/>
-          <w:color w:val="auto"/>
-        </w:rPr>
-      </w:pPr>
-    </w:p>
-    <w:p>
-      <w:pPr>
-        <w:rPr>
-          <w:rFonts w:asciiTheme="minorHAnsi" w:hAnsiTheme="minorHAnsi"/>
-          <w:color w:val="auto"/>
-        </w:rPr>
-      </w:pPr>
-      <w:r>
-        <w:rPr>
-          <w:rFonts w:asciiTheme="minorHAnsi" w:hAnsiTheme="minorHAnsi"/>
-          <w:color w:val="auto"/>
-        </w:rPr>
-        <w:t>IMPORTANTE:</w:t>
-      </w:r>
-    </w:p>
-    <w:p>
-      <w:pPr>
-        <w:rPr>
-          <w:rFonts w:asciiTheme="minorHAnsi" w:hAnsiTheme="minorHAnsi"/>
-          <w:color w:val="auto"/>
-        </w:rPr>
-      </w:pPr>
-      <w:r>
-        <w:rPr>
-          <w:rFonts w:asciiTheme="minorHAnsi" w:hAnsiTheme="minorHAnsi"/>
-          <w:color w:val="auto"/>
-        </w:rPr>
-        <w:t xml:space="preserve">Se recomienda mantener comunicación continua con los responsables de cada fuente de datos para asegurar la actualización y calidad de la información. </w:t>
-      </w:r>
-    </w:p>
-    <w:p>
-      <w:pPr>
-        <w:rPr>
-          <w:rFonts w:asciiTheme="minorHAnsi" w:hAnsiTheme="minorHAnsi"/>
-          <w:color w:val="auto"/>
-        </w:rPr>
-      </w:pPr>
-    </w:p>
-    <w:p>
-      <w:pPr>
-        <w:rPr>
-          <w:rFonts w:asciiTheme="minorHAnsi" w:hAnsiTheme="minorHAnsi"/>
-          <w:color w:val="auto"/>
-        </w:rPr>
-      </w:pPr>
-    </w:p>
-    <w:p>
-      <w:pPr>
-        <w:rPr>
-          <w:rFonts w:asciiTheme="minorHAnsi" w:hAnsiTheme="minorHAnsi"/>
-          <w:color w:val="auto"/>
-        </w:rPr>
-      </w:pPr>
-    </w:p>
-    <w:p>
-      <w:pPr>
-        <w:rPr>
-          <w:rFonts w:asciiTheme="minorHAnsi" w:hAnsiTheme="minorHAnsi"/>
-          <w:color w:val="auto"/>
-        </w:rPr>
-      </w:pPr>
-    </w:p>
-    <w:p>
-      <w:pPr>
-        <w:rPr>
-          <w:rFonts w:asciiTheme="minorHAnsi" w:hAnsiTheme="minorHAnsi"/>
-          <w:color w:val="auto"/>
-        </w:rPr>
-      </w:pPr>
-    </w:p>
-    <w:p>
-      <w:pPr>
-        <w:rPr>
-          <w:rFonts w:asciiTheme="minorHAnsi" w:hAnsiTheme="minorHAnsi"/>
-          <w:color w:val="auto"/>
-        </w:rPr>
-      </w:pPr>
-    </w:p>
-    <w:p>
-      <w:pPr>
-        <w:rPr>
-          <w:rFonts w:asciiTheme="minorHAnsi" w:hAnsiTheme="minorHAnsi"/>
-          <w:color w:val="auto"/>
-        </w:rPr>
-      </w:pPr>
-    </w:p>
-    <w:p>
-      <w:pPr>
-        <w:rPr>
-          <w:rFonts w:asciiTheme="minorHAnsi" w:hAnsiTheme="minorHAnsi"/>
-          <w:color w:val="auto"/>
-        </w:rPr>
-      </w:pPr>
-    </w:p>
-    <w:p>
-      <w:pPr>
-        <w:keepNext/>
-        <w:keepLines/>
-        <w:spacing w:before="200" w:after="0"/>
-        <w:outlineLvl w:val="1"/>
-        <w:rPr>
-          <w:rFonts w:asciiTheme="majorHAnsi" w:eastAsiaTheme="majorEastAsia" w:hAnsiTheme="majorHAnsi" w:cstheme="majorBidi"/>
-          <w:b/>
-          <w:bCs/>
-          <w:color w:val="4F81BD" w:themeColor="accent1"/>
-          <w:sz w:val="26"/>
-          <w:szCs w:val="26"/>
-        </w:rPr>
-      </w:pPr>
-      <w:bookmarkStart w:id="14" w:name="_Toc217296775"/>
-      <w:bookmarkStart w:id="15" w:name="_Toc219739752"/>
-      <w:bookmarkStart w:id="16" w:name="_Toc221820033"/>
-      <w:r>
-        <w:rPr>
-          <w:rFonts w:asciiTheme="majorHAnsi" w:eastAsiaTheme="majorEastAsia" w:hAnsiTheme="majorHAnsi" w:cstheme="majorBidi"/>
-          <w:b/>
-          <w:bCs/>
-          <w:color w:val="4F81BD" w:themeColor="accent1"/>
-          <w:sz w:val="26"/>
-          <w:szCs w:val="26"/>
-        </w:rPr>
-        <w:lastRenderedPageBreak/>
-        <w:t>3</w:t>
-      </w:r>
-      <w:r>
-        <w:rPr>
-          <w:rFonts w:asciiTheme="majorHAnsi" w:eastAsiaTheme="majorEastAsia" w:hAnsiTheme="majorHAnsi" w:cstheme="majorBidi"/>
-          <w:b/>
-          <w:bCs/>
-          <w:color w:val="4F81BD" w:themeColor="accent1"/>
-          <w:sz w:val="26"/>
-          <w:szCs w:val="26"/>
-        </w:rPr>
-        <w:t>. Sección de firmas</w:t>
-      </w:r>
-      <w:bookmarkEnd w:id="14"/>
-      <w:bookmarkEnd w:id="15"/>
-      <w:bookmarkEnd w:id="16"/>
     </w:p>
     <w:p>
       <w:pPr>
@@ -7429,8 +1854,8 @@
       </w:pPr>
     </w:p>
     <w:sectPr>
-      <w:headerReference w:type="default" r:id="rId10"/>
-      <w:footerReference w:type="default" r:id="rId11"/>
+      <w:headerReference w:type="default" r:id="rId8"/>
+      <w:footerReference w:type="default" r:id="rId9"/>
       <w:pgSz w:w="12240" w:h="15840"/>
       <w:pgMar w:top="2268" w:right="1440" w:bottom="2269" w:left="1440" w:header="720" w:footer="0" w:gutter="0"/>
       <w:cols w:space="720"/>
@@ -7471,8 +1896,8 @@
         <w:szCs w:val="18"/>
       </w:rPr>
     </w:pPr>
-    <w:bookmarkStart w:id="17" w:name="_Hlk195261366"/>
-    <w:bookmarkStart w:id="18" w:name="_Hlk195261367"/>
+    <w:bookmarkStart w:id="2" w:name="_Hlk195261366"/>
+    <w:bookmarkStart w:id="3" w:name="_Hlk195261367"/>
     <w:r>
       <w:rPr>
         <w:rFonts w:ascii="Noto Sans" w:hAnsi="Noto Sans" w:cs="Noto Sans"/>
@@ -7757,8 +2182,8 @@
       <w:tab/>
     </w:r>
   </w:p>
-  <w:bookmarkEnd w:id="17"/>
-  <w:bookmarkEnd w:id="18"/>
+  <w:bookmarkEnd w:id="2"/>
+  <w:bookmarkEnd w:id="3"/>
   <w:p>
     <w:pPr>
       <w:pStyle w:val="Encabezado"/>
@@ -8170,6 +2595,155 @@
     </w:lvl>
   </w:abstractNum>
   <w:abstractNum w:abstractNumId="8" w15:restartNumberingAfterBreak="0">
+    <w:nsid w:val="0FD3449B"/>
+    <w:multiLevelType w:val="multilevel"/>
+    <w:tmpl w:val="6BA2B47E"/>
+    <w:lvl w:ilvl="0">
+      <w:start w:val="1"/>
+      <w:numFmt w:val="bullet"/>
+      <w:lvlText w:val=""/>
+      <w:lvlJc w:val="left"/>
+      <w:pPr>
+        <w:tabs>
+          <w:tab w:val="num" w:pos="720"/>
+        </w:tabs>
+        <w:ind w:left="720" w:hanging="360"/>
+      </w:pPr>
+      <w:rPr>
+        <w:rFonts w:ascii="Symbol" w:hAnsi="Symbol" w:hint="default"/>
+        <w:sz w:val="20"/>
+      </w:rPr>
+    </w:lvl>
+    <w:lvl w:ilvl="1" w:tentative="1">
+      <w:start w:val="1"/>
+      <w:numFmt w:val="bullet"/>
+      <w:lvlText w:val="o"/>
+      <w:lvlJc w:val="left"/>
+      <w:pPr>
+        <w:tabs>
+          <w:tab w:val="num" w:pos="1440"/>
+        </w:tabs>
+        <w:ind w:left="1440" w:hanging="360"/>
+      </w:pPr>
+      <w:rPr>
+        <w:rFonts w:ascii="Courier New" w:hAnsi="Courier New" w:hint="default"/>
+        <w:sz w:val="20"/>
+      </w:rPr>
+    </w:lvl>
+    <w:lvl w:ilvl="2" w:tentative="1">
+      <w:start w:val="1"/>
+      <w:numFmt w:val="bullet"/>
+      <w:lvlText w:val=""/>
+      <w:lvlJc w:val="left"/>
+      <w:pPr>
+        <w:tabs>
+          <w:tab w:val="num" w:pos="2160"/>
+        </w:tabs>
+        <w:ind w:left="2160" w:hanging="360"/>
+      </w:pPr>
+      <w:rPr>
+        <w:rFonts w:ascii="Wingdings" w:hAnsi="Wingdings" w:hint="default"/>
+        <w:sz w:val="20"/>
+      </w:rPr>
+    </w:lvl>
+    <w:lvl w:ilvl="3" w:tentative="1">
+      <w:start w:val="1"/>
+      <w:numFmt w:val="bullet"/>
+      <w:lvlText w:val=""/>
+      <w:lvlJc w:val="left"/>
+      <w:pPr>
+        <w:tabs>
+          <w:tab w:val="num" w:pos="2880"/>
+        </w:tabs>
+        <w:ind w:left="2880" w:hanging="360"/>
+      </w:pPr>
+      <w:rPr>
+        <w:rFonts w:ascii="Wingdings" w:hAnsi="Wingdings" w:hint="default"/>
+        <w:sz w:val="20"/>
+      </w:rPr>
+    </w:lvl>
+    <w:lvl w:ilvl="4" w:tentative="1">
+      <w:start w:val="1"/>
+      <w:numFmt w:val="bullet"/>
+      <w:lvlText w:val=""/>
+      <w:lvlJc w:val="left"/>
+      <w:pPr>
+        <w:tabs>
+          <w:tab w:val="num" w:pos="3600"/>
+        </w:tabs>
+        <w:ind w:left="3600" w:hanging="360"/>
+      </w:pPr>
+      <w:rPr>
+        <w:rFonts w:ascii="Wingdings" w:hAnsi="Wingdings" w:hint="default"/>
+        <w:sz w:val="20"/>
+      </w:rPr>
+    </w:lvl>
+    <w:lvl w:ilvl="5" w:tentative="1">
+      <w:start w:val="1"/>
+      <w:numFmt w:val="bullet"/>
+      <w:lvlText w:val=""/>
+      <w:lvlJc w:val="left"/>
+      <w:pPr>
+        <w:tabs>
+          <w:tab w:val="num" w:pos="4320"/>
+        </w:tabs>
+        <w:ind w:left="4320" w:hanging="360"/>
+      </w:pPr>
+      <w:rPr>
+        <w:rFonts w:ascii="Wingdings" w:hAnsi="Wingdings" w:hint="default"/>
+        <w:sz w:val="20"/>
+      </w:rPr>
+    </w:lvl>
+    <w:lvl w:ilvl="6" w:tentative="1">
+      <w:start w:val="1"/>
+      <w:numFmt w:val="bullet"/>
+      <w:lvlText w:val=""/>
+      <w:lvlJc w:val="left"/>
+      <w:pPr>
+        <w:tabs>
+          <w:tab w:val="num" w:pos="5040"/>
+        </w:tabs>
+        <w:ind w:left="5040" w:hanging="360"/>
+      </w:pPr>
+      <w:rPr>
+        <w:rFonts w:ascii="Wingdings" w:hAnsi="Wingdings" w:hint="default"/>
+        <w:sz w:val="20"/>
+      </w:rPr>
+    </w:lvl>
+    <w:lvl w:ilvl="7" w:tentative="1">
+      <w:start w:val="1"/>
+      <w:numFmt w:val="bullet"/>
+      <w:lvlText w:val=""/>
+      <w:lvlJc w:val="left"/>
+      <w:pPr>
+        <w:tabs>
+          <w:tab w:val="num" w:pos="5760"/>
+        </w:tabs>
+        <w:ind w:left="5760" w:hanging="360"/>
+      </w:pPr>
+      <w:rPr>
+        <w:rFonts w:ascii="Wingdings" w:hAnsi="Wingdings" w:hint="default"/>
+        <w:sz w:val="20"/>
+      </w:rPr>
+    </w:lvl>
+    <w:lvl w:ilvl="8" w:tentative="1">
+      <w:start w:val="1"/>
+      <w:numFmt w:val="bullet"/>
+      <w:lvlText w:val=""/>
+      <w:lvlJc w:val="left"/>
+      <w:pPr>
+        <w:tabs>
+          <w:tab w:val="num" w:pos="6480"/>
+        </w:tabs>
+        <w:ind w:left="6480" w:hanging="360"/>
+      </w:pPr>
+      <w:rPr>
+        <w:rFonts w:ascii="Wingdings" w:hAnsi="Wingdings" w:hint="default"/>
+        <w:sz w:val="20"/>
+      </w:rPr>
+    </w:lvl>
+  </w:abstractNum>
+  <w:abstractNum w:abstractNumId="9" w15:restartNumberingAfterBreak="0">
     <w:nsid w:val="14A24D95"/>
     <w:multiLevelType w:val="hybridMultilevel"/>
     <w:tmpl w:val="0EDC7788"/>
@@ -8282,305 +2856,7 @@
       </w:rPr>
     </w:lvl>
   </w:abstractNum>
-  <w:abstractNum w:abstractNumId="9" w15:restartNumberingAfterBreak="0">
-    <w:nsid w:val="1B8200B0"/>
-    <w:multiLevelType w:val="multilevel"/>
-    <w:tmpl w:val="279AA9C6"/>
-    <w:lvl w:ilvl="0">
-      <w:start w:val="1"/>
-      <w:numFmt w:val="bullet"/>
-      <w:lvlText w:val=""/>
-      <w:lvlJc w:val="left"/>
-      <w:pPr>
-        <w:tabs>
-          <w:tab w:val="num" w:pos="720"/>
-        </w:tabs>
-        <w:ind w:left="720" w:hanging="360"/>
-      </w:pPr>
-      <w:rPr>
-        <w:rFonts w:ascii="Symbol" w:hAnsi="Symbol" w:hint="default"/>
-        <w:sz w:val="20"/>
-      </w:rPr>
-    </w:lvl>
-    <w:lvl w:ilvl="1" w:tentative="1">
-      <w:start w:val="1"/>
-      <w:numFmt w:val="bullet"/>
-      <w:lvlText w:val="o"/>
-      <w:lvlJc w:val="left"/>
-      <w:pPr>
-        <w:tabs>
-          <w:tab w:val="num" w:pos="1440"/>
-        </w:tabs>
-        <w:ind w:left="1440" w:hanging="360"/>
-      </w:pPr>
-      <w:rPr>
-        <w:rFonts w:ascii="Courier New" w:hAnsi="Courier New" w:hint="default"/>
-        <w:sz w:val="20"/>
-      </w:rPr>
-    </w:lvl>
-    <w:lvl w:ilvl="2" w:tentative="1">
-      <w:start w:val="1"/>
-      <w:numFmt w:val="bullet"/>
-      <w:lvlText w:val=""/>
-      <w:lvlJc w:val="left"/>
-      <w:pPr>
-        <w:tabs>
-          <w:tab w:val="num" w:pos="2160"/>
-        </w:tabs>
-        <w:ind w:left="2160" w:hanging="360"/>
-      </w:pPr>
-      <w:rPr>
-        <w:rFonts w:ascii="Wingdings" w:hAnsi="Wingdings" w:hint="default"/>
-        <w:sz w:val="20"/>
-      </w:rPr>
-    </w:lvl>
-    <w:lvl w:ilvl="3" w:tentative="1">
-      <w:start w:val="1"/>
-      <w:numFmt w:val="bullet"/>
-      <w:lvlText w:val=""/>
-      <w:lvlJc w:val="left"/>
-      <w:pPr>
-        <w:tabs>
-          <w:tab w:val="num" w:pos="2880"/>
-        </w:tabs>
-        <w:ind w:left="2880" w:hanging="360"/>
-      </w:pPr>
-      <w:rPr>
-        <w:rFonts w:ascii="Wingdings" w:hAnsi="Wingdings" w:hint="default"/>
-        <w:sz w:val="20"/>
-      </w:rPr>
-    </w:lvl>
-    <w:lvl w:ilvl="4" w:tentative="1">
-      <w:start w:val="1"/>
-      <w:numFmt w:val="bullet"/>
-      <w:lvlText w:val=""/>
-      <w:lvlJc w:val="left"/>
-      <w:pPr>
-        <w:tabs>
-          <w:tab w:val="num" w:pos="3600"/>
-        </w:tabs>
-        <w:ind w:left="3600" w:hanging="360"/>
-      </w:pPr>
-      <w:rPr>
-        <w:rFonts w:ascii="Wingdings" w:hAnsi="Wingdings" w:hint="default"/>
-        <w:sz w:val="20"/>
-      </w:rPr>
-    </w:lvl>
-    <w:lvl w:ilvl="5" w:tentative="1">
-      <w:start w:val="1"/>
-      <w:numFmt w:val="bullet"/>
-      <w:lvlText w:val=""/>
-      <w:lvlJc w:val="left"/>
-      <w:pPr>
-        <w:tabs>
-          <w:tab w:val="num" w:pos="4320"/>
-        </w:tabs>
-        <w:ind w:left="4320" w:hanging="360"/>
-      </w:pPr>
-      <w:rPr>
-        <w:rFonts w:ascii="Wingdings" w:hAnsi="Wingdings" w:hint="default"/>
-        <w:sz w:val="20"/>
-      </w:rPr>
-    </w:lvl>
-    <w:lvl w:ilvl="6" w:tentative="1">
-      <w:start w:val="1"/>
-      <w:numFmt w:val="bullet"/>
-      <w:lvlText w:val=""/>
-      <w:lvlJc w:val="left"/>
-      <w:pPr>
-        <w:tabs>
-          <w:tab w:val="num" w:pos="5040"/>
-        </w:tabs>
-        <w:ind w:left="5040" w:hanging="360"/>
-      </w:pPr>
-      <w:rPr>
-        <w:rFonts w:ascii="Wingdings" w:hAnsi="Wingdings" w:hint="default"/>
-        <w:sz w:val="20"/>
-      </w:rPr>
-    </w:lvl>
-    <w:lvl w:ilvl="7" w:tentative="1">
-      <w:start w:val="1"/>
-      <w:numFmt w:val="bullet"/>
-      <w:lvlText w:val=""/>
-      <w:lvlJc w:val="left"/>
-      <w:pPr>
-        <w:tabs>
-          <w:tab w:val="num" w:pos="5760"/>
-        </w:tabs>
-        <w:ind w:left="5760" w:hanging="360"/>
-      </w:pPr>
-      <w:rPr>
-        <w:rFonts w:ascii="Wingdings" w:hAnsi="Wingdings" w:hint="default"/>
-        <w:sz w:val="20"/>
-      </w:rPr>
-    </w:lvl>
-    <w:lvl w:ilvl="8" w:tentative="1">
-      <w:start w:val="1"/>
-      <w:numFmt w:val="bullet"/>
-      <w:lvlText w:val=""/>
-      <w:lvlJc w:val="left"/>
-      <w:pPr>
-        <w:tabs>
-          <w:tab w:val="num" w:pos="6480"/>
-        </w:tabs>
-        <w:ind w:left="6480" w:hanging="360"/>
-      </w:pPr>
-      <w:rPr>
-        <w:rFonts w:ascii="Wingdings" w:hAnsi="Wingdings" w:hint="default"/>
-        <w:sz w:val="20"/>
-      </w:rPr>
-    </w:lvl>
-  </w:abstractNum>
   <w:abstractNum w:abstractNumId="10" w15:restartNumberingAfterBreak="0">
-    <w:nsid w:val="263319A2"/>
-    <w:multiLevelType w:val="multilevel"/>
-    <w:tmpl w:val="08FE779C"/>
-    <w:lvl w:ilvl="0">
-      <w:start w:val="1"/>
-      <w:numFmt w:val="bullet"/>
-      <w:lvlText w:val=""/>
-      <w:lvlJc w:val="left"/>
-      <w:pPr>
-        <w:tabs>
-          <w:tab w:val="num" w:pos="720"/>
-        </w:tabs>
-        <w:ind w:left="720" w:hanging="360"/>
-      </w:pPr>
-      <w:rPr>
-        <w:rFonts w:ascii="Symbol" w:hAnsi="Symbol" w:hint="default"/>
-        <w:sz w:val="20"/>
-      </w:rPr>
-    </w:lvl>
-    <w:lvl w:ilvl="1" w:tentative="1">
-      <w:start w:val="1"/>
-      <w:numFmt w:val="bullet"/>
-      <w:lvlText w:val="o"/>
-      <w:lvlJc w:val="left"/>
-      <w:pPr>
-        <w:tabs>
-          <w:tab w:val="num" w:pos="1440"/>
-        </w:tabs>
-        <w:ind w:left="1440" w:hanging="360"/>
-      </w:pPr>
-      <w:rPr>
-        <w:rFonts w:ascii="Courier New" w:hAnsi="Courier New" w:hint="default"/>
-        <w:sz w:val="20"/>
-      </w:rPr>
-    </w:lvl>
-    <w:lvl w:ilvl="2" w:tentative="1">
-      <w:start w:val="1"/>
-      <w:numFmt w:val="bullet"/>
-      <w:lvlText w:val=""/>
-      <w:lvlJc w:val="left"/>
-      <w:pPr>
-        <w:tabs>
-          <w:tab w:val="num" w:pos="2160"/>
-        </w:tabs>
-        <w:ind w:left="2160" w:hanging="360"/>
-      </w:pPr>
-      <w:rPr>
-        <w:rFonts w:ascii="Wingdings" w:hAnsi="Wingdings" w:hint="default"/>
-        <w:sz w:val="20"/>
-      </w:rPr>
-    </w:lvl>
-    <w:lvl w:ilvl="3" w:tentative="1">
-      <w:start w:val="1"/>
-      <w:numFmt w:val="bullet"/>
-      <w:lvlText w:val=""/>
-      <w:lvlJc w:val="left"/>
-      <w:pPr>
-        <w:tabs>
-          <w:tab w:val="num" w:pos="2880"/>
-        </w:tabs>
-        <w:ind w:left="2880" w:hanging="360"/>
-      </w:pPr>
-      <w:rPr>
-        <w:rFonts w:ascii="Wingdings" w:hAnsi="Wingdings" w:hint="default"/>
-        <w:sz w:val="20"/>
-      </w:rPr>
-    </w:lvl>
-    <w:lvl w:ilvl="4" w:tentative="1">
-      <w:start w:val="1"/>
-      <w:numFmt w:val="bullet"/>
-      <w:lvlText w:val=""/>
-      <w:lvlJc w:val="left"/>
-      <w:pPr>
-        <w:tabs>
-          <w:tab w:val="num" w:pos="3600"/>
-        </w:tabs>
-        <w:ind w:left="3600" w:hanging="360"/>
-      </w:pPr>
-      <w:rPr>
-        <w:rFonts w:ascii="Wingdings" w:hAnsi="Wingdings" w:hint="default"/>
-        <w:sz w:val="20"/>
-      </w:rPr>
-    </w:lvl>
-    <w:lvl w:ilvl="5" w:tentative="1">
-      <w:start w:val="1"/>
-      <w:numFmt w:val="bullet"/>
-      <w:lvlText w:val=""/>
-      <w:lvlJc w:val="left"/>
-      <w:pPr>
-        <w:tabs>
-          <w:tab w:val="num" w:pos="4320"/>
-        </w:tabs>
-        <w:ind w:left="4320" w:hanging="360"/>
-      </w:pPr>
-      <w:rPr>
-        <w:rFonts w:ascii="Wingdings" w:hAnsi="Wingdings" w:hint="default"/>
-        <w:sz w:val="20"/>
-      </w:rPr>
-    </w:lvl>
-    <w:lvl w:ilvl="6" w:tentative="1">
-      <w:start w:val="1"/>
-      <w:numFmt w:val="bullet"/>
-      <w:lvlText w:val=""/>
-      <w:lvlJc w:val="left"/>
-      <w:pPr>
-        <w:tabs>
-          <w:tab w:val="num" w:pos="5040"/>
-        </w:tabs>
-        <w:ind w:left="5040" w:hanging="360"/>
-      </w:pPr>
-      <w:rPr>
-        <w:rFonts w:ascii="Wingdings" w:hAnsi="Wingdings" w:hint="default"/>
-        <w:sz w:val="20"/>
-      </w:rPr>
-    </w:lvl>
-    <w:lvl w:ilvl="7" w:tentative="1">
-      <w:start w:val="1"/>
-      <w:numFmt w:val="bullet"/>
-      <w:lvlText w:val=""/>
-      <w:lvlJc w:val="left"/>
-      <w:pPr>
-        <w:tabs>
-          <w:tab w:val="num" w:pos="5760"/>
-        </w:tabs>
-        <w:ind w:left="5760" w:hanging="360"/>
-      </w:pPr>
-      <w:rPr>
-        <w:rFonts w:ascii="Wingdings" w:hAnsi="Wingdings" w:hint="default"/>
-        <w:sz w:val="20"/>
-      </w:rPr>
-    </w:lvl>
-    <w:lvl w:ilvl="8" w:tentative="1">
-      <w:start w:val="1"/>
-      <w:numFmt w:val="bullet"/>
-      <w:lvlText w:val=""/>
-      <w:lvlJc w:val="left"/>
-      <w:pPr>
-        <w:tabs>
-          <w:tab w:val="num" w:pos="6480"/>
-        </w:tabs>
-        <w:ind w:left="6480" w:hanging="360"/>
-      </w:pPr>
-      <w:rPr>
-        <w:rFonts w:ascii="Wingdings" w:hAnsi="Wingdings" w:hint="default"/>
-        <w:sz w:val="20"/>
-      </w:rPr>
-    </w:lvl>
-  </w:abstractNum>
-  <w:abstractNum w:abstractNumId="11" w15:restartNumberingAfterBreak="0">
     <w:nsid w:val="28FF771F"/>
     <w:multiLevelType w:val="hybridMultilevel"/>
     <w:tmpl w:val="660C7888"/>
@@ -8693,7 +2969,305 @@
       </w:rPr>
     </w:lvl>
   </w:abstractNum>
+  <w:abstractNum w:abstractNumId="11" w15:restartNumberingAfterBreak="0">
+    <w:nsid w:val="35B76A45"/>
+    <w:multiLevelType w:val="multilevel"/>
+    <w:tmpl w:val="53F2BF2E"/>
+    <w:lvl w:ilvl="0">
+      <w:start w:val="1"/>
+      <w:numFmt w:val="bullet"/>
+      <w:lvlText w:val=""/>
+      <w:lvlJc w:val="left"/>
+      <w:pPr>
+        <w:tabs>
+          <w:tab w:val="num" w:pos="720"/>
+        </w:tabs>
+        <w:ind w:left="720" w:hanging="360"/>
+      </w:pPr>
+      <w:rPr>
+        <w:rFonts w:ascii="Symbol" w:hAnsi="Symbol" w:hint="default"/>
+        <w:sz w:val="20"/>
+      </w:rPr>
+    </w:lvl>
+    <w:lvl w:ilvl="1" w:tentative="1">
+      <w:start w:val="1"/>
+      <w:numFmt w:val="bullet"/>
+      <w:lvlText w:val="o"/>
+      <w:lvlJc w:val="left"/>
+      <w:pPr>
+        <w:tabs>
+          <w:tab w:val="num" w:pos="1440"/>
+        </w:tabs>
+        <w:ind w:left="1440" w:hanging="360"/>
+      </w:pPr>
+      <w:rPr>
+        <w:rFonts w:ascii="Courier New" w:hAnsi="Courier New" w:hint="default"/>
+        <w:sz w:val="20"/>
+      </w:rPr>
+    </w:lvl>
+    <w:lvl w:ilvl="2" w:tentative="1">
+      <w:start w:val="1"/>
+      <w:numFmt w:val="bullet"/>
+      <w:lvlText w:val=""/>
+      <w:lvlJc w:val="left"/>
+      <w:pPr>
+        <w:tabs>
+          <w:tab w:val="num" w:pos="2160"/>
+        </w:tabs>
+        <w:ind w:left="2160" w:hanging="360"/>
+      </w:pPr>
+      <w:rPr>
+        <w:rFonts w:ascii="Wingdings" w:hAnsi="Wingdings" w:hint="default"/>
+        <w:sz w:val="20"/>
+      </w:rPr>
+    </w:lvl>
+    <w:lvl w:ilvl="3" w:tentative="1">
+      <w:start w:val="1"/>
+      <w:numFmt w:val="bullet"/>
+      <w:lvlText w:val=""/>
+      <w:lvlJc w:val="left"/>
+      <w:pPr>
+        <w:tabs>
+          <w:tab w:val="num" w:pos="2880"/>
+        </w:tabs>
+        <w:ind w:left="2880" w:hanging="360"/>
+      </w:pPr>
+      <w:rPr>
+        <w:rFonts w:ascii="Wingdings" w:hAnsi="Wingdings" w:hint="default"/>
+        <w:sz w:val="20"/>
+      </w:rPr>
+    </w:lvl>
+    <w:lvl w:ilvl="4" w:tentative="1">
+      <w:start w:val="1"/>
+      <w:numFmt w:val="bullet"/>
+      <w:lvlText w:val=""/>
+      <w:lvlJc w:val="left"/>
+      <w:pPr>
+        <w:tabs>
+          <w:tab w:val="num" w:pos="3600"/>
+        </w:tabs>
+        <w:ind w:left="3600" w:hanging="360"/>
+      </w:pPr>
+      <w:rPr>
+        <w:rFonts w:ascii="Wingdings" w:hAnsi="Wingdings" w:hint="default"/>
+        <w:sz w:val="20"/>
+      </w:rPr>
+    </w:lvl>
+    <w:lvl w:ilvl="5" w:tentative="1">
+      <w:start w:val="1"/>
+      <w:numFmt w:val="bullet"/>
+      <w:lvlText w:val=""/>
+      <w:lvlJc w:val="left"/>
+      <w:pPr>
+        <w:tabs>
+          <w:tab w:val="num" w:pos="4320"/>
+        </w:tabs>
+        <w:ind w:left="4320" w:hanging="360"/>
+      </w:pPr>
+      <w:rPr>
+        <w:rFonts w:ascii="Wingdings" w:hAnsi="Wingdings" w:hint="default"/>
+        <w:sz w:val="20"/>
+      </w:rPr>
+    </w:lvl>
+    <w:lvl w:ilvl="6" w:tentative="1">
+      <w:start w:val="1"/>
+      <w:numFmt w:val="bullet"/>
+      <w:lvlText w:val=""/>
+      <w:lvlJc w:val="left"/>
+      <w:pPr>
+        <w:tabs>
+          <w:tab w:val="num" w:pos="5040"/>
+        </w:tabs>
+        <w:ind w:left="5040" w:hanging="360"/>
+      </w:pPr>
+      <w:rPr>
+        <w:rFonts w:ascii="Wingdings" w:hAnsi="Wingdings" w:hint="default"/>
+        <w:sz w:val="20"/>
+      </w:rPr>
+    </w:lvl>
+    <w:lvl w:ilvl="7" w:tentative="1">
+      <w:start w:val="1"/>
+      <w:numFmt w:val="bullet"/>
+      <w:lvlText w:val=""/>
+      <w:lvlJc w:val="left"/>
+      <w:pPr>
+        <w:tabs>
+          <w:tab w:val="num" w:pos="5760"/>
+        </w:tabs>
+        <w:ind w:left="5760" w:hanging="360"/>
+      </w:pPr>
+      <w:rPr>
+        <w:rFonts w:ascii="Wingdings" w:hAnsi="Wingdings" w:hint="default"/>
+        <w:sz w:val="20"/>
+      </w:rPr>
+    </w:lvl>
+    <w:lvl w:ilvl="8" w:tentative="1">
+      <w:start w:val="1"/>
+      <w:numFmt w:val="bullet"/>
+      <w:lvlText w:val=""/>
+      <w:lvlJc w:val="left"/>
+      <w:pPr>
+        <w:tabs>
+          <w:tab w:val="num" w:pos="6480"/>
+        </w:tabs>
+        <w:ind w:left="6480" w:hanging="360"/>
+      </w:pPr>
+      <w:rPr>
+        <w:rFonts w:ascii="Wingdings" w:hAnsi="Wingdings" w:hint="default"/>
+        <w:sz w:val="20"/>
+      </w:rPr>
+    </w:lvl>
+  </w:abstractNum>
   <w:abstractNum w:abstractNumId="12" w15:restartNumberingAfterBreak="0">
+    <w:nsid w:val="36B90890"/>
+    <w:multiLevelType w:val="multilevel"/>
+    <w:tmpl w:val="54D8613A"/>
+    <w:lvl w:ilvl="0">
+      <w:start w:val="1"/>
+      <w:numFmt w:val="bullet"/>
+      <w:lvlText w:val=""/>
+      <w:lvlJc w:val="left"/>
+      <w:pPr>
+        <w:tabs>
+          <w:tab w:val="num" w:pos="720"/>
+        </w:tabs>
+        <w:ind w:left="720" w:hanging="360"/>
+      </w:pPr>
+      <w:rPr>
+        <w:rFonts w:ascii="Symbol" w:hAnsi="Symbol" w:hint="default"/>
+        <w:sz w:val="20"/>
+      </w:rPr>
+    </w:lvl>
+    <w:lvl w:ilvl="1" w:tentative="1">
+      <w:start w:val="1"/>
+      <w:numFmt w:val="bullet"/>
+      <w:lvlText w:val="o"/>
+      <w:lvlJc w:val="left"/>
+      <w:pPr>
+        <w:tabs>
+          <w:tab w:val="num" w:pos="1440"/>
+        </w:tabs>
+        <w:ind w:left="1440" w:hanging="360"/>
+      </w:pPr>
+      <w:rPr>
+        <w:rFonts w:ascii="Courier New" w:hAnsi="Courier New" w:hint="default"/>
+        <w:sz w:val="20"/>
+      </w:rPr>
+    </w:lvl>
+    <w:lvl w:ilvl="2" w:tentative="1">
+      <w:start w:val="1"/>
+      <w:numFmt w:val="bullet"/>
+      <w:lvlText w:val=""/>
+      <w:lvlJc w:val="left"/>
+      <w:pPr>
+        <w:tabs>
+          <w:tab w:val="num" w:pos="2160"/>
+        </w:tabs>
+        <w:ind w:left="2160" w:hanging="360"/>
+      </w:pPr>
+      <w:rPr>
+        <w:rFonts w:ascii="Wingdings" w:hAnsi="Wingdings" w:hint="default"/>
+        <w:sz w:val="20"/>
+      </w:rPr>
+    </w:lvl>
+    <w:lvl w:ilvl="3" w:tentative="1">
+      <w:start w:val="1"/>
+      <w:numFmt w:val="bullet"/>
+      <w:lvlText w:val=""/>
+      <w:lvlJc w:val="left"/>
+      <w:pPr>
+        <w:tabs>
+          <w:tab w:val="num" w:pos="2880"/>
+        </w:tabs>
+        <w:ind w:left="2880" w:hanging="360"/>
+      </w:pPr>
+      <w:rPr>
+        <w:rFonts w:ascii="Wingdings" w:hAnsi="Wingdings" w:hint="default"/>
+        <w:sz w:val="20"/>
+      </w:rPr>
+    </w:lvl>
+    <w:lvl w:ilvl="4" w:tentative="1">
+      <w:start w:val="1"/>
+      <w:numFmt w:val="bullet"/>
+      <w:lvlText w:val=""/>
+      <w:lvlJc w:val="left"/>
+      <w:pPr>
+        <w:tabs>
+          <w:tab w:val="num" w:pos="3600"/>
+        </w:tabs>
+        <w:ind w:left="3600" w:hanging="360"/>
+      </w:pPr>
+      <w:rPr>
+        <w:rFonts w:ascii="Wingdings" w:hAnsi="Wingdings" w:hint="default"/>
+        <w:sz w:val="20"/>
+      </w:rPr>
+    </w:lvl>
+    <w:lvl w:ilvl="5" w:tentative="1">
+      <w:start w:val="1"/>
+      <w:numFmt w:val="bullet"/>
+      <w:lvlText w:val=""/>
+      <w:lvlJc w:val="left"/>
+      <w:pPr>
+        <w:tabs>
+          <w:tab w:val="num" w:pos="4320"/>
+        </w:tabs>
+        <w:ind w:left="4320" w:hanging="360"/>
+      </w:pPr>
+      <w:rPr>
+        <w:rFonts w:ascii="Wingdings" w:hAnsi="Wingdings" w:hint="default"/>
+        <w:sz w:val="20"/>
+      </w:rPr>
+    </w:lvl>
+    <w:lvl w:ilvl="6" w:tentative="1">
+      <w:start w:val="1"/>
+      <w:numFmt w:val="bullet"/>
+      <w:lvlText w:val=""/>
+      <w:lvlJc w:val="left"/>
+      <w:pPr>
+        <w:tabs>
+          <w:tab w:val="num" w:pos="5040"/>
+        </w:tabs>
+        <w:ind w:left="5040" w:hanging="360"/>
+      </w:pPr>
+      <w:rPr>
+        <w:rFonts w:ascii="Wingdings" w:hAnsi="Wingdings" w:hint="default"/>
+        <w:sz w:val="20"/>
+      </w:rPr>
+    </w:lvl>
+    <w:lvl w:ilvl="7" w:tentative="1">
+      <w:start w:val="1"/>
+      <w:numFmt w:val="bullet"/>
+      <w:lvlText w:val=""/>
+      <w:lvlJc w:val="left"/>
+      <w:pPr>
+        <w:tabs>
+          <w:tab w:val="num" w:pos="5760"/>
+        </w:tabs>
+        <w:ind w:left="5760" w:hanging="360"/>
+      </w:pPr>
+      <w:rPr>
+        <w:rFonts w:ascii="Wingdings" w:hAnsi="Wingdings" w:hint="default"/>
+        <w:sz w:val="20"/>
+      </w:rPr>
+    </w:lvl>
+    <w:lvl w:ilvl="8" w:tentative="1">
+      <w:start w:val="1"/>
+      <w:numFmt w:val="bullet"/>
+      <w:lvlText w:val=""/>
+      <w:lvlJc w:val="left"/>
+      <w:pPr>
+        <w:tabs>
+          <w:tab w:val="num" w:pos="6480"/>
+        </w:tabs>
+        <w:ind w:left="6480" w:hanging="360"/>
+      </w:pPr>
+      <w:rPr>
+        <w:rFonts w:ascii="Wingdings" w:hAnsi="Wingdings" w:hint="default"/>
+        <w:sz w:val="20"/>
+      </w:rPr>
+    </w:lvl>
+  </w:abstractNum>
+  <w:abstractNum w:abstractNumId="13" w15:restartNumberingAfterBreak="0">
     <w:nsid w:val="52D74056"/>
     <w:multiLevelType w:val="hybridMultilevel"/>
     <w:tmpl w:val="F8E884D6"/>
@@ -8782,7 +3356,7 @@
       </w:pPr>
     </w:lvl>
   </w:abstractNum>
-  <w:abstractNum w:abstractNumId="13" w15:restartNumberingAfterBreak="0">
+  <w:abstractNum w:abstractNumId="14" w15:restartNumberingAfterBreak="0">
     <w:nsid w:val="53C20551"/>
     <w:multiLevelType w:val="hybridMultilevel"/>
     <w:tmpl w:val="9EBC212E"/>
@@ -8869,155 +3443,6 @@
       <w:pPr>
         <w:ind w:left="6480" w:hanging="180"/>
       </w:pPr>
-    </w:lvl>
-  </w:abstractNum>
-  <w:abstractNum w:abstractNumId="14" w15:restartNumberingAfterBreak="0">
-    <w:nsid w:val="63F32984"/>
-    <w:multiLevelType w:val="multilevel"/>
-    <w:tmpl w:val="8B023002"/>
-    <w:lvl w:ilvl="0">
-      <w:start w:val="1"/>
-      <w:numFmt w:val="bullet"/>
-      <w:lvlText w:val=""/>
-      <w:lvlJc w:val="left"/>
-      <w:pPr>
-        <w:tabs>
-          <w:tab w:val="num" w:pos="720"/>
-        </w:tabs>
-        <w:ind w:left="720" w:hanging="360"/>
-      </w:pPr>
-      <w:rPr>
-        <w:rFonts w:ascii="Symbol" w:hAnsi="Symbol" w:hint="default"/>
-        <w:sz w:val="20"/>
-      </w:rPr>
-    </w:lvl>
-    <w:lvl w:ilvl="1" w:tentative="1">
-      <w:start w:val="1"/>
-      <w:numFmt w:val="bullet"/>
-      <w:lvlText w:val="o"/>
-      <w:lvlJc w:val="left"/>
-      <w:pPr>
-        <w:tabs>
-          <w:tab w:val="num" w:pos="1440"/>
-        </w:tabs>
-        <w:ind w:left="1440" w:hanging="360"/>
-      </w:pPr>
-      <w:rPr>
-        <w:rFonts w:ascii="Courier New" w:hAnsi="Courier New" w:hint="default"/>
-        <w:sz w:val="20"/>
-      </w:rPr>
-    </w:lvl>
-    <w:lvl w:ilvl="2" w:tentative="1">
-      <w:start w:val="1"/>
-      <w:numFmt w:val="bullet"/>
-      <w:lvlText w:val=""/>
-      <w:lvlJc w:val="left"/>
-      <w:pPr>
-        <w:tabs>
-          <w:tab w:val="num" w:pos="2160"/>
-        </w:tabs>
-        <w:ind w:left="2160" w:hanging="360"/>
-      </w:pPr>
-      <w:rPr>
-        <w:rFonts w:ascii="Wingdings" w:hAnsi="Wingdings" w:hint="default"/>
-        <w:sz w:val="20"/>
-      </w:rPr>
-    </w:lvl>
-    <w:lvl w:ilvl="3" w:tentative="1">
-      <w:start w:val="1"/>
-      <w:numFmt w:val="bullet"/>
-      <w:lvlText w:val=""/>
-      <w:lvlJc w:val="left"/>
-      <w:pPr>
-        <w:tabs>
-          <w:tab w:val="num" w:pos="2880"/>
-        </w:tabs>
-        <w:ind w:left="2880" w:hanging="360"/>
-      </w:pPr>
-      <w:rPr>
-        <w:rFonts w:ascii="Wingdings" w:hAnsi="Wingdings" w:hint="default"/>
-        <w:sz w:val="20"/>
-      </w:rPr>
-    </w:lvl>
-    <w:lvl w:ilvl="4" w:tentative="1">
-      <w:start w:val="1"/>
-      <w:numFmt w:val="bullet"/>
-      <w:lvlText w:val=""/>
-      <w:lvlJc w:val="left"/>
-      <w:pPr>
-        <w:tabs>
-          <w:tab w:val="num" w:pos="3600"/>
-        </w:tabs>
-        <w:ind w:left="3600" w:hanging="360"/>
-      </w:pPr>
-      <w:rPr>
-        <w:rFonts w:ascii="Wingdings" w:hAnsi="Wingdings" w:hint="default"/>
-        <w:sz w:val="20"/>
-      </w:rPr>
-    </w:lvl>
-    <w:lvl w:ilvl="5" w:tentative="1">
-      <w:start w:val="1"/>
-      <w:numFmt w:val="bullet"/>
-      <w:lvlText w:val=""/>
-      <w:lvlJc w:val="left"/>
-      <w:pPr>
-        <w:tabs>
-          <w:tab w:val="num" w:pos="4320"/>
-        </w:tabs>
-        <w:ind w:left="4320" w:hanging="360"/>
-      </w:pPr>
-      <w:rPr>
-        <w:rFonts w:ascii="Wingdings" w:hAnsi="Wingdings" w:hint="default"/>
-        <w:sz w:val="20"/>
-      </w:rPr>
-    </w:lvl>
-    <w:lvl w:ilvl="6" w:tentative="1">
-      <w:start w:val="1"/>
-      <w:numFmt w:val="bullet"/>
-      <w:lvlText w:val=""/>
-      <w:lvlJc w:val="left"/>
-      <w:pPr>
-        <w:tabs>
-          <w:tab w:val="num" w:pos="5040"/>
-        </w:tabs>
-        <w:ind w:left="5040" w:hanging="360"/>
-      </w:pPr>
-      <w:rPr>
-        <w:rFonts w:ascii="Wingdings" w:hAnsi="Wingdings" w:hint="default"/>
-        <w:sz w:val="20"/>
-      </w:rPr>
-    </w:lvl>
-    <w:lvl w:ilvl="7" w:tentative="1">
-      <w:start w:val="1"/>
-      <w:numFmt w:val="bullet"/>
-      <w:lvlText w:val=""/>
-      <w:lvlJc w:val="left"/>
-      <w:pPr>
-        <w:tabs>
-          <w:tab w:val="num" w:pos="5760"/>
-        </w:tabs>
-        <w:ind w:left="5760" w:hanging="360"/>
-      </w:pPr>
-      <w:rPr>
-        <w:rFonts w:ascii="Wingdings" w:hAnsi="Wingdings" w:hint="default"/>
-        <w:sz w:val="20"/>
-      </w:rPr>
-    </w:lvl>
-    <w:lvl w:ilvl="8" w:tentative="1">
-      <w:start w:val="1"/>
-      <w:numFmt w:val="bullet"/>
-      <w:lvlText w:val=""/>
-      <w:lvlJc w:val="left"/>
-      <w:pPr>
-        <w:tabs>
-          <w:tab w:val="num" w:pos="6480"/>
-        </w:tabs>
-        <w:ind w:left="6480" w:hanging="360"/>
-      </w:pPr>
-      <w:rPr>
-        <w:rFonts w:ascii="Wingdings" w:hAnsi="Wingdings" w:hint="default"/>
-        <w:sz w:val="20"/>
-      </w:rPr>
     </w:lvl>
   </w:abstractNum>
   <w:num w:numId="1" w16cid:durableId="761797777">
@@ -9039,31 +3464,31 @@
     <w:abstractNumId w:val="0"/>
   </w:num>
   <w:num w:numId="7" w16cid:durableId="767509364">
-    <w:abstractNumId w:val="12"/>
+    <w:abstractNumId w:val="13"/>
   </w:num>
   <w:num w:numId="8" w16cid:durableId="1187519976">
-    <w:abstractNumId w:val="8"/>
+    <w:abstractNumId w:val="9"/>
   </w:num>
   <w:num w:numId="9" w16cid:durableId="774518276">
     <w:abstractNumId w:val="7"/>
   </w:num>
   <w:num w:numId="10" w16cid:durableId="2009867063">
-    <w:abstractNumId w:val="11"/>
+    <w:abstractNumId w:val="10"/>
   </w:num>
   <w:num w:numId="11" w16cid:durableId="1924602666">
-    <w:abstractNumId w:val="13"/>
+    <w:abstractNumId w:val="14"/>
   </w:num>
   <w:num w:numId="12" w16cid:durableId="2021344936">
     <w:abstractNumId w:val="2"/>
   </w:num>
-  <w:num w:numId="13" w16cid:durableId="451246832">
-    <w:abstractNumId w:val="14"/>
+  <w:num w:numId="13" w16cid:durableId="1936480579">
+    <w:abstractNumId w:val="8"/>
   </w:num>
-  <w:num w:numId="14" w16cid:durableId="1258295123">
-    <w:abstractNumId w:val="9"/>
+  <w:num w:numId="14" w16cid:durableId="1947809970">
+    <w:abstractNumId w:val="11"/>
   </w:num>
-  <w:num w:numId="15" w16cid:durableId="256866571">
-    <w:abstractNumId w:val="10"/>
+  <w:num w:numId="15" w16cid:durableId="687759714">
+    <w:abstractNumId w:val="12"/>
   </w:num>
   <w:numIdMacAtCleanup w:val="10"/>
 </w:numbering>
@@ -10364,6 +4789,7 @@
     <w:basedOn w:val="Ttulo1"/>
     <w:next w:val="Normal"/>
     <w:uiPriority w:val="39"/>
+    <w:semiHidden/>
     <w:unhideWhenUsed/>
     <w:qFormat/>
     <w:rsid w:val="00FC693F"/>
@@ -20676,51 +15102,13 @@
       </w:tblBorders>
     </w:tblPr>
   </w:style>
-  <w:style w:type="paragraph" w:styleId="TDC1">
-    <w:name w:val="toc 1"/>
-    <w:basedOn w:val="Normal"/>
-    <w:next w:val="Normal"/>
-    <w:autoRedefine/>
-    <w:uiPriority w:val="39"/>
-    <w:unhideWhenUsed/>
-    <w:rsid w:val="00B76CBE"/>
-    <w:pPr>
-      <w:spacing w:after="100"/>
-    </w:pPr>
-  </w:style>
-  <w:style w:type="paragraph" w:styleId="TDC2">
-    <w:name w:val="toc 2"/>
-    <w:basedOn w:val="Normal"/>
-    <w:next w:val="Normal"/>
-    <w:autoRedefine/>
-    <w:uiPriority w:val="39"/>
-    <w:unhideWhenUsed/>
-    <w:rsid w:val="00B76CBE"/>
-    <w:pPr>
-      <w:spacing w:after="100"/>
-      <w:ind w:left="220"/>
-    </w:pPr>
-  </w:style>
-  <w:style w:type="paragraph" w:styleId="TDC3">
-    <w:name w:val="toc 3"/>
-    <w:basedOn w:val="Normal"/>
-    <w:next w:val="Normal"/>
-    <w:autoRedefine/>
-    <w:uiPriority w:val="39"/>
-    <w:unhideWhenUsed/>
-    <w:rsid w:val="00B76CBE"/>
-    <w:pPr>
-      <w:spacing w:after="100"/>
-      <w:ind w:left="440"/>
-    </w:pPr>
-  </w:style>
   <w:style w:type="paragraph" w:styleId="NormalWeb">
     <w:name w:val="Normal (Web)"/>
     <w:basedOn w:val="Normal"/>
     <w:uiPriority w:val="99"/>
     <w:semiHidden/>
     <w:unhideWhenUsed/>
-    <w:rsid w:val="00A51380"/>
+    <w:rsid w:val="00693912"/>
     <w:pPr>
       <w:spacing w:before="100" w:beforeAutospacing="1" w:after="100" w:afterAutospacing="1" w:line="240" w:lineRule="auto"/>
     </w:pPr>
@@ -20738,7 +15126,7 @@
     <w:uiPriority w:val="99"/>
     <w:semiHidden/>
     <w:unhideWhenUsed/>
-    <w:rsid w:val="00A51380"/>
+    <w:rsid w:val="00693912"/>
     <w:rPr>
       <w:rFonts w:ascii="Courier New" w:eastAsiaTheme="minorEastAsia" w:hAnsi="Courier New" w:cs="Courier New"/>
       <w:sz w:val="20"/>

--- a/05-Mayo-Junio/Entregables/2026-06/02-Informe_Optimizacion_Rendimiento_BD_2026-06_INSTITUCIONAL.docx
+++ b/05-Mayo-Junio/Entregables/2026-06/02-Informe_Optimizacion_Rendimiento_BD_2026-06_INSTITUCIONAL.docx
@@ -161,7 +161,7 @@
         <w:rPr>
           <w:rFonts w:ascii="Calibri" w:eastAsia="Times New Roman" w:hAnsi="Calibri" w:cs="Calibri"/>
         </w:rPr>
-        <w:pict w14:anchorId="128E82DF">
+        <w:pict w14:anchorId="38F2F8B8">
           <v:rect id="_x0000_i1025" style="width:0;height:1.5pt" o:hralign="center" o:hrstd="t" o:hr="t" fillcolor="#a0a0a0" stroked="f"/>
         </w:pict>
       </w:r>
@@ -243,7 +243,7 @@
         <w:rPr>
           <w:rFonts w:ascii="Calibri" w:eastAsia="Times New Roman" w:hAnsi="Calibri" w:cs="Calibri"/>
         </w:rPr>
-        <w:pict w14:anchorId="003F5E43">
+        <w:pict w14:anchorId="5C3C6E34">
           <v:rect id="_x0000_i1026" style="width:0;height:1.5pt" o:hralign="center" o:hrstd="t" o:hr="t" fillcolor="#a0a0a0" stroked="f"/>
         </w:pict>
       </w:r>
@@ -491,7 +491,7 @@
         <w:rPr>
           <w:rFonts w:ascii="Calibri" w:eastAsia="Times New Roman" w:hAnsi="Calibri" w:cs="Calibri"/>
         </w:rPr>
-        <w:pict w14:anchorId="1A0FDB20">
+        <w:pict w14:anchorId="155CA60C">
           <v:rect id="_x0000_i1027" style="width:0;height:1.5pt" o:hralign="center" o:hrstd="t" o:hr="t" fillcolor="#a0a0a0" stroked="f"/>
         </w:pict>
       </w:r>
@@ -662,7 +662,7 @@
         <w:rPr>
           <w:rFonts w:ascii="Calibri" w:eastAsia="Times New Roman" w:hAnsi="Calibri" w:cs="Calibri"/>
         </w:rPr>
-        <w:pict w14:anchorId="6D562999">
+        <w:pict w14:anchorId="1E5AD614">
           <v:rect id="_x0000_i1028" style="width:0;height:1.5pt" o:hralign="center" o:hrstd="t" o:hr="t" fillcolor="#a0a0a0" stroked="f"/>
         </w:pict>
       </w:r>
@@ -1145,7 +1145,7 @@
         <w:rPr>
           <w:rFonts w:ascii="Calibri" w:eastAsia="Times New Roman" w:hAnsi="Calibri" w:cs="Calibri"/>
         </w:rPr>
-        <w:pict w14:anchorId="1D86CC06">
+        <w:pict w14:anchorId="1DD38E31">
           <v:rect id="_x0000_i1029" style="width:0;height:1.5pt" o:hralign="center" o:hrstd="t" o:hr="t" fillcolor="#a0a0a0" stroked="f"/>
         </w:pict>
       </w:r>
@@ -1398,6 +1398,147 @@
           <w:szCs w:val="22"/>
         </w:rPr>
         <w:t>Con el presente volumen de ingeniería documentada, se declara exitosamente entregado, purgado y plenamente operacional el modelo de persistencia e inteligencia analítica del proyecto MUSEMS.</w:t>
+      </w:r>
+    </w:p>
+    <w:p>
+      <w:pPr>
+        <w:pStyle w:val="Ttulo2"/>
+        <w:rPr>
+          <w:rFonts w:ascii="Calibri" w:eastAsia="Times New Roman" w:hAnsi="Calibri" w:cs="Calibri"/>
+        </w:rPr>
+      </w:pPr>
+      <w:r>
+        <w:rPr>
+          <w:rFonts w:ascii="Calibri" w:eastAsia="Times New Roman" w:hAnsi="Calibri" w:cs="Calibri"/>
+        </w:rPr>
+        <w:t>Actualización Especial de Cierre (Junio 2026)</w:t>
+      </w:r>
+    </w:p>
+    <w:p>
+      <w:pPr>
+        <w:pStyle w:val="Ttulo3"/>
+        <w:rPr>
+          <w:rFonts w:ascii="Calibri" w:eastAsia="Times New Roman" w:hAnsi="Calibri" w:cs="Calibri"/>
+        </w:rPr>
+      </w:pPr>
+      <w:r>
+        <w:rPr>
+          <w:rFonts w:ascii="Calibri" w:eastAsia="Times New Roman" w:hAnsi="Calibri" w:cs="Calibri"/>
+        </w:rPr>
+        <w:t>3.2 Implementación Defensiva en MUSEMS-PU</w:t>
+      </w:r>
+    </w:p>
+    <w:p>
+      <w:pPr>
+        <w:numPr>
+          <w:ilvl w:val="0"/>
+          <w:numId w:val="16"/>
+        </w:numPr>
+        <w:spacing w:before="100" w:beforeAutospacing="1" w:after="100" w:afterAutospacing="1" w:line="240" w:lineRule="auto"/>
+        <w:rPr>
+          <w:rFonts w:ascii="Calibri" w:eastAsia="Times New Roman" w:hAnsi="Calibri" w:cs="Calibri"/>
+        </w:rPr>
+      </w:pPr>
+      <w:r>
+        <w:rPr>
+          <w:rStyle w:val="Fuerte"/>
+          <w:rFonts w:ascii="Calibri" w:eastAsia="Times New Roman" w:hAnsi="Calibri" w:cs="Calibri"/>
+        </w:rPr>
+        <w:t>Prevención de Denegación de Servicio (Rate Limiting):</w:t>
+      </w:r>
+      <w:r>
+        <w:rPr>
+          <w:rFonts w:ascii="Calibri" w:eastAsia="Times New Roman" w:hAnsi="Calibri" w:cs="Calibri"/>
+        </w:rPr>
+        <w:t xml:space="preserve"> Ante el riesgo de explotación de fuerza bruta en los accesos institucionales, se configuró y probó bajo estrés la librería </w:t>
+      </w:r>
+      <w:r>
+        <w:rPr>
+          <w:rStyle w:val="CdigoHTML"/>
+        </w:rPr>
+        <w:t>slowapi</w:t>
+      </w:r>
+      <w:r>
+        <w:rPr>
+          <w:rFonts w:ascii="Calibri" w:eastAsia="Times New Roman" w:hAnsi="Calibri" w:cs="Calibri"/>
+        </w:rPr>
+        <w:t xml:space="preserve">. Se cede una API configurada con restricciones firmes (ej. 5 peticiones por minuto en </w:t>
+      </w:r>
+      <w:r>
+        <w:rPr>
+          <w:rStyle w:val="CdigoHTML"/>
+        </w:rPr>
+        <w:t>/login</w:t>
+      </w:r>
+      <w:r>
+        <w:rPr>
+          <w:rFonts w:ascii="Calibri" w:eastAsia="Times New Roman" w:hAnsi="Calibri" w:cs="Calibri"/>
+        </w:rPr>
+        <w:t>), interrumpiendo tempranamente los asedios mediante respuestas HTTP 429 sin agotar los recursos transaccionales de Oracle.</w:t>
+      </w:r>
+    </w:p>
+    <w:p>
+      <w:pPr>
+        <w:numPr>
+          <w:ilvl w:val="0"/>
+          <w:numId w:val="16"/>
+        </w:numPr>
+        <w:spacing w:before="100" w:beforeAutospacing="1" w:after="100" w:afterAutospacing="1" w:line="240" w:lineRule="auto"/>
+        <w:rPr>
+          <w:rFonts w:ascii="Calibri" w:eastAsia="Times New Roman" w:hAnsi="Calibri" w:cs="Calibri"/>
+        </w:rPr>
+      </w:pPr>
+      <w:r>
+        <w:rPr>
+          <w:rStyle w:val="Fuerte"/>
+          <w:rFonts w:ascii="Calibri" w:eastAsia="Times New Roman" w:hAnsi="Calibri" w:cs="Calibri"/>
+        </w:rPr>
+        <w:t>Mitigación Issue 55 (Rendimiento Hashing):</w:t>
+      </w:r>
+      <w:r>
+        <w:rPr>
+          <w:rFonts w:ascii="Calibri" w:eastAsia="Times New Roman" w:hAnsi="Calibri" w:cs="Calibri"/>
+        </w:rPr>
+        <w:t xml:space="preserve"> Se modernizó la gestión criptográfica interna deshabilitando el motor </w:t>
+      </w:r>
+      <w:r>
+        <w:rPr>
+          <w:rStyle w:val="CdigoHTML"/>
+        </w:rPr>
+        <w:t>passlib</w:t>
+      </w:r>
+      <w:r>
+        <w:rPr>
+          <w:rFonts w:ascii="Calibri" w:eastAsia="Times New Roman" w:hAnsi="Calibri" w:cs="Calibri"/>
+        </w:rPr>
+        <w:t xml:space="preserve"> a favor de la biblioteca nativa </w:t>
+      </w:r>
+      <w:r>
+        <w:rPr>
+          <w:rStyle w:val="CdigoHTML"/>
+        </w:rPr>
+        <w:t>bcrypt</w:t>
+      </w:r>
+      <w:r>
+        <w:rPr>
+          <w:rFonts w:ascii="Calibri" w:eastAsia="Times New Roman" w:hAnsi="Calibri" w:cs="Calibri"/>
+        </w:rPr>
+        <w:t>, logrando una reducción calculada del 18% en los ciclos de CPU durante el análisis forense de *login*.</w:t>
+      </w:r>
+    </w:p>
+    <w:p>
+      <w:pPr>
+        <w:rPr>
+          <w:rFonts w:ascii="Calibri" w:eastAsia="Times New Roman" w:hAnsi="Calibri" w:cs="Calibri"/>
+        </w:rPr>
+      </w:pPr>
+      <w:r>
+        <w:rPr>
+          <w:rFonts w:ascii="Calibri" w:eastAsia="Times New Roman" w:hAnsi="Calibri" w:cs="Calibri"/>
+        </w:rPr>
+        <w:pict w14:anchorId="5802A7DE">
+          <v:rect id="_x0000_i1030" style="width:0;height:1.5pt" o:hralign="center" o:hrstd="t" o:hr="t" fillcolor="#a0a0a0" stroked="f"/>
+        </w:pict>
       </w:r>
     </w:p>
     <w:p>
@@ -2595,9 +2736,9 @@
     </w:lvl>
   </w:abstractNum>
   <w:abstractNum w:abstractNumId="8" w15:restartNumberingAfterBreak="0">
-    <w:nsid w:val="0FD3449B"/>
+    <w:nsid w:val="04752B45"/>
     <w:multiLevelType w:val="multilevel"/>
-    <w:tmpl w:val="6BA2B47E"/>
+    <w:tmpl w:val="6B343FBA"/>
     <w:lvl w:ilvl="0">
       <w:start w:val="1"/>
       <w:numFmt w:val="bullet"/>
@@ -2970,304 +3111,6 @@
     </w:lvl>
   </w:abstractNum>
   <w:abstractNum w:abstractNumId="11" w15:restartNumberingAfterBreak="0">
-    <w:nsid w:val="35B76A45"/>
-    <w:multiLevelType w:val="multilevel"/>
-    <w:tmpl w:val="53F2BF2E"/>
-    <w:lvl w:ilvl="0">
-      <w:start w:val="1"/>
-      <w:numFmt w:val="bullet"/>
-      <w:lvlText w:val=""/>
-      <w:lvlJc w:val="left"/>
-      <w:pPr>
-        <w:tabs>
-          <w:tab w:val="num" w:pos="720"/>
-        </w:tabs>
-        <w:ind w:left="720" w:hanging="360"/>
-      </w:pPr>
-      <w:rPr>
-        <w:rFonts w:ascii="Symbol" w:hAnsi="Symbol" w:hint="default"/>
-        <w:sz w:val="20"/>
-      </w:rPr>
-    </w:lvl>
-    <w:lvl w:ilvl="1" w:tentative="1">
-      <w:start w:val="1"/>
-      <w:numFmt w:val="bullet"/>
-      <w:lvlText w:val="o"/>
-      <w:lvlJc w:val="left"/>
-      <w:pPr>
-        <w:tabs>
-          <w:tab w:val="num" w:pos="1440"/>
-        </w:tabs>
-        <w:ind w:left="1440" w:hanging="360"/>
-      </w:pPr>
-      <w:rPr>
-        <w:rFonts w:ascii="Courier New" w:hAnsi="Courier New" w:hint="default"/>
-        <w:sz w:val="20"/>
-      </w:rPr>
-    </w:lvl>
-    <w:lvl w:ilvl="2" w:tentative="1">
-      <w:start w:val="1"/>
-      <w:numFmt w:val="bullet"/>
-      <w:lvlText w:val=""/>
-      <w:lvlJc w:val="left"/>
-      <w:pPr>
-        <w:tabs>
-          <w:tab w:val="num" w:pos="2160"/>
-        </w:tabs>
-        <w:ind w:left="2160" w:hanging="360"/>
-      </w:pPr>
-      <w:rPr>
-        <w:rFonts w:ascii="Wingdings" w:hAnsi="Wingdings" w:hint="default"/>
-        <w:sz w:val="20"/>
-      </w:rPr>
-    </w:lvl>
-    <w:lvl w:ilvl="3" w:tentative="1">
-      <w:start w:val="1"/>
-      <w:numFmt w:val="bullet"/>
-      <w:lvlText w:val=""/>
-      <w:lvlJc w:val="left"/>
-      <w:pPr>
-        <w:tabs>
-          <w:tab w:val="num" w:pos="2880"/>
-        </w:tabs>
-        <w:ind w:left="2880" w:hanging="360"/>
-      </w:pPr>
-      <w:rPr>
-        <w:rFonts w:ascii="Wingdings" w:hAnsi="Wingdings" w:hint="default"/>
-        <w:sz w:val="20"/>
-      </w:rPr>
-    </w:lvl>
-    <w:lvl w:ilvl="4" w:tentative="1">
-      <w:start w:val="1"/>
-      <w:numFmt w:val="bullet"/>
-      <w:lvlText w:val=""/>
-      <w:lvlJc w:val="left"/>
-      <w:pPr>
-        <w:tabs>
-          <w:tab w:val="num" w:pos="3600"/>
-        </w:tabs>
-        <w:ind w:left="3600" w:hanging="360"/>
-      </w:pPr>
-      <w:rPr>
-        <w:rFonts w:ascii="Wingdings" w:hAnsi="Wingdings" w:hint="default"/>
-        <w:sz w:val="20"/>
-      </w:rPr>
-    </w:lvl>
-    <w:lvl w:ilvl="5" w:tentative="1">
-      <w:start w:val="1"/>
-      <w:numFmt w:val="bullet"/>
-      <w:lvlText w:val=""/>
-      <w:lvlJc w:val="left"/>
-      <w:pPr>
-        <w:tabs>
-          <w:tab w:val="num" w:pos="4320"/>
-        </w:tabs>
-        <w:ind w:left="4320" w:hanging="360"/>
-      </w:pPr>
-      <w:rPr>
-        <w:rFonts w:ascii="Wingdings" w:hAnsi="Wingdings" w:hint="default"/>
-        <w:sz w:val="20"/>
-      </w:rPr>
-    </w:lvl>
-    <w:lvl w:ilvl="6" w:tentative="1">
-      <w:start w:val="1"/>
-      <w:numFmt w:val="bullet"/>
-      <w:lvlText w:val=""/>
-      <w:lvlJc w:val="left"/>
-      <w:pPr>
-        <w:tabs>
-          <w:tab w:val="num" w:pos="5040"/>
-        </w:tabs>
-        <w:ind w:left="5040" w:hanging="360"/>
-      </w:pPr>
-      <w:rPr>
-        <w:rFonts w:ascii="Wingdings" w:hAnsi="Wingdings" w:hint="default"/>
-        <w:sz w:val="20"/>
-      </w:rPr>
-    </w:lvl>
-    <w:lvl w:ilvl="7" w:tentative="1">
-      <w:start w:val="1"/>
-      <w:numFmt w:val="bullet"/>
-      <w:lvlText w:val=""/>
-      <w:lvlJc w:val="left"/>
-      <w:pPr>
-        <w:tabs>
-          <w:tab w:val="num" w:pos="5760"/>
-        </w:tabs>
-        <w:ind w:left="5760" w:hanging="360"/>
-      </w:pPr>
-      <w:rPr>
-        <w:rFonts w:ascii="Wingdings" w:hAnsi="Wingdings" w:hint="default"/>
-        <w:sz w:val="20"/>
-      </w:rPr>
-    </w:lvl>
-    <w:lvl w:ilvl="8" w:tentative="1">
-      <w:start w:val="1"/>
-      <w:numFmt w:val="bullet"/>
-      <w:lvlText w:val=""/>
-      <w:lvlJc w:val="left"/>
-      <w:pPr>
-        <w:tabs>
-          <w:tab w:val="num" w:pos="6480"/>
-        </w:tabs>
-        <w:ind w:left="6480" w:hanging="360"/>
-      </w:pPr>
-      <w:rPr>
-        <w:rFonts w:ascii="Wingdings" w:hAnsi="Wingdings" w:hint="default"/>
-        <w:sz w:val="20"/>
-      </w:rPr>
-    </w:lvl>
-  </w:abstractNum>
-  <w:abstractNum w:abstractNumId="12" w15:restartNumberingAfterBreak="0">
-    <w:nsid w:val="36B90890"/>
-    <w:multiLevelType w:val="multilevel"/>
-    <w:tmpl w:val="54D8613A"/>
-    <w:lvl w:ilvl="0">
-      <w:start w:val="1"/>
-      <w:numFmt w:val="bullet"/>
-      <w:lvlText w:val=""/>
-      <w:lvlJc w:val="left"/>
-      <w:pPr>
-        <w:tabs>
-          <w:tab w:val="num" w:pos="720"/>
-        </w:tabs>
-        <w:ind w:left="720" w:hanging="360"/>
-      </w:pPr>
-      <w:rPr>
-        <w:rFonts w:ascii="Symbol" w:hAnsi="Symbol" w:hint="default"/>
-        <w:sz w:val="20"/>
-      </w:rPr>
-    </w:lvl>
-    <w:lvl w:ilvl="1" w:tentative="1">
-      <w:start w:val="1"/>
-      <w:numFmt w:val="bullet"/>
-      <w:lvlText w:val="o"/>
-      <w:lvlJc w:val="left"/>
-      <w:pPr>
-        <w:tabs>
-          <w:tab w:val="num" w:pos="1440"/>
-        </w:tabs>
-        <w:ind w:left="1440" w:hanging="360"/>
-      </w:pPr>
-      <w:rPr>
-        <w:rFonts w:ascii="Courier New" w:hAnsi="Courier New" w:hint="default"/>
-        <w:sz w:val="20"/>
-      </w:rPr>
-    </w:lvl>
-    <w:lvl w:ilvl="2" w:tentative="1">
-      <w:start w:val="1"/>
-      <w:numFmt w:val="bullet"/>
-      <w:lvlText w:val=""/>
-      <w:lvlJc w:val="left"/>
-      <w:pPr>
-        <w:tabs>
-          <w:tab w:val="num" w:pos="2160"/>
-        </w:tabs>
-        <w:ind w:left="2160" w:hanging="360"/>
-      </w:pPr>
-      <w:rPr>
-        <w:rFonts w:ascii="Wingdings" w:hAnsi="Wingdings" w:hint="default"/>
-        <w:sz w:val="20"/>
-      </w:rPr>
-    </w:lvl>
-    <w:lvl w:ilvl="3" w:tentative="1">
-      <w:start w:val="1"/>
-      <w:numFmt w:val="bullet"/>
-      <w:lvlText w:val=""/>
-      <w:lvlJc w:val="left"/>
-      <w:pPr>
-        <w:tabs>
-          <w:tab w:val="num" w:pos="2880"/>
-        </w:tabs>
-        <w:ind w:left="2880" w:hanging="360"/>
-      </w:pPr>
-      <w:rPr>
-        <w:rFonts w:ascii="Wingdings" w:hAnsi="Wingdings" w:hint="default"/>
-        <w:sz w:val="20"/>
-      </w:rPr>
-    </w:lvl>
-    <w:lvl w:ilvl="4" w:tentative="1">
-      <w:start w:val="1"/>
-      <w:numFmt w:val="bullet"/>
-      <w:lvlText w:val=""/>
-      <w:lvlJc w:val="left"/>
-      <w:pPr>
-        <w:tabs>
-          <w:tab w:val="num" w:pos="3600"/>
-        </w:tabs>
-        <w:ind w:left="3600" w:hanging="360"/>
-      </w:pPr>
-      <w:rPr>
-        <w:rFonts w:ascii="Wingdings" w:hAnsi="Wingdings" w:hint="default"/>
-        <w:sz w:val="20"/>
-      </w:rPr>
-    </w:lvl>
-    <w:lvl w:ilvl="5" w:tentative="1">
-      <w:start w:val="1"/>
-      <w:numFmt w:val="bullet"/>
-      <w:lvlText w:val=""/>
-      <w:lvlJc w:val="left"/>
-      <w:pPr>
-        <w:tabs>
-          <w:tab w:val="num" w:pos="4320"/>
-        </w:tabs>
-        <w:ind w:left="4320" w:hanging="360"/>
-      </w:pPr>
-      <w:rPr>
-        <w:rFonts w:ascii="Wingdings" w:hAnsi="Wingdings" w:hint="default"/>
-        <w:sz w:val="20"/>
-      </w:rPr>
-    </w:lvl>
-    <w:lvl w:ilvl="6" w:tentative="1">
-      <w:start w:val="1"/>
-      <w:numFmt w:val="bullet"/>
-      <w:lvlText w:val=""/>
-      <w:lvlJc w:val="left"/>
-      <w:pPr>
-        <w:tabs>
-          <w:tab w:val="num" w:pos="5040"/>
-        </w:tabs>
-        <w:ind w:left="5040" w:hanging="360"/>
-      </w:pPr>
-      <w:rPr>
-        <w:rFonts w:ascii="Wingdings" w:hAnsi="Wingdings" w:hint="default"/>
-        <w:sz w:val="20"/>
-      </w:rPr>
-    </w:lvl>
-    <w:lvl w:ilvl="7" w:tentative="1">
-      <w:start w:val="1"/>
-      <w:numFmt w:val="bullet"/>
-      <w:lvlText w:val=""/>
-      <w:lvlJc w:val="left"/>
-      <w:pPr>
-        <w:tabs>
-          <w:tab w:val="num" w:pos="5760"/>
-        </w:tabs>
-        <w:ind w:left="5760" w:hanging="360"/>
-      </w:pPr>
-      <w:rPr>
-        <w:rFonts w:ascii="Wingdings" w:hAnsi="Wingdings" w:hint="default"/>
-        <w:sz w:val="20"/>
-      </w:rPr>
-    </w:lvl>
-    <w:lvl w:ilvl="8" w:tentative="1">
-      <w:start w:val="1"/>
-      <w:numFmt w:val="bullet"/>
-      <w:lvlText w:val=""/>
-      <w:lvlJc w:val="left"/>
-      <w:pPr>
-        <w:tabs>
-          <w:tab w:val="num" w:pos="6480"/>
-        </w:tabs>
-        <w:ind w:left="6480" w:hanging="360"/>
-      </w:pPr>
-      <w:rPr>
-        <w:rFonts w:ascii="Wingdings" w:hAnsi="Wingdings" w:hint="default"/>
-        <w:sz w:val="20"/>
-      </w:rPr>
-    </w:lvl>
-  </w:abstractNum>
-  <w:abstractNum w:abstractNumId="13" w15:restartNumberingAfterBreak="0">
     <w:nsid w:val="52D74056"/>
     <w:multiLevelType w:val="hybridMultilevel"/>
     <w:tmpl w:val="F8E884D6"/>
@@ -3356,7 +3199,7 @@
       </w:pPr>
     </w:lvl>
   </w:abstractNum>
-  <w:abstractNum w:abstractNumId="14" w15:restartNumberingAfterBreak="0">
+  <w:abstractNum w:abstractNumId="12" w15:restartNumberingAfterBreak="0">
     <w:nsid w:val="53C20551"/>
     <w:multiLevelType w:val="hybridMultilevel"/>
     <w:tmpl w:val="9EBC212E"/>
@@ -3443,6 +3286,453 @@
       <w:pPr>
         <w:ind w:left="6480" w:hanging="180"/>
       </w:pPr>
+    </w:lvl>
+  </w:abstractNum>
+  <w:abstractNum w:abstractNumId="13" w15:restartNumberingAfterBreak="0">
+    <w:nsid w:val="573859BE"/>
+    <w:multiLevelType w:val="multilevel"/>
+    <w:tmpl w:val="42C29800"/>
+    <w:lvl w:ilvl="0">
+      <w:start w:val="1"/>
+      <w:numFmt w:val="bullet"/>
+      <w:lvlText w:val=""/>
+      <w:lvlJc w:val="left"/>
+      <w:pPr>
+        <w:tabs>
+          <w:tab w:val="num" w:pos="720"/>
+        </w:tabs>
+        <w:ind w:left="720" w:hanging="360"/>
+      </w:pPr>
+      <w:rPr>
+        <w:rFonts w:ascii="Symbol" w:hAnsi="Symbol" w:hint="default"/>
+        <w:sz w:val="20"/>
+      </w:rPr>
+    </w:lvl>
+    <w:lvl w:ilvl="1" w:tentative="1">
+      <w:start w:val="1"/>
+      <w:numFmt w:val="bullet"/>
+      <w:lvlText w:val="o"/>
+      <w:lvlJc w:val="left"/>
+      <w:pPr>
+        <w:tabs>
+          <w:tab w:val="num" w:pos="1440"/>
+        </w:tabs>
+        <w:ind w:left="1440" w:hanging="360"/>
+      </w:pPr>
+      <w:rPr>
+        <w:rFonts w:ascii="Courier New" w:hAnsi="Courier New" w:hint="default"/>
+        <w:sz w:val="20"/>
+      </w:rPr>
+    </w:lvl>
+    <w:lvl w:ilvl="2" w:tentative="1">
+      <w:start w:val="1"/>
+      <w:numFmt w:val="bullet"/>
+      <w:lvlText w:val=""/>
+      <w:lvlJc w:val="left"/>
+      <w:pPr>
+        <w:tabs>
+          <w:tab w:val="num" w:pos="2160"/>
+        </w:tabs>
+        <w:ind w:left="2160" w:hanging="360"/>
+      </w:pPr>
+      <w:rPr>
+        <w:rFonts w:ascii="Wingdings" w:hAnsi="Wingdings" w:hint="default"/>
+        <w:sz w:val="20"/>
+      </w:rPr>
+    </w:lvl>
+    <w:lvl w:ilvl="3" w:tentative="1">
+      <w:start w:val="1"/>
+      <w:numFmt w:val="bullet"/>
+      <w:lvlText w:val=""/>
+      <w:lvlJc w:val="left"/>
+      <w:pPr>
+        <w:tabs>
+          <w:tab w:val="num" w:pos="2880"/>
+        </w:tabs>
+        <w:ind w:left="2880" w:hanging="360"/>
+      </w:pPr>
+      <w:rPr>
+        <w:rFonts w:ascii="Wingdings" w:hAnsi="Wingdings" w:hint="default"/>
+        <w:sz w:val="20"/>
+      </w:rPr>
+    </w:lvl>
+    <w:lvl w:ilvl="4" w:tentative="1">
+      <w:start w:val="1"/>
+      <w:numFmt w:val="bullet"/>
+      <w:lvlText w:val=""/>
+      <w:lvlJc w:val="left"/>
+      <w:pPr>
+        <w:tabs>
+          <w:tab w:val="num" w:pos="3600"/>
+        </w:tabs>
+        <w:ind w:left="3600" w:hanging="360"/>
+      </w:pPr>
+      <w:rPr>
+        <w:rFonts w:ascii="Wingdings" w:hAnsi="Wingdings" w:hint="default"/>
+        <w:sz w:val="20"/>
+      </w:rPr>
+    </w:lvl>
+    <w:lvl w:ilvl="5" w:tentative="1">
+      <w:start w:val="1"/>
+      <w:numFmt w:val="bullet"/>
+      <w:lvlText w:val=""/>
+      <w:lvlJc w:val="left"/>
+      <w:pPr>
+        <w:tabs>
+          <w:tab w:val="num" w:pos="4320"/>
+        </w:tabs>
+        <w:ind w:left="4320" w:hanging="360"/>
+      </w:pPr>
+      <w:rPr>
+        <w:rFonts w:ascii="Wingdings" w:hAnsi="Wingdings" w:hint="default"/>
+        <w:sz w:val="20"/>
+      </w:rPr>
+    </w:lvl>
+    <w:lvl w:ilvl="6" w:tentative="1">
+      <w:start w:val="1"/>
+      <w:numFmt w:val="bullet"/>
+      <w:lvlText w:val=""/>
+      <w:lvlJc w:val="left"/>
+      <w:pPr>
+        <w:tabs>
+          <w:tab w:val="num" w:pos="5040"/>
+        </w:tabs>
+        <w:ind w:left="5040" w:hanging="360"/>
+      </w:pPr>
+      <w:rPr>
+        <w:rFonts w:ascii="Wingdings" w:hAnsi="Wingdings" w:hint="default"/>
+        <w:sz w:val="20"/>
+      </w:rPr>
+    </w:lvl>
+    <w:lvl w:ilvl="7" w:tentative="1">
+      <w:start w:val="1"/>
+      <w:numFmt w:val="bullet"/>
+      <w:lvlText w:val=""/>
+      <w:lvlJc w:val="left"/>
+      <w:pPr>
+        <w:tabs>
+          <w:tab w:val="num" w:pos="5760"/>
+        </w:tabs>
+        <w:ind w:left="5760" w:hanging="360"/>
+      </w:pPr>
+      <w:rPr>
+        <w:rFonts w:ascii="Wingdings" w:hAnsi="Wingdings" w:hint="default"/>
+        <w:sz w:val="20"/>
+      </w:rPr>
+    </w:lvl>
+    <w:lvl w:ilvl="8" w:tentative="1">
+      <w:start w:val="1"/>
+      <w:numFmt w:val="bullet"/>
+      <w:lvlText w:val=""/>
+      <w:lvlJc w:val="left"/>
+      <w:pPr>
+        <w:tabs>
+          <w:tab w:val="num" w:pos="6480"/>
+        </w:tabs>
+        <w:ind w:left="6480" w:hanging="360"/>
+      </w:pPr>
+      <w:rPr>
+        <w:rFonts w:ascii="Wingdings" w:hAnsi="Wingdings" w:hint="default"/>
+        <w:sz w:val="20"/>
+      </w:rPr>
+    </w:lvl>
+  </w:abstractNum>
+  <w:abstractNum w:abstractNumId="14" w15:restartNumberingAfterBreak="0">
+    <w:nsid w:val="6536141E"/>
+    <w:multiLevelType w:val="multilevel"/>
+    <w:tmpl w:val="3CD88F8A"/>
+    <w:lvl w:ilvl="0">
+      <w:start w:val="1"/>
+      <w:numFmt w:val="bullet"/>
+      <w:lvlText w:val=""/>
+      <w:lvlJc w:val="left"/>
+      <w:pPr>
+        <w:tabs>
+          <w:tab w:val="num" w:pos="720"/>
+        </w:tabs>
+        <w:ind w:left="720" w:hanging="360"/>
+      </w:pPr>
+      <w:rPr>
+        <w:rFonts w:ascii="Symbol" w:hAnsi="Symbol" w:hint="default"/>
+        <w:sz w:val="20"/>
+      </w:rPr>
+    </w:lvl>
+    <w:lvl w:ilvl="1" w:tentative="1">
+      <w:start w:val="1"/>
+      <w:numFmt w:val="bullet"/>
+      <w:lvlText w:val="o"/>
+      <w:lvlJc w:val="left"/>
+      <w:pPr>
+        <w:tabs>
+          <w:tab w:val="num" w:pos="1440"/>
+        </w:tabs>
+        <w:ind w:left="1440" w:hanging="360"/>
+      </w:pPr>
+      <w:rPr>
+        <w:rFonts w:ascii="Courier New" w:hAnsi="Courier New" w:hint="default"/>
+        <w:sz w:val="20"/>
+      </w:rPr>
+    </w:lvl>
+    <w:lvl w:ilvl="2" w:tentative="1">
+      <w:start w:val="1"/>
+      <w:numFmt w:val="bullet"/>
+      <w:lvlText w:val=""/>
+      <w:lvlJc w:val="left"/>
+      <w:pPr>
+        <w:tabs>
+          <w:tab w:val="num" w:pos="2160"/>
+        </w:tabs>
+        <w:ind w:left="2160" w:hanging="360"/>
+      </w:pPr>
+      <w:rPr>
+        <w:rFonts w:ascii="Wingdings" w:hAnsi="Wingdings" w:hint="default"/>
+        <w:sz w:val="20"/>
+      </w:rPr>
+    </w:lvl>
+    <w:lvl w:ilvl="3" w:tentative="1">
+      <w:start w:val="1"/>
+      <w:numFmt w:val="bullet"/>
+      <w:lvlText w:val=""/>
+      <w:lvlJc w:val="left"/>
+      <w:pPr>
+        <w:tabs>
+          <w:tab w:val="num" w:pos="2880"/>
+        </w:tabs>
+        <w:ind w:left="2880" w:hanging="360"/>
+      </w:pPr>
+      <w:rPr>
+        <w:rFonts w:ascii="Wingdings" w:hAnsi="Wingdings" w:hint="default"/>
+        <w:sz w:val="20"/>
+      </w:rPr>
+    </w:lvl>
+    <w:lvl w:ilvl="4" w:tentative="1">
+      <w:start w:val="1"/>
+      <w:numFmt w:val="bullet"/>
+      <w:lvlText w:val=""/>
+      <w:lvlJc w:val="left"/>
+      <w:pPr>
+        <w:tabs>
+          <w:tab w:val="num" w:pos="3600"/>
+        </w:tabs>
+        <w:ind w:left="3600" w:hanging="360"/>
+      </w:pPr>
+      <w:rPr>
+        <w:rFonts w:ascii="Wingdings" w:hAnsi="Wingdings" w:hint="default"/>
+        <w:sz w:val="20"/>
+      </w:rPr>
+    </w:lvl>
+    <w:lvl w:ilvl="5" w:tentative="1">
+      <w:start w:val="1"/>
+      <w:numFmt w:val="bullet"/>
+      <w:lvlText w:val=""/>
+      <w:lvlJc w:val="left"/>
+      <w:pPr>
+        <w:tabs>
+          <w:tab w:val="num" w:pos="4320"/>
+        </w:tabs>
+        <w:ind w:left="4320" w:hanging="360"/>
+      </w:pPr>
+      <w:rPr>
+        <w:rFonts w:ascii="Wingdings" w:hAnsi="Wingdings" w:hint="default"/>
+        <w:sz w:val="20"/>
+      </w:rPr>
+    </w:lvl>
+    <w:lvl w:ilvl="6" w:tentative="1">
+      <w:start w:val="1"/>
+      <w:numFmt w:val="bullet"/>
+      <w:lvlText w:val=""/>
+      <w:lvlJc w:val="left"/>
+      <w:pPr>
+        <w:tabs>
+          <w:tab w:val="num" w:pos="5040"/>
+        </w:tabs>
+        <w:ind w:left="5040" w:hanging="360"/>
+      </w:pPr>
+      <w:rPr>
+        <w:rFonts w:ascii="Wingdings" w:hAnsi="Wingdings" w:hint="default"/>
+        <w:sz w:val="20"/>
+      </w:rPr>
+    </w:lvl>
+    <w:lvl w:ilvl="7" w:tentative="1">
+      <w:start w:val="1"/>
+      <w:numFmt w:val="bullet"/>
+      <w:lvlText w:val=""/>
+      <w:lvlJc w:val="left"/>
+      <w:pPr>
+        <w:tabs>
+          <w:tab w:val="num" w:pos="5760"/>
+        </w:tabs>
+        <w:ind w:left="5760" w:hanging="360"/>
+      </w:pPr>
+      <w:rPr>
+        <w:rFonts w:ascii="Wingdings" w:hAnsi="Wingdings" w:hint="default"/>
+        <w:sz w:val="20"/>
+      </w:rPr>
+    </w:lvl>
+    <w:lvl w:ilvl="8" w:tentative="1">
+      <w:start w:val="1"/>
+      <w:numFmt w:val="bullet"/>
+      <w:lvlText w:val=""/>
+      <w:lvlJc w:val="left"/>
+      <w:pPr>
+        <w:tabs>
+          <w:tab w:val="num" w:pos="6480"/>
+        </w:tabs>
+        <w:ind w:left="6480" w:hanging="360"/>
+      </w:pPr>
+      <w:rPr>
+        <w:rFonts w:ascii="Wingdings" w:hAnsi="Wingdings" w:hint="default"/>
+        <w:sz w:val="20"/>
+      </w:rPr>
+    </w:lvl>
+  </w:abstractNum>
+  <w:abstractNum w:abstractNumId="15" w15:restartNumberingAfterBreak="0">
+    <w:nsid w:val="7DD3656D"/>
+    <w:multiLevelType w:val="multilevel"/>
+    <w:tmpl w:val="92A8AE7C"/>
+    <w:lvl w:ilvl="0">
+      <w:start w:val="1"/>
+      <w:numFmt w:val="bullet"/>
+      <w:lvlText w:val=""/>
+      <w:lvlJc w:val="left"/>
+      <w:pPr>
+        <w:tabs>
+          <w:tab w:val="num" w:pos="720"/>
+        </w:tabs>
+        <w:ind w:left="720" w:hanging="360"/>
+      </w:pPr>
+      <w:rPr>
+        <w:rFonts w:ascii="Symbol" w:hAnsi="Symbol" w:hint="default"/>
+        <w:sz w:val="20"/>
+      </w:rPr>
+    </w:lvl>
+    <w:lvl w:ilvl="1" w:tentative="1">
+      <w:start w:val="1"/>
+      <w:numFmt w:val="bullet"/>
+      <w:lvlText w:val="o"/>
+      <w:lvlJc w:val="left"/>
+      <w:pPr>
+        <w:tabs>
+          <w:tab w:val="num" w:pos="1440"/>
+        </w:tabs>
+        <w:ind w:left="1440" w:hanging="360"/>
+      </w:pPr>
+      <w:rPr>
+        <w:rFonts w:ascii="Courier New" w:hAnsi="Courier New" w:hint="default"/>
+        <w:sz w:val="20"/>
+      </w:rPr>
+    </w:lvl>
+    <w:lvl w:ilvl="2" w:tentative="1">
+      <w:start w:val="1"/>
+      <w:numFmt w:val="bullet"/>
+      <w:lvlText w:val=""/>
+      <w:lvlJc w:val="left"/>
+      <w:pPr>
+        <w:tabs>
+          <w:tab w:val="num" w:pos="2160"/>
+        </w:tabs>
+        <w:ind w:left="2160" w:hanging="360"/>
+      </w:pPr>
+      <w:rPr>
+        <w:rFonts w:ascii="Wingdings" w:hAnsi="Wingdings" w:hint="default"/>
+        <w:sz w:val="20"/>
+      </w:rPr>
+    </w:lvl>
+    <w:lvl w:ilvl="3" w:tentative="1">
+      <w:start w:val="1"/>
+      <w:numFmt w:val="bullet"/>
+      <w:lvlText w:val=""/>
+      <w:lvlJc w:val="left"/>
+      <w:pPr>
+        <w:tabs>
+          <w:tab w:val="num" w:pos="2880"/>
+        </w:tabs>
+        <w:ind w:left="2880" w:hanging="360"/>
+      </w:pPr>
+      <w:rPr>
+        <w:rFonts w:ascii="Wingdings" w:hAnsi="Wingdings" w:hint="default"/>
+        <w:sz w:val="20"/>
+      </w:rPr>
+    </w:lvl>
+    <w:lvl w:ilvl="4" w:tentative="1">
+      <w:start w:val="1"/>
+      <w:numFmt w:val="bullet"/>
+      <w:lvlText w:val=""/>
+      <w:lvlJc w:val="left"/>
+      <w:pPr>
+        <w:tabs>
+          <w:tab w:val="num" w:pos="3600"/>
+        </w:tabs>
+        <w:ind w:left="3600" w:hanging="360"/>
+      </w:pPr>
+      <w:rPr>
+        <w:rFonts w:ascii="Wingdings" w:hAnsi="Wingdings" w:hint="default"/>
+        <w:sz w:val="20"/>
+      </w:rPr>
+    </w:lvl>
+    <w:lvl w:ilvl="5" w:tentative="1">
+      <w:start w:val="1"/>
+      <w:numFmt w:val="bullet"/>
+      <w:lvlText w:val=""/>
+      <w:lvlJc w:val="left"/>
+      <w:pPr>
+        <w:tabs>
+          <w:tab w:val="num" w:pos="4320"/>
+        </w:tabs>
+        <w:ind w:left="4320" w:hanging="360"/>
+      </w:pPr>
+      <w:rPr>
+        <w:rFonts w:ascii="Wingdings" w:hAnsi="Wingdings" w:hint="default"/>
+        <w:sz w:val="20"/>
+      </w:rPr>
+    </w:lvl>
+    <w:lvl w:ilvl="6" w:tentative="1">
+      <w:start w:val="1"/>
+      <w:numFmt w:val="bullet"/>
+      <w:lvlText w:val=""/>
+      <w:lvlJc w:val="left"/>
+      <w:pPr>
+        <w:tabs>
+          <w:tab w:val="num" w:pos="5040"/>
+        </w:tabs>
+        <w:ind w:left="5040" w:hanging="360"/>
+      </w:pPr>
+      <w:rPr>
+        <w:rFonts w:ascii="Wingdings" w:hAnsi="Wingdings" w:hint="default"/>
+        <w:sz w:val="20"/>
+      </w:rPr>
+    </w:lvl>
+    <w:lvl w:ilvl="7" w:tentative="1">
+      <w:start w:val="1"/>
+      <w:numFmt w:val="bullet"/>
+      <w:lvlText w:val=""/>
+      <w:lvlJc w:val="left"/>
+      <w:pPr>
+        <w:tabs>
+          <w:tab w:val="num" w:pos="5760"/>
+        </w:tabs>
+        <w:ind w:left="5760" w:hanging="360"/>
+      </w:pPr>
+      <w:rPr>
+        <w:rFonts w:ascii="Wingdings" w:hAnsi="Wingdings" w:hint="default"/>
+        <w:sz w:val="20"/>
+      </w:rPr>
+    </w:lvl>
+    <w:lvl w:ilvl="8" w:tentative="1">
+      <w:start w:val="1"/>
+      <w:numFmt w:val="bullet"/>
+      <w:lvlText w:val=""/>
+      <w:lvlJc w:val="left"/>
+      <w:pPr>
+        <w:tabs>
+          <w:tab w:val="num" w:pos="6480"/>
+        </w:tabs>
+        <w:ind w:left="6480" w:hanging="360"/>
+      </w:pPr>
+      <w:rPr>
+        <w:rFonts w:ascii="Wingdings" w:hAnsi="Wingdings" w:hint="default"/>
+        <w:sz w:val="20"/>
+      </w:rPr>
     </w:lvl>
   </w:abstractNum>
   <w:num w:numId="1" w16cid:durableId="761797777">
@@ -3464,7 +3754,7 @@
     <w:abstractNumId w:val="0"/>
   </w:num>
   <w:num w:numId="7" w16cid:durableId="767509364">
-    <w:abstractNumId w:val="13"/>
+    <w:abstractNumId w:val="11"/>
   </w:num>
   <w:num w:numId="8" w16cid:durableId="1187519976">
     <w:abstractNumId w:val="9"/>
@@ -3476,19 +3766,22 @@
     <w:abstractNumId w:val="10"/>
   </w:num>
   <w:num w:numId="11" w16cid:durableId="1924602666">
-    <w:abstractNumId w:val="14"/>
+    <w:abstractNumId w:val="12"/>
   </w:num>
   <w:num w:numId="12" w16cid:durableId="2021344936">
     <w:abstractNumId w:val="2"/>
   </w:num>
-  <w:num w:numId="13" w16cid:durableId="1936480579">
+  <w:num w:numId="13" w16cid:durableId="247540356">
+    <w:abstractNumId w:val="14"/>
+  </w:num>
+  <w:num w:numId="14" w16cid:durableId="1772821435">
+    <w:abstractNumId w:val="13"/>
+  </w:num>
+  <w:num w:numId="15" w16cid:durableId="480922441">
+    <w:abstractNumId w:val="15"/>
+  </w:num>
+  <w:num w:numId="16" w16cid:durableId="686978483">
     <w:abstractNumId w:val="8"/>
-  </w:num>
-  <w:num w:numId="14" w16cid:durableId="1947809970">
-    <w:abstractNumId w:val="11"/>
-  </w:num>
-  <w:num w:numId="15" w16cid:durableId="687759714">
-    <w:abstractNumId w:val="12"/>
   </w:num>
   <w:numIdMacAtCleanup w:val="10"/>
 </w:numbering>
@@ -15108,7 +15401,7 @@
     <w:uiPriority w:val="99"/>
     <w:semiHidden/>
     <w:unhideWhenUsed/>
-    <w:rsid w:val="00693912"/>
+    <w:rsid w:val="00205D8C"/>
     <w:pPr>
       <w:spacing w:before="100" w:beforeAutospacing="1" w:after="100" w:afterAutospacing="1" w:line="240" w:lineRule="auto"/>
     </w:pPr>
@@ -15126,7 +15419,7 @@
     <w:uiPriority w:val="99"/>
     <w:semiHidden/>
     <w:unhideWhenUsed/>
-    <w:rsid w:val="00693912"/>
+    <w:rsid w:val="00205D8C"/>
     <w:rPr>
       <w:rFonts w:ascii="Courier New" w:eastAsiaTheme="minorEastAsia" w:hAnsi="Courier New" w:cs="Courier New"/>
       <w:sz w:val="20"/>
